--- a/开题任务书_测井约束下基于深度学习的井震联合速度场建模方法与系统实现.docx
+++ b/开题任务书_测井约束下基于深度学习的井震联合速度场建模方法与系统实现.docx
@@ -1,6 +1,6 @@
 
 <file path=word/document.xml><?xml version="1.0" encoding="utf-8"?>
-<w:document xmlns:wpc="http://schemas.microsoft.com/office/word/2010/wordprocessingCanvas" xmlns:mc="http://schemas.openxmlformats.org/markup-compatibility/2006" xmlns:o="urn:schemas-microsoft-com:office:office" xmlns:r="http://schemas.openxmlformats.org/officeDocument/2006/relationships" xmlns:m="http://schemas.openxmlformats.org/officeDocument/2006/math" xmlns:v="urn:schemas-microsoft-com:vml" xmlns:wp14="http://schemas.microsoft.com/office/word/2010/wordprocessingDrawing" xmlns:wp="http://schemas.openxmlformats.org/drawingml/2006/wordprocessingDrawing" xmlns:w10="urn:schemas-microsoft-com:office:word" xmlns:w="http://schemas.openxmlformats.org/wordprocessingml/2006/main" xmlns:w14="http://schemas.microsoft.com/office/word/2010/wordml" xmlns:wpg="http://schemas.microsoft.com/office/word/2010/wordprocessingGroup" xmlns:wpi="http://schemas.microsoft.com/office/word/2010/wordprocessingInk" xmlns:wne="http://schemas.microsoft.com/office/word/2006/wordml" xmlns:wps="http://schemas.microsoft.com/office/word/2010/wordprocessingShape" mc:Ignorable="w14 wp14">
+<w:document xmlns:wpc="http://schemas.microsoft.com/office/word/2010/wordprocessingCanvas" xmlns:cx="http://schemas.microsoft.com/office/drawing/2014/chartex" xmlns:cx1="http://schemas.microsoft.com/office/drawing/2015/9/8/chartex" xmlns:cx2="http://schemas.microsoft.com/office/drawing/2015/10/21/chartex" xmlns:cx3="http://schemas.microsoft.com/office/drawing/2016/5/9/chartex" xmlns:cx4="http://schemas.microsoft.com/office/drawing/2016/5/10/chartex" xmlns:cx5="http://schemas.microsoft.com/office/drawing/2016/5/11/chartex" xmlns:cx6="http://schemas.microsoft.com/office/drawing/2016/5/12/chartex" xmlns:cx7="http://schemas.microsoft.com/office/drawing/2016/5/13/chartex" xmlns:cx8="http://schemas.microsoft.com/office/drawing/2016/5/14/chartex" xmlns:mc="http://schemas.openxmlformats.org/markup-compatibility/2006" xmlns:o="urn:schemas-microsoft-com:office:office" xmlns:r="http://schemas.openxmlformats.org/officeDocument/2006/relationships" xmlns:m="http://schemas.openxmlformats.org/officeDocument/2006/math" xmlns:v="urn:schemas-microsoft-com:vml" xmlns:wp14="http://schemas.microsoft.com/office/word/2010/wordprocessingDrawing" xmlns:wp="http://schemas.openxmlformats.org/drawingml/2006/wordprocessingDrawing" xmlns:w="http://schemas.openxmlformats.org/wordprocessingml/2006/main" xmlns:w14="http://schemas.microsoft.com/office/word/2010/wordml" xmlns:w10="urn:schemas-microsoft-com:office:word" xmlns:w15="http://schemas.microsoft.com/office/word/2012/wordml" xmlns:wpg="http://schemas.microsoft.com/office/word/2010/wordprocessingGroup" xmlns:wpi="http://schemas.microsoft.com/office/word/2010/wordprocessingInk" xmlns:wne="http://schemas.microsoft.com/office/word/2006/wordml" xmlns:wps="http://schemas.microsoft.com/office/word/2010/wordprocessingShape" xmlns:wpsCustomData="http://www.wps.cn/officeDocument/2013/wpsCustomData" mc:Ignorable="w14 w15 wp14">
   <w:body>
     <w:p>
       <w:pPr>
@@ -18,7 +18,7 @@
       </w:pPr>
       <w:r>
         <w:rPr>
-          <w:rFonts w:ascii="黑体" w:eastAsia="黑体" w:hAnsi="黑体"/>
+          <w:rFonts w:ascii="黑体" w:hAnsi="黑体" w:eastAsia="黑体"/>
           <w:sz w:val="84"/>
           <w:szCs w:val="84"/>
         </w:rPr>
@@ -32,95 +32,13 @@
       </w:pPr>
       <w:r>
         <w:rPr>
-          <w:rFonts w:ascii="黑体" w:eastAsia="黑体" w:hAnsi="黑体"/>
+          <w:rFonts w:ascii="黑体" w:hAnsi="黑体" w:eastAsia="黑体"/>
           <w:b/>
           <w:bCs/>
           <w:sz w:val="64"/>
           <w:szCs w:val="64"/>
         </w:rPr>
-        <w:t>开</w:t>
-      </w:r>
-      <w:r>
-        <w:rPr>
-          <w:rFonts w:ascii="黑体" w:eastAsia="黑体" w:hAnsi="黑体"/>
-          <w:b/>
-          <w:bCs/>
-          <w:sz w:val="64"/>
-          <w:szCs w:val="64"/>
-        </w:rPr>
-        <w:t xml:space="preserve"> </w:t>
-      </w:r>
-      <w:r>
-        <w:rPr>
-          <w:rFonts w:ascii="黑体" w:eastAsia="黑体" w:hAnsi="黑体"/>
-          <w:b/>
-          <w:bCs/>
-          <w:sz w:val="64"/>
-          <w:szCs w:val="64"/>
-        </w:rPr>
-        <w:t>题</w:t>
-      </w:r>
-      <w:r>
-        <w:rPr>
-          <w:rFonts w:ascii="黑体" w:eastAsia="黑体" w:hAnsi="黑体"/>
-          <w:b/>
-          <w:bCs/>
-          <w:sz w:val="64"/>
-          <w:szCs w:val="64"/>
-        </w:rPr>
-        <w:t xml:space="preserve"> </w:t>
-      </w:r>
-      <w:r>
-        <w:rPr>
-          <w:rFonts w:ascii="黑体" w:eastAsia="黑体" w:hAnsi="黑体"/>
-          <w:b/>
-          <w:bCs/>
-          <w:sz w:val="64"/>
-          <w:szCs w:val="64"/>
-        </w:rPr>
-        <w:t>任</w:t>
-      </w:r>
-      <w:r>
-        <w:rPr>
-          <w:rFonts w:ascii="黑体" w:eastAsia="黑体" w:hAnsi="黑体"/>
-          <w:b/>
-          <w:bCs/>
-          <w:sz w:val="64"/>
-          <w:szCs w:val="64"/>
-        </w:rPr>
-        <w:t xml:space="preserve"> </w:t>
-      </w:r>
-      <w:proofErr w:type="gramStart"/>
-      <w:r>
-        <w:rPr>
-          <w:rFonts w:ascii="黑体" w:eastAsia="黑体" w:hAnsi="黑体"/>
-          <w:b/>
-          <w:bCs/>
-          <w:sz w:val="64"/>
-          <w:szCs w:val="64"/>
-        </w:rPr>
-        <w:t>务</w:t>
-      </w:r>
-      <w:proofErr w:type="gramEnd"/>
-      <w:r>
-        <w:rPr>
-          <w:rFonts w:ascii="黑体" w:eastAsia="黑体" w:hAnsi="黑体"/>
-          <w:b/>
-          <w:bCs/>
-          <w:sz w:val="64"/>
-          <w:szCs w:val="64"/>
-        </w:rPr>
-        <w:t xml:space="preserve"> </w:t>
-      </w:r>
-      <w:r>
-        <w:rPr>
-          <w:rFonts w:ascii="黑体" w:eastAsia="黑体" w:hAnsi="黑体"/>
-          <w:b/>
-          <w:bCs/>
-          <w:sz w:val="64"/>
-          <w:szCs w:val="64"/>
-        </w:rPr>
-        <w:t>书</w:t>
+        <w:t>开 题 任 务 书</w:t>
       </w:r>
     </w:p>
     <w:p>
@@ -130,7 +48,7 @@
       </w:pPr>
       <w:r>
         <w:rPr>
-          <w:rFonts w:ascii="黑体" w:eastAsia="黑体" w:hAnsi="黑体"/>
+          <w:rFonts w:ascii="黑体" w:hAnsi="黑体" w:eastAsia="黑体"/>
           <w:sz w:val="32"/>
           <w:szCs w:val="32"/>
         </w:rPr>
@@ -159,21 +77,24 @@
     </w:p>
     <w:tbl>
       <w:tblPr>
+        <w:tblStyle w:val="11"/>
         <w:tblW w:w="6500" w:type="dxa"/>
         <w:jc w:val="center"/>
         <w:tblBorders>
-          <w:top w:val="single" w:sz="4" w:space="0" w:color="auto"/>
-          <w:left w:val="single" w:sz="4" w:space="0" w:color="auto"/>
-          <w:bottom w:val="single" w:sz="4" w:space="0" w:color="auto"/>
-          <w:right w:val="single" w:sz="4" w:space="0" w:color="auto"/>
-          <w:insideH w:val="single" w:sz="4" w:space="0" w:color="auto"/>
-          <w:insideV w:val="single" w:sz="4" w:space="0" w:color="auto"/>
+          <w:top w:val="single" w:color="auto" w:sz="4" w:space="0"/>
+          <w:left w:val="single" w:color="auto" w:sz="4" w:space="0"/>
+          <w:bottom w:val="single" w:color="auto" w:sz="4" w:space="0"/>
+          <w:right w:val="single" w:color="auto" w:sz="4" w:space="0"/>
+          <w:insideH w:val="single" w:color="auto" w:sz="4" w:space="0"/>
+          <w:insideV w:val="single" w:color="auto" w:sz="4" w:space="0"/>
         </w:tblBorders>
+        <w:tblLayout w:type="autofit"/>
         <w:tblCellMar>
+          <w:top w:w="0" w:type="dxa"/>
           <w:left w:w="10" w:type="dxa"/>
+          <w:bottom w:w="0" w:type="dxa"/>
           <w:right w:w="10" w:type="dxa"/>
         </w:tblCellMar>
-        <w:tblLook w:val="04A0" w:firstRow="1" w:lastRow="0" w:firstColumn="1" w:lastColumn="0" w:noHBand="0" w:noVBand="1"/>
       </w:tblPr>
       <w:tblGrid>
         <w:gridCol w:w="1900"/>
@@ -181,23 +102,100 @@
       </w:tblGrid>
       <w:tr>
         <w:tblPrEx>
+          <w:tblBorders>
+            <w:top w:val="single" w:color="auto" w:sz="4" w:space="0"/>
+            <w:left w:val="single" w:color="auto" w:sz="4" w:space="0"/>
+            <w:bottom w:val="single" w:color="auto" w:sz="4" w:space="0"/>
+            <w:right w:val="single" w:color="auto" w:sz="4" w:space="0"/>
+            <w:insideH w:val="single" w:color="auto" w:sz="4" w:space="0"/>
+            <w:insideV w:val="single" w:color="auto" w:sz="4" w:space="0"/>
+          </w:tblBorders>
+        </w:tblPrEx>
+        <w:trPr>
+          <w:trHeight w:val="680" w:hRule="atLeast"/>
+          <w:jc w:val="center"/>
+        </w:trPr>
+        <w:tc>
+          <w:tcPr>
+            <w:tcW w:w="1900" w:type="dxa"/>
+            <w:tcBorders>
+              <w:top w:val="nil"/>
+              <w:left w:val="nil"/>
+              <w:bottom w:val="nil"/>
+              <w:right w:val="nil"/>
+            </w:tcBorders>
+            <w:vAlign w:val="bottom"/>
+          </w:tcPr>
+          <w:p>
+            <w:pPr>
+              <w:spacing w:line="360" w:lineRule="auto"/>
+              <w:jc w:val="distribute"/>
+            </w:pPr>
+            <w:r>
+              <w:rPr>
+                <w:rFonts w:ascii="黑体" w:hAnsi="黑体" w:eastAsia="黑体"/>
+                <w:sz w:val="30"/>
+                <w:szCs w:val="30"/>
+              </w:rPr>
+              <w:t>题    目：</w:t>
+            </w:r>
+          </w:p>
+        </w:tc>
+        <w:tc>
+          <w:tcPr>
+            <w:tcW w:w="4600" w:type="dxa"/>
+            <w:tcBorders>
+              <w:top w:val="nil"/>
+              <w:left w:val="nil"/>
+              <w:bottom w:val="single" w:color="000000" w:sz="8" w:space="0"/>
+              <w:right w:val="nil"/>
+            </w:tcBorders>
+            <w:vAlign w:val="bottom"/>
+          </w:tcPr>
+          <w:p>
+            <w:pPr>
+              <w:spacing w:line="360" w:lineRule="auto"/>
+              <w:jc w:val="center"/>
+            </w:pPr>
+            <w:r>
+              <w:rPr>
+                <w:b w:val="0"/>
+                <w:sz w:val="24"/>
+              </w:rPr>
+              <w:t>测井约束下基于深度学习的井震联合速度场建模方法与系统实现</w:t>
+            </w:r>
+          </w:p>
+        </w:tc>
+      </w:tr>
+      <w:tr>
+        <w:tblPrEx>
+          <w:tblBorders>
+            <w:top w:val="single" w:color="auto" w:sz="4" w:space="0"/>
+            <w:left w:val="single" w:color="auto" w:sz="4" w:space="0"/>
+            <w:bottom w:val="single" w:color="auto" w:sz="4" w:space="0"/>
+            <w:right w:val="single" w:color="auto" w:sz="4" w:space="0"/>
+            <w:insideH w:val="single" w:color="auto" w:sz="4" w:space="0"/>
+            <w:insideV w:val="single" w:color="auto" w:sz="4" w:space="0"/>
+          </w:tblBorders>
           <w:tblCellMar>
             <w:top w:w="0" w:type="dxa"/>
+            <w:left w:w="10" w:type="dxa"/>
             <w:bottom w:w="0" w:type="dxa"/>
+            <w:right w:w="10" w:type="dxa"/>
           </w:tblCellMar>
         </w:tblPrEx>
         <w:trPr>
-          <w:trHeight w:val="680"/>
+          <w:trHeight w:val="680" w:hRule="atLeast"/>
           <w:jc w:val="center"/>
         </w:trPr>
         <w:tc>
           <w:tcPr>
             <w:tcW w:w="1900" w:type="dxa"/>
             <w:tcBorders>
-              <w:top w:val="none" w:sz="0" w:space="0" w:color="FFFFFF"/>
-              <w:left w:val="none" w:sz="0" w:space="0" w:color="FFFFFF"/>
-              <w:bottom w:val="none" w:sz="0" w:space="0" w:color="FFFFFF"/>
-              <w:right w:val="none" w:sz="0" w:space="0" w:color="FFFFFF"/>
+              <w:top w:val="nil"/>
+              <w:left w:val="nil"/>
+              <w:bottom w:val="nil"/>
+              <w:right w:val="nil"/>
             </w:tcBorders>
             <w:vAlign w:val="bottom"/>
           </w:tcPr>
@@ -208,27 +206,11 @@
             </w:pPr>
             <w:r>
               <w:rPr>
-                <w:rFonts w:ascii="黑体" w:eastAsia="黑体" w:hAnsi="黑体"/>
+                <w:rFonts w:ascii="黑体" w:hAnsi="黑体" w:eastAsia="黑体"/>
                 <w:sz w:val="30"/>
                 <w:szCs w:val="30"/>
               </w:rPr>
-              <w:t>题</w:t>
-            </w:r>
-            <w:r>
-              <w:rPr>
-                <w:rFonts w:ascii="黑体" w:eastAsia="黑体" w:hAnsi="黑体"/>
-                <w:sz w:val="30"/>
-                <w:szCs w:val="30"/>
-              </w:rPr>
-              <w:t xml:space="preserve">    </w:t>
-            </w:r>
-            <w:r>
-              <w:rPr>
-                <w:rFonts w:ascii="黑体" w:eastAsia="黑体" w:hAnsi="黑体"/>
-                <w:sz w:val="30"/>
-                <w:szCs w:val="30"/>
-              </w:rPr>
-              <w:t>目：</w:t>
+              <w:t>学    号：</w:t>
             </w:r>
           </w:p>
         </w:tc>
@@ -236,10 +218,10 @@
           <w:tcPr>
             <w:tcW w:w="4600" w:type="dxa"/>
             <w:tcBorders>
-              <w:top w:val="none" w:sz="0" w:space="0" w:color="FFFFFF"/>
-              <w:left w:val="none" w:sz="0" w:space="0" w:color="FFFFFF"/>
-              <w:bottom w:val="single" w:sz="8" w:space="0" w:color="000000"/>
-              <w:right w:val="none" w:sz="0" w:space="0" w:color="FFFFFF"/>
+              <w:top w:val="nil"/>
+              <w:left w:val="nil"/>
+              <w:bottom w:val="single" w:color="000000" w:sz="8" w:space="0"/>
+              <w:right w:val="nil"/>
             </w:tcBorders>
             <w:vAlign w:val="bottom"/>
           </w:tcPr>
@@ -247,36 +229,50 @@
             <w:pPr>
               <w:spacing w:line="360" w:lineRule="auto"/>
               <w:jc w:val="center"/>
-            </w:pPr>
-            <w:r>
-              <w:rPr>
-                <w:b w:val="0"/>
-                <w:sz w:val="24"/>
-              </w:rPr>
-              <w:t>测井约束下基于深度学习的井震联合速度场建模方法与系统实现</w:t>
+              <w:rPr>
+                <w:rFonts w:hint="default" w:eastAsia="宋体"/>
+                <w:lang w:val="en-US" w:eastAsia="zh-CN"/>
+              </w:rPr>
+            </w:pPr>
+            <w:r>
+              <w:rPr>
+                <w:rFonts w:hint="eastAsia"/>
+                <w:lang w:val="en-US" w:eastAsia="zh-CN"/>
+              </w:rPr>
+              <w:t>2023015617</w:t>
             </w:r>
           </w:p>
         </w:tc>
       </w:tr>
       <w:tr>
         <w:tblPrEx>
+          <w:tblBorders>
+            <w:top w:val="single" w:color="auto" w:sz="4" w:space="0"/>
+            <w:left w:val="single" w:color="auto" w:sz="4" w:space="0"/>
+            <w:bottom w:val="single" w:color="auto" w:sz="4" w:space="0"/>
+            <w:right w:val="single" w:color="auto" w:sz="4" w:space="0"/>
+            <w:insideH w:val="single" w:color="auto" w:sz="4" w:space="0"/>
+            <w:insideV w:val="single" w:color="auto" w:sz="4" w:space="0"/>
+          </w:tblBorders>
           <w:tblCellMar>
             <w:top w:w="0" w:type="dxa"/>
+            <w:left w:w="10" w:type="dxa"/>
             <w:bottom w:w="0" w:type="dxa"/>
+            <w:right w:w="10" w:type="dxa"/>
           </w:tblCellMar>
         </w:tblPrEx>
         <w:trPr>
-          <w:trHeight w:val="680"/>
+          <w:trHeight w:val="680" w:hRule="atLeast"/>
           <w:jc w:val="center"/>
         </w:trPr>
         <w:tc>
           <w:tcPr>
             <w:tcW w:w="1900" w:type="dxa"/>
             <w:tcBorders>
-              <w:top w:val="none" w:sz="0" w:space="0" w:color="FFFFFF"/>
-              <w:left w:val="none" w:sz="0" w:space="0" w:color="FFFFFF"/>
-              <w:bottom w:val="none" w:sz="0" w:space="0" w:color="FFFFFF"/>
-              <w:right w:val="none" w:sz="0" w:space="0" w:color="FFFFFF"/>
+              <w:top w:val="nil"/>
+              <w:left w:val="nil"/>
+              <w:bottom w:val="nil"/>
+              <w:right w:val="nil"/>
             </w:tcBorders>
             <w:vAlign w:val="bottom"/>
           </w:tcPr>
@@ -287,27 +283,11 @@
             </w:pPr>
             <w:r>
               <w:rPr>
-                <w:rFonts w:ascii="黑体" w:eastAsia="黑体" w:hAnsi="黑体"/>
+                <w:rFonts w:ascii="黑体" w:hAnsi="黑体" w:eastAsia="黑体"/>
                 <w:sz w:val="30"/>
                 <w:szCs w:val="30"/>
               </w:rPr>
-              <w:t>学</w:t>
-            </w:r>
-            <w:r>
-              <w:rPr>
-                <w:rFonts w:ascii="黑体" w:eastAsia="黑体" w:hAnsi="黑体"/>
-                <w:sz w:val="30"/>
-                <w:szCs w:val="30"/>
-              </w:rPr>
-              <w:t xml:space="preserve">    </w:t>
-            </w:r>
-            <w:r>
-              <w:rPr>
-                <w:rFonts w:ascii="黑体" w:eastAsia="黑体" w:hAnsi="黑体"/>
-                <w:sz w:val="30"/>
-                <w:szCs w:val="30"/>
-              </w:rPr>
-              <w:t>号：</w:t>
+              <w:t>姓    名：</w:t>
             </w:r>
           </w:p>
         </w:tc>
@@ -315,10 +295,10 @@
           <w:tcPr>
             <w:tcW w:w="4600" w:type="dxa"/>
             <w:tcBorders>
-              <w:top w:val="none" w:sz="0" w:space="0" w:color="FFFFFF"/>
-              <w:left w:val="none" w:sz="0" w:space="0" w:color="FFFFFF"/>
-              <w:bottom w:val="single" w:sz="8" w:space="0" w:color="000000"/>
-              <w:right w:val="none" w:sz="0" w:space="0" w:color="FFFFFF"/>
+              <w:top w:val="nil"/>
+              <w:left w:val="nil"/>
+              <w:bottom w:val="single" w:color="000000" w:sz="8" w:space="0"/>
+              <w:right w:val="nil"/>
             </w:tcBorders>
             <w:vAlign w:val="bottom"/>
           </w:tcPr>
@@ -326,29 +306,50 @@
             <w:pPr>
               <w:spacing w:line="360" w:lineRule="auto"/>
               <w:jc w:val="center"/>
-            </w:pPr>
+              <w:rPr>
+                <w:rFonts w:hint="eastAsia" w:eastAsia="宋体"/>
+                <w:lang w:val="en-US" w:eastAsia="zh-CN"/>
+              </w:rPr>
+            </w:pPr>
+            <w:r>
+              <w:rPr>
+                <w:rFonts w:hint="eastAsia"/>
+                <w:lang w:val="en-US" w:eastAsia="zh-CN"/>
+              </w:rPr>
+              <w:t>刘星</w:t>
+            </w:r>
           </w:p>
         </w:tc>
       </w:tr>
       <w:tr>
         <w:tblPrEx>
+          <w:tblBorders>
+            <w:top w:val="single" w:color="auto" w:sz="4" w:space="0"/>
+            <w:left w:val="single" w:color="auto" w:sz="4" w:space="0"/>
+            <w:bottom w:val="single" w:color="auto" w:sz="4" w:space="0"/>
+            <w:right w:val="single" w:color="auto" w:sz="4" w:space="0"/>
+            <w:insideH w:val="single" w:color="auto" w:sz="4" w:space="0"/>
+            <w:insideV w:val="single" w:color="auto" w:sz="4" w:space="0"/>
+          </w:tblBorders>
           <w:tblCellMar>
             <w:top w:w="0" w:type="dxa"/>
+            <w:left w:w="10" w:type="dxa"/>
             <w:bottom w:w="0" w:type="dxa"/>
+            <w:right w:w="10" w:type="dxa"/>
           </w:tblCellMar>
         </w:tblPrEx>
         <w:trPr>
-          <w:trHeight w:val="680"/>
+          <w:trHeight w:val="680" w:hRule="atLeast"/>
           <w:jc w:val="center"/>
         </w:trPr>
         <w:tc>
           <w:tcPr>
             <w:tcW w:w="1900" w:type="dxa"/>
             <w:tcBorders>
-              <w:top w:val="none" w:sz="0" w:space="0" w:color="FFFFFF"/>
-              <w:left w:val="none" w:sz="0" w:space="0" w:color="FFFFFF"/>
-              <w:bottom w:val="none" w:sz="0" w:space="0" w:color="FFFFFF"/>
-              <w:right w:val="none" w:sz="0" w:space="0" w:color="FFFFFF"/>
+              <w:top w:val="nil"/>
+              <w:left w:val="nil"/>
+              <w:bottom w:val="nil"/>
+              <w:right w:val="nil"/>
             </w:tcBorders>
             <w:vAlign w:val="bottom"/>
           </w:tcPr>
@@ -359,27 +360,11 @@
             </w:pPr>
             <w:r>
               <w:rPr>
-                <w:rFonts w:ascii="黑体" w:eastAsia="黑体" w:hAnsi="黑体"/>
+                <w:rFonts w:ascii="黑体" w:hAnsi="黑体" w:eastAsia="黑体"/>
                 <w:sz w:val="30"/>
                 <w:szCs w:val="30"/>
               </w:rPr>
-              <w:t>姓</w:t>
-            </w:r>
-            <w:r>
-              <w:rPr>
-                <w:rFonts w:ascii="黑体" w:eastAsia="黑体" w:hAnsi="黑体"/>
-                <w:sz w:val="30"/>
-                <w:szCs w:val="30"/>
-              </w:rPr>
-              <w:t xml:space="preserve">    </w:t>
-            </w:r>
-            <w:r>
-              <w:rPr>
-                <w:rFonts w:ascii="黑体" w:eastAsia="黑体" w:hAnsi="黑体"/>
-                <w:sz w:val="30"/>
-                <w:szCs w:val="30"/>
-              </w:rPr>
-              <w:t>名：</w:t>
+              <w:t>班    级：</w:t>
             </w:r>
           </w:p>
         </w:tc>
@@ -387,10 +372,10 @@
           <w:tcPr>
             <w:tcW w:w="4600" w:type="dxa"/>
             <w:tcBorders>
-              <w:top w:val="none" w:sz="0" w:space="0" w:color="FFFFFF"/>
-              <w:left w:val="none" w:sz="0" w:space="0" w:color="FFFFFF"/>
-              <w:bottom w:val="single" w:sz="8" w:space="0" w:color="000000"/>
-              <w:right w:val="none" w:sz="0" w:space="0" w:color="FFFFFF"/>
+              <w:top w:val="nil"/>
+              <w:left w:val="nil"/>
+              <w:bottom w:val="single" w:color="000000" w:sz="8" w:space="0"/>
+              <w:right w:val="nil"/>
             </w:tcBorders>
             <w:vAlign w:val="bottom"/>
           </w:tcPr>
@@ -398,29 +383,50 @@
             <w:pPr>
               <w:spacing w:line="360" w:lineRule="auto"/>
               <w:jc w:val="center"/>
-            </w:pPr>
+              <w:rPr>
+                <w:rFonts w:hint="default" w:eastAsia="宋体"/>
+                <w:lang w:val="en-US" w:eastAsia="zh-CN"/>
+              </w:rPr>
+            </w:pPr>
+            <w:r>
+              <w:rPr>
+                <w:rFonts w:hint="eastAsia"/>
+                <w:lang w:val="en-US" w:eastAsia="zh-CN"/>
+              </w:rPr>
+              <w:t>软件工程23-4班</w:t>
+            </w:r>
           </w:p>
         </w:tc>
       </w:tr>
       <w:tr>
         <w:tblPrEx>
+          <w:tblBorders>
+            <w:top w:val="single" w:color="auto" w:sz="4" w:space="0"/>
+            <w:left w:val="single" w:color="auto" w:sz="4" w:space="0"/>
+            <w:bottom w:val="single" w:color="auto" w:sz="4" w:space="0"/>
+            <w:right w:val="single" w:color="auto" w:sz="4" w:space="0"/>
+            <w:insideH w:val="single" w:color="auto" w:sz="4" w:space="0"/>
+            <w:insideV w:val="single" w:color="auto" w:sz="4" w:space="0"/>
+          </w:tblBorders>
           <w:tblCellMar>
             <w:top w:w="0" w:type="dxa"/>
+            <w:left w:w="10" w:type="dxa"/>
             <w:bottom w:w="0" w:type="dxa"/>
+            <w:right w:w="10" w:type="dxa"/>
           </w:tblCellMar>
         </w:tblPrEx>
         <w:trPr>
-          <w:trHeight w:val="680"/>
+          <w:trHeight w:val="680" w:hRule="atLeast"/>
           <w:jc w:val="center"/>
         </w:trPr>
         <w:tc>
           <w:tcPr>
             <w:tcW w:w="1900" w:type="dxa"/>
             <w:tcBorders>
-              <w:top w:val="none" w:sz="0" w:space="0" w:color="FFFFFF"/>
-              <w:left w:val="none" w:sz="0" w:space="0" w:color="FFFFFF"/>
-              <w:bottom w:val="none" w:sz="0" w:space="0" w:color="FFFFFF"/>
-              <w:right w:val="none" w:sz="0" w:space="0" w:color="FFFFFF"/>
+              <w:top w:val="nil"/>
+              <w:left w:val="nil"/>
+              <w:bottom w:val="nil"/>
+              <w:right w:val="nil"/>
             </w:tcBorders>
             <w:vAlign w:val="bottom"/>
           </w:tcPr>
@@ -431,27 +437,11 @@
             </w:pPr>
             <w:r>
               <w:rPr>
-                <w:rFonts w:ascii="黑体" w:eastAsia="黑体" w:hAnsi="黑体"/>
+                <w:rFonts w:ascii="黑体" w:hAnsi="黑体" w:eastAsia="黑体"/>
                 <w:sz w:val="30"/>
                 <w:szCs w:val="30"/>
               </w:rPr>
-              <w:t>班</w:t>
-            </w:r>
-            <w:r>
-              <w:rPr>
-                <w:rFonts w:ascii="黑体" w:eastAsia="黑体" w:hAnsi="黑体"/>
-                <w:sz w:val="30"/>
-                <w:szCs w:val="30"/>
-              </w:rPr>
-              <w:t xml:space="preserve">    </w:t>
-            </w:r>
-            <w:r>
-              <w:rPr>
-                <w:rFonts w:ascii="黑体" w:eastAsia="黑体" w:hAnsi="黑体"/>
-                <w:sz w:val="30"/>
-                <w:szCs w:val="30"/>
-              </w:rPr>
-              <w:t>级：</w:t>
+              <w:t>指导教师：</w:t>
             </w:r>
           </w:p>
         </w:tc>
@@ -459,10 +449,10 @@
           <w:tcPr>
             <w:tcW w:w="4600" w:type="dxa"/>
             <w:tcBorders>
-              <w:top w:val="none" w:sz="0" w:space="0" w:color="FFFFFF"/>
-              <w:left w:val="none" w:sz="0" w:space="0" w:color="FFFFFF"/>
-              <w:bottom w:val="single" w:sz="8" w:space="0" w:color="000000"/>
-              <w:right w:val="none" w:sz="0" w:space="0" w:color="FFFFFF"/>
+              <w:top w:val="nil"/>
+              <w:left w:val="nil"/>
+              <w:bottom w:val="single" w:color="000000" w:sz="8" w:space="0"/>
+              <w:right w:val="nil"/>
             </w:tcBorders>
             <w:vAlign w:val="bottom"/>
           </w:tcPr>
@@ -470,63 +460,18 @@
             <w:pPr>
               <w:spacing w:line="360" w:lineRule="auto"/>
               <w:jc w:val="center"/>
-            </w:pPr>
-          </w:p>
-        </w:tc>
-      </w:tr>
-      <w:tr>
-        <w:tblPrEx>
-          <w:tblCellMar>
-            <w:top w:w="0" w:type="dxa"/>
-            <w:bottom w:w="0" w:type="dxa"/>
-          </w:tblCellMar>
-        </w:tblPrEx>
-        <w:trPr>
-          <w:trHeight w:val="680"/>
-          <w:jc w:val="center"/>
-        </w:trPr>
-        <w:tc>
-          <w:tcPr>
-            <w:tcW w:w="1900" w:type="dxa"/>
-            <w:tcBorders>
-              <w:top w:val="none" w:sz="0" w:space="0" w:color="FFFFFF"/>
-              <w:left w:val="none" w:sz="0" w:space="0" w:color="FFFFFF"/>
-              <w:bottom w:val="none" w:sz="0" w:space="0" w:color="FFFFFF"/>
-              <w:right w:val="none" w:sz="0" w:space="0" w:color="FFFFFF"/>
-            </w:tcBorders>
-            <w:vAlign w:val="bottom"/>
-          </w:tcPr>
-          <w:p>
-            <w:pPr>
-              <w:spacing w:line="360" w:lineRule="auto"/>
-              <w:jc w:val="distribute"/>
-            </w:pPr>
-            <w:r>
-              <w:rPr>
-                <w:rFonts w:ascii="黑体" w:eastAsia="黑体" w:hAnsi="黑体"/>
-                <w:sz w:val="30"/>
-                <w:szCs w:val="30"/>
-              </w:rPr>
-              <w:t>指导教师：</w:t>
-            </w:r>
-          </w:p>
-        </w:tc>
-        <w:tc>
-          <w:tcPr>
-            <w:tcW w:w="4600" w:type="dxa"/>
-            <w:tcBorders>
-              <w:top w:val="none" w:sz="0" w:space="0" w:color="FFFFFF"/>
-              <w:left w:val="none" w:sz="0" w:space="0" w:color="FFFFFF"/>
-              <w:bottom w:val="single" w:sz="8" w:space="0" w:color="000000"/>
-              <w:right w:val="none" w:sz="0" w:space="0" w:color="FFFFFF"/>
-            </w:tcBorders>
-            <w:vAlign w:val="bottom"/>
-          </w:tcPr>
-          <w:p>
-            <w:pPr>
-              <w:spacing w:line="360" w:lineRule="auto"/>
-              <w:jc w:val="center"/>
-            </w:pPr>
+              <w:rPr>
+                <w:rFonts w:hint="eastAsia" w:eastAsia="宋体"/>
+                <w:lang w:val="en-US" w:eastAsia="zh-CN"/>
+              </w:rPr>
+            </w:pPr>
+            <w:r>
+              <w:rPr>
+                <w:rFonts w:hint="eastAsia"/>
+                <w:lang w:val="en-US" w:eastAsia="zh-CN"/>
+              </w:rPr>
+              <w:t>周洪涛</w:t>
+            </w:r>
           </w:p>
         </w:tc>
       </w:tr>
@@ -561,28 +506,7 @@
           <w:sz w:val="28"/>
           <w:szCs w:val="28"/>
         </w:rPr>
-        <w:t>2026—2027</w:t>
-      </w:r>
-      <w:r>
-        <w:rPr>
-          <w:sz w:val="28"/>
-          <w:szCs w:val="28"/>
-        </w:rPr>
-        <w:t>学年</w:t>
-      </w:r>
-      <w:r>
-        <w:rPr>
-          <w:sz w:val="28"/>
-          <w:szCs w:val="28"/>
-        </w:rPr>
-        <w:t xml:space="preserve"> </w:t>
-      </w:r>
-      <w:r>
-        <w:rPr>
-          <w:sz w:val="28"/>
-          <w:szCs w:val="28"/>
-        </w:rPr>
-        <w:t>秋季学期</w:t>
+        <w:t>2026—2027学年 秋季学期</w:t>
       </w:r>
     </w:p>
     <w:p>
@@ -595,49 +519,7 @@
           <w:sz w:val="28"/>
           <w:szCs w:val="28"/>
         </w:rPr>
-        <w:t>填表日期：</w:t>
-      </w:r>
-      <w:r>
-        <w:rPr>
-          <w:sz w:val="28"/>
-          <w:szCs w:val="28"/>
-        </w:rPr>
-        <w:t xml:space="preserve"> 2026 </w:t>
-      </w:r>
-      <w:r>
-        <w:rPr>
-          <w:sz w:val="28"/>
-          <w:szCs w:val="28"/>
-        </w:rPr>
-        <w:t>年</w:t>
-      </w:r>
-      <w:r>
-        <w:rPr>
-          <w:sz w:val="28"/>
-          <w:szCs w:val="28"/>
-        </w:rPr>
-        <w:t xml:space="preserve"> 9 </w:t>
-      </w:r>
-      <w:r>
-        <w:rPr>
-          <w:sz w:val="28"/>
-          <w:szCs w:val="28"/>
-        </w:rPr>
-        <w:t>月</w:t>
-      </w:r>
-      <w:r>
-        <w:rPr>
-          <w:sz w:val="28"/>
-          <w:szCs w:val="28"/>
-        </w:rPr>
-        <w:t xml:space="preserve"> 28 </w:t>
-      </w:r>
-      <w:r>
-        <w:rPr>
-          <w:sz w:val="28"/>
-          <w:szCs w:val="28"/>
-        </w:rPr>
-        <w:t>日</w:t>
+        <w:t>填表日期： 2026 年 9 月 28 日</w:t>
       </w:r>
     </w:p>
     <w:p>
@@ -650,8 +532,8 @@
         <w:sectPr>
           <w:pgSz w:w="11906" w:h="16838"/>
           <w:pgMar w:top="1440" w:right="1440" w:bottom="1440" w:left="1440" w:header="708" w:footer="708" w:gutter="0"/>
-          <w:cols w:space="720"/>
-          <w:docGrid w:linePitch="360"/>
+          <w:cols w:space="720" w:num="1"/>
+          <w:docGrid w:linePitch="360" w:charSpace="0"/>
         </w:sectPr>
       </w:pPr>
     </w:p>
@@ -662,33 +544,35 @@
       </w:pPr>
       <w:r>
         <w:rPr>
-          <w:rFonts w:ascii="黑体" w:eastAsia="黑体" w:hAnsi="黑体"/>
+          <w:rFonts w:ascii="黑体" w:hAnsi="黑体" w:eastAsia="黑体"/>
           <w:b/>
           <w:bCs/>
           <w:sz w:val="34"/>
           <w:szCs w:val="34"/>
         </w:rPr>
-        <w:lastRenderedPageBreak/>
         <w:t>《软件工程实践》开题任务书（软件开发类）</w:t>
       </w:r>
     </w:p>
     <w:tbl>
       <w:tblPr>
+        <w:tblStyle w:val="11"/>
         <w:tblW w:w="9026" w:type="dxa"/>
         <w:tblInd w:w="110" w:type="dxa"/>
         <w:tblBorders>
-          <w:top w:val="single" w:sz="4" w:space="0" w:color="auto"/>
-          <w:left w:val="single" w:sz="4" w:space="0" w:color="auto"/>
-          <w:bottom w:val="single" w:sz="4" w:space="0" w:color="auto"/>
-          <w:right w:val="single" w:sz="4" w:space="0" w:color="auto"/>
-          <w:insideH w:val="single" w:sz="4" w:space="0" w:color="auto"/>
-          <w:insideV w:val="single" w:sz="4" w:space="0" w:color="auto"/>
+          <w:top w:val="single" w:color="auto" w:sz="4" w:space="0"/>
+          <w:left w:val="single" w:color="auto" w:sz="4" w:space="0"/>
+          <w:bottom w:val="single" w:color="auto" w:sz="4" w:space="0"/>
+          <w:right w:val="single" w:color="auto" w:sz="4" w:space="0"/>
+          <w:insideH w:val="single" w:color="auto" w:sz="4" w:space="0"/>
+          <w:insideV w:val="single" w:color="auto" w:sz="4" w:space="0"/>
         </w:tblBorders>
+        <w:tblLayout w:type="autofit"/>
         <w:tblCellMar>
+          <w:top w:w="0" w:type="dxa"/>
           <w:left w:w="10" w:type="dxa"/>
+          <w:bottom w:w="0" w:type="dxa"/>
           <w:right w:w="10" w:type="dxa"/>
         </w:tblCellMar>
-        <w:tblLook w:val="04A0" w:firstRow="1" w:lastRow="0" w:firstColumn="1" w:lastColumn="0" w:noHBand="0" w:noVBand="1"/>
       </w:tblPr>
       <w:tblGrid>
         <w:gridCol w:w="1500"/>
@@ -698,22 +582,32 @@
       </w:tblGrid>
       <w:tr>
         <w:tblPrEx>
+          <w:tblBorders>
+            <w:top w:val="single" w:color="auto" w:sz="4" w:space="0"/>
+            <w:left w:val="single" w:color="auto" w:sz="4" w:space="0"/>
+            <w:bottom w:val="single" w:color="auto" w:sz="4" w:space="0"/>
+            <w:right w:val="single" w:color="auto" w:sz="4" w:space="0"/>
+            <w:insideH w:val="single" w:color="auto" w:sz="4" w:space="0"/>
+            <w:insideV w:val="single" w:color="auto" w:sz="4" w:space="0"/>
+          </w:tblBorders>
           <w:tblCellMar>
             <w:top w:w="0" w:type="dxa"/>
+            <w:left w:w="10" w:type="dxa"/>
             <w:bottom w:w="0" w:type="dxa"/>
+            <w:right w:w="10" w:type="dxa"/>
           </w:tblCellMar>
         </w:tblPrEx>
         <w:trPr>
-          <w:trHeight w:val="520"/>
+          <w:trHeight w:val="520" w:hRule="atLeast"/>
         </w:trPr>
         <w:tc>
           <w:tcPr>
             <w:tcW w:w="1500" w:type="dxa"/>
             <w:tcBorders>
-              <w:top w:val="single" w:sz="4" w:space="0" w:color="000000"/>
-              <w:left w:val="single" w:sz="4" w:space="0" w:color="000000"/>
-              <w:bottom w:val="single" w:sz="4" w:space="0" w:color="000000"/>
-              <w:right w:val="single" w:sz="4" w:space="0" w:color="000000"/>
+              <w:top w:val="single" w:color="000000" w:sz="4" w:space="0"/>
+              <w:left w:val="single" w:color="000000" w:sz="4" w:space="0"/>
+              <w:bottom w:val="single" w:color="000000" w:sz="4" w:space="0"/>
+              <w:right w:val="single" w:color="000000" w:sz="4" w:space="0"/>
             </w:tcBorders>
             <w:shd w:val="clear" w:color="auto" w:fill="EDEDED"/>
             <w:tcMar>
@@ -735,21 +629,76 @@
                 <w:sz w:val="22"/>
                 <w:szCs w:val="22"/>
               </w:rPr>
-              <w:t>学</w:t>
-            </w:r>
+              <w:t>学    号</w:t>
+            </w:r>
+          </w:p>
+        </w:tc>
+        <w:tc>
+          <w:tcPr>
+            <w:tcW w:w="3013" w:type="dxa"/>
+            <w:tcBorders>
+              <w:top w:val="single" w:color="000000" w:sz="4" w:space="0"/>
+              <w:left w:val="single" w:color="000000" w:sz="4" w:space="0"/>
+              <w:bottom w:val="single" w:color="000000" w:sz="4" w:space="0"/>
+              <w:right w:val="single" w:color="000000" w:sz="4" w:space="0"/>
+            </w:tcBorders>
+            <w:tcMar>
+              <w:top w:w="80" w:type="dxa"/>
+              <w:left w:w="120" w:type="dxa"/>
+              <w:bottom w:w="80" w:type="dxa"/>
+              <w:right w:w="120" w:type="dxa"/>
+            </w:tcMar>
+            <w:vAlign w:val="center"/>
+          </w:tcPr>
+          <w:p>
+            <w:pPr>
+              <w:keepNext/>
+              <w:spacing w:line="320" w:lineRule="auto"/>
+              <w:jc w:val="center"/>
+              <w:rPr>
+                <w:rFonts w:hint="default" w:eastAsia="宋体"/>
+                <w:lang w:val="en-US" w:eastAsia="zh-CN"/>
+              </w:rPr>
+            </w:pPr>
+            <w:r>
+              <w:rPr>
+                <w:rFonts w:hint="eastAsia"/>
+                <w:lang w:val="en-US" w:eastAsia="zh-CN"/>
+              </w:rPr>
+              <w:t>2023015617</w:t>
+            </w:r>
+          </w:p>
+        </w:tc>
+        <w:tc>
+          <w:tcPr>
+            <w:tcW w:w="1500" w:type="dxa"/>
+            <w:tcBorders>
+              <w:top w:val="single" w:color="000000" w:sz="4" w:space="0"/>
+              <w:left w:val="single" w:color="000000" w:sz="4" w:space="0"/>
+              <w:bottom w:val="single" w:color="000000" w:sz="4" w:space="0"/>
+              <w:right w:val="single" w:color="000000" w:sz="4" w:space="0"/>
+            </w:tcBorders>
+            <w:shd w:val="clear" w:color="auto" w:fill="EDEDED"/>
+            <w:tcMar>
+              <w:top w:w="80" w:type="dxa"/>
+              <w:left w:w="120" w:type="dxa"/>
+              <w:bottom w:w="80" w:type="dxa"/>
+              <w:right w:w="120" w:type="dxa"/>
+            </w:tcMar>
+            <w:vAlign w:val="center"/>
+          </w:tcPr>
+          <w:p>
+            <w:pPr>
+              <w:keepNext/>
+              <w:spacing w:line="320" w:lineRule="auto"/>
+              <w:jc w:val="center"/>
+            </w:pPr>
             <w:r>
               <w:rPr>
                 <w:sz w:val="22"/>
                 <w:szCs w:val="22"/>
               </w:rPr>
-              <w:t xml:space="preserve">    </w:t>
-            </w:r>
-            <w:r>
-              <w:rPr>
-                <w:sz w:val="22"/>
-                <w:szCs w:val="22"/>
-              </w:rPr>
-              <w:t>号</w:t>
+              <w:t>姓    名</w:t>
             </w:r>
           </w:p>
         </w:tc>
@@ -757,10 +706,10 @@
           <w:tcPr>
             <w:tcW w:w="3013" w:type="dxa"/>
             <w:tcBorders>
-              <w:top w:val="single" w:sz="4" w:space="0" w:color="000000"/>
-              <w:left w:val="single" w:sz="4" w:space="0" w:color="000000"/>
-              <w:bottom w:val="single" w:sz="4" w:space="0" w:color="000000"/>
-              <w:right w:val="single" w:sz="4" w:space="0" w:color="000000"/>
+              <w:top w:val="single" w:color="000000" w:sz="4" w:space="0"/>
+              <w:left w:val="single" w:color="000000" w:sz="4" w:space="0"/>
+              <w:bottom w:val="single" w:color="000000" w:sz="4" w:space="0"/>
+              <w:right w:val="single" w:color="000000" w:sz="4" w:space="0"/>
             </w:tcBorders>
             <w:tcMar>
               <w:top w:w="80" w:type="dxa"/>
@@ -775,100 +724,49 @@
               <w:keepNext/>
               <w:spacing w:line="320" w:lineRule="auto"/>
               <w:jc w:val="center"/>
-            </w:pPr>
-          </w:p>
-        </w:tc>
-        <w:tc>
-          <w:tcPr>
-            <w:tcW w:w="1500" w:type="dxa"/>
-            <w:tcBorders>
-              <w:top w:val="single" w:sz="4" w:space="0" w:color="000000"/>
-              <w:left w:val="single" w:sz="4" w:space="0" w:color="000000"/>
-              <w:bottom w:val="single" w:sz="4" w:space="0" w:color="000000"/>
-              <w:right w:val="single" w:sz="4" w:space="0" w:color="000000"/>
-            </w:tcBorders>
-            <w:shd w:val="clear" w:color="auto" w:fill="EDEDED"/>
-            <w:tcMar>
-              <w:top w:w="80" w:type="dxa"/>
-              <w:left w:w="120" w:type="dxa"/>
-              <w:bottom w:w="80" w:type="dxa"/>
-              <w:right w:w="120" w:type="dxa"/>
-            </w:tcMar>
-            <w:vAlign w:val="center"/>
-          </w:tcPr>
-          <w:p>
-            <w:pPr>
-              <w:keepNext/>
-              <w:spacing w:line="320" w:lineRule="auto"/>
-              <w:jc w:val="center"/>
-            </w:pPr>
-            <w:r>
-              <w:rPr>
-                <w:sz w:val="22"/>
-                <w:szCs w:val="22"/>
-              </w:rPr>
-              <w:t>姓</w:t>
-            </w:r>
-            <w:r>
-              <w:rPr>
-                <w:sz w:val="22"/>
-                <w:szCs w:val="22"/>
-              </w:rPr>
-              <w:t xml:space="preserve">    </w:t>
-            </w:r>
-            <w:r>
-              <w:rPr>
-                <w:sz w:val="22"/>
-                <w:szCs w:val="22"/>
-              </w:rPr>
-              <w:t>名</w:t>
-            </w:r>
-          </w:p>
-        </w:tc>
-        <w:tc>
-          <w:tcPr>
-            <w:tcW w:w="3013" w:type="dxa"/>
-            <w:tcBorders>
-              <w:top w:val="single" w:sz="4" w:space="0" w:color="000000"/>
-              <w:left w:val="single" w:sz="4" w:space="0" w:color="000000"/>
-              <w:bottom w:val="single" w:sz="4" w:space="0" w:color="000000"/>
-              <w:right w:val="single" w:sz="4" w:space="0" w:color="000000"/>
-            </w:tcBorders>
-            <w:tcMar>
-              <w:top w:w="80" w:type="dxa"/>
-              <w:left w:w="120" w:type="dxa"/>
-              <w:bottom w:w="80" w:type="dxa"/>
-              <w:right w:w="120" w:type="dxa"/>
-            </w:tcMar>
-            <w:vAlign w:val="center"/>
-          </w:tcPr>
-          <w:p>
-            <w:pPr>
-              <w:keepNext/>
-              <w:spacing w:line="320" w:lineRule="auto"/>
-              <w:jc w:val="center"/>
-            </w:pPr>
+              <w:rPr>
+                <w:rFonts w:hint="eastAsia" w:eastAsia="宋体"/>
+                <w:lang w:val="en-US" w:eastAsia="zh-CN"/>
+              </w:rPr>
+            </w:pPr>
+            <w:r>
+              <w:rPr>
+                <w:rFonts w:hint="eastAsia"/>
+                <w:lang w:val="en-US" w:eastAsia="zh-CN"/>
+              </w:rPr>
+              <w:t>刘星</w:t>
+            </w:r>
           </w:p>
         </w:tc>
       </w:tr>
       <w:tr>
         <w:tblPrEx>
+          <w:tblBorders>
+            <w:top w:val="single" w:color="auto" w:sz="4" w:space="0"/>
+            <w:left w:val="single" w:color="auto" w:sz="4" w:space="0"/>
+            <w:bottom w:val="single" w:color="auto" w:sz="4" w:space="0"/>
+            <w:right w:val="single" w:color="auto" w:sz="4" w:space="0"/>
+            <w:insideH w:val="single" w:color="auto" w:sz="4" w:space="0"/>
+            <w:insideV w:val="single" w:color="auto" w:sz="4" w:space="0"/>
+          </w:tblBorders>
           <w:tblCellMar>
             <w:top w:w="0" w:type="dxa"/>
+            <w:left w:w="10" w:type="dxa"/>
             <w:bottom w:w="0" w:type="dxa"/>
+            <w:right w:w="10" w:type="dxa"/>
           </w:tblCellMar>
         </w:tblPrEx>
         <w:trPr>
-          <w:trHeight w:val="520"/>
+          <w:trHeight w:val="520" w:hRule="atLeast"/>
         </w:trPr>
         <w:tc>
           <w:tcPr>
             <w:tcW w:w="1500" w:type="dxa"/>
             <w:tcBorders>
-              <w:top w:val="single" w:sz="4" w:space="0" w:color="000000"/>
-              <w:left w:val="single" w:sz="4" w:space="0" w:color="000000"/>
-              <w:bottom w:val="single" w:sz="4" w:space="0" w:color="000000"/>
-              <w:right w:val="single" w:sz="4" w:space="0" w:color="000000"/>
+              <w:top w:val="single" w:color="000000" w:sz="4" w:space="0"/>
+              <w:left w:val="single" w:color="000000" w:sz="4" w:space="0"/>
+              <w:bottom w:val="single" w:color="000000" w:sz="4" w:space="0"/>
+              <w:right w:val="single" w:color="000000" w:sz="4" w:space="0"/>
             </w:tcBorders>
             <w:shd w:val="clear" w:color="auto" w:fill="EDEDED"/>
             <w:tcMar>
@@ -889,21 +787,74 @@
                 <w:sz w:val="22"/>
                 <w:szCs w:val="22"/>
               </w:rPr>
-              <w:t>班</w:t>
-            </w:r>
+              <w:t>班    级</w:t>
+            </w:r>
+          </w:p>
+        </w:tc>
+        <w:tc>
+          <w:tcPr>
+            <w:tcW w:w="3013" w:type="dxa"/>
+            <w:tcBorders>
+              <w:top w:val="single" w:color="000000" w:sz="4" w:space="0"/>
+              <w:left w:val="single" w:color="000000" w:sz="4" w:space="0"/>
+              <w:bottom w:val="single" w:color="000000" w:sz="4" w:space="0"/>
+              <w:right w:val="single" w:color="000000" w:sz="4" w:space="0"/>
+            </w:tcBorders>
+            <w:tcMar>
+              <w:top w:w="80" w:type="dxa"/>
+              <w:left w:w="120" w:type="dxa"/>
+              <w:bottom w:w="80" w:type="dxa"/>
+              <w:right w:w="120" w:type="dxa"/>
+            </w:tcMar>
+            <w:vAlign w:val="center"/>
+          </w:tcPr>
+          <w:p>
+            <w:pPr>
+              <w:spacing w:line="320" w:lineRule="auto"/>
+              <w:jc w:val="center"/>
+              <w:rPr>
+                <w:rFonts w:hint="default" w:eastAsia="宋体"/>
+                <w:lang w:val="en-US" w:eastAsia="zh-CN"/>
+              </w:rPr>
+            </w:pPr>
+            <w:r>
+              <w:rPr>
+                <w:rFonts w:hint="eastAsia"/>
+                <w:lang w:val="en-US" w:eastAsia="zh-CN"/>
+              </w:rPr>
+              <w:t>软件工程23-4班</w:t>
+            </w:r>
+          </w:p>
+        </w:tc>
+        <w:tc>
+          <w:tcPr>
+            <w:tcW w:w="1500" w:type="dxa"/>
+            <w:tcBorders>
+              <w:top w:val="single" w:color="000000" w:sz="4" w:space="0"/>
+              <w:left w:val="single" w:color="000000" w:sz="4" w:space="0"/>
+              <w:bottom w:val="single" w:color="000000" w:sz="4" w:space="0"/>
+              <w:right w:val="single" w:color="000000" w:sz="4" w:space="0"/>
+            </w:tcBorders>
+            <w:shd w:val="clear" w:color="auto" w:fill="EDEDED"/>
+            <w:tcMar>
+              <w:top w:w="80" w:type="dxa"/>
+              <w:left w:w="120" w:type="dxa"/>
+              <w:bottom w:w="80" w:type="dxa"/>
+              <w:right w:w="120" w:type="dxa"/>
+            </w:tcMar>
+            <w:vAlign w:val="center"/>
+          </w:tcPr>
+          <w:p>
+            <w:pPr>
+              <w:spacing w:line="320" w:lineRule="auto"/>
+              <w:jc w:val="center"/>
+            </w:pPr>
             <w:r>
               <w:rPr>
                 <w:sz w:val="22"/>
                 <w:szCs w:val="22"/>
               </w:rPr>
-              <w:t xml:space="preserve">    </w:t>
-            </w:r>
-            <w:r>
-              <w:rPr>
-                <w:sz w:val="22"/>
-                <w:szCs w:val="22"/>
-              </w:rPr>
-              <w:t>级</w:t>
+              <w:t>指导教师</w:t>
             </w:r>
           </w:p>
         </w:tc>
@@ -911,10 +862,10 @@
           <w:tcPr>
             <w:tcW w:w="3013" w:type="dxa"/>
             <w:tcBorders>
-              <w:top w:val="single" w:sz="4" w:space="0" w:color="000000"/>
-              <w:left w:val="single" w:sz="4" w:space="0" w:color="000000"/>
-              <w:bottom w:val="single" w:sz="4" w:space="0" w:color="000000"/>
-              <w:right w:val="single" w:sz="4" w:space="0" w:color="000000"/>
+              <w:top w:val="single" w:color="000000" w:sz="4" w:space="0"/>
+              <w:left w:val="single" w:color="000000" w:sz="4" w:space="0"/>
+              <w:bottom w:val="single" w:color="000000" w:sz="4" w:space="0"/>
+              <w:right w:val="single" w:color="000000" w:sz="4" w:space="0"/>
             </w:tcBorders>
             <w:tcMar>
               <w:top w:w="80" w:type="dxa"/>
@@ -928,84 +879,49 @@
             <w:pPr>
               <w:spacing w:line="320" w:lineRule="auto"/>
               <w:jc w:val="center"/>
-            </w:pPr>
-          </w:p>
-        </w:tc>
-        <w:tc>
-          <w:tcPr>
-            <w:tcW w:w="1500" w:type="dxa"/>
-            <w:tcBorders>
-              <w:top w:val="single" w:sz="4" w:space="0" w:color="000000"/>
-              <w:left w:val="single" w:sz="4" w:space="0" w:color="000000"/>
-              <w:bottom w:val="single" w:sz="4" w:space="0" w:color="000000"/>
-              <w:right w:val="single" w:sz="4" w:space="0" w:color="000000"/>
-            </w:tcBorders>
-            <w:shd w:val="clear" w:color="auto" w:fill="EDEDED"/>
-            <w:tcMar>
-              <w:top w:w="80" w:type="dxa"/>
-              <w:left w:w="120" w:type="dxa"/>
-              <w:bottom w:w="80" w:type="dxa"/>
-              <w:right w:w="120" w:type="dxa"/>
-            </w:tcMar>
-            <w:vAlign w:val="center"/>
-          </w:tcPr>
-          <w:p>
-            <w:pPr>
-              <w:spacing w:line="320" w:lineRule="auto"/>
-              <w:jc w:val="center"/>
-            </w:pPr>
-            <w:r>
-              <w:rPr>
-                <w:sz w:val="22"/>
-                <w:szCs w:val="22"/>
-              </w:rPr>
-              <w:t>指导教师</w:t>
-            </w:r>
-          </w:p>
-        </w:tc>
-        <w:tc>
-          <w:tcPr>
-            <w:tcW w:w="3013" w:type="dxa"/>
-            <w:tcBorders>
-              <w:top w:val="single" w:sz="4" w:space="0" w:color="000000"/>
-              <w:left w:val="single" w:sz="4" w:space="0" w:color="000000"/>
-              <w:bottom w:val="single" w:sz="4" w:space="0" w:color="000000"/>
-              <w:right w:val="single" w:sz="4" w:space="0" w:color="000000"/>
-            </w:tcBorders>
-            <w:tcMar>
-              <w:top w:w="80" w:type="dxa"/>
-              <w:left w:w="120" w:type="dxa"/>
-              <w:bottom w:w="80" w:type="dxa"/>
-              <w:right w:w="120" w:type="dxa"/>
-            </w:tcMar>
-            <w:vAlign w:val="center"/>
-          </w:tcPr>
-          <w:p>
-            <w:pPr>
-              <w:spacing w:line="320" w:lineRule="auto"/>
-              <w:jc w:val="center"/>
-            </w:pPr>
+              <w:rPr>
+                <w:rFonts w:hint="eastAsia" w:eastAsia="宋体"/>
+                <w:lang w:val="en-US" w:eastAsia="zh-CN"/>
+              </w:rPr>
+            </w:pPr>
+            <w:r>
+              <w:rPr>
+                <w:rFonts w:hint="eastAsia"/>
+                <w:lang w:val="en-US" w:eastAsia="zh-CN"/>
+              </w:rPr>
+              <w:t>周洪涛</w:t>
+            </w:r>
           </w:p>
         </w:tc>
       </w:tr>
       <w:tr>
         <w:tblPrEx>
+          <w:tblBorders>
+            <w:top w:val="single" w:color="auto" w:sz="4" w:space="0"/>
+            <w:left w:val="single" w:color="auto" w:sz="4" w:space="0"/>
+            <w:bottom w:val="single" w:color="auto" w:sz="4" w:space="0"/>
+            <w:right w:val="single" w:color="auto" w:sz="4" w:space="0"/>
+            <w:insideH w:val="single" w:color="auto" w:sz="4" w:space="0"/>
+            <w:insideV w:val="single" w:color="auto" w:sz="4" w:space="0"/>
+          </w:tblBorders>
           <w:tblCellMar>
             <w:top w:w="0" w:type="dxa"/>
+            <w:left w:w="10" w:type="dxa"/>
             <w:bottom w:w="0" w:type="dxa"/>
+            <w:right w:w="10" w:type="dxa"/>
           </w:tblCellMar>
         </w:tblPrEx>
         <w:trPr>
-          <w:trHeight w:val="700"/>
+          <w:trHeight w:val="700" w:hRule="atLeast"/>
         </w:trPr>
         <w:tc>
           <w:tcPr>
             <w:tcW w:w="1500" w:type="dxa"/>
             <w:tcBorders>
-              <w:top w:val="single" w:sz="4" w:space="0" w:color="000000"/>
-              <w:left w:val="single" w:sz="4" w:space="0" w:color="000000"/>
-              <w:bottom w:val="single" w:sz="4" w:space="0" w:color="000000"/>
-              <w:right w:val="single" w:sz="4" w:space="0" w:color="000000"/>
+              <w:top w:val="single" w:color="000000" w:sz="4" w:space="0"/>
+              <w:left w:val="single" w:color="000000" w:sz="4" w:space="0"/>
+              <w:bottom w:val="single" w:color="000000" w:sz="4" w:space="0"/>
+              <w:right w:val="single" w:color="000000" w:sz="4" w:space="0"/>
             </w:tcBorders>
             <w:shd w:val="clear" w:color="auto" w:fill="EDEDED"/>
             <w:tcMar>
@@ -1026,21 +942,7 @@
                 <w:sz w:val="22"/>
                 <w:szCs w:val="22"/>
               </w:rPr>
-              <w:t>题</w:t>
-            </w:r>
-            <w:r>
-              <w:rPr>
-                <w:sz w:val="22"/>
-                <w:szCs w:val="22"/>
-              </w:rPr>
-              <w:t xml:space="preserve">    </w:t>
-            </w:r>
-            <w:r>
-              <w:rPr>
-                <w:sz w:val="22"/>
-                <w:szCs w:val="22"/>
-              </w:rPr>
-              <w:t>目</w:t>
+              <w:t>题    目</w:t>
             </w:r>
           </w:p>
         </w:tc>
@@ -1049,10 +951,10 @@
             <w:tcW w:w="7526" w:type="dxa"/>
             <w:gridSpan w:val="3"/>
             <w:tcBorders>
-              <w:top w:val="single" w:sz="4" w:space="0" w:color="000000"/>
-              <w:left w:val="single" w:sz="4" w:space="0" w:color="000000"/>
-              <w:bottom w:val="single" w:sz="4" w:space="0" w:color="000000"/>
-              <w:right w:val="single" w:sz="4" w:space="0" w:color="000000"/>
+              <w:top w:val="single" w:color="000000" w:sz="4" w:space="0"/>
+              <w:left w:val="single" w:color="000000" w:sz="4" w:space="0"/>
+              <w:bottom w:val="single" w:color="000000" w:sz="4" w:space="0"/>
+              <w:right w:val="single" w:color="000000" w:sz="4" w:space="0"/>
             </w:tcBorders>
             <w:tcMar>
               <w:top w:w="80" w:type="dxa"/>
@@ -1078,22 +980,32 @@
       </w:tr>
       <w:tr>
         <w:tblPrEx>
+          <w:tblBorders>
+            <w:top w:val="single" w:color="auto" w:sz="4" w:space="0"/>
+            <w:left w:val="single" w:color="auto" w:sz="4" w:space="0"/>
+            <w:bottom w:val="single" w:color="auto" w:sz="4" w:space="0"/>
+            <w:right w:val="single" w:color="auto" w:sz="4" w:space="0"/>
+            <w:insideH w:val="single" w:color="auto" w:sz="4" w:space="0"/>
+            <w:insideV w:val="single" w:color="auto" w:sz="4" w:space="0"/>
+          </w:tblBorders>
           <w:tblCellMar>
             <w:top w:w="0" w:type="dxa"/>
+            <w:left w:w="10" w:type="dxa"/>
             <w:bottom w:w="0" w:type="dxa"/>
+            <w:right w:w="10" w:type="dxa"/>
           </w:tblCellMar>
         </w:tblPrEx>
         <w:trPr>
-          <w:trHeight w:val="520"/>
+          <w:trHeight w:val="520" w:hRule="atLeast"/>
         </w:trPr>
         <w:tc>
           <w:tcPr>
             <w:tcW w:w="1500" w:type="dxa"/>
             <w:tcBorders>
-              <w:top w:val="single" w:sz="4" w:space="0" w:color="000000"/>
-              <w:left w:val="single" w:sz="4" w:space="0" w:color="000000"/>
-              <w:bottom w:val="single" w:sz="4" w:space="0" w:color="000000"/>
-              <w:right w:val="single" w:sz="4" w:space="0" w:color="000000"/>
+              <w:top w:val="single" w:color="000000" w:sz="4" w:space="0"/>
+              <w:left w:val="single" w:color="000000" w:sz="4" w:space="0"/>
+              <w:bottom w:val="single" w:color="000000" w:sz="4" w:space="0"/>
+              <w:right w:val="single" w:color="000000" w:sz="4" w:space="0"/>
             </w:tcBorders>
             <w:shd w:val="clear" w:color="auto" w:fill="EDEDED"/>
             <w:tcMar>
@@ -1123,10 +1035,10 @@
             <w:tcW w:w="7526" w:type="dxa"/>
             <w:gridSpan w:val="3"/>
             <w:tcBorders>
-              <w:top w:val="single" w:sz="4" w:space="0" w:color="000000"/>
-              <w:left w:val="single" w:sz="4" w:space="0" w:color="000000"/>
-              <w:bottom w:val="single" w:sz="4" w:space="0" w:color="000000"/>
-              <w:right w:val="single" w:sz="4" w:space="0" w:color="000000"/>
+              <w:top w:val="single" w:color="000000" w:sz="4" w:space="0"/>
+              <w:left w:val="single" w:color="000000" w:sz="4" w:space="0"/>
+              <w:bottom w:val="single" w:color="000000" w:sz="4" w:space="0"/>
+              <w:right w:val="single" w:color="000000" w:sz="4" w:space="0"/>
             </w:tcBorders>
             <w:tcMar>
               <w:top w:w="80" w:type="dxa"/>
@@ -1154,40 +1066,47 @@
     <w:p/>
     <w:tbl>
       <w:tblPr>
+        <w:tblStyle w:val="11"/>
         <w:tblW w:w="9026" w:type="dxa"/>
         <w:tblInd w:w="110" w:type="dxa"/>
         <w:tblBorders>
-          <w:top w:val="single" w:sz="4" w:space="0" w:color="auto"/>
-          <w:left w:val="single" w:sz="4" w:space="0" w:color="auto"/>
-          <w:bottom w:val="single" w:sz="4" w:space="0" w:color="auto"/>
-          <w:right w:val="single" w:sz="4" w:space="0" w:color="auto"/>
-          <w:insideH w:val="single" w:sz="4" w:space="0" w:color="auto"/>
-          <w:insideV w:val="single" w:sz="4" w:space="0" w:color="auto"/>
+          <w:top w:val="single" w:color="auto" w:sz="4" w:space="0"/>
+          <w:left w:val="single" w:color="auto" w:sz="4" w:space="0"/>
+          <w:bottom w:val="single" w:color="auto" w:sz="4" w:space="0"/>
+          <w:right w:val="single" w:color="auto" w:sz="4" w:space="0"/>
+          <w:insideH w:val="single" w:color="auto" w:sz="4" w:space="0"/>
+          <w:insideV w:val="single" w:color="auto" w:sz="4" w:space="0"/>
         </w:tblBorders>
+        <w:tblLayout w:type="autofit"/>
         <w:tblCellMar>
+          <w:top w:w="0" w:type="dxa"/>
           <w:left w:w="10" w:type="dxa"/>
+          <w:bottom w:w="0" w:type="dxa"/>
           <w:right w:w="10" w:type="dxa"/>
         </w:tblCellMar>
-        <w:tblLook w:val="04A0" w:firstRow="1" w:lastRow="0" w:firstColumn="1" w:lastColumn="0" w:noHBand="0" w:noVBand="1"/>
       </w:tblPr>
       <w:tblGrid>
         <w:gridCol w:w="9026"/>
       </w:tblGrid>
       <w:tr>
         <w:tblPrEx>
-          <w:tblCellMar>
-            <w:top w:w="0" w:type="dxa"/>
-            <w:bottom w:w="0" w:type="dxa"/>
-          </w:tblCellMar>
+          <w:tblBorders>
+            <w:top w:val="single" w:color="auto" w:sz="4" w:space="0"/>
+            <w:left w:val="single" w:color="auto" w:sz="4" w:space="0"/>
+            <w:bottom w:val="single" w:color="auto" w:sz="4" w:space="0"/>
+            <w:right w:val="single" w:color="auto" w:sz="4" w:space="0"/>
+            <w:insideH w:val="single" w:color="auto" w:sz="4" w:space="0"/>
+            <w:insideV w:val="single" w:color="auto" w:sz="4" w:space="0"/>
+          </w:tblBorders>
         </w:tblPrEx>
         <w:tc>
           <w:tcPr>
             <w:tcW w:w="9026" w:type="dxa"/>
             <w:tcBorders>
-              <w:top w:val="single" w:sz="4" w:space="0" w:color="000000"/>
-              <w:left w:val="single" w:sz="4" w:space="0" w:color="000000"/>
-              <w:bottom w:val="single" w:sz="4" w:space="0" w:color="000000"/>
-              <w:right w:val="single" w:sz="4" w:space="0" w:color="000000"/>
+              <w:top w:val="single" w:color="000000" w:sz="4" w:space="0"/>
+              <w:left w:val="single" w:color="000000" w:sz="4" w:space="0"/>
+              <w:bottom w:val="single" w:color="000000" w:sz="4" w:space="0"/>
+              <w:right w:val="single" w:color="000000" w:sz="4" w:space="0"/>
             </w:tcBorders>
             <w:shd w:val="clear" w:color="auto" w:fill="EDEDED"/>
             <w:tcMar>
@@ -1205,7 +1124,7 @@
             </w:pPr>
             <w:r>
               <w:rPr>
-                <w:rFonts w:ascii="黑体" w:eastAsia="黑体" w:hAnsi="黑体"/>
+                <w:rFonts w:ascii="黑体" w:hAnsi="黑体" w:eastAsia="黑体"/>
               </w:rPr>
               <w:t>一、项目背景与需求来源</w:t>
             </w:r>
@@ -1214,22 +1133,32 @@
       </w:tr>
       <w:tr>
         <w:tblPrEx>
+          <w:tblBorders>
+            <w:top w:val="single" w:color="auto" w:sz="4" w:space="0"/>
+            <w:left w:val="single" w:color="auto" w:sz="4" w:space="0"/>
+            <w:bottom w:val="single" w:color="auto" w:sz="4" w:space="0"/>
+            <w:right w:val="single" w:color="auto" w:sz="4" w:space="0"/>
+            <w:insideH w:val="single" w:color="auto" w:sz="4" w:space="0"/>
+            <w:insideV w:val="single" w:color="auto" w:sz="4" w:space="0"/>
+          </w:tblBorders>
           <w:tblCellMar>
             <w:top w:w="0" w:type="dxa"/>
+            <w:left w:w="10" w:type="dxa"/>
             <w:bottom w:w="0" w:type="dxa"/>
+            <w:right w:w="10" w:type="dxa"/>
           </w:tblCellMar>
         </w:tblPrEx>
         <w:trPr>
-          <w:trHeight w:val="2600"/>
+          <w:trHeight w:val="2600" w:hRule="atLeast"/>
         </w:trPr>
         <w:tc>
           <w:tcPr>
             <w:tcW w:w="9026" w:type="dxa"/>
             <w:tcBorders>
-              <w:top w:val="single" w:sz="4" w:space="0" w:color="000000"/>
-              <w:left w:val="single" w:sz="4" w:space="0" w:color="000000"/>
-              <w:bottom w:val="single" w:sz="4" w:space="0" w:color="000000"/>
-              <w:right w:val="single" w:sz="4" w:space="0" w:color="000000"/>
+              <w:top w:val="single" w:color="000000" w:sz="4" w:space="0"/>
+              <w:left w:val="single" w:color="000000" w:sz="4" w:space="0"/>
+              <w:bottom w:val="single" w:color="000000" w:sz="4" w:space="0"/>
+              <w:right w:val="single" w:color="000000" w:sz="4" w:space="0"/>
             </w:tcBorders>
             <w:tcMar>
               <w:top w:w="80" w:type="dxa"/>
@@ -1253,7 +1182,7 @@
           <w:p>
             <w:pPr>
               <w:spacing w:line="320" w:lineRule="auto"/>
-              <w:ind w:firstLineChars="200" w:firstLine="420"/>
+              <w:ind w:firstLine="420" w:firstLineChars="200"/>
             </w:pPr>
             <w:r>
               <w:rPr>
@@ -1266,7 +1195,7 @@
           <w:p>
             <w:pPr>
               <w:spacing w:line="320" w:lineRule="auto"/>
-              <w:ind w:firstLineChars="200" w:firstLine="420"/>
+              <w:ind w:firstLine="420" w:firstLineChars="200"/>
             </w:pPr>
             <w:r>
               <w:rPr>
@@ -1291,7 +1220,7 @@
           <w:p>
             <w:pPr>
               <w:spacing w:line="320" w:lineRule="auto"/>
-              <w:ind w:firstLineChars="200" w:firstLine="420"/>
+              <w:ind w:firstLine="420" w:firstLineChars="200"/>
             </w:pPr>
             <w:r>
               <w:rPr>
@@ -1304,7 +1233,7 @@
           <w:p>
             <w:pPr>
               <w:spacing w:line="320" w:lineRule="auto"/>
-              <w:ind w:firstLineChars="200" w:firstLine="420"/>
+              <w:ind w:firstLine="420" w:firstLineChars="200"/>
             </w:pPr>
             <w:r>
               <w:rPr>
@@ -1329,7 +1258,7 @@
           <w:p>
             <w:pPr>
               <w:spacing w:line="320" w:lineRule="auto"/>
-              <w:ind w:firstLineChars="200" w:firstLine="420"/>
+              <w:ind w:firstLine="420" w:firstLineChars="200"/>
             </w:pPr>
             <w:r>
               <w:rPr>
@@ -1342,7 +1271,7 @@
           <w:p>
             <w:pPr>
               <w:spacing w:line="320" w:lineRule="auto"/>
-              <w:ind w:firstLineChars="200" w:firstLine="420"/>
+              <w:ind w:firstLine="420" w:firstLineChars="200"/>
             </w:pPr>
             <w:r>
               <w:rPr>
@@ -1358,21 +1287,24 @@
     <w:p/>
     <w:tbl>
       <w:tblPr>
+        <w:tblStyle w:val="11"/>
         <w:tblW w:w="9026" w:type="dxa"/>
         <w:tblInd w:w="110" w:type="dxa"/>
         <w:tblBorders>
-          <w:top w:val="single" w:sz="4" w:space="0" w:color="auto"/>
-          <w:left w:val="single" w:sz="4" w:space="0" w:color="auto"/>
-          <w:bottom w:val="single" w:sz="4" w:space="0" w:color="auto"/>
-          <w:right w:val="single" w:sz="4" w:space="0" w:color="auto"/>
-          <w:insideH w:val="single" w:sz="4" w:space="0" w:color="auto"/>
-          <w:insideV w:val="single" w:sz="4" w:space="0" w:color="auto"/>
+          <w:top w:val="single" w:color="auto" w:sz="4" w:space="0"/>
+          <w:left w:val="single" w:color="auto" w:sz="4" w:space="0"/>
+          <w:bottom w:val="single" w:color="auto" w:sz="4" w:space="0"/>
+          <w:right w:val="single" w:color="auto" w:sz="4" w:space="0"/>
+          <w:insideH w:val="single" w:color="auto" w:sz="4" w:space="0"/>
+          <w:insideV w:val="single" w:color="auto" w:sz="4" w:space="0"/>
         </w:tblBorders>
+        <w:tblLayout w:type="autofit"/>
         <w:tblCellMar>
+          <w:top w:w="0" w:type="dxa"/>
           <w:left w:w="10" w:type="dxa"/>
+          <w:bottom w:w="0" w:type="dxa"/>
           <w:right w:w="10" w:type="dxa"/>
         </w:tblCellMar>
-        <w:tblLook w:val="04A0" w:firstRow="1" w:lastRow="0" w:firstColumn="1" w:lastColumn="0" w:noHBand="0" w:noVBand="1"/>
       </w:tblPr>
       <w:tblGrid>
         <w:gridCol w:w="900"/>
@@ -1382,9 +1314,19 @@
       </w:tblGrid>
       <w:tr>
         <w:tblPrEx>
+          <w:tblBorders>
+            <w:top w:val="single" w:color="auto" w:sz="4" w:space="0"/>
+            <w:left w:val="single" w:color="auto" w:sz="4" w:space="0"/>
+            <w:bottom w:val="single" w:color="auto" w:sz="4" w:space="0"/>
+            <w:right w:val="single" w:color="auto" w:sz="4" w:space="0"/>
+            <w:insideH w:val="single" w:color="auto" w:sz="4" w:space="0"/>
+            <w:insideV w:val="single" w:color="auto" w:sz="4" w:space="0"/>
+          </w:tblBorders>
           <w:tblCellMar>
             <w:top w:w="0" w:type="dxa"/>
+            <w:left w:w="10" w:type="dxa"/>
             <w:bottom w:w="0" w:type="dxa"/>
+            <w:right w:w="10" w:type="dxa"/>
           </w:tblCellMar>
         </w:tblPrEx>
         <w:tc>
@@ -1392,10 +1334,10 @@
             <w:tcW w:w="9026" w:type="dxa"/>
             <w:gridSpan w:val="4"/>
             <w:tcBorders>
-              <w:top w:val="single" w:sz="4" w:space="0" w:color="000000"/>
-              <w:left w:val="single" w:sz="4" w:space="0" w:color="000000"/>
-              <w:bottom w:val="single" w:sz="4" w:space="0" w:color="000000"/>
-              <w:right w:val="single" w:sz="4" w:space="0" w:color="000000"/>
+              <w:top w:val="single" w:color="000000" w:sz="4" w:space="0"/>
+              <w:left w:val="single" w:color="000000" w:sz="4" w:space="0"/>
+              <w:bottom w:val="single" w:color="000000" w:sz="4" w:space="0"/>
+              <w:right w:val="single" w:color="000000" w:sz="4" w:space="0"/>
             </w:tcBorders>
             <w:shd w:val="clear" w:color="auto" w:fill="EDEDED"/>
             <w:tcMar>
@@ -1413,40 +1355,38 @@
             </w:pPr>
             <w:r>
               <w:rPr>
-                <w:rFonts w:ascii="黑体" w:eastAsia="黑体" w:hAnsi="黑体"/>
-              </w:rPr>
-              <w:t>二、需求分析</w:t>
-            </w:r>
-            <w:r>
-              <w:rPr>
-                <w:rFonts w:ascii="黑体" w:eastAsia="黑体" w:hAnsi="黑体"/>
-              </w:rPr>
-              <w:t xml:space="preserve"> —— </w:t>
-            </w:r>
-            <w:r>
-              <w:rPr>
-                <w:rFonts w:ascii="黑体" w:eastAsia="黑体" w:hAnsi="黑体"/>
-              </w:rPr>
-              <w:t>功能需求</w:t>
+                <w:rFonts w:ascii="黑体" w:hAnsi="黑体" w:eastAsia="黑体"/>
+              </w:rPr>
+              <w:t>二、需求分析 —— 功能需求</w:t>
             </w:r>
           </w:p>
         </w:tc>
       </w:tr>
       <w:tr>
         <w:tblPrEx>
+          <w:tblBorders>
+            <w:top w:val="single" w:color="auto" w:sz="4" w:space="0"/>
+            <w:left w:val="single" w:color="auto" w:sz="4" w:space="0"/>
+            <w:bottom w:val="single" w:color="auto" w:sz="4" w:space="0"/>
+            <w:right w:val="single" w:color="auto" w:sz="4" w:space="0"/>
+            <w:insideH w:val="single" w:color="auto" w:sz="4" w:space="0"/>
+            <w:insideV w:val="single" w:color="auto" w:sz="4" w:space="0"/>
+          </w:tblBorders>
           <w:tblCellMar>
             <w:top w:w="0" w:type="dxa"/>
+            <w:left w:w="10" w:type="dxa"/>
             <w:bottom w:w="0" w:type="dxa"/>
+            <w:right w:w="10" w:type="dxa"/>
           </w:tblCellMar>
         </w:tblPrEx>
         <w:tc>
           <w:tcPr>
             <w:tcW w:w="900" w:type="dxa"/>
             <w:tcBorders>
-              <w:top w:val="single" w:sz="4" w:space="0" w:color="000000"/>
-              <w:left w:val="single" w:sz="4" w:space="0" w:color="000000"/>
-              <w:bottom w:val="single" w:sz="4" w:space="0" w:color="000000"/>
-              <w:right w:val="single" w:sz="4" w:space="0" w:color="000000"/>
+              <w:top w:val="single" w:color="000000" w:sz="4" w:space="0"/>
+              <w:left w:val="single" w:color="000000" w:sz="4" w:space="0"/>
+              <w:bottom w:val="single" w:color="000000" w:sz="4" w:space="0"/>
+              <w:right w:val="single" w:color="000000" w:sz="4" w:space="0"/>
             </w:tcBorders>
             <w:tcMar>
               <w:top w:w="80" w:type="dxa"/>
@@ -1464,7 +1404,7 @@
             </w:pPr>
             <w:r>
               <w:rPr>
-                <w:rFonts w:ascii="黑体" w:eastAsia="黑体" w:hAnsi="黑体"/>
+                <w:rFonts w:ascii="黑体" w:hAnsi="黑体" w:eastAsia="黑体"/>
                 <w:sz w:val="22"/>
                 <w:szCs w:val="22"/>
               </w:rPr>
@@ -1476,10 +1416,10 @@
           <w:tcPr>
             <w:tcW w:w="1900" w:type="dxa"/>
             <w:tcBorders>
-              <w:top w:val="single" w:sz="4" w:space="0" w:color="000000"/>
-              <w:left w:val="single" w:sz="4" w:space="0" w:color="000000"/>
-              <w:bottom w:val="single" w:sz="4" w:space="0" w:color="000000"/>
-              <w:right w:val="single" w:sz="4" w:space="0" w:color="000000"/>
+              <w:top w:val="single" w:color="000000" w:sz="4" w:space="0"/>
+              <w:left w:val="single" w:color="000000" w:sz="4" w:space="0"/>
+              <w:bottom w:val="single" w:color="000000" w:sz="4" w:space="0"/>
+              <w:right w:val="single" w:color="000000" w:sz="4" w:space="0"/>
             </w:tcBorders>
             <w:tcMar>
               <w:top w:w="80" w:type="dxa"/>
@@ -1497,7 +1437,7 @@
             </w:pPr>
             <w:r>
               <w:rPr>
-                <w:rFonts w:ascii="黑体" w:eastAsia="黑体" w:hAnsi="黑体"/>
+                <w:rFonts w:ascii="黑体" w:hAnsi="黑体" w:eastAsia="黑体"/>
                 <w:sz w:val="22"/>
                 <w:szCs w:val="22"/>
               </w:rPr>
@@ -1509,10 +1449,10 @@
           <w:tcPr>
             <w:tcW w:w="4226" w:type="dxa"/>
             <w:tcBorders>
-              <w:top w:val="single" w:sz="4" w:space="0" w:color="000000"/>
-              <w:left w:val="single" w:sz="4" w:space="0" w:color="000000"/>
-              <w:bottom w:val="single" w:sz="4" w:space="0" w:color="000000"/>
-              <w:right w:val="single" w:sz="4" w:space="0" w:color="000000"/>
+              <w:top w:val="single" w:color="000000" w:sz="4" w:space="0"/>
+              <w:left w:val="single" w:color="000000" w:sz="4" w:space="0"/>
+              <w:bottom w:val="single" w:color="000000" w:sz="4" w:space="0"/>
+              <w:right w:val="single" w:color="000000" w:sz="4" w:space="0"/>
             </w:tcBorders>
             <w:tcMar>
               <w:top w:w="80" w:type="dxa"/>
@@ -1530,7 +1470,7 @@
             </w:pPr>
             <w:r>
               <w:rPr>
-                <w:rFonts w:ascii="黑体" w:eastAsia="黑体" w:hAnsi="黑体"/>
+                <w:rFonts w:ascii="黑体" w:hAnsi="黑体" w:eastAsia="黑体"/>
                 <w:sz w:val="22"/>
                 <w:szCs w:val="22"/>
               </w:rPr>
@@ -1542,10 +1482,10 @@
           <w:tcPr>
             <w:tcW w:w="2000" w:type="dxa"/>
             <w:tcBorders>
-              <w:top w:val="single" w:sz="4" w:space="0" w:color="000000"/>
-              <w:left w:val="single" w:sz="4" w:space="0" w:color="000000"/>
-              <w:bottom w:val="single" w:sz="4" w:space="0" w:color="000000"/>
-              <w:right w:val="single" w:sz="4" w:space="0" w:color="000000"/>
+              <w:top w:val="single" w:color="000000" w:sz="4" w:space="0"/>
+              <w:left w:val="single" w:color="000000" w:sz="4" w:space="0"/>
+              <w:bottom w:val="single" w:color="000000" w:sz="4" w:space="0"/>
+              <w:right w:val="single" w:color="000000" w:sz="4" w:space="0"/>
             </w:tcBorders>
             <w:tcMar>
               <w:top w:w="80" w:type="dxa"/>
@@ -1563,7 +1503,7 @@
             </w:pPr>
             <w:r>
               <w:rPr>
-                <w:rFonts w:ascii="黑体" w:eastAsia="黑体" w:hAnsi="黑体"/>
+                <w:rFonts w:ascii="黑体" w:hAnsi="黑体" w:eastAsia="黑体"/>
                 <w:sz w:val="22"/>
                 <w:szCs w:val="22"/>
               </w:rPr>
@@ -1574,22 +1514,32 @@
       </w:tr>
       <w:tr>
         <w:tblPrEx>
+          <w:tblBorders>
+            <w:top w:val="single" w:color="auto" w:sz="4" w:space="0"/>
+            <w:left w:val="single" w:color="auto" w:sz="4" w:space="0"/>
+            <w:bottom w:val="single" w:color="auto" w:sz="4" w:space="0"/>
+            <w:right w:val="single" w:color="auto" w:sz="4" w:space="0"/>
+            <w:insideH w:val="single" w:color="auto" w:sz="4" w:space="0"/>
+            <w:insideV w:val="single" w:color="auto" w:sz="4" w:space="0"/>
+          </w:tblBorders>
           <w:tblCellMar>
             <w:top w:w="0" w:type="dxa"/>
+            <w:left w:w="10" w:type="dxa"/>
             <w:bottom w:w="0" w:type="dxa"/>
+            <w:right w:w="10" w:type="dxa"/>
           </w:tblCellMar>
         </w:tblPrEx>
         <w:trPr>
-          <w:trHeight w:val="560"/>
+          <w:trHeight w:val="560" w:hRule="atLeast"/>
         </w:trPr>
         <w:tc>
           <w:tcPr>
             <w:tcW w:w="900" w:type="dxa"/>
             <w:tcBorders>
-              <w:top w:val="single" w:sz="4" w:space="0" w:color="000000"/>
-              <w:left w:val="single" w:sz="4" w:space="0" w:color="000000"/>
-              <w:bottom w:val="single" w:sz="4" w:space="0" w:color="000000"/>
-              <w:right w:val="single" w:sz="4" w:space="0" w:color="000000"/>
+              <w:top w:val="single" w:color="000000" w:sz="4" w:space="0"/>
+              <w:left w:val="single" w:color="000000" w:sz="4" w:space="0"/>
+              <w:bottom w:val="single" w:color="000000" w:sz="4" w:space="0"/>
+              <w:right w:val="single" w:color="000000" w:sz="4" w:space="0"/>
             </w:tcBorders>
             <w:tcMar>
               <w:top w:w="80" w:type="dxa"/>
@@ -1617,10 +1567,10 @@
           <w:tcPr>
             <w:tcW w:w="1900" w:type="dxa"/>
             <w:tcBorders>
-              <w:top w:val="single" w:sz="4" w:space="0" w:color="000000"/>
-              <w:left w:val="single" w:sz="4" w:space="0" w:color="000000"/>
-              <w:bottom w:val="single" w:sz="4" w:space="0" w:color="000000"/>
-              <w:right w:val="single" w:sz="4" w:space="0" w:color="000000"/>
+              <w:top w:val="single" w:color="000000" w:sz="4" w:space="0"/>
+              <w:left w:val="single" w:color="000000" w:sz="4" w:space="0"/>
+              <w:bottom w:val="single" w:color="000000" w:sz="4" w:space="0"/>
+              <w:right w:val="single" w:color="000000" w:sz="4" w:space="0"/>
             </w:tcBorders>
             <w:tcMar>
               <w:top w:w="80" w:type="dxa"/>
@@ -1648,10 +1598,10 @@
           <w:tcPr>
             <w:tcW w:w="4226" w:type="dxa"/>
             <w:tcBorders>
-              <w:top w:val="single" w:sz="4" w:space="0" w:color="000000"/>
-              <w:left w:val="single" w:sz="4" w:space="0" w:color="000000"/>
-              <w:bottom w:val="single" w:sz="4" w:space="0" w:color="000000"/>
-              <w:right w:val="single" w:sz="4" w:space="0" w:color="000000"/>
+              <w:top w:val="single" w:color="000000" w:sz="4" w:space="0"/>
+              <w:left w:val="single" w:color="000000" w:sz="4" w:space="0"/>
+              <w:bottom w:val="single" w:color="000000" w:sz="4" w:space="0"/>
+              <w:right w:val="single" w:color="000000" w:sz="4" w:space="0"/>
             </w:tcBorders>
             <w:tcMar>
               <w:top w:w="80" w:type="dxa"/>
@@ -1679,10 +1629,10 @@
           <w:tcPr>
             <w:tcW w:w="2000" w:type="dxa"/>
             <w:tcBorders>
-              <w:top w:val="single" w:sz="4" w:space="0" w:color="000000"/>
-              <w:left w:val="single" w:sz="4" w:space="0" w:color="000000"/>
-              <w:bottom w:val="single" w:sz="4" w:space="0" w:color="000000"/>
-              <w:right w:val="single" w:sz="4" w:space="0" w:color="000000"/>
+              <w:top w:val="single" w:color="000000" w:sz="4" w:space="0"/>
+              <w:left w:val="single" w:color="000000" w:sz="4" w:space="0"/>
+              <w:bottom w:val="single" w:color="000000" w:sz="4" w:space="0"/>
+              <w:right w:val="single" w:color="000000" w:sz="4" w:space="0"/>
             </w:tcBorders>
             <w:tcMar>
               <w:top w:w="80" w:type="dxa"/>
@@ -1708,22 +1658,32 @@
       </w:tr>
       <w:tr>
         <w:tblPrEx>
+          <w:tblBorders>
+            <w:top w:val="single" w:color="auto" w:sz="4" w:space="0"/>
+            <w:left w:val="single" w:color="auto" w:sz="4" w:space="0"/>
+            <w:bottom w:val="single" w:color="auto" w:sz="4" w:space="0"/>
+            <w:right w:val="single" w:color="auto" w:sz="4" w:space="0"/>
+            <w:insideH w:val="single" w:color="auto" w:sz="4" w:space="0"/>
+            <w:insideV w:val="single" w:color="auto" w:sz="4" w:space="0"/>
+          </w:tblBorders>
           <w:tblCellMar>
             <w:top w:w="0" w:type="dxa"/>
+            <w:left w:w="10" w:type="dxa"/>
             <w:bottom w:w="0" w:type="dxa"/>
+            <w:right w:w="10" w:type="dxa"/>
           </w:tblCellMar>
         </w:tblPrEx>
         <w:trPr>
-          <w:trHeight w:val="560"/>
+          <w:trHeight w:val="560" w:hRule="atLeast"/>
         </w:trPr>
         <w:tc>
           <w:tcPr>
             <w:tcW w:w="900" w:type="dxa"/>
             <w:tcBorders>
-              <w:top w:val="single" w:sz="4" w:space="0" w:color="000000"/>
-              <w:left w:val="single" w:sz="4" w:space="0" w:color="000000"/>
-              <w:bottom w:val="single" w:sz="4" w:space="0" w:color="000000"/>
-              <w:right w:val="single" w:sz="4" w:space="0" w:color="000000"/>
+              <w:top w:val="single" w:color="000000" w:sz="4" w:space="0"/>
+              <w:left w:val="single" w:color="000000" w:sz="4" w:space="0"/>
+              <w:bottom w:val="single" w:color="000000" w:sz="4" w:space="0"/>
+              <w:right w:val="single" w:color="000000" w:sz="4" w:space="0"/>
             </w:tcBorders>
             <w:tcMar>
               <w:top w:w="80" w:type="dxa"/>
@@ -1751,10 +1711,10 @@
           <w:tcPr>
             <w:tcW w:w="1900" w:type="dxa"/>
             <w:tcBorders>
-              <w:top w:val="single" w:sz="4" w:space="0" w:color="000000"/>
-              <w:left w:val="single" w:sz="4" w:space="0" w:color="000000"/>
-              <w:bottom w:val="single" w:sz="4" w:space="0" w:color="000000"/>
-              <w:right w:val="single" w:sz="4" w:space="0" w:color="000000"/>
+              <w:top w:val="single" w:color="000000" w:sz="4" w:space="0"/>
+              <w:left w:val="single" w:color="000000" w:sz="4" w:space="0"/>
+              <w:bottom w:val="single" w:color="000000" w:sz="4" w:space="0"/>
+              <w:right w:val="single" w:color="000000" w:sz="4" w:space="0"/>
             </w:tcBorders>
             <w:tcMar>
               <w:top w:w="80" w:type="dxa"/>
@@ -1782,10 +1742,10 @@
           <w:tcPr>
             <w:tcW w:w="4226" w:type="dxa"/>
             <w:tcBorders>
-              <w:top w:val="single" w:sz="4" w:space="0" w:color="000000"/>
-              <w:left w:val="single" w:sz="4" w:space="0" w:color="000000"/>
-              <w:bottom w:val="single" w:sz="4" w:space="0" w:color="000000"/>
-              <w:right w:val="single" w:sz="4" w:space="0" w:color="000000"/>
+              <w:top w:val="single" w:color="000000" w:sz="4" w:space="0"/>
+              <w:left w:val="single" w:color="000000" w:sz="4" w:space="0"/>
+              <w:bottom w:val="single" w:color="000000" w:sz="4" w:space="0"/>
+              <w:right w:val="single" w:color="000000" w:sz="4" w:space="0"/>
             </w:tcBorders>
             <w:tcMar>
               <w:top w:w="80" w:type="dxa"/>
@@ -1813,10 +1773,10 @@
           <w:tcPr>
             <w:tcW w:w="2000" w:type="dxa"/>
             <w:tcBorders>
-              <w:top w:val="single" w:sz="4" w:space="0" w:color="000000"/>
-              <w:left w:val="single" w:sz="4" w:space="0" w:color="000000"/>
-              <w:bottom w:val="single" w:sz="4" w:space="0" w:color="000000"/>
-              <w:right w:val="single" w:sz="4" w:space="0" w:color="000000"/>
+              <w:top w:val="single" w:color="000000" w:sz="4" w:space="0"/>
+              <w:left w:val="single" w:color="000000" w:sz="4" w:space="0"/>
+              <w:bottom w:val="single" w:color="000000" w:sz="4" w:space="0"/>
+              <w:right w:val="single" w:color="000000" w:sz="4" w:space="0"/>
             </w:tcBorders>
             <w:tcMar>
               <w:top w:w="80" w:type="dxa"/>
@@ -1842,22 +1802,32 @@
       </w:tr>
       <w:tr>
         <w:tblPrEx>
+          <w:tblBorders>
+            <w:top w:val="single" w:color="auto" w:sz="4" w:space="0"/>
+            <w:left w:val="single" w:color="auto" w:sz="4" w:space="0"/>
+            <w:bottom w:val="single" w:color="auto" w:sz="4" w:space="0"/>
+            <w:right w:val="single" w:color="auto" w:sz="4" w:space="0"/>
+            <w:insideH w:val="single" w:color="auto" w:sz="4" w:space="0"/>
+            <w:insideV w:val="single" w:color="auto" w:sz="4" w:space="0"/>
+          </w:tblBorders>
           <w:tblCellMar>
             <w:top w:w="0" w:type="dxa"/>
+            <w:left w:w="10" w:type="dxa"/>
             <w:bottom w:w="0" w:type="dxa"/>
+            <w:right w:w="10" w:type="dxa"/>
           </w:tblCellMar>
         </w:tblPrEx>
         <w:trPr>
-          <w:trHeight w:val="560"/>
+          <w:trHeight w:val="560" w:hRule="atLeast"/>
         </w:trPr>
         <w:tc>
           <w:tcPr>
             <w:tcW w:w="900" w:type="dxa"/>
             <w:tcBorders>
-              <w:top w:val="single" w:sz="4" w:space="0" w:color="000000"/>
-              <w:left w:val="single" w:sz="4" w:space="0" w:color="000000"/>
-              <w:bottom w:val="single" w:sz="4" w:space="0" w:color="000000"/>
-              <w:right w:val="single" w:sz="4" w:space="0" w:color="000000"/>
+              <w:top w:val="single" w:color="000000" w:sz="4" w:space="0"/>
+              <w:left w:val="single" w:color="000000" w:sz="4" w:space="0"/>
+              <w:bottom w:val="single" w:color="000000" w:sz="4" w:space="0"/>
+              <w:right w:val="single" w:color="000000" w:sz="4" w:space="0"/>
             </w:tcBorders>
             <w:tcMar>
               <w:top w:w="80" w:type="dxa"/>
@@ -1885,10 +1855,10 @@
           <w:tcPr>
             <w:tcW w:w="1900" w:type="dxa"/>
             <w:tcBorders>
-              <w:top w:val="single" w:sz="4" w:space="0" w:color="000000"/>
-              <w:left w:val="single" w:sz="4" w:space="0" w:color="000000"/>
-              <w:bottom w:val="single" w:sz="4" w:space="0" w:color="000000"/>
-              <w:right w:val="single" w:sz="4" w:space="0" w:color="000000"/>
+              <w:top w:val="single" w:color="000000" w:sz="4" w:space="0"/>
+              <w:left w:val="single" w:color="000000" w:sz="4" w:space="0"/>
+              <w:bottom w:val="single" w:color="000000" w:sz="4" w:space="0"/>
+              <w:right w:val="single" w:color="000000" w:sz="4" w:space="0"/>
             </w:tcBorders>
             <w:tcMar>
               <w:top w:w="80" w:type="dxa"/>
@@ -1916,10 +1886,10 @@
           <w:tcPr>
             <w:tcW w:w="4226" w:type="dxa"/>
             <w:tcBorders>
-              <w:top w:val="single" w:sz="4" w:space="0" w:color="000000"/>
-              <w:left w:val="single" w:sz="4" w:space="0" w:color="000000"/>
-              <w:bottom w:val="single" w:sz="4" w:space="0" w:color="000000"/>
-              <w:right w:val="single" w:sz="4" w:space="0" w:color="000000"/>
+              <w:top w:val="single" w:color="000000" w:sz="4" w:space="0"/>
+              <w:left w:val="single" w:color="000000" w:sz="4" w:space="0"/>
+              <w:bottom w:val="single" w:color="000000" w:sz="4" w:space="0"/>
+              <w:right w:val="single" w:color="000000" w:sz="4" w:space="0"/>
             </w:tcBorders>
             <w:tcMar>
               <w:top w:w="80" w:type="dxa"/>
@@ -1947,10 +1917,10 @@
           <w:tcPr>
             <w:tcW w:w="2000" w:type="dxa"/>
             <w:tcBorders>
-              <w:top w:val="single" w:sz="4" w:space="0" w:color="000000"/>
-              <w:left w:val="single" w:sz="4" w:space="0" w:color="000000"/>
-              <w:bottom w:val="single" w:sz="4" w:space="0" w:color="000000"/>
-              <w:right w:val="single" w:sz="4" w:space="0" w:color="000000"/>
+              <w:top w:val="single" w:color="000000" w:sz="4" w:space="0"/>
+              <w:left w:val="single" w:color="000000" w:sz="4" w:space="0"/>
+              <w:bottom w:val="single" w:color="000000" w:sz="4" w:space="0"/>
+              <w:right w:val="single" w:color="000000" w:sz="4" w:space="0"/>
             </w:tcBorders>
             <w:tcMar>
               <w:top w:w="80" w:type="dxa"/>
@@ -1976,22 +1946,32 @@
       </w:tr>
       <w:tr>
         <w:tblPrEx>
+          <w:tblBorders>
+            <w:top w:val="single" w:color="auto" w:sz="4" w:space="0"/>
+            <w:left w:val="single" w:color="auto" w:sz="4" w:space="0"/>
+            <w:bottom w:val="single" w:color="auto" w:sz="4" w:space="0"/>
+            <w:right w:val="single" w:color="auto" w:sz="4" w:space="0"/>
+            <w:insideH w:val="single" w:color="auto" w:sz="4" w:space="0"/>
+            <w:insideV w:val="single" w:color="auto" w:sz="4" w:space="0"/>
+          </w:tblBorders>
           <w:tblCellMar>
             <w:top w:w="0" w:type="dxa"/>
+            <w:left w:w="10" w:type="dxa"/>
             <w:bottom w:w="0" w:type="dxa"/>
+            <w:right w:w="10" w:type="dxa"/>
           </w:tblCellMar>
         </w:tblPrEx>
         <w:trPr>
-          <w:trHeight w:val="560"/>
+          <w:trHeight w:val="560" w:hRule="atLeast"/>
         </w:trPr>
         <w:tc>
           <w:tcPr>
             <w:tcW w:w="900" w:type="dxa"/>
             <w:tcBorders>
-              <w:top w:val="single" w:sz="4" w:space="0" w:color="000000"/>
-              <w:left w:val="single" w:sz="4" w:space="0" w:color="000000"/>
-              <w:bottom w:val="single" w:sz="4" w:space="0" w:color="000000"/>
-              <w:right w:val="single" w:sz="4" w:space="0" w:color="000000"/>
+              <w:top w:val="single" w:color="000000" w:sz="4" w:space="0"/>
+              <w:left w:val="single" w:color="000000" w:sz="4" w:space="0"/>
+              <w:bottom w:val="single" w:color="000000" w:sz="4" w:space="0"/>
+              <w:right w:val="single" w:color="000000" w:sz="4" w:space="0"/>
             </w:tcBorders>
             <w:tcMar>
               <w:top w:w="80" w:type="dxa"/>
@@ -2019,10 +1999,10 @@
           <w:tcPr>
             <w:tcW w:w="1900" w:type="dxa"/>
             <w:tcBorders>
-              <w:top w:val="single" w:sz="4" w:space="0" w:color="000000"/>
-              <w:left w:val="single" w:sz="4" w:space="0" w:color="000000"/>
-              <w:bottom w:val="single" w:sz="4" w:space="0" w:color="000000"/>
-              <w:right w:val="single" w:sz="4" w:space="0" w:color="000000"/>
+              <w:top w:val="single" w:color="000000" w:sz="4" w:space="0"/>
+              <w:left w:val="single" w:color="000000" w:sz="4" w:space="0"/>
+              <w:bottom w:val="single" w:color="000000" w:sz="4" w:space="0"/>
+              <w:right w:val="single" w:color="000000" w:sz="4" w:space="0"/>
             </w:tcBorders>
             <w:tcMar>
               <w:top w:w="80" w:type="dxa"/>
@@ -2050,10 +2030,10 @@
           <w:tcPr>
             <w:tcW w:w="4226" w:type="dxa"/>
             <w:tcBorders>
-              <w:top w:val="single" w:sz="4" w:space="0" w:color="000000"/>
-              <w:left w:val="single" w:sz="4" w:space="0" w:color="000000"/>
-              <w:bottom w:val="single" w:sz="4" w:space="0" w:color="000000"/>
-              <w:right w:val="single" w:sz="4" w:space="0" w:color="000000"/>
+              <w:top w:val="single" w:color="000000" w:sz="4" w:space="0"/>
+              <w:left w:val="single" w:color="000000" w:sz="4" w:space="0"/>
+              <w:bottom w:val="single" w:color="000000" w:sz="4" w:space="0"/>
+              <w:right w:val="single" w:color="000000" w:sz="4" w:space="0"/>
             </w:tcBorders>
             <w:tcMar>
               <w:top w:w="80" w:type="dxa"/>
@@ -2081,10 +2061,10 @@
           <w:tcPr>
             <w:tcW w:w="2000" w:type="dxa"/>
             <w:tcBorders>
-              <w:top w:val="single" w:sz="4" w:space="0" w:color="000000"/>
-              <w:left w:val="single" w:sz="4" w:space="0" w:color="000000"/>
-              <w:bottom w:val="single" w:sz="4" w:space="0" w:color="000000"/>
-              <w:right w:val="single" w:sz="4" w:space="0" w:color="000000"/>
+              <w:top w:val="single" w:color="000000" w:sz="4" w:space="0"/>
+              <w:left w:val="single" w:color="000000" w:sz="4" w:space="0"/>
+              <w:bottom w:val="single" w:color="000000" w:sz="4" w:space="0"/>
+              <w:right w:val="single" w:color="000000" w:sz="4" w:space="0"/>
             </w:tcBorders>
             <w:tcMar>
               <w:top w:w="80" w:type="dxa"/>
@@ -2110,22 +2090,32 @@
       </w:tr>
       <w:tr>
         <w:tblPrEx>
+          <w:tblBorders>
+            <w:top w:val="single" w:color="auto" w:sz="4" w:space="0"/>
+            <w:left w:val="single" w:color="auto" w:sz="4" w:space="0"/>
+            <w:bottom w:val="single" w:color="auto" w:sz="4" w:space="0"/>
+            <w:right w:val="single" w:color="auto" w:sz="4" w:space="0"/>
+            <w:insideH w:val="single" w:color="auto" w:sz="4" w:space="0"/>
+            <w:insideV w:val="single" w:color="auto" w:sz="4" w:space="0"/>
+          </w:tblBorders>
           <w:tblCellMar>
             <w:top w:w="0" w:type="dxa"/>
+            <w:left w:w="10" w:type="dxa"/>
             <w:bottom w:w="0" w:type="dxa"/>
+            <w:right w:w="10" w:type="dxa"/>
           </w:tblCellMar>
         </w:tblPrEx>
         <w:trPr>
-          <w:trHeight w:val="560"/>
+          <w:trHeight w:val="560" w:hRule="atLeast"/>
         </w:trPr>
         <w:tc>
           <w:tcPr>
             <w:tcW w:w="900" w:type="dxa"/>
             <w:tcBorders>
-              <w:top w:val="single" w:sz="4" w:space="0" w:color="000000"/>
-              <w:left w:val="single" w:sz="4" w:space="0" w:color="000000"/>
-              <w:bottom w:val="single" w:sz="4" w:space="0" w:color="000000"/>
-              <w:right w:val="single" w:sz="4" w:space="0" w:color="000000"/>
+              <w:top w:val="single" w:color="000000" w:sz="4" w:space="0"/>
+              <w:left w:val="single" w:color="000000" w:sz="4" w:space="0"/>
+              <w:bottom w:val="single" w:color="000000" w:sz="4" w:space="0"/>
+              <w:right w:val="single" w:color="000000" w:sz="4" w:space="0"/>
             </w:tcBorders>
             <w:tcMar>
               <w:top w:w="80" w:type="dxa"/>
@@ -2153,10 +2143,10 @@
           <w:tcPr>
             <w:tcW w:w="1900" w:type="dxa"/>
             <w:tcBorders>
-              <w:top w:val="single" w:sz="4" w:space="0" w:color="000000"/>
-              <w:left w:val="single" w:sz="4" w:space="0" w:color="000000"/>
-              <w:bottom w:val="single" w:sz="4" w:space="0" w:color="000000"/>
-              <w:right w:val="single" w:sz="4" w:space="0" w:color="000000"/>
+              <w:top w:val="single" w:color="000000" w:sz="4" w:space="0"/>
+              <w:left w:val="single" w:color="000000" w:sz="4" w:space="0"/>
+              <w:bottom w:val="single" w:color="000000" w:sz="4" w:space="0"/>
+              <w:right w:val="single" w:color="000000" w:sz="4" w:space="0"/>
             </w:tcBorders>
             <w:tcMar>
               <w:top w:w="80" w:type="dxa"/>
@@ -2184,10 +2174,10 @@
           <w:tcPr>
             <w:tcW w:w="4226" w:type="dxa"/>
             <w:tcBorders>
-              <w:top w:val="single" w:sz="4" w:space="0" w:color="000000"/>
-              <w:left w:val="single" w:sz="4" w:space="0" w:color="000000"/>
-              <w:bottom w:val="single" w:sz="4" w:space="0" w:color="000000"/>
-              <w:right w:val="single" w:sz="4" w:space="0" w:color="000000"/>
+              <w:top w:val="single" w:color="000000" w:sz="4" w:space="0"/>
+              <w:left w:val="single" w:color="000000" w:sz="4" w:space="0"/>
+              <w:bottom w:val="single" w:color="000000" w:sz="4" w:space="0"/>
+              <w:right w:val="single" w:color="000000" w:sz="4" w:space="0"/>
             </w:tcBorders>
             <w:tcMar>
               <w:top w:w="80" w:type="dxa"/>
@@ -2215,10 +2205,10 @@
           <w:tcPr>
             <w:tcW w:w="2000" w:type="dxa"/>
             <w:tcBorders>
-              <w:top w:val="single" w:sz="4" w:space="0" w:color="000000"/>
-              <w:left w:val="single" w:sz="4" w:space="0" w:color="000000"/>
-              <w:bottom w:val="single" w:sz="4" w:space="0" w:color="000000"/>
-              <w:right w:val="single" w:sz="4" w:space="0" w:color="000000"/>
+              <w:top w:val="single" w:color="000000" w:sz="4" w:space="0"/>
+              <w:left w:val="single" w:color="000000" w:sz="4" w:space="0"/>
+              <w:bottom w:val="single" w:color="000000" w:sz="4" w:space="0"/>
+              <w:right w:val="single" w:color="000000" w:sz="4" w:space="0"/>
             </w:tcBorders>
             <w:tcMar>
               <w:top w:w="80" w:type="dxa"/>
@@ -2244,22 +2234,32 @@
       </w:tr>
       <w:tr>
         <w:tblPrEx>
+          <w:tblBorders>
+            <w:top w:val="single" w:color="auto" w:sz="4" w:space="0"/>
+            <w:left w:val="single" w:color="auto" w:sz="4" w:space="0"/>
+            <w:bottom w:val="single" w:color="auto" w:sz="4" w:space="0"/>
+            <w:right w:val="single" w:color="auto" w:sz="4" w:space="0"/>
+            <w:insideH w:val="single" w:color="auto" w:sz="4" w:space="0"/>
+            <w:insideV w:val="single" w:color="auto" w:sz="4" w:space="0"/>
+          </w:tblBorders>
           <w:tblCellMar>
             <w:top w:w="0" w:type="dxa"/>
+            <w:left w:w="10" w:type="dxa"/>
             <w:bottom w:w="0" w:type="dxa"/>
+            <w:right w:w="10" w:type="dxa"/>
           </w:tblCellMar>
         </w:tblPrEx>
         <w:trPr>
-          <w:trHeight w:val="560"/>
+          <w:trHeight w:val="560" w:hRule="atLeast"/>
         </w:trPr>
         <w:tc>
           <w:tcPr>
             <w:tcW w:w="900" w:type="dxa"/>
             <w:tcBorders>
-              <w:top w:val="single" w:sz="4" w:space="0" w:color="000000"/>
-              <w:left w:val="single" w:sz="4" w:space="0" w:color="000000"/>
-              <w:bottom w:val="single" w:sz="4" w:space="0" w:color="000000"/>
-              <w:right w:val="single" w:sz="4" w:space="0" w:color="000000"/>
+              <w:top w:val="single" w:color="000000" w:sz="4" w:space="0"/>
+              <w:left w:val="single" w:color="000000" w:sz="4" w:space="0"/>
+              <w:bottom w:val="single" w:color="000000" w:sz="4" w:space="0"/>
+              <w:right w:val="single" w:color="000000" w:sz="4" w:space="0"/>
             </w:tcBorders>
             <w:tcMar>
               <w:top w:w="80" w:type="dxa"/>
@@ -2287,10 +2287,10 @@
           <w:tcPr>
             <w:tcW w:w="1900" w:type="dxa"/>
             <w:tcBorders>
-              <w:top w:val="single" w:sz="4" w:space="0" w:color="000000"/>
-              <w:left w:val="single" w:sz="4" w:space="0" w:color="000000"/>
-              <w:bottom w:val="single" w:sz="4" w:space="0" w:color="000000"/>
-              <w:right w:val="single" w:sz="4" w:space="0" w:color="000000"/>
+              <w:top w:val="single" w:color="000000" w:sz="4" w:space="0"/>
+              <w:left w:val="single" w:color="000000" w:sz="4" w:space="0"/>
+              <w:bottom w:val="single" w:color="000000" w:sz="4" w:space="0"/>
+              <w:right w:val="single" w:color="000000" w:sz="4" w:space="0"/>
             </w:tcBorders>
             <w:tcMar>
               <w:top w:w="80" w:type="dxa"/>
@@ -2318,10 +2318,10 @@
           <w:tcPr>
             <w:tcW w:w="4226" w:type="dxa"/>
             <w:tcBorders>
-              <w:top w:val="single" w:sz="4" w:space="0" w:color="000000"/>
-              <w:left w:val="single" w:sz="4" w:space="0" w:color="000000"/>
-              <w:bottom w:val="single" w:sz="4" w:space="0" w:color="000000"/>
-              <w:right w:val="single" w:sz="4" w:space="0" w:color="000000"/>
+              <w:top w:val="single" w:color="000000" w:sz="4" w:space="0"/>
+              <w:left w:val="single" w:color="000000" w:sz="4" w:space="0"/>
+              <w:bottom w:val="single" w:color="000000" w:sz="4" w:space="0"/>
+              <w:right w:val="single" w:color="000000" w:sz="4" w:space="0"/>
             </w:tcBorders>
             <w:tcMar>
               <w:top w:w="80" w:type="dxa"/>
@@ -2349,10 +2349,10 @@
           <w:tcPr>
             <w:tcW w:w="2000" w:type="dxa"/>
             <w:tcBorders>
-              <w:top w:val="single" w:sz="4" w:space="0" w:color="000000"/>
-              <w:left w:val="single" w:sz="4" w:space="0" w:color="000000"/>
-              <w:bottom w:val="single" w:sz="4" w:space="0" w:color="000000"/>
-              <w:right w:val="single" w:sz="4" w:space="0" w:color="000000"/>
+              <w:top w:val="single" w:color="000000" w:sz="4" w:space="0"/>
+              <w:left w:val="single" w:color="000000" w:sz="4" w:space="0"/>
+              <w:bottom w:val="single" w:color="000000" w:sz="4" w:space="0"/>
+              <w:right w:val="single" w:color="000000" w:sz="4" w:space="0"/>
             </w:tcBorders>
             <w:tcMar>
               <w:top w:w="80" w:type="dxa"/>
@@ -2384,40 +2384,47 @@
     </w:p>
     <w:tbl>
       <w:tblPr>
+        <w:tblStyle w:val="11"/>
         <w:tblW w:w="9026" w:type="dxa"/>
         <w:tblInd w:w="110" w:type="dxa"/>
         <w:tblBorders>
-          <w:top w:val="single" w:sz="4" w:space="0" w:color="auto"/>
-          <w:left w:val="single" w:sz="4" w:space="0" w:color="auto"/>
-          <w:bottom w:val="single" w:sz="4" w:space="0" w:color="auto"/>
-          <w:right w:val="single" w:sz="4" w:space="0" w:color="auto"/>
-          <w:insideH w:val="single" w:sz="4" w:space="0" w:color="auto"/>
-          <w:insideV w:val="single" w:sz="4" w:space="0" w:color="auto"/>
+          <w:top w:val="single" w:color="auto" w:sz="4" w:space="0"/>
+          <w:left w:val="single" w:color="auto" w:sz="4" w:space="0"/>
+          <w:bottom w:val="single" w:color="auto" w:sz="4" w:space="0"/>
+          <w:right w:val="single" w:color="auto" w:sz="4" w:space="0"/>
+          <w:insideH w:val="single" w:color="auto" w:sz="4" w:space="0"/>
+          <w:insideV w:val="single" w:color="auto" w:sz="4" w:space="0"/>
         </w:tblBorders>
+        <w:tblLayout w:type="autofit"/>
         <w:tblCellMar>
+          <w:top w:w="0" w:type="dxa"/>
           <w:left w:w="10" w:type="dxa"/>
+          <w:bottom w:w="0" w:type="dxa"/>
           <w:right w:w="10" w:type="dxa"/>
         </w:tblCellMar>
-        <w:tblLook w:val="04A0" w:firstRow="1" w:lastRow="0" w:firstColumn="1" w:lastColumn="0" w:noHBand="0" w:noVBand="1"/>
       </w:tblPr>
       <w:tblGrid>
         <w:gridCol w:w="9026"/>
       </w:tblGrid>
       <w:tr>
         <w:tblPrEx>
-          <w:tblCellMar>
-            <w:top w:w="0" w:type="dxa"/>
-            <w:bottom w:w="0" w:type="dxa"/>
-          </w:tblCellMar>
+          <w:tblBorders>
+            <w:top w:val="single" w:color="auto" w:sz="4" w:space="0"/>
+            <w:left w:val="single" w:color="auto" w:sz="4" w:space="0"/>
+            <w:bottom w:val="single" w:color="auto" w:sz="4" w:space="0"/>
+            <w:right w:val="single" w:color="auto" w:sz="4" w:space="0"/>
+            <w:insideH w:val="single" w:color="auto" w:sz="4" w:space="0"/>
+            <w:insideV w:val="single" w:color="auto" w:sz="4" w:space="0"/>
+          </w:tblBorders>
         </w:tblPrEx>
         <w:tc>
           <w:tcPr>
             <w:tcW w:w="9026" w:type="dxa"/>
             <w:tcBorders>
-              <w:top w:val="single" w:sz="4" w:space="0" w:color="000000"/>
-              <w:left w:val="single" w:sz="4" w:space="0" w:color="000000"/>
-              <w:bottom w:val="single" w:sz="4" w:space="0" w:color="000000"/>
-              <w:right w:val="single" w:sz="4" w:space="0" w:color="000000"/>
+              <w:top w:val="single" w:color="000000" w:sz="4" w:space="0"/>
+              <w:left w:val="single" w:color="000000" w:sz="4" w:space="0"/>
+              <w:bottom w:val="single" w:color="000000" w:sz="4" w:space="0"/>
+              <w:right w:val="single" w:color="000000" w:sz="4" w:space="0"/>
             </w:tcBorders>
             <w:shd w:val="clear" w:color="auto" w:fill="EDEDED"/>
             <w:tcMar>
@@ -2435,9 +2442,8 @@
             </w:pPr>
             <w:r>
               <w:rPr>
-                <w:rFonts w:ascii="黑体" w:eastAsia="黑体" w:hAnsi="黑体"/>
-              </w:rPr>
-              <w:lastRenderedPageBreak/>
+                <w:rFonts w:ascii="黑体" w:hAnsi="黑体" w:eastAsia="黑体"/>
+              </w:rPr>
               <w:t>非功能需求</w:t>
             </w:r>
           </w:p>
@@ -2445,22 +2451,32 @@
       </w:tr>
       <w:tr>
         <w:tblPrEx>
+          <w:tblBorders>
+            <w:top w:val="single" w:color="auto" w:sz="4" w:space="0"/>
+            <w:left w:val="single" w:color="auto" w:sz="4" w:space="0"/>
+            <w:bottom w:val="single" w:color="auto" w:sz="4" w:space="0"/>
+            <w:right w:val="single" w:color="auto" w:sz="4" w:space="0"/>
+            <w:insideH w:val="single" w:color="auto" w:sz="4" w:space="0"/>
+            <w:insideV w:val="single" w:color="auto" w:sz="4" w:space="0"/>
+          </w:tblBorders>
           <w:tblCellMar>
             <w:top w:w="0" w:type="dxa"/>
+            <w:left w:w="10" w:type="dxa"/>
             <w:bottom w:w="0" w:type="dxa"/>
+            <w:right w:w="10" w:type="dxa"/>
           </w:tblCellMar>
         </w:tblPrEx>
         <w:trPr>
-          <w:trHeight w:val="1500"/>
+          <w:trHeight w:val="1500" w:hRule="atLeast"/>
         </w:trPr>
         <w:tc>
           <w:tcPr>
             <w:tcW w:w="9026" w:type="dxa"/>
             <w:tcBorders>
-              <w:top w:val="single" w:sz="4" w:space="0" w:color="000000"/>
-              <w:left w:val="single" w:sz="4" w:space="0" w:color="000000"/>
-              <w:bottom w:val="single" w:sz="4" w:space="0" w:color="000000"/>
-              <w:right w:val="single" w:sz="4" w:space="0" w:color="000000"/>
+              <w:top w:val="single" w:color="000000" w:sz="4" w:space="0"/>
+              <w:left w:val="single" w:color="000000" w:sz="4" w:space="0"/>
+              <w:bottom w:val="single" w:color="000000" w:sz="4" w:space="0"/>
+              <w:right w:val="single" w:color="000000" w:sz="4" w:space="0"/>
             </w:tcBorders>
             <w:tcMar>
               <w:top w:w="80" w:type="dxa"/>
@@ -2589,40 +2605,47 @@
     <w:p/>
     <w:tbl>
       <w:tblPr>
+        <w:tblStyle w:val="11"/>
         <w:tblW w:w="9026" w:type="dxa"/>
         <w:tblInd w:w="110" w:type="dxa"/>
         <w:tblBorders>
-          <w:top w:val="single" w:sz="4" w:space="0" w:color="auto"/>
-          <w:left w:val="single" w:sz="4" w:space="0" w:color="auto"/>
-          <w:bottom w:val="single" w:sz="4" w:space="0" w:color="auto"/>
-          <w:right w:val="single" w:sz="4" w:space="0" w:color="auto"/>
-          <w:insideH w:val="single" w:sz="4" w:space="0" w:color="auto"/>
-          <w:insideV w:val="single" w:sz="4" w:space="0" w:color="auto"/>
+          <w:top w:val="single" w:color="auto" w:sz="4" w:space="0"/>
+          <w:left w:val="single" w:color="auto" w:sz="4" w:space="0"/>
+          <w:bottom w:val="single" w:color="auto" w:sz="4" w:space="0"/>
+          <w:right w:val="single" w:color="auto" w:sz="4" w:space="0"/>
+          <w:insideH w:val="single" w:color="auto" w:sz="4" w:space="0"/>
+          <w:insideV w:val="single" w:color="auto" w:sz="4" w:space="0"/>
         </w:tblBorders>
+        <w:tblLayout w:type="autofit"/>
         <w:tblCellMar>
+          <w:top w:w="0" w:type="dxa"/>
           <w:left w:w="10" w:type="dxa"/>
+          <w:bottom w:w="0" w:type="dxa"/>
           <w:right w:w="10" w:type="dxa"/>
         </w:tblCellMar>
-        <w:tblLook w:val="04A0" w:firstRow="1" w:lastRow="0" w:firstColumn="1" w:lastColumn="0" w:noHBand="0" w:noVBand="1"/>
       </w:tblPr>
       <w:tblGrid>
         <w:gridCol w:w="9026"/>
       </w:tblGrid>
       <w:tr>
         <w:tblPrEx>
-          <w:tblCellMar>
-            <w:top w:w="0" w:type="dxa"/>
-            <w:bottom w:w="0" w:type="dxa"/>
-          </w:tblCellMar>
+          <w:tblBorders>
+            <w:top w:val="single" w:color="auto" w:sz="4" w:space="0"/>
+            <w:left w:val="single" w:color="auto" w:sz="4" w:space="0"/>
+            <w:bottom w:val="single" w:color="auto" w:sz="4" w:space="0"/>
+            <w:right w:val="single" w:color="auto" w:sz="4" w:space="0"/>
+            <w:insideH w:val="single" w:color="auto" w:sz="4" w:space="0"/>
+            <w:insideV w:val="single" w:color="auto" w:sz="4" w:space="0"/>
+          </w:tblBorders>
         </w:tblPrEx>
         <w:tc>
           <w:tcPr>
             <w:tcW w:w="9026" w:type="dxa"/>
             <w:tcBorders>
-              <w:top w:val="single" w:sz="4" w:space="0" w:color="000000"/>
-              <w:left w:val="single" w:sz="4" w:space="0" w:color="000000"/>
-              <w:bottom w:val="single" w:sz="4" w:space="0" w:color="000000"/>
-              <w:right w:val="single" w:sz="4" w:space="0" w:color="000000"/>
+              <w:top w:val="single" w:color="000000" w:sz="4" w:space="0"/>
+              <w:left w:val="single" w:color="000000" w:sz="4" w:space="0"/>
+              <w:bottom w:val="single" w:color="000000" w:sz="4" w:space="0"/>
+              <w:right w:val="single" w:color="000000" w:sz="4" w:space="0"/>
             </w:tcBorders>
             <w:shd w:val="clear" w:color="auto" w:fill="EDEDED"/>
             <w:tcMar>
@@ -2640,7 +2663,7 @@
             </w:pPr>
             <w:r>
               <w:rPr>
-                <w:rFonts w:ascii="黑体" w:eastAsia="黑体" w:hAnsi="黑体"/>
+                <w:rFonts w:ascii="黑体" w:hAnsi="黑体" w:eastAsia="黑体"/>
               </w:rPr>
               <w:t>三、系统设计</w:t>
             </w:r>
@@ -2649,22 +2672,32 @@
       </w:tr>
       <w:tr>
         <w:tblPrEx>
+          <w:tblBorders>
+            <w:top w:val="single" w:color="auto" w:sz="4" w:space="0"/>
+            <w:left w:val="single" w:color="auto" w:sz="4" w:space="0"/>
+            <w:bottom w:val="single" w:color="auto" w:sz="4" w:space="0"/>
+            <w:right w:val="single" w:color="auto" w:sz="4" w:space="0"/>
+            <w:insideH w:val="single" w:color="auto" w:sz="4" w:space="0"/>
+            <w:insideV w:val="single" w:color="auto" w:sz="4" w:space="0"/>
+          </w:tblBorders>
           <w:tblCellMar>
             <w:top w:w="0" w:type="dxa"/>
+            <w:left w:w="10" w:type="dxa"/>
             <w:bottom w:w="0" w:type="dxa"/>
+            <w:right w:w="10" w:type="dxa"/>
           </w:tblCellMar>
         </w:tblPrEx>
         <w:trPr>
-          <w:trHeight w:val="3600"/>
+          <w:trHeight w:val="3600" w:hRule="atLeast"/>
         </w:trPr>
         <w:tc>
           <w:tcPr>
             <w:tcW w:w="9026" w:type="dxa"/>
             <w:tcBorders>
-              <w:top w:val="single" w:sz="4" w:space="0" w:color="000000"/>
-              <w:left w:val="single" w:sz="4" w:space="0" w:color="000000"/>
-              <w:bottom w:val="single" w:sz="4" w:space="0" w:color="000000"/>
-              <w:right w:val="single" w:sz="4" w:space="0" w:color="000000"/>
+              <w:top w:val="single" w:color="000000" w:sz="4" w:space="0"/>
+              <w:left w:val="single" w:color="000000" w:sz="4" w:space="0"/>
+              <w:bottom w:val="single" w:color="000000" w:sz="4" w:space="0"/>
+              <w:right w:val="single" w:color="000000" w:sz="4" w:space="0"/>
             </w:tcBorders>
             <w:tcMar>
               <w:top w:w="80" w:type="dxa"/>
@@ -2688,7 +2721,7 @@
           <w:p>
             <w:pPr>
               <w:spacing w:line="320" w:lineRule="auto"/>
-              <w:ind w:firstLineChars="200" w:firstLine="420"/>
+              <w:ind w:firstLine="420" w:firstLineChars="200"/>
             </w:pPr>
             <w:r>
               <w:rPr>
@@ -2705,21 +2738,24 @@
             </w:pPr>
             <w:r>
               <w:drawing>
-                <wp:inline xmlns:a="http://schemas.openxmlformats.org/drawingml/2006/main" xmlns:pic="http://schemas.openxmlformats.org/drawingml/2006/picture">
-                  <wp:extent cx="5220000" cy="3311449"/>
+                <wp:inline distT="0" distB="0" distL="114300" distR="114300">
+                  <wp:extent cx="5219700" cy="3310890"/>
+                  <wp:effectExtent l="0" t="0" r="0" b="3810"/>
                   <wp:docPr id="1" name="Picture 1"/>
                   <wp:cNvGraphicFramePr>
-                    <a:graphicFrameLocks noChangeAspect="1"/>
+                    <a:graphicFrameLocks xmlns:a="http://schemas.openxmlformats.org/drawingml/2006/main" noChangeAspect="1"/>
                   </wp:cNvGraphicFramePr>
-                  <a:graphic>
+                  <a:graphic xmlns:a="http://schemas.openxmlformats.org/drawingml/2006/main">
                     <a:graphicData uri="http://schemas.openxmlformats.org/drawingml/2006/picture">
-                      <pic:pic>
+                      <pic:pic xmlns:pic="http://schemas.openxmlformats.org/drawingml/2006/picture">
                         <pic:nvPicPr>
-                          <pic:cNvPr id="0" name="architecture.png"/>
-                          <pic:cNvPicPr/>
+                          <pic:cNvPr id="1" name="Picture 1"/>
+                          <pic:cNvPicPr>
+                            <a:picLocks noChangeAspect="1"/>
+                          </pic:cNvPicPr>
                         </pic:nvPicPr>
                         <pic:blipFill>
-                          <a:blip r:embed="rId11"/>
+                          <a:blip r:embed="rId5"/>
                           <a:stretch>
                             <a:fillRect/>
                           </a:stretch>
@@ -2729,7 +2765,9 @@
                             <a:off x="0" y="0"/>
                             <a:ext cx="5220000" cy="3311449"/>
                           </a:xfrm>
-                          <a:prstGeom prst="rect"/>
+                          <a:prstGeom prst="rect">
+                            <a:avLst/>
+                          </a:prstGeom>
                         </pic:spPr>
                       </pic:pic>
                     </a:graphicData>
@@ -2766,7 +2804,7 @@
           <w:p>
             <w:pPr>
               <w:spacing w:line="320" w:lineRule="auto"/>
-              <w:ind w:firstLineChars="200" w:firstLine="420"/>
+              <w:ind w:firstLine="420" w:firstLineChars="200"/>
             </w:pPr>
             <w:r>
               <w:rPr>
@@ -2783,21 +2821,24 @@
             </w:pPr>
             <w:r>
               <w:drawing>
-                <wp:inline xmlns:a="http://schemas.openxmlformats.org/drawingml/2006/main" xmlns:pic="http://schemas.openxmlformats.org/drawingml/2006/picture">
-                  <wp:extent cx="5400000" cy="2755252"/>
+                <wp:inline distT="0" distB="0" distL="114300" distR="114300">
+                  <wp:extent cx="5399405" cy="2754630"/>
+                  <wp:effectExtent l="0" t="0" r="10795" b="1270"/>
                   <wp:docPr id="2" name="Picture 2"/>
                   <wp:cNvGraphicFramePr>
-                    <a:graphicFrameLocks noChangeAspect="1"/>
+                    <a:graphicFrameLocks xmlns:a="http://schemas.openxmlformats.org/drawingml/2006/main" noChangeAspect="1"/>
                   </wp:cNvGraphicFramePr>
-                  <a:graphic>
+                  <a:graphic xmlns:a="http://schemas.openxmlformats.org/drawingml/2006/main">
                     <a:graphicData uri="http://schemas.openxmlformats.org/drawingml/2006/picture">
-                      <pic:pic>
+                      <pic:pic xmlns:pic="http://schemas.openxmlformats.org/drawingml/2006/picture">
                         <pic:nvPicPr>
-                          <pic:cNvPr id="0" name="function_tree.png"/>
-                          <pic:cNvPicPr/>
+                          <pic:cNvPr id="2" name="Picture 2"/>
+                          <pic:cNvPicPr>
+                            <a:picLocks noChangeAspect="1"/>
+                          </pic:cNvPicPr>
                         </pic:nvPicPr>
                         <pic:blipFill>
-                          <a:blip r:embed="rId12"/>
+                          <a:blip r:embed="rId6"/>
                           <a:stretch>
                             <a:fillRect/>
                           </a:stretch>
@@ -2807,7 +2848,9 @@
                             <a:off x="0" y="0"/>
                             <a:ext cx="5400000" cy="2755252"/>
                           </a:xfrm>
-                          <a:prstGeom prst="rect"/>
+                          <a:prstGeom prst="rect">
+                            <a:avLst/>
+                          </a:prstGeom>
                         </pic:spPr>
                       </pic:pic>
                     </a:graphicData>
@@ -2832,7 +2875,7 @@
           <w:p>
             <w:pPr>
               <w:spacing w:line="320" w:lineRule="auto"/>
-              <w:ind w:firstLineChars="200" w:firstLine="420"/>
+              <w:ind w:firstLine="420" w:firstLineChars="200"/>
             </w:pPr>
             <w:r>
               <w:rPr>
@@ -2849,21 +2892,24 @@
             </w:pPr>
             <w:r>
               <w:drawing>
-                <wp:inline xmlns:a="http://schemas.openxmlformats.org/drawingml/2006/main" xmlns:pic="http://schemas.openxmlformats.org/drawingml/2006/picture">
-                  <wp:extent cx="5400000" cy="2468571"/>
+                <wp:inline distT="0" distB="0" distL="114300" distR="114300">
+                  <wp:extent cx="5399405" cy="2468245"/>
+                  <wp:effectExtent l="0" t="0" r="10795" b="8255"/>
                   <wp:docPr id="3" name="Picture 3"/>
                   <wp:cNvGraphicFramePr>
-                    <a:graphicFrameLocks noChangeAspect="1"/>
+                    <a:graphicFrameLocks xmlns:a="http://schemas.openxmlformats.org/drawingml/2006/main" noChangeAspect="1"/>
                   </wp:cNvGraphicFramePr>
-                  <a:graphic>
+                  <a:graphic xmlns:a="http://schemas.openxmlformats.org/drawingml/2006/main">
                     <a:graphicData uri="http://schemas.openxmlformats.org/drawingml/2006/picture">
-                      <pic:pic>
+                      <pic:pic xmlns:pic="http://schemas.openxmlformats.org/drawingml/2006/picture">
                         <pic:nvPicPr>
-                          <pic:cNvPr id="0" name="roadmap.png"/>
-                          <pic:cNvPicPr/>
+                          <pic:cNvPr id="3" name="Picture 3"/>
+                          <pic:cNvPicPr>
+                            <a:picLocks noChangeAspect="1"/>
+                          </pic:cNvPicPr>
                         </pic:nvPicPr>
                         <pic:blipFill>
-                          <a:blip r:embed="rId13"/>
+                          <a:blip r:embed="rId7"/>
                           <a:stretch>
                             <a:fillRect/>
                           </a:stretch>
@@ -2873,7 +2919,9 @@
                             <a:off x="0" y="0"/>
                             <a:ext cx="5400000" cy="2468571"/>
                           </a:xfrm>
-                          <a:prstGeom prst="rect"/>
+                          <a:prstGeom prst="rect">
+                            <a:avLst/>
+                          </a:prstGeom>
                         </pic:spPr>
                       </pic:pic>
                     </a:graphicData>
@@ -2956,12 +3004,6 @@
               </w:rPr>
               <w:t>数据库表结构（SQLite）：</w:t>
             </w:r>
-            <w:r>
-              <w:rPr>
-                <w:b w:val="0"/>
-                <w:sz w:val="21"/>
-              </w:rPr>
-            </w:r>
           </w:p>
           <w:p>
             <w:pPr>
@@ -3044,7 +3086,7 @@
           <w:p>
             <w:pPr>
               <w:spacing w:line="320" w:lineRule="auto"/>
-              <w:ind w:firstLineChars="200" w:firstLine="420"/>
+              <w:ind w:firstLine="420" w:firstLineChars="200"/>
             </w:pPr>
             <w:r>
               <w:rPr>
@@ -3069,7 +3111,7 @@
           <w:p>
             <w:pPr>
               <w:spacing w:line="320" w:lineRule="auto"/>
-              <w:ind w:firstLineChars="200" w:firstLine="420"/>
+              <w:ind w:firstLine="420" w:firstLineChars="200"/>
             </w:pPr>
             <w:r>
               <w:rPr>
@@ -3082,7 +3124,7 @@
           <w:p>
             <w:pPr>
               <w:spacing w:line="320" w:lineRule="auto"/>
-              <w:ind w:firstLineChars="200" w:firstLine="420"/>
+              <w:ind w:firstLine="420" w:firstLineChars="200"/>
             </w:pPr>
             <w:r>
               <w:rPr>
@@ -3098,21 +3140,24 @@
     <w:p/>
     <w:tbl>
       <w:tblPr>
+        <w:tblStyle w:val="11"/>
         <w:tblW w:w="9026" w:type="dxa"/>
         <w:tblInd w:w="110" w:type="dxa"/>
         <w:tblBorders>
-          <w:top w:val="single" w:sz="4" w:space="0" w:color="auto"/>
-          <w:left w:val="single" w:sz="4" w:space="0" w:color="auto"/>
-          <w:bottom w:val="single" w:sz="4" w:space="0" w:color="auto"/>
-          <w:right w:val="single" w:sz="4" w:space="0" w:color="auto"/>
-          <w:insideH w:val="single" w:sz="4" w:space="0" w:color="auto"/>
-          <w:insideV w:val="single" w:sz="4" w:space="0" w:color="auto"/>
+          <w:top w:val="single" w:color="auto" w:sz="4" w:space="0"/>
+          <w:left w:val="single" w:color="auto" w:sz="4" w:space="0"/>
+          <w:bottom w:val="single" w:color="auto" w:sz="4" w:space="0"/>
+          <w:right w:val="single" w:color="auto" w:sz="4" w:space="0"/>
+          <w:insideH w:val="single" w:color="auto" w:sz="4" w:space="0"/>
+          <w:insideV w:val="single" w:color="auto" w:sz="4" w:space="0"/>
         </w:tblBorders>
+        <w:tblLayout w:type="autofit"/>
         <w:tblCellMar>
+          <w:top w:w="0" w:type="dxa"/>
           <w:left w:w="10" w:type="dxa"/>
+          <w:bottom w:w="0" w:type="dxa"/>
           <w:right w:w="10" w:type="dxa"/>
         </w:tblCellMar>
-        <w:tblLook w:val="04A0" w:firstRow="1" w:lastRow="0" w:firstColumn="1" w:lastColumn="0" w:noHBand="0" w:noVBand="1"/>
       </w:tblPr>
       <w:tblGrid>
         <w:gridCol w:w="2600"/>
@@ -3120,9 +3165,19 @@
       </w:tblGrid>
       <w:tr>
         <w:tblPrEx>
+          <w:tblBorders>
+            <w:top w:val="single" w:color="auto" w:sz="4" w:space="0"/>
+            <w:left w:val="single" w:color="auto" w:sz="4" w:space="0"/>
+            <w:bottom w:val="single" w:color="auto" w:sz="4" w:space="0"/>
+            <w:right w:val="single" w:color="auto" w:sz="4" w:space="0"/>
+            <w:insideH w:val="single" w:color="auto" w:sz="4" w:space="0"/>
+            <w:insideV w:val="single" w:color="auto" w:sz="4" w:space="0"/>
+          </w:tblBorders>
           <w:tblCellMar>
             <w:top w:w="0" w:type="dxa"/>
+            <w:left w:w="10" w:type="dxa"/>
             <w:bottom w:w="0" w:type="dxa"/>
+            <w:right w:w="10" w:type="dxa"/>
           </w:tblCellMar>
         </w:tblPrEx>
         <w:tc>
@@ -3130,10 +3185,10 @@
             <w:tcW w:w="9026" w:type="dxa"/>
             <w:gridSpan w:val="2"/>
             <w:tcBorders>
-              <w:top w:val="single" w:sz="4" w:space="0" w:color="000000"/>
-              <w:left w:val="single" w:sz="4" w:space="0" w:color="000000"/>
-              <w:bottom w:val="single" w:sz="4" w:space="0" w:color="000000"/>
-              <w:right w:val="single" w:sz="4" w:space="0" w:color="000000"/>
+              <w:top w:val="single" w:color="000000" w:sz="4" w:space="0"/>
+              <w:left w:val="single" w:color="000000" w:sz="4" w:space="0"/>
+              <w:bottom w:val="single" w:color="000000" w:sz="4" w:space="0"/>
+              <w:right w:val="single" w:color="000000" w:sz="4" w:space="0"/>
             </w:tcBorders>
             <w:shd w:val="clear" w:color="auto" w:fill="EDEDED"/>
             <w:tcMar>
@@ -3151,7 +3206,7 @@
             </w:pPr>
             <w:r>
               <w:rPr>
-                <w:rFonts w:ascii="黑体" w:eastAsia="黑体" w:hAnsi="黑体"/>
+                <w:rFonts w:ascii="黑体" w:hAnsi="黑体" w:eastAsia="黑体"/>
               </w:rPr>
               <w:t>四、开发环境与技术选型</w:t>
             </w:r>
@@ -3160,22 +3215,32 @@
       </w:tr>
       <w:tr>
         <w:tblPrEx>
+          <w:tblBorders>
+            <w:top w:val="single" w:color="auto" w:sz="4" w:space="0"/>
+            <w:left w:val="single" w:color="auto" w:sz="4" w:space="0"/>
+            <w:bottom w:val="single" w:color="auto" w:sz="4" w:space="0"/>
+            <w:right w:val="single" w:color="auto" w:sz="4" w:space="0"/>
+            <w:insideH w:val="single" w:color="auto" w:sz="4" w:space="0"/>
+            <w:insideV w:val="single" w:color="auto" w:sz="4" w:space="0"/>
+          </w:tblBorders>
           <w:tblCellMar>
             <w:top w:w="0" w:type="dxa"/>
+            <w:left w:w="10" w:type="dxa"/>
             <w:bottom w:w="0" w:type="dxa"/>
+            <w:right w:w="10" w:type="dxa"/>
           </w:tblCellMar>
         </w:tblPrEx>
         <w:trPr>
-          <w:trHeight w:val="520"/>
+          <w:trHeight w:val="520" w:hRule="atLeast"/>
         </w:trPr>
         <w:tc>
           <w:tcPr>
             <w:tcW w:w="2600" w:type="dxa"/>
             <w:tcBorders>
-              <w:top w:val="single" w:sz="4" w:space="0" w:color="000000"/>
-              <w:left w:val="single" w:sz="4" w:space="0" w:color="000000"/>
-              <w:bottom w:val="single" w:sz="4" w:space="0" w:color="000000"/>
-              <w:right w:val="single" w:sz="4" w:space="0" w:color="000000"/>
+              <w:top w:val="single" w:color="000000" w:sz="4" w:space="0"/>
+              <w:left w:val="single" w:color="000000" w:sz="4" w:space="0"/>
+              <w:bottom w:val="single" w:color="000000" w:sz="4" w:space="0"/>
+              <w:right w:val="single" w:color="000000" w:sz="4" w:space="0"/>
             </w:tcBorders>
             <w:shd w:val="clear" w:color="auto" w:fill="EDEDED"/>
             <w:tcMar>
@@ -3204,10 +3269,10 @@
           <w:tcPr>
             <w:tcW w:w="6426" w:type="dxa"/>
             <w:tcBorders>
-              <w:top w:val="single" w:sz="4" w:space="0" w:color="000000"/>
-              <w:left w:val="single" w:sz="4" w:space="0" w:color="000000"/>
-              <w:bottom w:val="single" w:sz="4" w:space="0" w:color="000000"/>
-              <w:right w:val="single" w:sz="4" w:space="0" w:color="000000"/>
+              <w:top w:val="single" w:color="000000" w:sz="4" w:space="0"/>
+              <w:left w:val="single" w:color="000000" w:sz="4" w:space="0"/>
+              <w:bottom w:val="single" w:color="000000" w:sz="4" w:space="0"/>
+              <w:right w:val="single" w:color="000000" w:sz="4" w:space="0"/>
             </w:tcBorders>
             <w:tcMar>
               <w:top w:w="80" w:type="dxa"/>
@@ -3233,22 +3298,32 @@
       </w:tr>
       <w:tr>
         <w:tblPrEx>
+          <w:tblBorders>
+            <w:top w:val="single" w:color="auto" w:sz="4" w:space="0"/>
+            <w:left w:val="single" w:color="auto" w:sz="4" w:space="0"/>
+            <w:bottom w:val="single" w:color="auto" w:sz="4" w:space="0"/>
+            <w:right w:val="single" w:color="auto" w:sz="4" w:space="0"/>
+            <w:insideH w:val="single" w:color="auto" w:sz="4" w:space="0"/>
+            <w:insideV w:val="single" w:color="auto" w:sz="4" w:space="0"/>
+          </w:tblBorders>
           <w:tblCellMar>
             <w:top w:w="0" w:type="dxa"/>
+            <w:left w:w="10" w:type="dxa"/>
             <w:bottom w:w="0" w:type="dxa"/>
+            <w:right w:w="10" w:type="dxa"/>
           </w:tblCellMar>
         </w:tblPrEx>
         <w:trPr>
-          <w:trHeight w:val="520"/>
+          <w:trHeight w:val="520" w:hRule="atLeast"/>
         </w:trPr>
         <w:tc>
           <w:tcPr>
             <w:tcW w:w="2600" w:type="dxa"/>
             <w:tcBorders>
-              <w:top w:val="single" w:sz="4" w:space="0" w:color="000000"/>
-              <w:left w:val="single" w:sz="4" w:space="0" w:color="000000"/>
-              <w:bottom w:val="single" w:sz="4" w:space="0" w:color="000000"/>
-              <w:right w:val="single" w:sz="4" w:space="0" w:color="000000"/>
+              <w:top w:val="single" w:color="000000" w:sz="4" w:space="0"/>
+              <w:left w:val="single" w:color="000000" w:sz="4" w:space="0"/>
+              <w:bottom w:val="single" w:color="000000" w:sz="4" w:space="0"/>
+              <w:right w:val="single" w:color="000000" w:sz="4" w:space="0"/>
             </w:tcBorders>
             <w:shd w:val="clear" w:color="auto" w:fill="EDEDED"/>
             <w:tcMar>
@@ -3269,21 +3344,7 @@
                 <w:sz w:val="22"/>
                 <w:szCs w:val="22"/>
               </w:rPr>
-              <w:t>框架</w:t>
-            </w:r>
-            <w:r>
-              <w:rPr>
-                <w:sz w:val="22"/>
-                <w:szCs w:val="22"/>
-              </w:rPr>
-              <w:t>/</w:t>
-            </w:r>
-            <w:r>
-              <w:rPr>
-                <w:sz w:val="22"/>
-                <w:szCs w:val="22"/>
-              </w:rPr>
-              <w:t>界面技术</w:t>
+              <w:t>框架/界面技术</w:t>
             </w:r>
           </w:p>
         </w:tc>
@@ -3291,10 +3352,10 @@
           <w:tcPr>
             <w:tcW w:w="6426" w:type="dxa"/>
             <w:tcBorders>
-              <w:top w:val="single" w:sz="4" w:space="0" w:color="000000"/>
-              <w:left w:val="single" w:sz="4" w:space="0" w:color="000000"/>
-              <w:bottom w:val="single" w:sz="4" w:space="0" w:color="000000"/>
-              <w:right w:val="single" w:sz="4" w:space="0" w:color="000000"/>
+              <w:top w:val="single" w:color="000000" w:sz="4" w:space="0"/>
+              <w:left w:val="single" w:color="000000" w:sz="4" w:space="0"/>
+              <w:bottom w:val="single" w:color="000000" w:sz="4" w:space="0"/>
+              <w:right w:val="single" w:color="000000" w:sz="4" w:space="0"/>
             </w:tcBorders>
             <w:tcMar>
               <w:top w:w="80" w:type="dxa"/>
@@ -3347,22 +3408,32 @@
       </w:tr>
       <w:tr>
         <w:tblPrEx>
+          <w:tblBorders>
+            <w:top w:val="single" w:color="auto" w:sz="4" w:space="0"/>
+            <w:left w:val="single" w:color="auto" w:sz="4" w:space="0"/>
+            <w:bottom w:val="single" w:color="auto" w:sz="4" w:space="0"/>
+            <w:right w:val="single" w:color="auto" w:sz="4" w:space="0"/>
+            <w:insideH w:val="single" w:color="auto" w:sz="4" w:space="0"/>
+            <w:insideV w:val="single" w:color="auto" w:sz="4" w:space="0"/>
+          </w:tblBorders>
           <w:tblCellMar>
             <w:top w:w="0" w:type="dxa"/>
+            <w:left w:w="10" w:type="dxa"/>
             <w:bottom w:w="0" w:type="dxa"/>
+            <w:right w:w="10" w:type="dxa"/>
           </w:tblCellMar>
         </w:tblPrEx>
         <w:trPr>
-          <w:trHeight w:val="520"/>
+          <w:trHeight w:val="520" w:hRule="atLeast"/>
         </w:trPr>
         <w:tc>
           <w:tcPr>
             <w:tcW w:w="2600" w:type="dxa"/>
             <w:tcBorders>
-              <w:top w:val="single" w:sz="4" w:space="0" w:color="000000"/>
-              <w:left w:val="single" w:sz="4" w:space="0" w:color="000000"/>
-              <w:bottom w:val="single" w:sz="4" w:space="0" w:color="000000"/>
-              <w:right w:val="single" w:sz="4" w:space="0" w:color="000000"/>
+              <w:top w:val="single" w:color="000000" w:sz="4" w:space="0"/>
+              <w:left w:val="single" w:color="000000" w:sz="4" w:space="0"/>
+              <w:bottom w:val="single" w:color="000000" w:sz="4" w:space="0"/>
+              <w:right w:val="single" w:color="000000" w:sz="4" w:space="0"/>
             </w:tcBorders>
             <w:shd w:val="clear" w:color="auto" w:fill="EDEDED"/>
             <w:tcMar>
@@ -3391,10 +3462,10 @@
           <w:tcPr>
             <w:tcW w:w="6426" w:type="dxa"/>
             <w:tcBorders>
-              <w:top w:val="single" w:sz="4" w:space="0" w:color="000000"/>
-              <w:left w:val="single" w:sz="4" w:space="0" w:color="000000"/>
-              <w:bottom w:val="single" w:sz="4" w:space="0" w:color="000000"/>
-              <w:right w:val="single" w:sz="4" w:space="0" w:color="000000"/>
+              <w:top w:val="single" w:color="000000" w:sz="4" w:space="0"/>
+              <w:left w:val="single" w:color="000000" w:sz="4" w:space="0"/>
+              <w:bottom w:val="single" w:color="000000" w:sz="4" w:space="0"/>
+              <w:right w:val="single" w:color="000000" w:sz="4" w:space="0"/>
             </w:tcBorders>
             <w:tcMar>
               <w:top w:w="80" w:type="dxa"/>
@@ -3421,22 +3492,32 @@
       </w:tr>
       <w:tr>
         <w:tblPrEx>
+          <w:tblBorders>
+            <w:top w:val="single" w:color="auto" w:sz="4" w:space="0"/>
+            <w:left w:val="single" w:color="auto" w:sz="4" w:space="0"/>
+            <w:bottom w:val="single" w:color="auto" w:sz="4" w:space="0"/>
+            <w:right w:val="single" w:color="auto" w:sz="4" w:space="0"/>
+            <w:insideH w:val="single" w:color="auto" w:sz="4" w:space="0"/>
+            <w:insideV w:val="single" w:color="auto" w:sz="4" w:space="0"/>
+          </w:tblBorders>
           <w:tblCellMar>
             <w:top w:w="0" w:type="dxa"/>
+            <w:left w:w="10" w:type="dxa"/>
             <w:bottom w:w="0" w:type="dxa"/>
+            <w:right w:w="10" w:type="dxa"/>
           </w:tblCellMar>
         </w:tblPrEx>
         <w:trPr>
-          <w:trHeight w:val="520"/>
+          <w:trHeight w:val="520" w:hRule="atLeast"/>
         </w:trPr>
         <w:tc>
           <w:tcPr>
             <w:tcW w:w="2600" w:type="dxa"/>
             <w:tcBorders>
-              <w:top w:val="single" w:sz="4" w:space="0" w:color="000000"/>
-              <w:left w:val="single" w:sz="4" w:space="0" w:color="000000"/>
-              <w:bottom w:val="single" w:sz="4" w:space="0" w:color="000000"/>
-              <w:right w:val="single" w:sz="4" w:space="0" w:color="000000"/>
+              <w:top w:val="single" w:color="000000" w:sz="4" w:space="0"/>
+              <w:left w:val="single" w:color="000000" w:sz="4" w:space="0"/>
+              <w:bottom w:val="single" w:color="000000" w:sz="4" w:space="0"/>
+              <w:right w:val="single" w:color="000000" w:sz="4" w:space="0"/>
             </w:tcBorders>
             <w:shd w:val="clear" w:color="auto" w:fill="EDEDED"/>
             <w:tcMar>
@@ -3457,21 +3538,7 @@
                 <w:sz w:val="22"/>
                 <w:szCs w:val="22"/>
               </w:rPr>
-              <w:t>开发工具（</w:t>
-            </w:r>
-            <w:r>
-              <w:rPr>
-                <w:sz w:val="22"/>
-                <w:szCs w:val="22"/>
-              </w:rPr>
-              <w:t>IDE</w:t>
-            </w:r>
-            <w:r>
-              <w:rPr>
-                <w:sz w:val="22"/>
-                <w:szCs w:val="22"/>
-              </w:rPr>
-              <w:t>）</w:t>
+              <w:t>开发工具（IDE）</w:t>
             </w:r>
           </w:p>
         </w:tc>
@@ -3479,10 +3546,10 @@
           <w:tcPr>
             <w:tcW w:w="6426" w:type="dxa"/>
             <w:tcBorders>
-              <w:top w:val="single" w:sz="4" w:space="0" w:color="000000"/>
-              <w:left w:val="single" w:sz="4" w:space="0" w:color="000000"/>
-              <w:bottom w:val="single" w:sz="4" w:space="0" w:color="000000"/>
-              <w:right w:val="single" w:sz="4" w:space="0" w:color="000000"/>
+              <w:top w:val="single" w:color="000000" w:sz="4" w:space="0"/>
+              <w:left w:val="single" w:color="000000" w:sz="4" w:space="0"/>
+              <w:bottom w:val="single" w:color="000000" w:sz="4" w:space="0"/>
+              <w:right w:val="single" w:color="000000" w:sz="4" w:space="0"/>
             </w:tcBorders>
             <w:tcMar>
               <w:top w:w="80" w:type="dxa"/>
@@ -3509,22 +3576,32 @@
       </w:tr>
       <w:tr>
         <w:tblPrEx>
+          <w:tblBorders>
+            <w:top w:val="single" w:color="auto" w:sz="4" w:space="0"/>
+            <w:left w:val="single" w:color="auto" w:sz="4" w:space="0"/>
+            <w:bottom w:val="single" w:color="auto" w:sz="4" w:space="0"/>
+            <w:right w:val="single" w:color="auto" w:sz="4" w:space="0"/>
+            <w:insideH w:val="single" w:color="auto" w:sz="4" w:space="0"/>
+            <w:insideV w:val="single" w:color="auto" w:sz="4" w:space="0"/>
+          </w:tblBorders>
           <w:tblCellMar>
             <w:top w:w="0" w:type="dxa"/>
+            <w:left w:w="10" w:type="dxa"/>
             <w:bottom w:w="0" w:type="dxa"/>
+            <w:right w:w="10" w:type="dxa"/>
           </w:tblCellMar>
         </w:tblPrEx>
         <w:trPr>
-          <w:trHeight w:val="520"/>
+          <w:trHeight w:val="520" w:hRule="atLeast"/>
         </w:trPr>
         <w:tc>
           <w:tcPr>
             <w:tcW w:w="2600" w:type="dxa"/>
             <w:tcBorders>
-              <w:top w:val="single" w:sz="4" w:space="0" w:color="000000"/>
-              <w:left w:val="single" w:sz="4" w:space="0" w:color="000000"/>
-              <w:bottom w:val="single" w:sz="4" w:space="0" w:color="000000"/>
-              <w:right w:val="single" w:sz="4" w:space="0" w:color="000000"/>
+              <w:top w:val="single" w:color="000000" w:sz="4" w:space="0"/>
+              <w:left w:val="single" w:color="000000" w:sz="4" w:space="0"/>
+              <w:bottom w:val="single" w:color="000000" w:sz="4" w:space="0"/>
+              <w:right w:val="single" w:color="000000" w:sz="4" w:space="0"/>
             </w:tcBorders>
             <w:shd w:val="clear" w:color="auto" w:fill="EDEDED"/>
             <w:tcMar>
@@ -3553,10 +3630,10 @@
           <w:tcPr>
             <w:tcW w:w="6426" w:type="dxa"/>
             <w:tcBorders>
-              <w:top w:val="single" w:sz="4" w:space="0" w:color="000000"/>
-              <w:left w:val="single" w:sz="4" w:space="0" w:color="000000"/>
-              <w:bottom w:val="single" w:sz="4" w:space="0" w:color="000000"/>
-              <w:right w:val="single" w:sz="4" w:space="0" w:color="000000"/>
+              <w:top w:val="single" w:color="000000" w:sz="4" w:space="0"/>
+              <w:left w:val="single" w:color="000000" w:sz="4" w:space="0"/>
+              <w:bottom w:val="single" w:color="000000" w:sz="4" w:space="0"/>
+              <w:right w:val="single" w:color="000000" w:sz="4" w:space="0"/>
             </w:tcBorders>
             <w:tcMar>
               <w:top w:w="80" w:type="dxa"/>
@@ -3582,22 +3659,32 @@
       </w:tr>
       <w:tr>
         <w:tblPrEx>
+          <w:tblBorders>
+            <w:top w:val="single" w:color="auto" w:sz="4" w:space="0"/>
+            <w:left w:val="single" w:color="auto" w:sz="4" w:space="0"/>
+            <w:bottom w:val="single" w:color="auto" w:sz="4" w:space="0"/>
+            <w:right w:val="single" w:color="auto" w:sz="4" w:space="0"/>
+            <w:insideH w:val="single" w:color="auto" w:sz="4" w:space="0"/>
+            <w:insideV w:val="single" w:color="auto" w:sz="4" w:space="0"/>
+          </w:tblBorders>
           <w:tblCellMar>
             <w:top w:w="0" w:type="dxa"/>
+            <w:left w:w="10" w:type="dxa"/>
             <w:bottom w:w="0" w:type="dxa"/>
+            <w:right w:w="10" w:type="dxa"/>
           </w:tblCellMar>
         </w:tblPrEx>
         <w:trPr>
-          <w:trHeight w:val="520"/>
+          <w:trHeight w:val="520" w:hRule="atLeast"/>
         </w:trPr>
         <w:tc>
           <w:tcPr>
             <w:tcW w:w="2600" w:type="dxa"/>
             <w:tcBorders>
-              <w:top w:val="single" w:sz="4" w:space="0" w:color="000000"/>
-              <w:left w:val="single" w:sz="4" w:space="0" w:color="000000"/>
-              <w:bottom w:val="single" w:sz="4" w:space="0" w:color="000000"/>
-              <w:right w:val="single" w:sz="4" w:space="0" w:color="000000"/>
+              <w:top w:val="single" w:color="000000" w:sz="4" w:space="0"/>
+              <w:left w:val="single" w:color="000000" w:sz="4" w:space="0"/>
+              <w:bottom w:val="single" w:color="000000" w:sz="4" w:space="0"/>
+              <w:right w:val="single" w:color="000000" w:sz="4" w:space="0"/>
             </w:tcBorders>
             <w:shd w:val="clear" w:color="auto" w:fill="EDEDED"/>
             <w:tcMar>
@@ -3626,10 +3713,10 @@
           <w:tcPr>
             <w:tcW w:w="6426" w:type="dxa"/>
             <w:tcBorders>
-              <w:top w:val="single" w:sz="4" w:space="0" w:color="000000"/>
-              <w:left w:val="single" w:sz="4" w:space="0" w:color="000000"/>
-              <w:bottom w:val="single" w:sz="4" w:space="0" w:color="000000"/>
-              <w:right w:val="single" w:sz="4" w:space="0" w:color="000000"/>
+              <w:top w:val="single" w:color="000000" w:sz="4" w:space="0"/>
+              <w:left w:val="single" w:color="000000" w:sz="4" w:space="0"/>
+              <w:bottom w:val="single" w:color="000000" w:sz="4" w:space="0"/>
+              <w:right w:val="single" w:color="000000" w:sz="4" w:space="0"/>
             </w:tcBorders>
             <w:tcMar>
               <w:top w:w="80" w:type="dxa"/>
@@ -3662,40 +3749,53 @@
     </w:p>
     <w:tbl>
       <w:tblPr>
+        <w:tblStyle w:val="11"/>
         <w:tblW w:w="9026" w:type="dxa"/>
         <w:tblInd w:w="110" w:type="dxa"/>
         <w:tblBorders>
-          <w:top w:val="single" w:sz="4" w:space="0" w:color="auto"/>
-          <w:left w:val="single" w:sz="4" w:space="0" w:color="auto"/>
-          <w:bottom w:val="single" w:sz="4" w:space="0" w:color="auto"/>
-          <w:right w:val="single" w:sz="4" w:space="0" w:color="auto"/>
-          <w:insideH w:val="single" w:sz="4" w:space="0" w:color="auto"/>
-          <w:insideV w:val="single" w:sz="4" w:space="0" w:color="auto"/>
+          <w:top w:val="single" w:color="auto" w:sz="4" w:space="0"/>
+          <w:left w:val="single" w:color="auto" w:sz="4" w:space="0"/>
+          <w:bottom w:val="single" w:color="auto" w:sz="4" w:space="0"/>
+          <w:right w:val="single" w:color="auto" w:sz="4" w:space="0"/>
+          <w:insideH w:val="single" w:color="auto" w:sz="4" w:space="0"/>
+          <w:insideV w:val="single" w:color="auto" w:sz="4" w:space="0"/>
         </w:tblBorders>
+        <w:tblLayout w:type="autofit"/>
         <w:tblCellMar>
+          <w:top w:w="0" w:type="dxa"/>
           <w:left w:w="10" w:type="dxa"/>
+          <w:bottom w:w="0" w:type="dxa"/>
           <w:right w:w="10" w:type="dxa"/>
         </w:tblCellMar>
-        <w:tblLook w:val="04A0" w:firstRow="1" w:lastRow="0" w:firstColumn="1" w:lastColumn="0" w:noHBand="0" w:noVBand="1"/>
       </w:tblPr>
       <w:tblGrid>
         <w:gridCol w:w="9026"/>
       </w:tblGrid>
       <w:tr>
         <w:tblPrEx>
+          <w:tblBorders>
+            <w:top w:val="single" w:color="auto" w:sz="4" w:space="0"/>
+            <w:left w:val="single" w:color="auto" w:sz="4" w:space="0"/>
+            <w:bottom w:val="single" w:color="auto" w:sz="4" w:space="0"/>
+            <w:right w:val="single" w:color="auto" w:sz="4" w:space="0"/>
+            <w:insideH w:val="single" w:color="auto" w:sz="4" w:space="0"/>
+            <w:insideV w:val="single" w:color="auto" w:sz="4" w:space="0"/>
+          </w:tblBorders>
           <w:tblCellMar>
             <w:top w:w="0" w:type="dxa"/>
+            <w:left w:w="10" w:type="dxa"/>
             <w:bottom w:w="0" w:type="dxa"/>
+            <w:right w:w="10" w:type="dxa"/>
           </w:tblCellMar>
         </w:tblPrEx>
         <w:tc>
           <w:tcPr>
             <w:tcW w:w="9026" w:type="dxa"/>
             <w:tcBorders>
-              <w:top w:val="single" w:sz="4" w:space="0" w:color="000000"/>
-              <w:left w:val="single" w:sz="4" w:space="0" w:color="000000"/>
-              <w:bottom w:val="single" w:sz="4" w:space="0" w:color="000000"/>
-              <w:right w:val="single" w:sz="4" w:space="0" w:color="000000"/>
+              <w:top w:val="single" w:color="000000" w:sz="4" w:space="0"/>
+              <w:left w:val="single" w:color="000000" w:sz="4" w:space="0"/>
+              <w:bottom w:val="single" w:color="000000" w:sz="4" w:space="0"/>
+              <w:right w:val="single" w:color="000000" w:sz="4" w:space="0"/>
             </w:tcBorders>
             <w:shd w:val="clear" w:color="auto" w:fill="EDEDED"/>
             <w:tcMar>
@@ -3713,9 +3813,8 @@
             </w:pPr>
             <w:r>
               <w:rPr>
-                <w:rFonts w:ascii="黑体" w:eastAsia="黑体" w:hAnsi="黑体"/>
-              </w:rPr>
-              <w:lastRenderedPageBreak/>
+                <w:rFonts w:ascii="黑体" w:hAnsi="黑体" w:eastAsia="黑体"/>
+              </w:rPr>
               <w:t>五、开发过程与项目管理</w:t>
             </w:r>
           </w:p>
@@ -3723,22 +3822,32 @@
       </w:tr>
       <w:tr>
         <w:tblPrEx>
+          <w:tblBorders>
+            <w:top w:val="single" w:color="auto" w:sz="4" w:space="0"/>
+            <w:left w:val="single" w:color="auto" w:sz="4" w:space="0"/>
+            <w:bottom w:val="single" w:color="auto" w:sz="4" w:space="0"/>
+            <w:right w:val="single" w:color="auto" w:sz="4" w:space="0"/>
+            <w:insideH w:val="single" w:color="auto" w:sz="4" w:space="0"/>
+            <w:insideV w:val="single" w:color="auto" w:sz="4" w:space="0"/>
+          </w:tblBorders>
           <w:tblCellMar>
             <w:top w:w="0" w:type="dxa"/>
+            <w:left w:w="10" w:type="dxa"/>
             <w:bottom w:w="0" w:type="dxa"/>
+            <w:right w:w="10" w:type="dxa"/>
           </w:tblCellMar>
         </w:tblPrEx>
         <w:trPr>
-          <w:trHeight w:val="1400"/>
+          <w:trHeight w:val="1400" w:hRule="atLeast"/>
         </w:trPr>
         <w:tc>
           <w:tcPr>
             <w:tcW w:w="9026" w:type="dxa"/>
             <w:tcBorders>
-              <w:top w:val="single" w:sz="4" w:space="0" w:color="000000"/>
-              <w:left w:val="single" w:sz="4" w:space="0" w:color="000000"/>
-              <w:bottom w:val="single" w:sz="4" w:space="0" w:color="000000"/>
-              <w:right w:val="single" w:sz="4" w:space="0" w:color="000000"/>
+              <w:top w:val="single" w:color="000000" w:sz="4" w:space="0"/>
+              <w:left w:val="single" w:color="000000" w:sz="4" w:space="0"/>
+              <w:bottom w:val="single" w:color="000000" w:sz="4" w:space="0"/>
+              <w:right w:val="single" w:color="000000" w:sz="4" w:space="0"/>
             </w:tcBorders>
             <w:tcMar>
               <w:top w:w="80" w:type="dxa"/>
@@ -3788,12 +3897,6 @@
                 <w:sz w:val="21"/>
               </w:rPr>
               <w:t>迭代计划：</w:t>
-            </w:r>
-            <w:r>
-              <w:rPr>
-                <w:b w:val="0"/>
-                <w:sz w:val="21"/>
-              </w:rPr>
             </w:r>
           </w:p>
           <w:p>
@@ -3860,21 +3963,24 @@
     <w:p/>
     <w:tbl>
       <w:tblPr>
+        <w:tblStyle w:val="11"/>
         <w:tblW w:w="9026" w:type="dxa"/>
         <w:tblInd w:w="110" w:type="dxa"/>
         <w:tblBorders>
-          <w:top w:val="single" w:sz="4" w:space="0" w:color="auto"/>
-          <w:left w:val="single" w:sz="4" w:space="0" w:color="auto"/>
-          <w:bottom w:val="single" w:sz="4" w:space="0" w:color="auto"/>
-          <w:right w:val="single" w:sz="4" w:space="0" w:color="auto"/>
-          <w:insideH w:val="single" w:sz="4" w:space="0" w:color="auto"/>
-          <w:insideV w:val="single" w:sz="4" w:space="0" w:color="auto"/>
+          <w:top w:val="single" w:color="auto" w:sz="4" w:space="0"/>
+          <w:left w:val="single" w:color="auto" w:sz="4" w:space="0"/>
+          <w:bottom w:val="single" w:color="auto" w:sz="4" w:space="0"/>
+          <w:right w:val="single" w:color="auto" w:sz="4" w:space="0"/>
+          <w:insideH w:val="single" w:color="auto" w:sz="4" w:space="0"/>
+          <w:insideV w:val="single" w:color="auto" w:sz="4" w:space="0"/>
         </w:tblBorders>
+        <w:tblLayout w:type="autofit"/>
         <w:tblCellMar>
+          <w:top w:w="0" w:type="dxa"/>
           <w:left w:w="10" w:type="dxa"/>
+          <w:bottom w:w="0" w:type="dxa"/>
           <w:right w:w="10" w:type="dxa"/>
         </w:tblCellMar>
-        <w:tblLook w:val="04A0" w:firstRow="1" w:lastRow="0" w:firstColumn="1" w:lastColumn="0" w:noHBand="0" w:noVBand="1"/>
       </w:tblPr>
       <w:tblGrid>
         <w:gridCol w:w="1800"/>
@@ -3883,9 +3989,19 @@
       </w:tblGrid>
       <w:tr>
         <w:tblPrEx>
+          <w:tblBorders>
+            <w:top w:val="single" w:color="auto" w:sz="4" w:space="0"/>
+            <w:left w:val="single" w:color="auto" w:sz="4" w:space="0"/>
+            <w:bottom w:val="single" w:color="auto" w:sz="4" w:space="0"/>
+            <w:right w:val="single" w:color="auto" w:sz="4" w:space="0"/>
+            <w:insideH w:val="single" w:color="auto" w:sz="4" w:space="0"/>
+            <w:insideV w:val="single" w:color="auto" w:sz="4" w:space="0"/>
+          </w:tblBorders>
           <w:tblCellMar>
             <w:top w:w="0" w:type="dxa"/>
+            <w:left w:w="10" w:type="dxa"/>
             <w:bottom w:w="0" w:type="dxa"/>
+            <w:right w:w="10" w:type="dxa"/>
           </w:tblCellMar>
         </w:tblPrEx>
         <w:tc>
@@ -3893,10 +4009,10 @@
             <w:tcW w:w="9026" w:type="dxa"/>
             <w:gridSpan w:val="3"/>
             <w:tcBorders>
-              <w:top w:val="single" w:sz="4" w:space="0" w:color="000000"/>
-              <w:left w:val="single" w:sz="4" w:space="0" w:color="000000"/>
-              <w:bottom w:val="single" w:sz="4" w:space="0" w:color="000000"/>
-              <w:right w:val="single" w:sz="4" w:space="0" w:color="000000"/>
+              <w:top w:val="single" w:color="000000" w:sz="4" w:space="0"/>
+              <w:left w:val="single" w:color="000000" w:sz="4" w:space="0"/>
+              <w:bottom w:val="single" w:color="000000" w:sz="4" w:space="0"/>
+              <w:right w:val="single" w:color="000000" w:sz="4" w:space="0"/>
             </w:tcBorders>
             <w:shd w:val="clear" w:color="auto" w:fill="EDEDED"/>
             <w:tcMar>
@@ -3914,7 +4030,7 @@
             </w:pPr>
             <w:r>
               <w:rPr>
-                <w:rFonts w:ascii="黑体" w:eastAsia="黑体" w:hAnsi="黑体"/>
+                <w:rFonts w:ascii="黑体" w:hAnsi="黑体" w:eastAsia="黑体"/>
               </w:rPr>
               <w:t>小组分工</w:t>
             </w:r>
@@ -3923,19 +4039,29 @@
       </w:tr>
       <w:tr>
         <w:tblPrEx>
+          <w:tblBorders>
+            <w:top w:val="single" w:color="auto" w:sz="4" w:space="0"/>
+            <w:left w:val="single" w:color="auto" w:sz="4" w:space="0"/>
+            <w:bottom w:val="single" w:color="auto" w:sz="4" w:space="0"/>
+            <w:right w:val="single" w:color="auto" w:sz="4" w:space="0"/>
+            <w:insideH w:val="single" w:color="auto" w:sz="4" w:space="0"/>
+            <w:insideV w:val="single" w:color="auto" w:sz="4" w:space="0"/>
+          </w:tblBorders>
           <w:tblCellMar>
             <w:top w:w="0" w:type="dxa"/>
+            <w:left w:w="10" w:type="dxa"/>
             <w:bottom w:w="0" w:type="dxa"/>
+            <w:right w:w="10" w:type="dxa"/>
           </w:tblCellMar>
         </w:tblPrEx>
         <w:tc>
           <w:tcPr>
             <w:tcW w:w="1800" w:type="dxa"/>
             <w:tcBorders>
-              <w:top w:val="single" w:sz="4" w:space="0" w:color="000000"/>
-              <w:left w:val="single" w:sz="4" w:space="0" w:color="000000"/>
-              <w:bottom w:val="single" w:sz="4" w:space="0" w:color="000000"/>
-              <w:right w:val="single" w:sz="4" w:space="0" w:color="000000"/>
+              <w:top w:val="single" w:color="000000" w:sz="4" w:space="0"/>
+              <w:left w:val="single" w:color="000000" w:sz="4" w:space="0"/>
+              <w:bottom w:val="single" w:color="000000" w:sz="4" w:space="0"/>
+              <w:right w:val="single" w:color="000000" w:sz="4" w:space="0"/>
             </w:tcBorders>
             <w:tcMar>
               <w:top w:w="80" w:type="dxa"/>
@@ -3953,7 +4079,7 @@
             </w:pPr>
             <w:r>
               <w:rPr>
-                <w:rFonts w:ascii="黑体" w:eastAsia="黑体" w:hAnsi="黑体"/>
+                <w:rFonts w:ascii="黑体" w:hAnsi="黑体" w:eastAsia="黑体"/>
                 <w:sz w:val="22"/>
                 <w:szCs w:val="22"/>
               </w:rPr>
@@ -3965,10 +4091,10 @@
           <w:tcPr>
             <w:tcW w:w="2400" w:type="dxa"/>
             <w:tcBorders>
-              <w:top w:val="single" w:sz="4" w:space="0" w:color="000000"/>
-              <w:left w:val="single" w:sz="4" w:space="0" w:color="000000"/>
-              <w:bottom w:val="single" w:sz="4" w:space="0" w:color="000000"/>
-              <w:right w:val="single" w:sz="4" w:space="0" w:color="000000"/>
+              <w:top w:val="single" w:color="000000" w:sz="4" w:space="0"/>
+              <w:left w:val="single" w:color="000000" w:sz="4" w:space="0"/>
+              <w:bottom w:val="single" w:color="000000" w:sz="4" w:space="0"/>
+              <w:right w:val="single" w:color="000000" w:sz="4" w:space="0"/>
             </w:tcBorders>
             <w:tcMar>
               <w:top w:w="80" w:type="dxa"/>
@@ -3986,7 +4112,7 @@
             </w:pPr>
             <w:r>
               <w:rPr>
-                <w:rFonts w:ascii="黑体" w:eastAsia="黑体" w:hAnsi="黑体"/>
+                <w:rFonts w:ascii="黑体" w:hAnsi="黑体" w:eastAsia="黑体"/>
                 <w:sz w:val="22"/>
                 <w:szCs w:val="22"/>
               </w:rPr>
@@ -3998,10 +4124,10 @@
           <w:tcPr>
             <w:tcW w:w="4826" w:type="dxa"/>
             <w:tcBorders>
-              <w:top w:val="single" w:sz="4" w:space="0" w:color="000000"/>
-              <w:left w:val="single" w:sz="4" w:space="0" w:color="000000"/>
-              <w:bottom w:val="single" w:sz="4" w:space="0" w:color="000000"/>
-              <w:right w:val="single" w:sz="4" w:space="0" w:color="000000"/>
+              <w:top w:val="single" w:color="000000" w:sz="4" w:space="0"/>
+              <w:left w:val="single" w:color="000000" w:sz="4" w:space="0"/>
+              <w:bottom w:val="single" w:color="000000" w:sz="4" w:space="0"/>
+              <w:right w:val="single" w:color="000000" w:sz="4" w:space="0"/>
             </w:tcBorders>
             <w:tcMar>
               <w:top w:w="80" w:type="dxa"/>
@@ -4019,7 +4145,7 @@
             </w:pPr>
             <w:r>
               <w:rPr>
-                <w:rFonts w:ascii="黑体" w:eastAsia="黑体" w:hAnsi="黑体"/>
+                <w:rFonts w:ascii="黑体" w:hAnsi="黑体" w:eastAsia="黑体"/>
                 <w:sz w:val="22"/>
                 <w:szCs w:val="22"/>
               </w:rPr>
@@ -4030,22 +4156,32 @@
       </w:tr>
       <w:tr>
         <w:tblPrEx>
+          <w:tblBorders>
+            <w:top w:val="single" w:color="auto" w:sz="4" w:space="0"/>
+            <w:left w:val="single" w:color="auto" w:sz="4" w:space="0"/>
+            <w:bottom w:val="single" w:color="auto" w:sz="4" w:space="0"/>
+            <w:right w:val="single" w:color="auto" w:sz="4" w:space="0"/>
+            <w:insideH w:val="single" w:color="auto" w:sz="4" w:space="0"/>
+            <w:insideV w:val="single" w:color="auto" w:sz="4" w:space="0"/>
+          </w:tblBorders>
           <w:tblCellMar>
             <w:top w:w="0" w:type="dxa"/>
+            <w:left w:w="10" w:type="dxa"/>
             <w:bottom w:w="0" w:type="dxa"/>
+            <w:right w:w="10" w:type="dxa"/>
           </w:tblCellMar>
         </w:tblPrEx>
         <w:trPr>
-          <w:trHeight w:val="520"/>
+          <w:trHeight w:val="520" w:hRule="atLeast"/>
         </w:trPr>
         <w:tc>
           <w:tcPr>
             <w:tcW w:w="1800" w:type="dxa"/>
             <w:tcBorders>
-              <w:top w:val="single" w:sz="4" w:space="0" w:color="000000"/>
-              <w:left w:val="single" w:sz="4" w:space="0" w:color="000000"/>
-              <w:bottom w:val="single" w:sz="4" w:space="0" w:color="000000"/>
-              <w:right w:val="single" w:sz="4" w:space="0" w:color="000000"/>
+              <w:top w:val="single" w:color="000000" w:sz="4" w:space="0"/>
+              <w:left w:val="single" w:color="000000" w:sz="4" w:space="0"/>
+              <w:bottom w:val="single" w:color="000000" w:sz="4" w:space="0"/>
+              <w:right w:val="single" w:color="000000" w:sz="4" w:space="0"/>
             </w:tcBorders>
             <w:tcMar>
               <w:top w:w="80" w:type="dxa"/>
@@ -4059,13 +4195,17 @@
             <w:pPr>
               <w:spacing w:line="320" w:lineRule="auto"/>
               <w:jc w:val="center"/>
-            </w:pPr>
-            <w:r>
-              <w:rPr>
-                <w:b w:val="0"/>
-                <w:sz w:val="21"/>
-              </w:rPr>
-              <w:t>本人</w:t>
+              <w:rPr>
+                <w:rFonts w:hint="eastAsia" w:eastAsia="宋体"/>
+                <w:lang w:val="en-US" w:eastAsia="zh-CN"/>
+              </w:rPr>
+            </w:pPr>
+            <w:r>
+              <w:rPr>
+                <w:rFonts w:hint="eastAsia"/>
+                <w:lang w:val="en-US" w:eastAsia="zh-CN"/>
+              </w:rPr>
+              <w:t>刘星</w:t>
             </w:r>
           </w:p>
         </w:tc>
@@ -4073,10 +4213,10 @@
           <w:tcPr>
             <w:tcW w:w="2400" w:type="dxa"/>
             <w:tcBorders>
-              <w:top w:val="single" w:sz="4" w:space="0" w:color="000000"/>
-              <w:left w:val="single" w:sz="4" w:space="0" w:color="000000"/>
-              <w:bottom w:val="single" w:sz="4" w:space="0" w:color="000000"/>
-              <w:right w:val="single" w:sz="4" w:space="0" w:color="000000"/>
+              <w:top w:val="single" w:color="000000" w:sz="4" w:space="0"/>
+              <w:left w:val="single" w:color="000000" w:sz="4" w:space="0"/>
+              <w:bottom w:val="single" w:color="000000" w:sz="4" w:space="0"/>
+              <w:right w:val="single" w:color="000000" w:sz="4" w:space="0"/>
             </w:tcBorders>
             <w:tcMar>
               <w:top w:w="80" w:type="dxa"/>
@@ -4117,10 +4257,10 @@
           <w:tcPr>
             <w:tcW w:w="4826" w:type="dxa"/>
             <w:tcBorders>
-              <w:top w:val="single" w:sz="4" w:space="0" w:color="000000"/>
-              <w:left w:val="single" w:sz="4" w:space="0" w:color="000000"/>
-              <w:bottom w:val="single" w:sz="4" w:space="0" w:color="000000"/>
-              <w:right w:val="single" w:sz="4" w:space="0" w:color="000000"/>
+              <w:top w:val="single" w:color="000000" w:sz="4" w:space="0"/>
+              <w:left w:val="single" w:color="000000" w:sz="4" w:space="0"/>
+              <w:bottom w:val="single" w:color="000000" w:sz="4" w:space="0"/>
+              <w:right w:val="single" w:color="000000" w:sz="4" w:space="0"/>
             </w:tcBorders>
             <w:tcMar>
               <w:top w:w="80" w:type="dxa"/>
@@ -4147,22 +4287,32 @@
       </w:tr>
       <w:tr>
         <w:tblPrEx>
+          <w:tblBorders>
+            <w:top w:val="single" w:color="auto" w:sz="4" w:space="0"/>
+            <w:left w:val="single" w:color="auto" w:sz="4" w:space="0"/>
+            <w:bottom w:val="single" w:color="auto" w:sz="4" w:space="0"/>
+            <w:right w:val="single" w:color="auto" w:sz="4" w:space="0"/>
+            <w:insideH w:val="single" w:color="auto" w:sz="4" w:space="0"/>
+            <w:insideV w:val="single" w:color="auto" w:sz="4" w:space="0"/>
+          </w:tblBorders>
           <w:tblCellMar>
             <w:top w:w="0" w:type="dxa"/>
+            <w:left w:w="10" w:type="dxa"/>
             <w:bottom w:w="0" w:type="dxa"/>
+            <w:right w:w="10" w:type="dxa"/>
           </w:tblCellMar>
         </w:tblPrEx>
         <w:trPr>
-          <w:trHeight w:val="520"/>
+          <w:trHeight w:val="520" w:hRule="atLeast"/>
         </w:trPr>
         <w:tc>
           <w:tcPr>
             <w:tcW w:w="1800" w:type="dxa"/>
             <w:tcBorders>
-              <w:top w:val="single" w:sz="4" w:space="0" w:color="000000"/>
-              <w:left w:val="single" w:sz="4" w:space="0" w:color="000000"/>
-              <w:bottom w:val="single" w:sz="4" w:space="0" w:color="000000"/>
-              <w:right w:val="single" w:sz="4" w:space="0" w:color="000000"/>
+              <w:top w:val="single" w:color="000000" w:sz="4" w:space="0"/>
+              <w:left w:val="single" w:color="000000" w:sz="4" w:space="0"/>
+              <w:bottom w:val="single" w:color="000000" w:sz="4" w:space="0"/>
+              <w:right w:val="single" w:color="000000" w:sz="4" w:space="0"/>
             </w:tcBorders>
             <w:tcMar>
               <w:top w:w="80" w:type="dxa"/>
@@ -4179,10 +4329,12 @@
             </w:pPr>
             <w:r>
               <w:rPr>
-                <w:b w:val="0"/>
-                <w:sz w:val="21"/>
-              </w:rPr>
-              <w:t>本人</w:t>
+                <w:rFonts w:hint="eastAsia"/>
+                <w:b w:val="0"/>
+                <w:sz w:val="21"/>
+                <w:lang w:val="en-US" w:eastAsia="zh-CN"/>
+              </w:rPr>
+              <w:t>刘星</w:t>
             </w:r>
           </w:p>
         </w:tc>
@@ -4190,10 +4342,10 @@
           <w:tcPr>
             <w:tcW w:w="2400" w:type="dxa"/>
             <w:tcBorders>
-              <w:top w:val="single" w:sz="4" w:space="0" w:color="000000"/>
-              <w:left w:val="single" w:sz="4" w:space="0" w:color="000000"/>
-              <w:bottom w:val="single" w:sz="4" w:space="0" w:color="000000"/>
-              <w:right w:val="single" w:sz="4" w:space="0" w:color="000000"/>
+              <w:top w:val="single" w:color="000000" w:sz="4" w:space="0"/>
+              <w:left w:val="single" w:color="000000" w:sz="4" w:space="0"/>
+              <w:bottom w:val="single" w:color="000000" w:sz="4" w:space="0"/>
+              <w:right w:val="single" w:color="000000" w:sz="4" w:space="0"/>
             </w:tcBorders>
             <w:tcMar>
               <w:top w:w="80" w:type="dxa"/>
@@ -4234,10 +4386,10 @@
           <w:tcPr>
             <w:tcW w:w="4826" w:type="dxa"/>
             <w:tcBorders>
-              <w:top w:val="single" w:sz="4" w:space="0" w:color="000000"/>
-              <w:left w:val="single" w:sz="4" w:space="0" w:color="000000"/>
-              <w:bottom w:val="single" w:sz="4" w:space="0" w:color="000000"/>
-              <w:right w:val="single" w:sz="4" w:space="0" w:color="000000"/>
+              <w:top w:val="single" w:color="000000" w:sz="4" w:space="0"/>
+              <w:left w:val="single" w:color="000000" w:sz="4" w:space="0"/>
+              <w:bottom w:val="single" w:color="000000" w:sz="4" w:space="0"/>
+              <w:right w:val="single" w:color="000000" w:sz="4" w:space="0"/>
             </w:tcBorders>
             <w:tcMar>
               <w:top w:w="80" w:type="dxa"/>
@@ -4264,22 +4416,32 @@
       </w:tr>
       <w:tr>
         <w:tblPrEx>
+          <w:tblBorders>
+            <w:top w:val="single" w:color="auto" w:sz="4" w:space="0"/>
+            <w:left w:val="single" w:color="auto" w:sz="4" w:space="0"/>
+            <w:bottom w:val="single" w:color="auto" w:sz="4" w:space="0"/>
+            <w:right w:val="single" w:color="auto" w:sz="4" w:space="0"/>
+            <w:insideH w:val="single" w:color="auto" w:sz="4" w:space="0"/>
+            <w:insideV w:val="single" w:color="auto" w:sz="4" w:space="0"/>
+          </w:tblBorders>
           <w:tblCellMar>
             <w:top w:w="0" w:type="dxa"/>
+            <w:left w:w="10" w:type="dxa"/>
             <w:bottom w:w="0" w:type="dxa"/>
+            <w:right w:w="10" w:type="dxa"/>
           </w:tblCellMar>
         </w:tblPrEx>
         <w:trPr>
-          <w:trHeight w:val="520"/>
+          <w:trHeight w:val="520" w:hRule="atLeast"/>
         </w:trPr>
         <w:tc>
           <w:tcPr>
             <w:tcW w:w="1800" w:type="dxa"/>
             <w:tcBorders>
-              <w:top w:val="single" w:sz="4" w:space="0" w:color="000000"/>
-              <w:left w:val="single" w:sz="4" w:space="0" w:color="000000"/>
-              <w:bottom w:val="single" w:sz="4" w:space="0" w:color="000000"/>
-              <w:right w:val="single" w:sz="4" w:space="0" w:color="000000"/>
+              <w:top w:val="single" w:color="000000" w:sz="4" w:space="0"/>
+              <w:left w:val="single" w:color="000000" w:sz="4" w:space="0"/>
+              <w:bottom w:val="single" w:color="000000" w:sz="4" w:space="0"/>
+              <w:right w:val="single" w:color="000000" w:sz="4" w:space="0"/>
             </w:tcBorders>
             <w:tcMar>
               <w:top w:w="80" w:type="dxa"/>
@@ -4296,10 +4458,12 @@
             </w:pPr>
             <w:r>
               <w:rPr>
-                <w:b w:val="0"/>
-                <w:sz w:val="21"/>
-              </w:rPr>
-              <w:t>本人</w:t>
+                <w:rFonts w:hint="eastAsia"/>
+                <w:b w:val="0"/>
+                <w:sz w:val="21"/>
+                <w:lang w:val="en-US" w:eastAsia="zh-CN"/>
+              </w:rPr>
+              <w:t>刘星</w:t>
             </w:r>
           </w:p>
         </w:tc>
@@ -4307,10 +4471,10 @@
           <w:tcPr>
             <w:tcW w:w="2400" w:type="dxa"/>
             <w:tcBorders>
-              <w:top w:val="single" w:sz="4" w:space="0" w:color="000000"/>
-              <w:left w:val="single" w:sz="4" w:space="0" w:color="000000"/>
-              <w:bottom w:val="single" w:sz="4" w:space="0" w:color="000000"/>
-              <w:right w:val="single" w:sz="4" w:space="0" w:color="000000"/>
+              <w:top w:val="single" w:color="000000" w:sz="4" w:space="0"/>
+              <w:left w:val="single" w:color="000000" w:sz="4" w:space="0"/>
+              <w:bottom w:val="single" w:color="000000" w:sz="4" w:space="0"/>
+              <w:right w:val="single" w:color="000000" w:sz="4" w:space="0"/>
             </w:tcBorders>
             <w:tcMar>
               <w:top w:w="80" w:type="dxa"/>
@@ -4351,10 +4515,10 @@
           <w:tcPr>
             <w:tcW w:w="4826" w:type="dxa"/>
             <w:tcBorders>
-              <w:top w:val="single" w:sz="4" w:space="0" w:color="000000"/>
-              <w:left w:val="single" w:sz="4" w:space="0" w:color="000000"/>
-              <w:bottom w:val="single" w:sz="4" w:space="0" w:color="000000"/>
-              <w:right w:val="single" w:sz="4" w:space="0" w:color="000000"/>
+              <w:top w:val="single" w:color="000000" w:sz="4" w:space="0"/>
+              <w:left w:val="single" w:color="000000" w:sz="4" w:space="0"/>
+              <w:bottom w:val="single" w:color="000000" w:sz="4" w:space="0"/>
+              <w:right w:val="single" w:color="000000" w:sz="4" w:space="0"/>
             </w:tcBorders>
             <w:tcMar>
               <w:top w:w="80" w:type="dxa"/>
@@ -4381,22 +4545,32 @@
       </w:tr>
       <w:tr>
         <w:tblPrEx>
+          <w:tblBorders>
+            <w:top w:val="single" w:color="auto" w:sz="4" w:space="0"/>
+            <w:left w:val="single" w:color="auto" w:sz="4" w:space="0"/>
+            <w:bottom w:val="single" w:color="auto" w:sz="4" w:space="0"/>
+            <w:right w:val="single" w:color="auto" w:sz="4" w:space="0"/>
+            <w:insideH w:val="single" w:color="auto" w:sz="4" w:space="0"/>
+            <w:insideV w:val="single" w:color="auto" w:sz="4" w:space="0"/>
+          </w:tblBorders>
           <w:tblCellMar>
             <w:top w:w="0" w:type="dxa"/>
+            <w:left w:w="10" w:type="dxa"/>
             <w:bottom w:w="0" w:type="dxa"/>
+            <w:right w:w="10" w:type="dxa"/>
           </w:tblCellMar>
         </w:tblPrEx>
         <w:trPr>
-          <w:trHeight w:val="520"/>
+          <w:trHeight w:val="520" w:hRule="atLeast"/>
         </w:trPr>
         <w:tc>
           <w:tcPr>
             <w:tcW w:w="1800" w:type="dxa"/>
             <w:tcBorders>
-              <w:top w:val="single" w:sz="4" w:space="0" w:color="000000"/>
-              <w:left w:val="single" w:sz="4" w:space="0" w:color="000000"/>
-              <w:bottom w:val="single" w:sz="4" w:space="0" w:color="000000"/>
-              <w:right w:val="single" w:sz="4" w:space="0" w:color="000000"/>
+              <w:top w:val="single" w:color="000000" w:sz="4" w:space="0"/>
+              <w:left w:val="single" w:color="000000" w:sz="4" w:space="0"/>
+              <w:bottom w:val="single" w:color="000000" w:sz="4" w:space="0"/>
+              <w:right w:val="single" w:color="000000" w:sz="4" w:space="0"/>
             </w:tcBorders>
             <w:tcMar>
               <w:top w:w="80" w:type="dxa"/>
@@ -4413,10 +4587,12 @@
             </w:pPr>
             <w:r>
               <w:rPr>
-                <w:b w:val="0"/>
-                <w:sz w:val="21"/>
-              </w:rPr>
-              <w:t>本人</w:t>
+                <w:rFonts w:hint="eastAsia"/>
+                <w:b w:val="0"/>
+                <w:sz w:val="21"/>
+                <w:lang w:val="en-US" w:eastAsia="zh-CN"/>
+              </w:rPr>
+              <w:t>刘星</w:t>
             </w:r>
           </w:p>
         </w:tc>
@@ -4424,10 +4600,10 @@
           <w:tcPr>
             <w:tcW w:w="2400" w:type="dxa"/>
             <w:tcBorders>
-              <w:top w:val="single" w:sz="4" w:space="0" w:color="000000"/>
-              <w:left w:val="single" w:sz="4" w:space="0" w:color="000000"/>
-              <w:bottom w:val="single" w:sz="4" w:space="0" w:color="000000"/>
-              <w:right w:val="single" w:sz="4" w:space="0" w:color="000000"/>
+              <w:top w:val="single" w:color="000000" w:sz="4" w:space="0"/>
+              <w:left w:val="single" w:color="000000" w:sz="4" w:space="0"/>
+              <w:bottom w:val="single" w:color="000000" w:sz="4" w:space="0"/>
+              <w:right w:val="single" w:color="000000" w:sz="4" w:space="0"/>
             </w:tcBorders>
             <w:tcMar>
               <w:top w:w="80" w:type="dxa"/>
@@ -4455,10 +4631,10 @@
           <w:tcPr>
             <w:tcW w:w="4826" w:type="dxa"/>
             <w:tcBorders>
-              <w:top w:val="single" w:sz="4" w:space="0" w:color="000000"/>
-              <w:left w:val="single" w:sz="4" w:space="0" w:color="000000"/>
-              <w:bottom w:val="single" w:sz="4" w:space="0" w:color="000000"/>
-              <w:right w:val="single" w:sz="4" w:space="0" w:color="000000"/>
+              <w:top w:val="single" w:color="000000" w:sz="4" w:space="0"/>
+              <w:left w:val="single" w:color="000000" w:sz="4" w:space="0"/>
+              <w:bottom w:val="single" w:color="000000" w:sz="4" w:space="0"/>
+              <w:right w:val="single" w:color="000000" w:sz="4" w:space="0"/>
             </w:tcBorders>
             <w:tcMar>
               <w:top w:w="80" w:type="dxa"/>
@@ -4487,40 +4663,53 @@
     <w:p/>
     <w:tbl>
       <w:tblPr>
+        <w:tblStyle w:val="11"/>
         <w:tblW w:w="9026" w:type="dxa"/>
         <w:tblInd w:w="110" w:type="dxa"/>
         <w:tblBorders>
-          <w:top w:val="single" w:sz="4" w:space="0" w:color="auto"/>
-          <w:left w:val="single" w:sz="4" w:space="0" w:color="auto"/>
-          <w:bottom w:val="single" w:sz="4" w:space="0" w:color="auto"/>
-          <w:right w:val="single" w:sz="4" w:space="0" w:color="auto"/>
-          <w:insideH w:val="single" w:sz="4" w:space="0" w:color="auto"/>
-          <w:insideV w:val="single" w:sz="4" w:space="0" w:color="auto"/>
+          <w:top w:val="single" w:color="auto" w:sz="4" w:space="0"/>
+          <w:left w:val="single" w:color="auto" w:sz="4" w:space="0"/>
+          <w:bottom w:val="single" w:color="auto" w:sz="4" w:space="0"/>
+          <w:right w:val="single" w:color="auto" w:sz="4" w:space="0"/>
+          <w:insideH w:val="single" w:color="auto" w:sz="4" w:space="0"/>
+          <w:insideV w:val="single" w:color="auto" w:sz="4" w:space="0"/>
         </w:tblBorders>
+        <w:tblLayout w:type="autofit"/>
         <w:tblCellMar>
+          <w:top w:w="0" w:type="dxa"/>
           <w:left w:w="10" w:type="dxa"/>
+          <w:bottom w:w="0" w:type="dxa"/>
           <w:right w:w="10" w:type="dxa"/>
         </w:tblCellMar>
-        <w:tblLook w:val="04A0" w:firstRow="1" w:lastRow="0" w:firstColumn="1" w:lastColumn="0" w:noHBand="0" w:noVBand="1"/>
       </w:tblPr>
       <w:tblGrid>
         <w:gridCol w:w="9026"/>
       </w:tblGrid>
       <w:tr>
         <w:tblPrEx>
+          <w:tblBorders>
+            <w:top w:val="single" w:color="auto" w:sz="4" w:space="0"/>
+            <w:left w:val="single" w:color="auto" w:sz="4" w:space="0"/>
+            <w:bottom w:val="single" w:color="auto" w:sz="4" w:space="0"/>
+            <w:right w:val="single" w:color="auto" w:sz="4" w:space="0"/>
+            <w:insideH w:val="single" w:color="auto" w:sz="4" w:space="0"/>
+            <w:insideV w:val="single" w:color="auto" w:sz="4" w:space="0"/>
+          </w:tblBorders>
           <w:tblCellMar>
             <w:top w:w="0" w:type="dxa"/>
+            <w:left w:w="10" w:type="dxa"/>
             <w:bottom w:w="0" w:type="dxa"/>
+            <w:right w:w="10" w:type="dxa"/>
           </w:tblCellMar>
         </w:tblPrEx>
         <w:tc>
           <w:tcPr>
             <w:tcW w:w="9026" w:type="dxa"/>
             <w:tcBorders>
-              <w:top w:val="single" w:sz="4" w:space="0" w:color="000000"/>
-              <w:left w:val="single" w:sz="4" w:space="0" w:color="000000"/>
-              <w:bottom w:val="single" w:sz="4" w:space="0" w:color="000000"/>
-              <w:right w:val="single" w:sz="4" w:space="0" w:color="000000"/>
+              <w:top w:val="single" w:color="000000" w:sz="4" w:space="0"/>
+              <w:left w:val="single" w:color="000000" w:sz="4" w:space="0"/>
+              <w:bottom w:val="single" w:color="000000" w:sz="4" w:space="0"/>
+              <w:right w:val="single" w:color="000000" w:sz="4" w:space="0"/>
             </w:tcBorders>
             <w:shd w:val="clear" w:color="auto" w:fill="EDEDED"/>
             <w:tcMar>
@@ -4538,7 +4727,7 @@
             </w:pPr>
             <w:r>
               <w:rPr>
-                <w:rFonts w:ascii="黑体" w:eastAsia="黑体" w:hAnsi="黑体"/>
+                <w:rFonts w:ascii="黑体" w:hAnsi="黑体" w:eastAsia="黑体"/>
               </w:rPr>
               <w:t>六、测试计划</w:t>
             </w:r>
@@ -4547,22 +4736,32 @@
       </w:tr>
       <w:tr>
         <w:tblPrEx>
+          <w:tblBorders>
+            <w:top w:val="single" w:color="auto" w:sz="4" w:space="0"/>
+            <w:left w:val="single" w:color="auto" w:sz="4" w:space="0"/>
+            <w:bottom w:val="single" w:color="auto" w:sz="4" w:space="0"/>
+            <w:right w:val="single" w:color="auto" w:sz="4" w:space="0"/>
+            <w:insideH w:val="single" w:color="auto" w:sz="4" w:space="0"/>
+            <w:insideV w:val="single" w:color="auto" w:sz="4" w:space="0"/>
+          </w:tblBorders>
           <w:tblCellMar>
             <w:top w:w="0" w:type="dxa"/>
+            <w:left w:w="10" w:type="dxa"/>
             <w:bottom w:w="0" w:type="dxa"/>
+            <w:right w:w="10" w:type="dxa"/>
           </w:tblCellMar>
         </w:tblPrEx>
         <w:trPr>
-          <w:trHeight w:val="1800"/>
+          <w:trHeight w:val="1800" w:hRule="atLeast"/>
         </w:trPr>
         <w:tc>
           <w:tcPr>
             <w:tcW w:w="9026" w:type="dxa"/>
             <w:tcBorders>
-              <w:top w:val="single" w:sz="4" w:space="0" w:color="000000"/>
-              <w:left w:val="single" w:sz="4" w:space="0" w:color="000000"/>
-              <w:bottom w:val="single" w:sz="4" w:space="0" w:color="000000"/>
-              <w:right w:val="single" w:sz="4" w:space="0" w:color="000000"/>
+              <w:top w:val="single" w:color="000000" w:sz="4" w:space="0"/>
+              <w:left w:val="single" w:color="000000" w:sz="4" w:space="0"/>
+              <w:bottom w:val="single" w:color="000000" w:sz="4" w:space="0"/>
+              <w:right w:val="single" w:color="000000" w:sz="4" w:space="0"/>
             </w:tcBorders>
             <w:tcMar>
               <w:top w:w="80" w:type="dxa"/>
@@ -4600,7 +4799,7 @@
           <w:p>
             <w:pPr>
               <w:spacing w:line="320" w:lineRule="auto"/>
-              <w:ind w:firstLineChars="200" w:firstLine="420"/>
+              <w:ind w:firstLine="420" w:firstLineChars="200"/>
             </w:pPr>
             <w:r>
               <w:rPr>
@@ -4626,7 +4825,7 @@
           <w:p>
             <w:pPr>
               <w:spacing w:line="320" w:lineRule="auto"/>
-              <w:ind w:firstLineChars="200" w:firstLine="420"/>
+              <w:ind w:firstLine="420" w:firstLineChars="200"/>
             </w:pPr>
             <w:r>
               <w:rPr>
@@ -4639,27 +4838,27 @@
         </w:tc>
       </w:tr>
     </w:tbl>
-    <w:p>
-      <w:bookmarkStart w:id="0" w:name="_GoBack"/>
-      <w:bookmarkEnd w:id="0"/>
-    </w:p>
+    <w:p/>
     <w:tbl>
       <w:tblPr>
+        <w:tblStyle w:val="11"/>
         <w:tblW w:w="9026" w:type="dxa"/>
         <w:tblInd w:w="110" w:type="dxa"/>
         <w:tblBorders>
-          <w:top w:val="single" w:sz="4" w:space="0" w:color="auto"/>
-          <w:left w:val="single" w:sz="4" w:space="0" w:color="auto"/>
-          <w:bottom w:val="single" w:sz="4" w:space="0" w:color="auto"/>
-          <w:right w:val="single" w:sz="4" w:space="0" w:color="auto"/>
-          <w:insideH w:val="single" w:sz="4" w:space="0" w:color="auto"/>
-          <w:insideV w:val="single" w:sz="4" w:space="0" w:color="auto"/>
+          <w:top w:val="single" w:color="auto" w:sz="4" w:space="0"/>
+          <w:left w:val="single" w:color="auto" w:sz="4" w:space="0"/>
+          <w:bottom w:val="single" w:color="auto" w:sz="4" w:space="0"/>
+          <w:right w:val="single" w:color="auto" w:sz="4" w:space="0"/>
+          <w:insideH w:val="single" w:color="auto" w:sz="4" w:space="0"/>
+          <w:insideV w:val="single" w:color="auto" w:sz="4" w:space="0"/>
         </w:tblBorders>
+        <w:tblLayout w:type="autofit"/>
         <w:tblCellMar>
+          <w:top w:w="0" w:type="dxa"/>
           <w:left w:w="10" w:type="dxa"/>
+          <w:bottom w:w="0" w:type="dxa"/>
           <w:right w:w="10" w:type="dxa"/>
         </w:tblCellMar>
-        <w:tblLook w:val="04A0" w:firstRow="1" w:lastRow="0" w:firstColumn="1" w:lastColumn="0" w:noHBand="0" w:noVBand="1"/>
       </w:tblPr>
       <w:tblGrid>
         <w:gridCol w:w="1200"/>
@@ -4669,9 +4868,19 @@
       </w:tblGrid>
       <w:tr>
         <w:tblPrEx>
+          <w:tblBorders>
+            <w:top w:val="single" w:color="auto" w:sz="4" w:space="0"/>
+            <w:left w:val="single" w:color="auto" w:sz="4" w:space="0"/>
+            <w:bottom w:val="single" w:color="auto" w:sz="4" w:space="0"/>
+            <w:right w:val="single" w:color="auto" w:sz="4" w:space="0"/>
+            <w:insideH w:val="single" w:color="auto" w:sz="4" w:space="0"/>
+            <w:insideV w:val="single" w:color="auto" w:sz="4" w:space="0"/>
+          </w:tblBorders>
           <w:tblCellMar>
             <w:top w:w="0" w:type="dxa"/>
+            <w:left w:w="10" w:type="dxa"/>
             <w:bottom w:w="0" w:type="dxa"/>
+            <w:right w:w="10" w:type="dxa"/>
           </w:tblCellMar>
         </w:tblPrEx>
         <w:tc>
@@ -4679,10 +4888,10 @@
             <w:tcW w:w="9026" w:type="dxa"/>
             <w:gridSpan w:val="4"/>
             <w:tcBorders>
-              <w:top w:val="single" w:sz="4" w:space="0" w:color="000000"/>
-              <w:left w:val="single" w:sz="4" w:space="0" w:color="000000"/>
-              <w:bottom w:val="single" w:sz="4" w:space="0" w:color="000000"/>
-              <w:right w:val="single" w:sz="4" w:space="0" w:color="000000"/>
+              <w:top w:val="single" w:color="000000" w:sz="4" w:space="0"/>
+              <w:left w:val="single" w:color="000000" w:sz="4" w:space="0"/>
+              <w:bottom w:val="single" w:color="000000" w:sz="4" w:space="0"/>
+              <w:right w:val="single" w:color="000000" w:sz="4" w:space="0"/>
             </w:tcBorders>
             <w:shd w:val="clear" w:color="auto" w:fill="EDEDED"/>
             <w:tcMar>
@@ -4700,7 +4909,7 @@
             </w:pPr>
             <w:r>
               <w:rPr>
-                <w:rFonts w:ascii="黑体" w:eastAsia="黑体" w:hAnsi="黑体"/>
+                <w:rFonts w:ascii="黑体" w:hAnsi="黑体" w:eastAsia="黑体"/>
               </w:rPr>
               <w:t>主要测试用例（示例）</w:t>
             </w:r>
@@ -4709,19 +4918,29 @@
       </w:tr>
       <w:tr>
         <w:tblPrEx>
+          <w:tblBorders>
+            <w:top w:val="single" w:color="auto" w:sz="4" w:space="0"/>
+            <w:left w:val="single" w:color="auto" w:sz="4" w:space="0"/>
+            <w:bottom w:val="single" w:color="auto" w:sz="4" w:space="0"/>
+            <w:right w:val="single" w:color="auto" w:sz="4" w:space="0"/>
+            <w:insideH w:val="single" w:color="auto" w:sz="4" w:space="0"/>
+            <w:insideV w:val="single" w:color="auto" w:sz="4" w:space="0"/>
+          </w:tblBorders>
           <w:tblCellMar>
             <w:top w:w="0" w:type="dxa"/>
+            <w:left w:w="10" w:type="dxa"/>
             <w:bottom w:w="0" w:type="dxa"/>
+            <w:right w:w="10" w:type="dxa"/>
           </w:tblCellMar>
         </w:tblPrEx>
         <w:tc>
           <w:tcPr>
             <w:tcW w:w="1200" w:type="dxa"/>
             <w:tcBorders>
-              <w:top w:val="single" w:sz="4" w:space="0" w:color="000000"/>
-              <w:left w:val="single" w:sz="4" w:space="0" w:color="000000"/>
-              <w:bottom w:val="single" w:sz="4" w:space="0" w:color="000000"/>
-              <w:right w:val="single" w:sz="4" w:space="0" w:color="000000"/>
+              <w:top w:val="single" w:color="000000" w:sz="4" w:space="0"/>
+              <w:left w:val="single" w:color="000000" w:sz="4" w:space="0"/>
+              <w:bottom w:val="single" w:color="000000" w:sz="4" w:space="0"/>
+              <w:right w:val="single" w:color="000000" w:sz="4" w:space="0"/>
             </w:tcBorders>
             <w:tcMar>
               <w:top w:w="80" w:type="dxa"/>
@@ -4739,7 +4958,7 @@
             </w:pPr>
             <w:r>
               <w:rPr>
-                <w:rFonts w:ascii="黑体" w:eastAsia="黑体" w:hAnsi="黑体"/>
+                <w:rFonts w:ascii="黑体" w:hAnsi="黑体" w:eastAsia="黑体"/>
                 <w:sz w:val="22"/>
                 <w:szCs w:val="22"/>
               </w:rPr>
@@ -4751,10 +4970,10 @@
           <w:tcPr>
             <w:tcW w:w="2000" w:type="dxa"/>
             <w:tcBorders>
-              <w:top w:val="single" w:sz="4" w:space="0" w:color="000000"/>
-              <w:left w:val="single" w:sz="4" w:space="0" w:color="000000"/>
-              <w:bottom w:val="single" w:sz="4" w:space="0" w:color="000000"/>
-              <w:right w:val="single" w:sz="4" w:space="0" w:color="000000"/>
+              <w:top w:val="single" w:color="000000" w:sz="4" w:space="0"/>
+              <w:left w:val="single" w:color="000000" w:sz="4" w:space="0"/>
+              <w:bottom w:val="single" w:color="000000" w:sz="4" w:space="0"/>
+              <w:right w:val="single" w:color="000000" w:sz="4" w:space="0"/>
             </w:tcBorders>
             <w:tcMar>
               <w:top w:w="80" w:type="dxa"/>
@@ -4772,7 +4991,7 @@
             </w:pPr>
             <w:r>
               <w:rPr>
-                <w:rFonts w:ascii="黑体" w:eastAsia="黑体" w:hAnsi="黑体"/>
+                <w:rFonts w:ascii="黑体" w:hAnsi="黑体" w:eastAsia="黑体"/>
                 <w:sz w:val="22"/>
                 <w:szCs w:val="22"/>
               </w:rPr>
@@ -4784,10 +5003,10 @@
           <w:tcPr>
             <w:tcW w:w="3000" w:type="dxa"/>
             <w:tcBorders>
-              <w:top w:val="single" w:sz="4" w:space="0" w:color="000000"/>
-              <w:left w:val="single" w:sz="4" w:space="0" w:color="000000"/>
-              <w:bottom w:val="single" w:sz="4" w:space="0" w:color="000000"/>
-              <w:right w:val="single" w:sz="4" w:space="0" w:color="000000"/>
+              <w:top w:val="single" w:color="000000" w:sz="4" w:space="0"/>
+              <w:left w:val="single" w:color="000000" w:sz="4" w:space="0"/>
+              <w:bottom w:val="single" w:color="000000" w:sz="4" w:space="0"/>
+              <w:right w:val="single" w:color="000000" w:sz="4" w:space="0"/>
             </w:tcBorders>
             <w:tcMar>
               <w:top w:w="80" w:type="dxa"/>
@@ -4805,27 +5024,11 @@
             </w:pPr>
             <w:r>
               <w:rPr>
-                <w:rFonts w:ascii="黑体" w:eastAsia="黑体" w:hAnsi="黑体"/>
+                <w:rFonts w:ascii="黑体" w:hAnsi="黑体" w:eastAsia="黑体"/>
                 <w:sz w:val="22"/>
                 <w:szCs w:val="22"/>
               </w:rPr>
-              <w:t>输入</w:t>
-            </w:r>
-            <w:r>
-              <w:rPr>
-                <w:rFonts w:ascii="黑体" w:eastAsia="黑体" w:hAnsi="黑体"/>
-                <w:sz w:val="22"/>
-                <w:szCs w:val="22"/>
-              </w:rPr>
-              <w:t>/</w:t>
-            </w:r>
-            <w:r>
-              <w:rPr>
-                <w:rFonts w:ascii="黑体" w:eastAsia="黑体" w:hAnsi="黑体"/>
-                <w:sz w:val="22"/>
-                <w:szCs w:val="22"/>
-              </w:rPr>
-              <w:t>操作</w:t>
+              <w:t>输入/操作</w:t>
             </w:r>
           </w:p>
         </w:tc>
@@ -4833,10 +5036,10 @@
           <w:tcPr>
             <w:tcW w:w="2826" w:type="dxa"/>
             <w:tcBorders>
-              <w:top w:val="single" w:sz="4" w:space="0" w:color="000000"/>
-              <w:left w:val="single" w:sz="4" w:space="0" w:color="000000"/>
-              <w:bottom w:val="single" w:sz="4" w:space="0" w:color="000000"/>
-              <w:right w:val="single" w:sz="4" w:space="0" w:color="000000"/>
+              <w:top w:val="single" w:color="000000" w:sz="4" w:space="0"/>
+              <w:left w:val="single" w:color="000000" w:sz="4" w:space="0"/>
+              <w:bottom w:val="single" w:color="000000" w:sz="4" w:space="0"/>
+              <w:right w:val="single" w:color="000000" w:sz="4" w:space="0"/>
             </w:tcBorders>
             <w:tcMar>
               <w:top w:w="80" w:type="dxa"/>
@@ -4854,7 +5057,7 @@
             </w:pPr>
             <w:r>
               <w:rPr>
-                <w:rFonts w:ascii="黑体" w:eastAsia="黑体" w:hAnsi="黑体"/>
+                <w:rFonts w:ascii="黑体" w:hAnsi="黑体" w:eastAsia="黑体"/>
                 <w:sz w:val="22"/>
                 <w:szCs w:val="22"/>
               </w:rPr>
@@ -4865,22 +5068,32 @@
       </w:tr>
       <w:tr>
         <w:tblPrEx>
+          <w:tblBorders>
+            <w:top w:val="single" w:color="auto" w:sz="4" w:space="0"/>
+            <w:left w:val="single" w:color="auto" w:sz="4" w:space="0"/>
+            <w:bottom w:val="single" w:color="auto" w:sz="4" w:space="0"/>
+            <w:right w:val="single" w:color="auto" w:sz="4" w:space="0"/>
+            <w:insideH w:val="single" w:color="auto" w:sz="4" w:space="0"/>
+            <w:insideV w:val="single" w:color="auto" w:sz="4" w:space="0"/>
+          </w:tblBorders>
           <w:tblCellMar>
             <w:top w:w="0" w:type="dxa"/>
+            <w:left w:w="10" w:type="dxa"/>
             <w:bottom w:w="0" w:type="dxa"/>
+            <w:right w:w="10" w:type="dxa"/>
           </w:tblCellMar>
         </w:tblPrEx>
         <w:trPr>
-          <w:trHeight w:val="520"/>
+          <w:trHeight w:val="520" w:hRule="atLeast"/>
         </w:trPr>
         <w:tc>
           <w:tcPr>
             <w:tcW w:w="1200" w:type="dxa"/>
             <w:tcBorders>
-              <w:top w:val="single" w:sz="4" w:space="0" w:color="000000"/>
-              <w:left w:val="single" w:sz="4" w:space="0" w:color="000000"/>
-              <w:bottom w:val="single" w:sz="4" w:space="0" w:color="000000"/>
-              <w:right w:val="single" w:sz="4" w:space="0" w:color="000000"/>
+              <w:top w:val="single" w:color="000000" w:sz="4" w:space="0"/>
+              <w:left w:val="single" w:color="000000" w:sz="4" w:space="0"/>
+              <w:bottom w:val="single" w:color="000000" w:sz="4" w:space="0"/>
+              <w:right w:val="single" w:color="000000" w:sz="4" w:space="0"/>
             </w:tcBorders>
             <w:tcMar>
               <w:top w:w="80" w:type="dxa"/>
@@ -4908,10 +5121,10 @@
           <w:tcPr>
             <w:tcW w:w="2000" w:type="dxa"/>
             <w:tcBorders>
-              <w:top w:val="single" w:sz="4" w:space="0" w:color="000000"/>
-              <w:left w:val="single" w:sz="4" w:space="0" w:color="000000"/>
-              <w:bottom w:val="single" w:sz="4" w:space="0" w:color="000000"/>
-              <w:right w:val="single" w:sz="4" w:space="0" w:color="000000"/>
+              <w:top w:val="single" w:color="000000" w:sz="4" w:space="0"/>
+              <w:left w:val="single" w:color="000000" w:sz="4" w:space="0"/>
+              <w:bottom w:val="single" w:color="000000" w:sz="4" w:space="0"/>
+              <w:right w:val="single" w:color="000000" w:sz="4" w:space="0"/>
             </w:tcBorders>
             <w:tcMar>
               <w:top w:w="80" w:type="dxa"/>
@@ -4939,10 +5152,10 @@
           <w:tcPr>
             <w:tcW w:w="3000" w:type="dxa"/>
             <w:tcBorders>
-              <w:top w:val="single" w:sz="4" w:space="0" w:color="000000"/>
-              <w:left w:val="single" w:sz="4" w:space="0" w:color="000000"/>
-              <w:bottom w:val="single" w:sz="4" w:space="0" w:color="000000"/>
-              <w:right w:val="single" w:sz="4" w:space="0" w:color="000000"/>
+              <w:top w:val="single" w:color="000000" w:sz="4" w:space="0"/>
+              <w:left w:val="single" w:color="000000" w:sz="4" w:space="0"/>
+              <w:bottom w:val="single" w:color="000000" w:sz="4" w:space="0"/>
+              <w:right w:val="single" w:color="000000" w:sz="4" w:space="0"/>
             </w:tcBorders>
             <w:tcMar>
               <w:top w:w="80" w:type="dxa"/>
@@ -4970,10 +5183,10 @@
           <w:tcPr>
             <w:tcW w:w="2826" w:type="dxa"/>
             <w:tcBorders>
-              <w:top w:val="single" w:sz="4" w:space="0" w:color="000000"/>
-              <w:left w:val="single" w:sz="4" w:space="0" w:color="000000"/>
-              <w:bottom w:val="single" w:sz="4" w:space="0" w:color="000000"/>
-              <w:right w:val="single" w:sz="4" w:space="0" w:color="000000"/>
+              <w:top w:val="single" w:color="000000" w:sz="4" w:space="0"/>
+              <w:left w:val="single" w:color="000000" w:sz="4" w:space="0"/>
+              <w:bottom w:val="single" w:color="000000" w:sz="4" w:space="0"/>
+              <w:right w:val="single" w:color="000000" w:sz="4" w:space="0"/>
             </w:tcBorders>
             <w:tcMar>
               <w:top w:w="80" w:type="dxa"/>
@@ -5000,22 +5213,32 @@
       </w:tr>
       <w:tr>
         <w:tblPrEx>
+          <w:tblBorders>
+            <w:top w:val="single" w:color="auto" w:sz="4" w:space="0"/>
+            <w:left w:val="single" w:color="auto" w:sz="4" w:space="0"/>
+            <w:bottom w:val="single" w:color="auto" w:sz="4" w:space="0"/>
+            <w:right w:val="single" w:color="auto" w:sz="4" w:space="0"/>
+            <w:insideH w:val="single" w:color="auto" w:sz="4" w:space="0"/>
+            <w:insideV w:val="single" w:color="auto" w:sz="4" w:space="0"/>
+          </w:tblBorders>
           <w:tblCellMar>
             <w:top w:w="0" w:type="dxa"/>
+            <w:left w:w="10" w:type="dxa"/>
             <w:bottom w:w="0" w:type="dxa"/>
+            <w:right w:w="10" w:type="dxa"/>
           </w:tblCellMar>
         </w:tblPrEx>
         <w:trPr>
-          <w:trHeight w:val="520"/>
+          <w:trHeight w:val="520" w:hRule="atLeast"/>
         </w:trPr>
         <w:tc>
           <w:tcPr>
             <w:tcW w:w="1200" w:type="dxa"/>
             <w:tcBorders>
-              <w:top w:val="single" w:sz="4" w:space="0" w:color="000000"/>
-              <w:left w:val="single" w:sz="4" w:space="0" w:color="000000"/>
-              <w:bottom w:val="single" w:sz="4" w:space="0" w:color="000000"/>
-              <w:right w:val="single" w:sz="4" w:space="0" w:color="000000"/>
+              <w:top w:val="single" w:color="000000" w:sz="4" w:space="0"/>
+              <w:left w:val="single" w:color="000000" w:sz="4" w:space="0"/>
+              <w:bottom w:val="single" w:color="000000" w:sz="4" w:space="0"/>
+              <w:right w:val="single" w:color="000000" w:sz="4" w:space="0"/>
             </w:tcBorders>
             <w:tcMar>
               <w:top w:w="80" w:type="dxa"/>
@@ -5043,10 +5266,10 @@
           <w:tcPr>
             <w:tcW w:w="2000" w:type="dxa"/>
             <w:tcBorders>
-              <w:top w:val="single" w:sz="4" w:space="0" w:color="000000"/>
-              <w:left w:val="single" w:sz="4" w:space="0" w:color="000000"/>
-              <w:bottom w:val="single" w:sz="4" w:space="0" w:color="000000"/>
-              <w:right w:val="single" w:sz="4" w:space="0" w:color="000000"/>
+              <w:top w:val="single" w:color="000000" w:sz="4" w:space="0"/>
+              <w:left w:val="single" w:color="000000" w:sz="4" w:space="0"/>
+              <w:bottom w:val="single" w:color="000000" w:sz="4" w:space="0"/>
+              <w:right w:val="single" w:color="000000" w:sz="4" w:space="0"/>
             </w:tcBorders>
             <w:tcMar>
               <w:top w:w="80" w:type="dxa"/>
@@ -5074,10 +5297,10 @@
           <w:tcPr>
             <w:tcW w:w="3000" w:type="dxa"/>
             <w:tcBorders>
-              <w:top w:val="single" w:sz="4" w:space="0" w:color="000000"/>
-              <w:left w:val="single" w:sz="4" w:space="0" w:color="000000"/>
-              <w:bottom w:val="single" w:sz="4" w:space="0" w:color="000000"/>
-              <w:right w:val="single" w:sz="4" w:space="0" w:color="000000"/>
+              <w:top w:val="single" w:color="000000" w:sz="4" w:space="0"/>
+              <w:left w:val="single" w:color="000000" w:sz="4" w:space="0"/>
+              <w:bottom w:val="single" w:color="000000" w:sz="4" w:space="0"/>
+              <w:right w:val="single" w:color="000000" w:sz="4" w:space="0"/>
             </w:tcBorders>
             <w:tcMar>
               <w:top w:w="80" w:type="dxa"/>
@@ -5105,10 +5328,10 @@
           <w:tcPr>
             <w:tcW w:w="2826" w:type="dxa"/>
             <w:tcBorders>
-              <w:top w:val="single" w:sz="4" w:space="0" w:color="000000"/>
-              <w:left w:val="single" w:sz="4" w:space="0" w:color="000000"/>
-              <w:bottom w:val="single" w:sz="4" w:space="0" w:color="000000"/>
-              <w:right w:val="single" w:sz="4" w:space="0" w:color="000000"/>
+              <w:top w:val="single" w:color="000000" w:sz="4" w:space="0"/>
+              <w:left w:val="single" w:color="000000" w:sz="4" w:space="0"/>
+              <w:bottom w:val="single" w:color="000000" w:sz="4" w:space="0"/>
+              <w:right w:val="single" w:color="000000" w:sz="4" w:space="0"/>
             </w:tcBorders>
             <w:tcMar>
               <w:top w:w="80" w:type="dxa"/>
@@ -5135,22 +5358,32 @@
       </w:tr>
       <w:tr>
         <w:tblPrEx>
+          <w:tblBorders>
+            <w:top w:val="single" w:color="auto" w:sz="4" w:space="0"/>
+            <w:left w:val="single" w:color="auto" w:sz="4" w:space="0"/>
+            <w:bottom w:val="single" w:color="auto" w:sz="4" w:space="0"/>
+            <w:right w:val="single" w:color="auto" w:sz="4" w:space="0"/>
+            <w:insideH w:val="single" w:color="auto" w:sz="4" w:space="0"/>
+            <w:insideV w:val="single" w:color="auto" w:sz="4" w:space="0"/>
+          </w:tblBorders>
           <w:tblCellMar>
             <w:top w:w="0" w:type="dxa"/>
+            <w:left w:w="10" w:type="dxa"/>
             <w:bottom w:w="0" w:type="dxa"/>
+            <w:right w:w="10" w:type="dxa"/>
           </w:tblCellMar>
         </w:tblPrEx>
         <w:trPr>
-          <w:trHeight w:val="520"/>
+          <w:trHeight w:val="520" w:hRule="atLeast"/>
         </w:trPr>
         <w:tc>
           <w:tcPr>
             <w:tcW w:w="1200" w:type="dxa"/>
             <w:tcBorders>
-              <w:top w:val="single" w:sz="4" w:space="0" w:color="000000"/>
-              <w:left w:val="single" w:sz="4" w:space="0" w:color="000000"/>
-              <w:bottom w:val="single" w:sz="4" w:space="0" w:color="000000"/>
-              <w:right w:val="single" w:sz="4" w:space="0" w:color="000000"/>
+              <w:top w:val="single" w:color="000000" w:sz="4" w:space="0"/>
+              <w:left w:val="single" w:color="000000" w:sz="4" w:space="0"/>
+              <w:bottom w:val="single" w:color="000000" w:sz="4" w:space="0"/>
+              <w:right w:val="single" w:color="000000" w:sz="4" w:space="0"/>
             </w:tcBorders>
             <w:tcMar>
               <w:top w:w="80" w:type="dxa"/>
@@ -5178,10 +5411,10 @@
           <w:tcPr>
             <w:tcW w:w="2000" w:type="dxa"/>
             <w:tcBorders>
-              <w:top w:val="single" w:sz="4" w:space="0" w:color="000000"/>
-              <w:left w:val="single" w:sz="4" w:space="0" w:color="000000"/>
-              <w:bottom w:val="single" w:sz="4" w:space="0" w:color="000000"/>
-              <w:right w:val="single" w:sz="4" w:space="0" w:color="000000"/>
+              <w:top w:val="single" w:color="000000" w:sz="4" w:space="0"/>
+              <w:left w:val="single" w:color="000000" w:sz="4" w:space="0"/>
+              <w:bottom w:val="single" w:color="000000" w:sz="4" w:space="0"/>
+              <w:right w:val="single" w:color="000000" w:sz="4" w:space="0"/>
             </w:tcBorders>
             <w:tcMar>
               <w:top w:w="80" w:type="dxa"/>
@@ -5209,10 +5442,10 @@
           <w:tcPr>
             <w:tcW w:w="3000" w:type="dxa"/>
             <w:tcBorders>
-              <w:top w:val="single" w:sz="4" w:space="0" w:color="000000"/>
-              <w:left w:val="single" w:sz="4" w:space="0" w:color="000000"/>
-              <w:bottom w:val="single" w:sz="4" w:space="0" w:color="000000"/>
-              <w:right w:val="single" w:sz="4" w:space="0" w:color="000000"/>
+              <w:top w:val="single" w:color="000000" w:sz="4" w:space="0"/>
+              <w:left w:val="single" w:color="000000" w:sz="4" w:space="0"/>
+              <w:bottom w:val="single" w:color="000000" w:sz="4" w:space="0"/>
+              <w:right w:val="single" w:color="000000" w:sz="4" w:space="0"/>
             </w:tcBorders>
             <w:tcMar>
               <w:top w:w="80" w:type="dxa"/>
@@ -5240,10 +5473,10 @@
           <w:tcPr>
             <w:tcW w:w="2826" w:type="dxa"/>
             <w:tcBorders>
-              <w:top w:val="single" w:sz="4" w:space="0" w:color="000000"/>
-              <w:left w:val="single" w:sz="4" w:space="0" w:color="000000"/>
-              <w:bottom w:val="single" w:sz="4" w:space="0" w:color="000000"/>
-              <w:right w:val="single" w:sz="4" w:space="0" w:color="000000"/>
+              <w:top w:val="single" w:color="000000" w:sz="4" w:space="0"/>
+              <w:left w:val="single" w:color="000000" w:sz="4" w:space="0"/>
+              <w:bottom w:val="single" w:color="000000" w:sz="4" w:space="0"/>
+              <w:right w:val="single" w:color="000000" w:sz="4" w:space="0"/>
             </w:tcBorders>
             <w:tcMar>
               <w:top w:w="80" w:type="dxa"/>
@@ -5270,22 +5503,32 @@
       </w:tr>
       <w:tr>
         <w:tblPrEx>
+          <w:tblBorders>
+            <w:top w:val="single" w:color="auto" w:sz="4" w:space="0"/>
+            <w:left w:val="single" w:color="auto" w:sz="4" w:space="0"/>
+            <w:bottom w:val="single" w:color="auto" w:sz="4" w:space="0"/>
+            <w:right w:val="single" w:color="auto" w:sz="4" w:space="0"/>
+            <w:insideH w:val="single" w:color="auto" w:sz="4" w:space="0"/>
+            <w:insideV w:val="single" w:color="auto" w:sz="4" w:space="0"/>
+          </w:tblBorders>
           <w:tblCellMar>
             <w:top w:w="0" w:type="dxa"/>
+            <w:left w:w="10" w:type="dxa"/>
             <w:bottom w:w="0" w:type="dxa"/>
+            <w:right w:w="10" w:type="dxa"/>
           </w:tblCellMar>
         </w:tblPrEx>
         <w:trPr>
-          <w:trHeight w:val="520"/>
+          <w:trHeight w:val="520" w:hRule="atLeast"/>
         </w:trPr>
         <w:tc>
           <w:tcPr>
             <w:tcW w:w="1200" w:type="dxa"/>
             <w:tcBorders>
-              <w:top w:val="single" w:sz="4" w:space="0" w:color="000000"/>
-              <w:left w:val="single" w:sz="4" w:space="0" w:color="000000"/>
-              <w:bottom w:val="single" w:sz="4" w:space="0" w:color="000000"/>
-              <w:right w:val="single" w:sz="4" w:space="0" w:color="000000"/>
+              <w:top w:val="single" w:color="000000" w:sz="4" w:space="0"/>
+              <w:left w:val="single" w:color="000000" w:sz="4" w:space="0"/>
+              <w:bottom w:val="single" w:color="000000" w:sz="4" w:space="0"/>
+              <w:right w:val="single" w:color="000000" w:sz="4" w:space="0"/>
             </w:tcBorders>
             <w:tcMar>
               <w:top w:w="80" w:type="dxa"/>
@@ -5313,10 +5556,10 @@
           <w:tcPr>
             <w:tcW w:w="2000" w:type="dxa"/>
             <w:tcBorders>
-              <w:top w:val="single" w:sz="4" w:space="0" w:color="000000"/>
-              <w:left w:val="single" w:sz="4" w:space="0" w:color="000000"/>
-              <w:bottom w:val="single" w:sz="4" w:space="0" w:color="000000"/>
-              <w:right w:val="single" w:sz="4" w:space="0" w:color="000000"/>
+              <w:top w:val="single" w:color="000000" w:sz="4" w:space="0"/>
+              <w:left w:val="single" w:color="000000" w:sz="4" w:space="0"/>
+              <w:bottom w:val="single" w:color="000000" w:sz="4" w:space="0"/>
+              <w:right w:val="single" w:color="000000" w:sz="4" w:space="0"/>
             </w:tcBorders>
             <w:tcMar>
               <w:top w:w="80" w:type="dxa"/>
@@ -5344,10 +5587,10 @@
           <w:tcPr>
             <w:tcW w:w="3000" w:type="dxa"/>
             <w:tcBorders>
-              <w:top w:val="single" w:sz="4" w:space="0" w:color="000000"/>
-              <w:left w:val="single" w:sz="4" w:space="0" w:color="000000"/>
-              <w:bottom w:val="single" w:sz="4" w:space="0" w:color="000000"/>
-              <w:right w:val="single" w:sz="4" w:space="0" w:color="000000"/>
+              <w:top w:val="single" w:color="000000" w:sz="4" w:space="0"/>
+              <w:left w:val="single" w:color="000000" w:sz="4" w:space="0"/>
+              <w:bottom w:val="single" w:color="000000" w:sz="4" w:space="0"/>
+              <w:right w:val="single" w:color="000000" w:sz="4" w:space="0"/>
             </w:tcBorders>
             <w:tcMar>
               <w:top w:w="80" w:type="dxa"/>
@@ -5375,10 +5618,10 @@
           <w:tcPr>
             <w:tcW w:w="2826" w:type="dxa"/>
             <w:tcBorders>
-              <w:top w:val="single" w:sz="4" w:space="0" w:color="000000"/>
-              <w:left w:val="single" w:sz="4" w:space="0" w:color="000000"/>
-              <w:bottom w:val="single" w:sz="4" w:space="0" w:color="000000"/>
-              <w:right w:val="single" w:sz="4" w:space="0" w:color="000000"/>
+              <w:top w:val="single" w:color="000000" w:sz="4" w:space="0"/>
+              <w:left w:val="single" w:color="000000" w:sz="4" w:space="0"/>
+              <w:bottom w:val="single" w:color="000000" w:sz="4" w:space="0"/>
+              <w:right w:val="single" w:color="000000" w:sz="4" w:space="0"/>
             </w:tcBorders>
             <w:tcMar>
               <w:top w:w="80" w:type="dxa"/>
@@ -5405,9 +5648,19 @@
       </w:tr>
       <w:tr>
         <w:tblPrEx>
+          <w:tblBorders>
+            <w:top w:val="single" w:color="auto" w:sz="4" w:space="0"/>
+            <w:left w:val="single" w:color="auto" w:sz="4" w:space="0"/>
+            <w:bottom w:val="single" w:color="auto" w:sz="4" w:space="0"/>
+            <w:right w:val="single" w:color="auto" w:sz="4" w:space="0"/>
+            <w:insideH w:val="single" w:color="auto" w:sz="4" w:space="0"/>
+            <w:insideV w:val="single" w:color="auto" w:sz="4" w:space="0"/>
+          </w:tblBorders>
           <w:tblCellMar>
             <w:top w:w="0" w:type="dxa"/>
+            <w:left w:w="10" w:type="dxa"/>
             <w:bottom w:w="0" w:type="dxa"/>
+            <w:right w:w="10" w:type="dxa"/>
           </w:tblCellMar>
         </w:tblPrEx>
         <w:tc>
@@ -5415,10 +5668,10 @@
             <w:tcW w:w="9026" w:type="dxa"/>
             <w:gridSpan w:val="4"/>
             <w:tcBorders>
-              <w:top w:val="single" w:sz="4" w:space="0" w:color="000000"/>
-              <w:left w:val="single" w:sz="4" w:space="0" w:color="000000"/>
-              <w:bottom w:val="single" w:sz="4" w:space="0" w:color="000000"/>
-              <w:right w:val="single" w:sz="4" w:space="0" w:color="000000"/>
+              <w:top w:val="single" w:color="000000" w:sz="4" w:space="0"/>
+              <w:left w:val="single" w:color="000000" w:sz="4" w:space="0"/>
+              <w:bottom w:val="single" w:color="000000" w:sz="4" w:space="0"/>
+              <w:right w:val="single" w:color="000000" w:sz="4" w:space="0"/>
             </w:tcBorders>
             <w:shd w:val="clear" w:color="auto" w:fill="EDEDED"/>
             <w:tcMar>
@@ -5435,12 +5688,11 @@
               <w:spacing w:line="360" w:lineRule="auto"/>
             </w:pPr>
             <w:r>
-              <w:lastRenderedPageBreak/>
               <w:br w:type="page"/>
             </w:r>
             <w:r>
               <w:rPr>
-                <w:rFonts w:ascii="黑体" w:eastAsia="黑体" w:hAnsi="黑体"/>
+                <w:rFonts w:ascii="黑体" w:hAnsi="黑体" w:eastAsia="黑体"/>
               </w:rPr>
               <w:t>七、可能遇到的难点及应对措施</w:t>
             </w:r>
@@ -5449,23 +5701,33 @@
       </w:tr>
       <w:tr>
         <w:tblPrEx>
+          <w:tblBorders>
+            <w:top w:val="single" w:color="auto" w:sz="4" w:space="0"/>
+            <w:left w:val="single" w:color="auto" w:sz="4" w:space="0"/>
+            <w:bottom w:val="single" w:color="auto" w:sz="4" w:space="0"/>
+            <w:right w:val="single" w:color="auto" w:sz="4" w:space="0"/>
+            <w:insideH w:val="single" w:color="auto" w:sz="4" w:space="0"/>
+            <w:insideV w:val="single" w:color="auto" w:sz="4" w:space="0"/>
+          </w:tblBorders>
           <w:tblCellMar>
             <w:top w:w="0" w:type="dxa"/>
+            <w:left w:w="10" w:type="dxa"/>
             <w:bottom w:w="0" w:type="dxa"/>
+            <w:right w:w="10" w:type="dxa"/>
           </w:tblCellMar>
         </w:tblPrEx>
         <w:trPr>
-          <w:trHeight w:val="1600"/>
+          <w:trHeight w:val="1600" w:hRule="atLeast"/>
         </w:trPr>
         <w:tc>
           <w:tcPr>
             <w:tcW w:w="9026" w:type="dxa"/>
             <w:gridSpan w:val="4"/>
             <w:tcBorders>
-              <w:top w:val="single" w:sz="4" w:space="0" w:color="000000"/>
-              <w:left w:val="single" w:sz="4" w:space="0" w:color="000000"/>
-              <w:bottom w:val="single" w:sz="4" w:space="0" w:color="000000"/>
-              <w:right w:val="single" w:sz="4" w:space="0" w:color="000000"/>
+              <w:top w:val="single" w:color="000000" w:sz="4" w:space="0"/>
+              <w:left w:val="single" w:color="000000" w:sz="4" w:space="0"/>
+              <w:bottom w:val="single" w:color="000000" w:sz="4" w:space="0"/>
+              <w:right w:val="single" w:color="000000" w:sz="4" w:space="0"/>
             </w:tcBorders>
             <w:tcMar>
               <w:top w:w="80" w:type="dxa"/>
@@ -5594,21 +5856,24 @@
     <w:p/>
     <w:tbl>
       <w:tblPr>
+        <w:tblStyle w:val="11"/>
         <w:tblW w:w="9026" w:type="dxa"/>
         <w:tblInd w:w="110" w:type="dxa"/>
         <w:tblBorders>
-          <w:top w:val="single" w:sz="4" w:space="0" w:color="auto"/>
-          <w:left w:val="single" w:sz="4" w:space="0" w:color="auto"/>
-          <w:bottom w:val="single" w:sz="4" w:space="0" w:color="auto"/>
-          <w:right w:val="single" w:sz="4" w:space="0" w:color="auto"/>
-          <w:insideH w:val="single" w:sz="4" w:space="0" w:color="auto"/>
-          <w:insideV w:val="single" w:sz="4" w:space="0" w:color="auto"/>
+          <w:top w:val="single" w:color="auto" w:sz="4" w:space="0"/>
+          <w:left w:val="single" w:color="auto" w:sz="4" w:space="0"/>
+          <w:bottom w:val="single" w:color="auto" w:sz="4" w:space="0"/>
+          <w:right w:val="single" w:color="auto" w:sz="4" w:space="0"/>
+          <w:insideH w:val="single" w:color="auto" w:sz="4" w:space="0"/>
+          <w:insideV w:val="single" w:color="auto" w:sz="4" w:space="0"/>
         </w:tblBorders>
+        <w:tblLayout w:type="autofit"/>
         <w:tblCellMar>
+          <w:top w:w="0" w:type="dxa"/>
           <w:left w:w="10" w:type="dxa"/>
+          <w:bottom w:w="0" w:type="dxa"/>
           <w:right w:w="10" w:type="dxa"/>
         </w:tblCellMar>
-        <w:tblLook w:val="04A0" w:firstRow="1" w:lastRow="0" w:firstColumn="1" w:lastColumn="0" w:noHBand="0" w:noVBand="1"/>
       </w:tblPr>
       <w:tblGrid>
         <w:gridCol w:w="1000"/>
@@ -5617,9 +5882,19 @@
       </w:tblGrid>
       <w:tr>
         <w:tblPrEx>
+          <w:tblBorders>
+            <w:top w:val="single" w:color="auto" w:sz="4" w:space="0"/>
+            <w:left w:val="single" w:color="auto" w:sz="4" w:space="0"/>
+            <w:bottom w:val="single" w:color="auto" w:sz="4" w:space="0"/>
+            <w:right w:val="single" w:color="auto" w:sz="4" w:space="0"/>
+            <w:insideH w:val="single" w:color="auto" w:sz="4" w:space="0"/>
+            <w:insideV w:val="single" w:color="auto" w:sz="4" w:space="0"/>
+          </w:tblBorders>
           <w:tblCellMar>
             <w:top w:w="0" w:type="dxa"/>
+            <w:left w:w="10" w:type="dxa"/>
             <w:bottom w:w="0" w:type="dxa"/>
+            <w:right w:w="10" w:type="dxa"/>
           </w:tblCellMar>
         </w:tblPrEx>
         <w:tc>
@@ -5627,10 +5902,10 @@
             <w:tcW w:w="9026" w:type="dxa"/>
             <w:gridSpan w:val="3"/>
             <w:tcBorders>
-              <w:top w:val="single" w:sz="4" w:space="0" w:color="000000"/>
-              <w:left w:val="single" w:sz="4" w:space="0" w:color="000000"/>
-              <w:bottom w:val="single" w:sz="4" w:space="0" w:color="000000"/>
-              <w:right w:val="single" w:sz="4" w:space="0" w:color="000000"/>
+              <w:top w:val="single" w:color="000000" w:sz="4" w:space="0"/>
+              <w:left w:val="single" w:color="000000" w:sz="4" w:space="0"/>
+              <w:bottom w:val="single" w:color="000000" w:sz="4" w:space="0"/>
+              <w:right w:val="single" w:color="000000" w:sz="4" w:space="0"/>
             </w:tcBorders>
             <w:shd w:val="clear" w:color="auto" w:fill="EDEDED"/>
             <w:tcMar>
@@ -5648,7 +5923,7 @@
             </w:pPr>
             <w:r>
               <w:rPr>
-                <w:rFonts w:ascii="黑体" w:eastAsia="黑体" w:hAnsi="黑体"/>
+                <w:rFonts w:ascii="黑体" w:hAnsi="黑体" w:eastAsia="黑体"/>
               </w:rPr>
               <w:t>八、进度安排</w:t>
             </w:r>
@@ -5657,19 +5932,29 @@
       </w:tr>
       <w:tr>
         <w:tblPrEx>
+          <w:tblBorders>
+            <w:top w:val="single" w:color="auto" w:sz="4" w:space="0"/>
+            <w:left w:val="single" w:color="auto" w:sz="4" w:space="0"/>
+            <w:bottom w:val="single" w:color="auto" w:sz="4" w:space="0"/>
+            <w:right w:val="single" w:color="auto" w:sz="4" w:space="0"/>
+            <w:insideH w:val="single" w:color="auto" w:sz="4" w:space="0"/>
+            <w:insideV w:val="single" w:color="auto" w:sz="4" w:space="0"/>
+          </w:tblBorders>
           <w:tblCellMar>
             <w:top w:w="0" w:type="dxa"/>
+            <w:left w:w="10" w:type="dxa"/>
             <w:bottom w:w="0" w:type="dxa"/>
+            <w:right w:w="10" w:type="dxa"/>
           </w:tblCellMar>
         </w:tblPrEx>
         <w:tc>
           <w:tcPr>
             <w:tcW w:w="1000" w:type="dxa"/>
             <w:tcBorders>
-              <w:top w:val="single" w:sz="4" w:space="0" w:color="000000"/>
-              <w:left w:val="single" w:sz="4" w:space="0" w:color="000000"/>
-              <w:bottom w:val="single" w:sz="4" w:space="0" w:color="000000"/>
-              <w:right w:val="single" w:sz="4" w:space="0" w:color="000000"/>
+              <w:top w:val="single" w:color="000000" w:sz="4" w:space="0"/>
+              <w:left w:val="single" w:color="000000" w:sz="4" w:space="0"/>
+              <w:bottom w:val="single" w:color="000000" w:sz="4" w:space="0"/>
+              <w:right w:val="single" w:color="000000" w:sz="4" w:space="0"/>
             </w:tcBorders>
             <w:tcMar>
               <w:top w:w="80" w:type="dxa"/>
@@ -5687,7 +5972,7 @@
             </w:pPr>
             <w:r>
               <w:rPr>
-                <w:rFonts w:ascii="黑体" w:eastAsia="黑体" w:hAnsi="黑体"/>
+                <w:rFonts w:ascii="黑体" w:hAnsi="黑体" w:eastAsia="黑体"/>
                 <w:sz w:val="22"/>
                 <w:szCs w:val="22"/>
               </w:rPr>
@@ -5699,10 +5984,10 @@
           <w:tcPr>
             <w:tcW w:w="2400" w:type="dxa"/>
             <w:tcBorders>
-              <w:top w:val="single" w:sz="4" w:space="0" w:color="000000"/>
-              <w:left w:val="single" w:sz="4" w:space="0" w:color="000000"/>
-              <w:bottom w:val="single" w:sz="4" w:space="0" w:color="000000"/>
-              <w:right w:val="single" w:sz="4" w:space="0" w:color="000000"/>
+              <w:top w:val="single" w:color="000000" w:sz="4" w:space="0"/>
+              <w:left w:val="single" w:color="000000" w:sz="4" w:space="0"/>
+              <w:bottom w:val="single" w:color="000000" w:sz="4" w:space="0"/>
+              <w:right w:val="single" w:color="000000" w:sz="4" w:space="0"/>
             </w:tcBorders>
             <w:tcMar>
               <w:top w:w="80" w:type="dxa"/>
@@ -5720,7 +6005,7 @@
             </w:pPr>
             <w:r>
               <w:rPr>
-                <w:rFonts w:ascii="黑体" w:eastAsia="黑体" w:hAnsi="黑体"/>
+                <w:rFonts w:ascii="黑体" w:hAnsi="黑体" w:eastAsia="黑体"/>
                 <w:sz w:val="22"/>
                 <w:szCs w:val="22"/>
               </w:rPr>
@@ -5732,10 +6017,10 @@
           <w:tcPr>
             <w:tcW w:w="5626" w:type="dxa"/>
             <w:tcBorders>
-              <w:top w:val="single" w:sz="4" w:space="0" w:color="000000"/>
-              <w:left w:val="single" w:sz="4" w:space="0" w:color="000000"/>
-              <w:bottom w:val="single" w:sz="4" w:space="0" w:color="000000"/>
-              <w:right w:val="single" w:sz="4" w:space="0" w:color="000000"/>
+              <w:top w:val="single" w:color="000000" w:sz="4" w:space="0"/>
+              <w:left w:val="single" w:color="000000" w:sz="4" w:space="0"/>
+              <w:bottom w:val="single" w:color="000000" w:sz="4" w:space="0"/>
+              <w:right w:val="single" w:color="000000" w:sz="4" w:space="0"/>
             </w:tcBorders>
             <w:tcMar>
               <w:top w:w="80" w:type="dxa"/>
@@ -5753,7 +6038,7 @@
             </w:pPr>
             <w:r>
               <w:rPr>
-                <w:rFonts w:ascii="黑体" w:eastAsia="黑体" w:hAnsi="黑体"/>
+                <w:rFonts w:ascii="黑体" w:hAnsi="黑体" w:eastAsia="黑体"/>
                 <w:sz w:val="22"/>
                 <w:szCs w:val="22"/>
               </w:rPr>
@@ -5764,22 +6049,32 @@
       </w:tr>
       <w:tr>
         <w:tblPrEx>
+          <w:tblBorders>
+            <w:top w:val="single" w:color="auto" w:sz="4" w:space="0"/>
+            <w:left w:val="single" w:color="auto" w:sz="4" w:space="0"/>
+            <w:bottom w:val="single" w:color="auto" w:sz="4" w:space="0"/>
+            <w:right w:val="single" w:color="auto" w:sz="4" w:space="0"/>
+            <w:insideH w:val="single" w:color="auto" w:sz="4" w:space="0"/>
+            <w:insideV w:val="single" w:color="auto" w:sz="4" w:space="0"/>
+          </w:tblBorders>
           <w:tblCellMar>
             <w:top w:w="0" w:type="dxa"/>
+            <w:left w:w="10" w:type="dxa"/>
             <w:bottom w:w="0" w:type="dxa"/>
+            <w:right w:w="10" w:type="dxa"/>
           </w:tblCellMar>
         </w:tblPrEx>
         <w:trPr>
-          <w:trHeight w:val="520"/>
+          <w:trHeight w:val="520" w:hRule="atLeast"/>
         </w:trPr>
         <w:tc>
           <w:tcPr>
             <w:tcW w:w="1000" w:type="dxa"/>
             <w:tcBorders>
-              <w:top w:val="single" w:sz="4" w:space="0" w:color="000000"/>
-              <w:left w:val="single" w:sz="4" w:space="0" w:color="000000"/>
-              <w:bottom w:val="single" w:sz="4" w:space="0" w:color="000000"/>
-              <w:right w:val="single" w:sz="4" w:space="0" w:color="000000"/>
+              <w:top w:val="single" w:color="000000" w:sz="4" w:space="0"/>
+              <w:left w:val="single" w:color="000000" w:sz="4" w:space="0"/>
+              <w:bottom w:val="single" w:color="000000" w:sz="4" w:space="0"/>
+              <w:right w:val="single" w:color="000000" w:sz="4" w:space="0"/>
             </w:tcBorders>
             <w:tcMar>
               <w:top w:w="80" w:type="dxa"/>
@@ -5807,10 +6102,10 @@
           <w:tcPr>
             <w:tcW w:w="2400" w:type="dxa"/>
             <w:tcBorders>
-              <w:top w:val="single" w:sz="4" w:space="0" w:color="000000"/>
-              <w:left w:val="single" w:sz="4" w:space="0" w:color="000000"/>
-              <w:bottom w:val="single" w:sz="4" w:space="0" w:color="000000"/>
-              <w:right w:val="single" w:sz="4" w:space="0" w:color="000000"/>
+              <w:top w:val="single" w:color="000000" w:sz="4" w:space="0"/>
+              <w:left w:val="single" w:color="000000" w:sz="4" w:space="0"/>
+              <w:bottom w:val="single" w:color="000000" w:sz="4" w:space="0"/>
+              <w:right w:val="single" w:color="000000" w:sz="4" w:space="0"/>
             </w:tcBorders>
             <w:tcMar>
               <w:top w:w="80" w:type="dxa"/>
@@ -5830,7 +6125,23 @@
                 <w:b w:val="0"/>
                 <w:sz w:val="21"/>
               </w:rPr>
-              <w:t>2026.09.28～2026.10.11</w:t>
+              <w:t>2026.09.28～2026.10.</w:t>
+            </w:r>
+            <w:r>
+              <w:rPr>
+                <w:rFonts w:hint="eastAsia"/>
+                <w:b w:val="0"/>
+                <w:sz w:val="21"/>
+                <w:lang w:val="en-US" w:eastAsia="zh-CN"/>
+              </w:rPr>
+              <w:t>0</w:t>
+            </w:r>
+            <w:r>
+              <w:rPr>
+                <w:b w:val="0"/>
+                <w:sz w:val="21"/>
+              </w:rPr>
+              <w:t>1</w:t>
             </w:r>
           </w:p>
         </w:tc>
@@ -5838,10 +6149,10 @@
           <w:tcPr>
             <w:tcW w:w="5626" w:type="dxa"/>
             <w:tcBorders>
-              <w:top w:val="single" w:sz="4" w:space="0" w:color="000000"/>
-              <w:left w:val="single" w:sz="4" w:space="0" w:color="000000"/>
-              <w:bottom w:val="single" w:sz="4" w:space="0" w:color="000000"/>
-              <w:right w:val="single" w:sz="4" w:space="0" w:color="000000"/>
+              <w:top w:val="single" w:color="000000" w:sz="4" w:space="0"/>
+              <w:left w:val="single" w:color="000000" w:sz="4" w:space="0"/>
+              <w:bottom w:val="single" w:color="000000" w:sz="4" w:space="0"/>
+              <w:right w:val="single" w:color="000000" w:sz="4" w:space="0"/>
             </w:tcBorders>
             <w:tcMar>
               <w:top w:w="80" w:type="dxa"/>
@@ -5868,22 +6179,32 @@
       </w:tr>
       <w:tr>
         <w:tblPrEx>
+          <w:tblBorders>
+            <w:top w:val="single" w:color="auto" w:sz="4" w:space="0"/>
+            <w:left w:val="single" w:color="auto" w:sz="4" w:space="0"/>
+            <w:bottom w:val="single" w:color="auto" w:sz="4" w:space="0"/>
+            <w:right w:val="single" w:color="auto" w:sz="4" w:space="0"/>
+            <w:insideH w:val="single" w:color="auto" w:sz="4" w:space="0"/>
+            <w:insideV w:val="single" w:color="auto" w:sz="4" w:space="0"/>
+          </w:tblBorders>
           <w:tblCellMar>
             <w:top w:w="0" w:type="dxa"/>
+            <w:left w:w="10" w:type="dxa"/>
             <w:bottom w:w="0" w:type="dxa"/>
+            <w:right w:w="10" w:type="dxa"/>
           </w:tblCellMar>
         </w:tblPrEx>
         <w:trPr>
-          <w:trHeight w:val="520"/>
+          <w:trHeight w:val="520" w:hRule="atLeast"/>
         </w:trPr>
         <w:tc>
           <w:tcPr>
             <w:tcW w:w="1000" w:type="dxa"/>
             <w:tcBorders>
-              <w:top w:val="single" w:sz="4" w:space="0" w:color="000000"/>
-              <w:left w:val="single" w:sz="4" w:space="0" w:color="000000"/>
-              <w:bottom w:val="single" w:sz="4" w:space="0" w:color="000000"/>
-              <w:right w:val="single" w:sz="4" w:space="0" w:color="000000"/>
+              <w:top w:val="single" w:color="000000" w:sz="4" w:space="0"/>
+              <w:left w:val="single" w:color="000000" w:sz="4" w:space="0"/>
+              <w:bottom w:val="single" w:color="000000" w:sz="4" w:space="0"/>
+              <w:right w:val="single" w:color="000000" w:sz="4" w:space="0"/>
             </w:tcBorders>
             <w:tcMar>
               <w:top w:w="80" w:type="dxa"/>
@@ -5911,10 +6232,10 @@
           <w:tcPr>
             <w:tcW w:w="2400" w:type="dxa"/>
             <w:tcBorders>
-              <w:top w:val="single" w:sz="4" w:space="0" w:color="000000"/>
-              <w:left w:val="single" w:sz="4" w:space="0" w:color="000000"/>
-              <w:bottom w:val="single" w:sz="4" w:space="0" w:color="000000"/>
-              <w:right w:val="single" w:sz="4" w:space="0" w:color="000000"/>
+              <w:top w:val="single" w:color="000000" w:sz="4" w:space="0"/>
+              <w:left w:val="single" w:color="000000" w:sz="4" w:space="0"/>
+              <w:bottom w:val="single" w:color="000000" w:sz="4" w:space="0"/>
+              <w:right w:val="single" w:color="000000" w:sz="4" w:space="0"/>
             </w:tcBorders>
             <w:tcMar>
               <w:top w:w="80" w:type="dxa"/>
@@ -5928,13 +6249,42 @@
             <w:pPr>
               <w:spacing w:line="320" w:lineRule="auto"/>
               <w:jc w:val="center"/>
-            </w:pPr>
-            <w:r>
-              <w:rPr>
-                <w:b w:val="0"/>
-                <w:sz w:val="21"/>
-              </w:rPr>
-              <w:t>2026.10.12～2026.10.25</w:t>
+              <w:rPr>
+                <w:rFonts w:hint="default" w:eastAsia="宋体"/>
+                <w:lang w:val="en-US" w:eastAsia="zh-CN"/>
+              </w:rPr>
+            </w:pPr>
+            <w:r>
+              <w:rPr>
+                <w:b w:val="0"/>
+                <w:sz w:val="21"/>
+              </w:rPr>
+              <w:t>2026.10.</w:t>
+            </w:r>
+            <w:r>
+              <w:rPr>
+                <w:rFonts w:hint="eastAsia"/>
+                <w:b w:val="0"/>
+                <w:sz w:val="21"/>
+                <w:lang w:val="en-US" w:eastAsia="zh-CN"/>
+              </w:rPr>
+              <w:t>01</w:t>
+            </w:r>
+            <w:r>
+              <w:rPr>
+                <w:b w:val="0"/>
+                <w:sz w:val="21"/>
+              </w:rPr>
+              <w:t>～2026.10.</w:t>
+            </w:r>
+            <w:r>
+              <w:rPr>
+                <w:rFonts w:hint="eastAsia"/>
+                <w:b w:val="0"/>
+                <w:sz w:val="21"/>
+                <w:lang w:val="en-US" w:eastAsia="zh-CN"/>
+              </w:rPr>
+              <w:t>14</w:t>
             </w:r>
           </w:p>
         </w:tc>
@@ -5942,10 +6292,10 @@
           <w:tcPr>
             <w:tcW w:w="5626" w:type="dxa"/>
             <w:tcBorders>
-              <w:top w:val="single" w:sz="4" w:space="0" w:color="000000"/>
-              <w:left w:val="single" w:sz="4" w:space="0" w:color="000000"/>
-              <w:bottom w:val="single" w:sz="4" w:space="0" w:color="000000"/>
-              <w:right w:val="single" w:sz="4" w:space="0" w:color="000000"/>
+              <w:top w:val="single" w:color="000000" w:sz="4" w:space="0"/>
+              <w:left w:val="single" w:color="000000" w:sz="4" w:space="0"/>
+              <w:bottom w:val="single" w:color="000000" w:sz="4" w:space="0"/>
+              <w:right w:val="single" w:color="000000" w:sz="4" w:space="0"/>
             </w:tcBorders>
             <w:tcMar>
               <w:top w:w="80" w:type="dxa"/>
@@ -5972,22 +6322,32 @@
       </w:tr>
       <w:tr>
         <w:tblPrEx>
+          <w:tblBorders>
+            <w:top w:val="single" w:color="auto" w:sz="4" w:space="0"/>
+            <w:left w:val="single" w:color="auto" w:sz="4" w:space="0"/>
+            <w:bottom w:val="single" w:color="auto" w:sz="4" w:space="0"/>
+            <w:right w:val="single" w:color="auto" w:sz="4" w:space="0"/>
+            <w:insideH w:val="single" w:color="auto" w:sz="4" w:space="0"/>
+            <w:insideV w:val="single" w:color="auto" w:sz="4" w:space="0"/>
+          </w:tblBorders>
           <w:tblCellMar>
             <w:top w:w="0" w:type="dxa"/>
+            <w:left w:w="10" w:type="dxa"/>
             <w:bottom w:w="0" w:type="dxa"/>
+            <w:right w:w="10" w:type="dxa"/>
           </w:tblCellMar>
         </w:tblPrEx>
         <w:trPr>
-          <w:trHeight w:val="520"/>
+          <w:trHeight w:val="520" w:hRule="atLeast"/>
         </w:trPr>
         <w:tc>
           <w:tcPr>
             <w:tcW w:w="1000" w:type="dxa"/>
             <w:tcBorders>
-              <w:top w:val="single" w:sz="4" w:space="0" w:color="000000"/>
-              <w:left w:val="single" w:sz="4" w:space="0" w:color="000000"/>
-              <w:bottom w:val="single" w:sz="4" w:space="0" w:color="000000"/>
-              <w:right w:val="single" w:sz="4" w:space="0" w:color="000000"/>
+              <w:top w:val="single" w:color="000000" w:sz="4" w:space="0"/>
+              <w:left w:val="single" w:color="000000" w:sz="4" w:space="0"/>
+              <w:bottom w:val="single" w:color="000000" w:sz="4" w:space="0"/>
+              <w:right w:val="single" w:color="000000" w:sz="4" w:space="0"/>
             </w:tcBorders>
             <w:tcMar>
               <w:top w:w="80" w:type="dxa"/>
@@ -6015,10 +6375,10 @@
           <w:tcPr>
             <w:tcW w:w="2400" w:type="dxa"/>
             <w:tcBorders>
-              <w:top w:val="single" w:sz="4" w:space="0" w:color="000000"/>
-              <w:left w:val="single" w:sz="4" w:space="0" w:color="000000"/>
-              <w:bottom w:val="single" w:sz="4" w:space="0" w:color="000000"/>
-              <w:right w:val="single" w:sz="4" w:space="0" w:color="000000"/>
+              <w:top w:val="single" w:color="000000" w:sz="4" w:space="0"/>
+              <w:left w:val="single" w:color="000000" w:sz="4" w:space="0"/>
+              <w:bottom w:val="single" w:color="000000" w:sz="4" w:space="0"/>
+              <w:right w:val="single" w:color="000000" w:sz="4" w:space="0"/>
             </w:tcBorders>
             <w:tcMar>
               <w:top w:w="80" w:type="dxa"/>
@@ -6032,13 +6392,42 @@
             <w:pPr>
               <w:spacing w:line="320" w:lineRule="auto"/>
               <w:jc w:val="center"/>
-            </w:pPr>
-            <w:r>
-              <w:rPr>
-                <w:b w:val="0"/>
-                <w:sz w:val="21"/>
-              </w:rPr>
-              <w:t>2026.10.26～2026.11.22</w:t>
+              <w:rPr>
+                <w:rFonts w:hint="default" w:eastAsia="宋体"/>
+                <w:lang w:val="en-US" w:eastAsia="zh-CN"/>
+              </w:rPr>
+            </w:pPr>
+            <w:r>
+              <w:rPr>
+                <w:b w:val="0"/>
+                <w:sz w:val="21"/>
+              </w:rPr>
+              <w:t>2026.10.</w:t>
+            </w:r>
+            <w:r>
+              <w:rPr>
+                <w:rFonts w:hint="eastAsia"/>
+                <w:b w:val="0"/>
+                <w:sz w:val="21"/>
+                <w:lang w:val="en-US" w:eastAsia="zh-CN"/>
+              </w:rPr>
+              <w:t>15</w:t>
+            </w:r>
+            <w:r>
+              <w:rPr>
+                <w:b w:val="0"/>
+                <w:sz w:val="21"/>
+              </w:rPr>
+              <w:t>～2026.11.</w:t>
+            </w:r>
+            <w:r>
+              <w:rPr>
+                <w:rFonts w:hint="eastAsia"/>
+                <w:b w:val="0"/>
+                <w:sz w:val="21"/>
+                <w:lang w:val="en-US" w:eastAsia="zh-CN"/>
+              </w:rPr>
+              <w:t>15</w:t>
             </w:r>
           </w:p>
         </w:tc>
@@ -6046,10 +6435,10 @@
           <w:tcPr>
             <w:tcW w:w="5626" w:type="dxa"/>
             <w:tcBorders>
-              <w:top w:val="single" w:sz="4" w:space="0" w:color="000000"/>
-              <w:left w:val="single" w:sz="4" w:space="0" w:color="000000"/>
-              <w:bottom w:val="single" w:sz="4" w:space="0" w:color="000000"/>
-              <w:right w:val="single" w:sz="4" w:space="0" w:color="000000"/>
+              <w:top w:val="single" w:color="000000" w:sz="4" w:space="0"/>
+              <w:left w:val="single" w:color="000000" w:sz="4" w:space="0"/>
+              <w:bottom w:val="single" w:color="000000" w:sz="4" w:space="0"/>
+              <w:right w:val="single" w:color="000000" w:sz="4" w:space="0"/>
             </w:tcBorders>
             <w:tcMar>
               <w:top w:w="80" w:type="dxa"/>
@@ -6076,22 +6465,32 @@
       </w:tr>
       <w:tr>
         <w:tblPrEx>
+          <w:tblBorders>
+            <w:top w:val="single" w:color="auto" w:sz="4" w:space="0"/>
+            <w:left w:val="single" w:color="auto" w:sz="4" w:space="0"/>
+            <w:bottom w:val="single" w:color="auto" w:sz="4" w:space="0"/>
+            <w:right w:val="single" w:color="auto" w:sz="4" w:space="0"/>
+            <w:insideH w:val="single" w:color="auto" w:sz="4" w:space="0"/>
+            <w:insideV w:val="single" w:color="auto" w:sz="4" w:space="0"/>
+          </w:tblBorders>
           <w:tblCellMar>
             <w:top w:w="0" w:type="dxa"/>
+            <w:left w:w="10" w:type="dxa"/>
             <w:bottom w:w="0" w:type="dxa"/>
+            <w:right w:w="10" w:type="dxa"/>
           </w:tblCellMar>
         </w:tblPrEx>
         <w:trPr>
-          <w:trHeight w:val="520"/>
+          <w:trHeight w:val="520" w:hRule="atLeast"/>
         </w:trPr>
         <w:tc>
           <w:tcPr>
             <w:tcW w:w="1000" w:type="dxa"/>
             <w:tcBorders>
-              <w:top w:val="single" w:sz="4" w:space="0" w:color="000000"/>
-              <w:left w:val="single" w:sz="4" w:space="0" w:color="000000"/>
-              <w:bottom w:val="single" w:sz="4" w:space="0" w:color="000000"/>
-              <w:right w:val="single" w:sz="4" w:space="0" w:color="000000"/>
+              <w:top w:val="single" w:color="000000" w:sz="4" w:space="0"/>
+              <w:left w:val="single" w:color="000000" w:sz="4" w:space="0"/>
+              <w:bottom w:val="single" w:color="000000" w:sz="4" w:space="0"/>
+              <w:right w:val="single" w:color="000000" w:sz="4" w:space="0"/>
             </w:tcBorders>
             <w:tcMar>
               <w:top w:w="80" w:type="dxa"/>
@@ -6119,10 +6518,10 @@
           <w:tcPr>
             <w:tcW w:w="2400" w:type="dxa"/>
             <w:tcBorders>
-              <w:top w:val="single" w:sz="4" w:space="0" w:color="000000"/>
-              <w:left w:val="single" w:sz="4" w:space="0" w:color="000000"/>
-              <w:bottom w:val="single" w:sz="4" w:space="0" w:color="000000"/>
-              <w:right w:val="single" w:sz="4" w:space="0" w:color="000000"/>
+              <w:top w:val="single" w:color="000000" w:sz="4" w:space="0"/>
+              <w:left w:val="single" w:color="000000" w:sz="4" w:space="0"/>
+              <w:bottom w:val="single" w:color="000000" w:sz="4" w:space="0"/>
+              <w:right w:val="single" w:color="000000" w:sz="4" w:space="0"/>
             </w:tcBorders>
             <w:tcMar>
               <w:top w:w="80" w:type="dxa"/>
@@ -6136,13 +6535,42 @@
             <w:pPr>
               <w:spacing w:line="320" w:lineRule="auto"/>
               <w:jc w:val="center"/>
-            </w:pPr>
-            <w:r>
-              <w:rPr>
-                <w:b w:val="0"/>
-                <w:sz w:val="21"/>
-              </w:rPr>
-              <w:t>2026.11.23～2026.12.13</w:t>
+              <w:rPr>
+                <w:rFonts w:hint="default" w:eastAsia="宋体"/>
+                <w:lang w:val="en-US" w:eastAsia="zh-CN"/>
+              </w:rPr>
+            </w:pPr>
+            <w:r>
+              <w:rPr>
+                <w:b w:val="0"/>
+                <w:sz w:val="21"/>
+              </w:rPr>
+              <w:t>2026.11.</w:t>
+            </w:r>
+            <w:r>
+              <w:rPr>
+                <w:rFonts w:hint="eastAsia"/>
+                <w:b w:val="0"/>
+                <w:sz w:val="21"/>
+                <w:lang w:val="en-US" w:eastAsia="zh-CN"/>
+              </w:rPr>
+              <w:t>6</w:t>
+            </w:r>
+            <w:r>
+              <w:rPr>
+                <w:b w:val="0"/>
+                <w:sz w:val="21"/>
+              </w:rPr>
+              <w:t>～2026.12.</w:t>
+            </w:r>
+            <w:r>
+              <w:rPr>
+                <w:rFonts w:hint="eastAsia"/>
+                <w:b w:val="0"/>
+                <w:sz w:val="21"/>
+                <w:lang w:val="en-US" w:eastAsia="zh-CN"/>
+              </w:rPr>
+              <w:t>06</w:t>
             </w:r>
           </w:p>
         </w:tc>
@@ -6150,10 +6578,10 @@
           <w:tcPr>
             <w:tcW w:w="5626" w:type="dxa"/>
             <w:tcBorders>
-              <w:top w:val="single" w:sz="4" w:space="0" w:color="000000"/>
-              <w:left w:val="single" w:sz="4" w:space="0" w:color="000000"/>
-              <w:bottom w:val="single" w:sz="4" w:space="0" w:color="000000"/>
-              <w:right w:val="single" w:sz="4" w:space="0" w:color="000000"/>
+              <w:top w:val="single" w:color="000000" w:sz="4" w:space="0"/>
+              <w:left w:val="single" w:color="000000" w:sz="4" w:space="0"/>
+              <w:bottom w:val="single" w:color="000000" w:sz="4" w:space="0"/>
+              <w:right w:val="single" w:color="000000" w:sz="4" w:space="0"/>
             </w:tcBorders>
             <w:tcMar>
               <w:top w:w="80" w:type="dxa"/>
@@ -6180,22 +6608,32 @@
       </w:tr>
       <w:tr>
         <w:tblPrEx>
+          <w:tblBorders>
+            <w:top w:val="single" w:color="auto" w:sz="4" w:space="0"/>
+            <w:left w:val="single" w:color="auto" w:sz="4" w:space="0"/>
+            <w:bottom w:val="single" w:color="auto" w:sz="4" w:space="0"/>
+            <w:right w:val="single" w:color="auto" w:sz="4" w:space="0"/>
+            <w:insideH w:val="single" w:color="auto" w:sz="4" w:space="0"/>
+            <w:insideV w:val="single" w:color="auto" w:sz="4" w:space="0"/>
+          </w:tblBorders>
           <w:tblCellMar>
             <w:top w:w="0" w:type="dxa"/>
+            <w:left w:w="10" w:type="dxa"/>
             <w:bottom w:w="0" w:type="dxa"/>
+            <w:right w:w="10" w:type="dxa"/>
           </w:tblCellMar>
         </w:tblPrEx>
         <w:trPr>
-          <w:trHeight w:val="520"/>
+          <w:trHeight w:val="520" w:hRule="atLeast"/>
         </w:trPr>
         <w:tc>
           <w:tcPr>
             <w:tcW w:w="1000" w:type="dxa"/>
             <w:tcBorders>
-              <w:top w:val="single" w:sz="4" w:space="0" w:color="000000"/>
-              <w:left w:val="single" w:sz="4" w:space="0" w:color="000000"/>
-              <w:bottom w:val="single" w:sz="4" w:space="0" w:color="000000"/>
-              <w:right w:val="single" w:sz="4" w:space="0" w:color="000000"/>
+              <w:top w:val="single" w:color="000000" w:sz="4" w:space="0"/>
+              <w:left w:val="single" w:color="000000" w:sz="4" w:space="0"/>
+              <w:bottom w:val="single" w:color="000000" w:sz="4" w:space="0"/>
+              <w:right w:val="single" w:color="000000" w:sz="4" w:space="0"/>
             </w:tcBorders>
             <w:tcMar>
               <w:top w:w="80" w:type="dxa"/>
@@ -6223,10 +6661,10 @@
           <w:tcPr>
             <w:tcW w:w="2400" w:type="dxa"/>
             <w:tcBorders>
-              <w:top w:val="single" w:sz="4" w:space="0" w:color="000000"/>
-              <w:left w:val="single" w:sz="4" w:space="0" w:color="000000"/>
-              <w:bottom w:val="single" w:sz="4" w:space="0" w:color="000000"/>
-              <w:right w:val="single" w:sz="4" w:space="0" w:color="000000"/>
+              <w:top w:val="single" w:color="000000" w:sz="4" w:space="0"/>
+              <w:left w:val="single" w:color="000000" w:sz="4" w:space="0"/>
+              <w:bottom w:val="single" w:color="000000" w:sz="4" w:space="0"/>
+              <w:right w:val="single" w:color="000000" w:sz="4" w:space="0"/>
             </w:tcBorders>
             <w:tcMar>
               <w:top w:w="80" w:type="dxa"/>
@@ -6240,13 +6678,42 @@
             <w:pPr>
               <w:spacing w:line="320" w:lineRule="auto"/>
               <w:jc w:val="center"/>
-            </w:pPr>
-            <w:r>
-              <w:rPr>
-                <w:b w:val="0"/>
-                <w:sz w:val="21"/>
-              </w:rPr>
-              <w:t>2026.12.14～2026.12.27</w:t>
+              <w:rPr>
+                <w:rFonts w:hint="default" w:eastAsia="宋体"/>
+                <w:lang w:val="en-US" w:eastAsia="zh-CN"/>
+              </w:rPr>
+            </w:pPr>
+            <w:r>
+              <w:rPr>
+                <w:b w:val="0"/>
+                <w:sz w:val="21"/>
+              </w:rPr>
+              <w:t>2026.12.</w:t>
+            </w:r>
+            <w:r>
+              <w:rPr>
+                <w:rFonts w:hint="eastAsia"/>
+                <w:b w:val="0"/>
+                <w:sz w:val="21"/>
+                <w:lang w:val="en-US" w:eastAsia="zh-CN"/>
+              </w:rPr>
+              <w:t>07</w:t>
+            </w:r>
+            <w:r>
+              <w:rPr>
+                <w:b w:val="0"/>
+                <w:sz w:val="21"/>
+              </w:rPr>
+              <w:t>～2026.12.</w:t>
+            </w:r>
+            <w:r>
+              <w:rPr>
+                <w:rFonts w:hint="eastAsia"/>
+                <w:b w:val="0"/>
+                <w:sz w:val="21"/>
+                <w:lang w:val="en-US" w:eastAsia="zh-CN"/>
+              </w:rPr>
+              <w:t>20</w:t>
             </w:r>
           </w:p>
         </w:tc>
@@ -6254,10 +6721,10 @@
           <w:tcPr>
             <w:tcW w:w="5626" w:type="dxa"/>
             <w:tcBorders>
-              <w:top w:val="single" w:sz="4" w:space="0" w:color="000000"/>
-              <w:left w:val="single" w:sz="4" w:space="0" w:color="000000"/>
-              <w:bottom w:val="single" w:sz="4" w:space="0" w:color="000000"/>
-              <w:right w:val="single" w:sz="4" w:space="0" w:color="000000"/>
+              <w:top w:val="single" w:color="000000" w:sz="4" w:space="0"/>
+              <w:left w:val="single" w:color="000000" w:sz="4" w:space="0"/>
+              <w:bottom w:val="single" w:color="000000" w:sz="4" w:space="0"/>
+              <w:right w:val="single" w:color="000000" w:sz="4" w:space="0"/>
             </w:tcBorders>
             <w:tcMar>
               <w:top w:w="80" w:type="dxa"/>
@@ -6277,29 +6744,48 @@
                 <w:b w:val="0"/>
                 <w:sz w:val="21"/>
               </w:rPr>
-              <w:t>第三轮迭代：性能优化与异常处理，系统测试、缺陷修复与打包发布</w:t>
+              <w:t>第三轮迭代</w:t>
+            </w:r>
+            <w:bookmarkStart w:id="0" w:name="_GoBack"/>
+            <w:bookmarkEnd w:id="0"/>
+            <w:r>
+              <w:rPr>
+                <w:b w:val="0"/>
+                <w:sz w:val="21"/>
+              </w:rPr>
+              <w:t>：性能优化与异常处理，系统测试、缺陷修复与打包发布</w:t>
             </w:r>
           </w:p>
         </w:tc>
       </w:tr>
       <w:tr>
         <w:tblPrEx>
+          <w:tblBorders>
+            <w:top w:val="single" w:color="auto" w:sz="4" w:space="0"/>
+            <w:left w:val="single" w:color="auto" w:sz="4" w:space="0"/>
+            <w:bottom w:val="single" w:color="auto" w:sz="4" w:space="0"/>
+            <w:right w:val="single" w:color="auto" w:sz="4" w:space="0"/>
+            <w:insideH w:val="single" w:color="auto" w:sz="4" w:space="0"/>
+            <w:insideV w:val="single" w:color="auto" w:sz="4" w:space="0"/>
+          </w:tblBorders>
           <w:tblCellMar>
             <w:top w:w="0" w:type="dxa"/>
+            <w:left w:w="10" w:type="dxa"/>
             <w:bottom w:w="0" w:type="dxa"/>
+            <w:right w:w="10" w:type="dxa"/>
           </w:tblCellMar>
         </w:tblPrEx>
         <w:trPr>
-          <w:trHeight w:val="520"/>
+          <w:trHeight w:val="520" w:hRule="atLeast"/>
         </w:trPr>
         <w:tc>
           <w:tcPr>
             <w:tcW w:w="1000" w:type="dxa"/>
             <w:tcBorders>
-              <w:top w:val="single" w:sz="4" w:space="0" w:color="000000"/>
-              <w:left w:val="single" w:sz="4" w:space="0" w:color="000000"/>
-              <w:bottom w:val="single" w:sz="4" w:space="0" w:color="000000"/>
-              <w:right w:val="single" w:sz="4" w:space="0" w:color="000000"/>
+              <w:top w:val="single" w:color="000000" w:sz="4" w:space="0"/>
+              <w:left w:val="single" w:color="000000" w:sz="4" w:space="0"/>
+              <w:bottom w:val="single" w:color="000000" w:sz="4" w:space="0"/>
+              <w:right w:val="single" w:color="000000" w:sz="4" w:space="0"/>
             </w:tcBorders>
             <w:tcMar>
               <w:top w:w="80" w:type="dxa"/>
@@ -6327,10 +6813,10 @@
           <w:tcPr>
             <w:tcW w:w="2400" w:type="dxa"/>
             <w:tcBorders>
-              <w:top w:val="single" w:sz="4" w:space="0" w:color="000000"/>
-              <w:left w:val="single" w:sz="4" w:space="0" w:color="000000"/>
-              <w:bottom w:val="single" w:sz="4" w:space="0" w:color="000000"/>
-              <w:right w:val="single" w:sz="4" w:space="0" w:color="000000"/>
+              <w:top w:val="single" w:color="000000" w:sz="4" w:space="0"/>
+              <w:left w:val="single" w:color="000000" w:sz="4" w:space="0"/>
+              <w:bottom w:val="single" w:color="000000" w:sz="4" w:space="0"/>
+              <w:right w:val="single" w:color="000000" w:sz="4" w:space="0"/>
             </w:tcBorders>
             <w:tcMar>
               <w:top w:w="80" w:type="dxa"/>
@@ -6344,13 +6830,58 @@
             <w:pPr>
               <w:spacing w:line="320" w:lineRule="auto"/>
               <w:jc w:val="center"/>
-            </w:pPr>
-            <w:r>
-              <w:rPr>
-                <w:b w:val="0"/>
-                <w:sz w:val="21"/>
-              </w:rPr>
-              <w:t>2026.12.28～2027.01.10</w:t>
+              <w:rPr>
+                <w:rFonts w:hint="default" w:eastAsia="宋体"/>
+                <w:lang w:val="en-US" w:eastAsia="zh-CN"/>
+              </w:rPr>
+            </w:pPr>
+            <w:r>
+              <w:rPr>
+                <w:b w:val="0"/>
+                <w:sz w:val="21"/>
+              </w:rPr>
+              <w:t>2026.12.2</w:t>
+            </w:r>
+            <w:r>
+              <w:rPr>
+                <w:rFonts w:hint="eastAsia"/>
+                <w:b w:val="0"/>
+                <w:sz w:val="21"/>
+                <w:lang w:val="en-US" w:eastAsia="zh-CN"/>
+              </w:rPr>
+              <w:t>0</w:t>
+            </w:r>
+            <w:r>
+              <w:rPr>
+                <w:b w:val="0"/>
+                <w:sz w:val="21"/>
+              </w:rPr>
+              <w:t>～202</w:t>
+            </w:r>
+            <w:r>
+              <w:rPr>
+                <w:rFonts w:hint="eastAsia"/>
+                <w:b w:val="0"/>
+                <w:sz w:val="21"/>
+                <w:lang w:val="en-US" w:eastAsia="zh-CN"/>
+              </w:rPr>
+              <w:t>6</w:t>
+            </w:r>
+            <w:r>
+              <w:rPr>
+                <w:b w:val="0"/>
+                <w:sz w:val="21"/>
+              </w:rPr>
+              <w:t>.</w:t>
+            </w:r>
+            <w:r>
+              <w:rPr>
+                <w:rFonts w:hint="eastAsia"/>
+                <w:b w:val="0"/>
+                <w:sz w:val="21"/>
+                <w:lang w:val="en-US" w:eastAsia="zh-CN"/>
+              </w:rPr>
+              <w:t>12.31</w:t>
             </w:r>
           </w:p>
         </w:tc>
@@ -6358,10 +6889,10 @@
           <w:tcPr>
             <w:tcW w:w="5626" w:type="dxa"/>
             <w:tcBorders>
-              <w:top w:val="single" w:sz="4" w:space="0" w:color="000000"/>
-              <w:left w:val="single" w:sz="4" w:space="0" w:color="000000"/>
-              <w:bottom w:val="single" w:sz="4" w:space="0" w:color="000000"/>
-              <w:right w:val="single" w:sz="4" w:space="0" w:color="000000"/>
+              <w:top w:val="single" w:color="000000" w:sz="4" w:space="0"/>
+              <w:left w:val="single" w:color="000000" w:sz="4" w:space="0"/>
+              <w:bottom w:val="single" w:color="000000" w:sz="4" w:space="0"/>
+              <w:right w:val="single" w:color="000000" w:sz="4" w:space="0"/>
             </w:tcBorders>
             <w:tcMar>
               <w:top w:w="80" w:type="dxa"/>
@@ -6390,40 +6921,47 @@
     <w:p/>
     <w:tbl>
       <w:tblPr>
+        <w:tblStyle w:val="11"/>
         <w:tblW w:w="9026" w:type="dxa"/>
         <w:tblInd w:w="110" w:type="dxa"/>
         <w:tblBorders>
-          <w:top w:val="single" w:sz="4" w:space="0" w:color="auto"/>
-          <w:left w:val="single" w:sz="4" w:space="0" w:color="auto"/>
-          <w:bottom w:val="single" w:sz="4" w:space="0" w:color="auto"/>
-          <w:right w:val="single" w:sz="4" w:space="0" w:color="auto"/>
-          <w:insideH w:val="single" w:sz="4" w:space="0" w:color="auto"/>
-          <w:insideV w:val="single" w:sz="4" w:space="0" w:color="auto"/>
+          <w:top w:val="single" w:color="auto" w:sz="4" w:space="0"/>
+          <w:left w:val="single" w:color="auto" w:sz="4" w:space="0"/>
+          <w:bottom w:val="single" w:color="auto" w:sz="4" w:space="0"/>
+          <w:right w:val="single" w:color="auto" w:sz="4" w:space="0"/>
+          <w:insideH w:val="single" w:color="auto" w:sz="4" w:space="0"/>
+          <w:insideV w:val="single" w:color="auto" w:sz="4" w:space="0"/>
         </w:tblBorders>
+        <w:tblLayout w:type="autofit"/>
         <w:tblCellMar>
+          <w:top w:w="0" w:type="dxa"/>
           <w:left w:w="10" w:type="dxa"/>
+          <w:bottom w:w="0" w:type="dxa"/>
           <w:right w:w="10" w:type="dxa"/>
         </w:tblCellMar>
-        <w:tblLook w:val="04A0" w:firstRow="1" w:lastRow="0" w:firstColumn="1" w:lastColumn="0" w:noHBand="0" w:noVBand="1"/>
       </w:tblPr>
       <w:tblGrid>
         <w:gridCol w:w="9026"/>
       </w:tblGrid>
       <w:tr>
         <w:tblPrEx>
-          <w:tblCellMar>
-            <w:top w:w="0" w:type="dxa"/>
-            <w:bottom w:w="0" w:type="dxa"/>
-          </w:tblCellMar>
+          <w:tblBorders>
+            <w:top w:val="single" w:color="auto" w:sz="4" w:space="0"/>
+            <w:left w:val="single" w:color="auto" w:sz="4" w:space="0"/>
+            <w:bottom w:val="single" w:color="auto" w:sz="4" w:space="0"/>
+            <w:right w:val="single" w:color="auto" w:sz="4" w:space="0"/>
+            <w:insideH w:val="single" w:color="auto" w:sz="4" w:space="0"/>
+            <w:insideV w:val="single" w:color="auto" w:sz="4" w:space="0"/>
+          </w:tblBorders>
         </w:tblPrEx>
         <w:tc>
           <w:tcPr>
             <w:tcW w:w="9026" w:type="dxa"/>
             <w:tcBorders>
-              <w:top w:val="single" w:sz="4" w:space="0" w:color="000000"/>
-              <w:left w:val="single" w:sz="4" w:space="0" w:color="000000"/>
-              <w:bottom w:val="single" w:sz="4" w:space="0" w:color="000000"/>
-              <w:right w:val="single" w:sz="4" w:space="0" w:color="000000"/>
+              <w:top w:val="single" w:color="000000" w:sz="4" w:space="0"/>
+              <w:left w:val="single" w:color="000000" w:sz="4" w:space="0"/>
+              <w:bottom w:val="single" w:color="000000" w:sz="4" w:space="0"/>
+              <w:right w:val="single" w:color="000000" w:sz="4" w:space="0"/>
             </w:tcBorders>
             <w:shd w:val="clear" w:color="auto" w:fill="EDEDED"/>
             <w:tcMar>
@@ -6441,7 +6979,7 @@
             </w:pPr>
             <w:r>
               <w:rPr>
-                <w:rFonts w:ascii="黑体" w:eastAsia="黑体" w:hAnsi="黑体"/>
+                <w:rFonts w:ascii="黑体" w:hAnsi="黑体" w:eastAsia="黑体"/>
               </w:rPr>
               <w:t>九、提交成果</w:t>
             </w:r>
@@ -6450,22 +6988,32 @@
       </w:tr>
       <w:tr>
         <w:tblPrEx>
+          <w:tblBorders>
+            <w:top w:val="single" w:color="auto" w:sz="4" w:space="0"/>
+            <w:left w:val="single" w:color="auto" w:sz="4" w:space="0"/>
+            <w:bottom w:val="single" w:color="auto" w:sz="4" w:space="0"/>
+            <w:right w:val="single" w:color="auto" w:sz="4" w:space="0"/>
+            <w:insideH w:val="single" w:color="auto" w:sz="4" w:space="0"/>
+            <w:insideV w:val="single" w:color="auto" w:sz="4" w:space="0"/>
+          </w:tblBorders>
           <w:tblCellMar>
             <w:top w:w="0" w:type="dxa"/>
+            <w:left w:w="10" w:type="dxa"/>
             <w:bottom w:w="0" w:type="dxa"/>
+            <w:right w:w="10" w:type="dxa"/>
           </w:tblCellMar>
         </w:tblPrEx>
         <w:trPr>
-          <w:trHeight w:val="2600"/>
+          <w:trHeight w:val="2600" w:hRule="atLeast"/>
         </w:trPr>
         <w:tc>
           <w:tcPr>
             <w:tcW w:w="9026" w:type="dxa"/>
             <w:tcBorders>
-              <w:top w:val="single" w:sz="4" w:space="0" w:color="000000"/>
-              <w:left w:val="single" w:sz="4" w:space="0" w:color="000000"/>
-              <w:bottom w:val="single" w:sz="4" w:space="0" w:color="000000"/>
-              <w:right w:val="single" w:sz="4" w:space="0" w:color="000000"/>
+              <w:top w:val="single" w:color="000000" w:sz="4" w:space="0"/>
+              <w:left w:val="single" w:color="000000" w:sz="4" w:space="0"/>
+              <w:bottom w:val="single" w:color="000000" w:sz="4" w:space="0"/>
+              <w:right w:val="single" w:color="000000" w:sz="4" w:space="0"/>
             </w:tcBorders>
             <w:tcMar>
               <w:top w:w="80" w:type="dxa"/>
@@ -6584,40 +7132,53 @@
     <w:p/>
     <w:tbl>
       <w:tblPr>
+        <w:tblStyle w:val="11"/>
         <w:tblW w:w="9026" w:type="dxa"/>
         <w:tblInd w:w="110" w:type="dxa"/>
         <w:tblBorders>
-          <w:top w:val="single" w:sz="4" w:space="0" w:color="auto"/>
-          <w:left w:val="single" w:sz="4" w:space="0" w:color="auto"/>
-          <w:bottom w:val="single" w:sz="4" w:space="0" w:color="auto"/>
-          <w:right w:val="single" w:sz="4" w:space="0" w:color="auto"/>
-          <w:insideH w:val="single" w:sz="4" w:space="0" w:color="auto"/>
-          <w:insideV w:val="single" w:sz="4" w:space="0" w:color="auto"/>
+          <w:top w:val="single" w:color="auto" w:sz="4" w:space="0"/>
+          <w:left w:val="single" w:color="auto" w:sz="4" w:space="0"/>
+          <w:bottom w:val="single" w:color="auto" w:sz="4" w:space="0"/>
+          <w:right w:val="single" w:color="auto" w:sz="4" w:space="0"/>
+          <w:insideH w:val="single" w:color="auto" w:sz="4" w:space="0"/>
+          <w:insideV w:val="single" w:color="auto" w:sz="4" w:space="0"/>
         </w:tblBorders>
+        <w:tblLayout w:type="autofit"/>
         <w:tblCellMar>
+          <w:top w:w="0" w:type="dxa"/>
           <w:left w:w="10" w:type="dxa"/>
+          <w:bottom w:w="0" w:type="dxa"/>
           <w:right w:w="10" w:type="dxa"/>
         </w:tblCellMar>
-        <w:tblLook w:val="04A0" w:firstRow="1" w:lastRow="0" w:firstColumn="1" w:lastColumn="0" w:noHBand="0" w:noVBand="1"/>
       </w:tblPr>
       <w:tblGrid>
         <w:gridCol w:w="9026"/>
       </w:tblGrid>
       <w:tr>
         <w:tblPrEx>
+          <w:tblBorders>
+            <w:top w:val="single" w:color="auto" w:sz="4" w:space="0"/>
+            <w:left w:val="single" w:color="auto" w:sz="4" w:space="0"/>
+            <w:bottom w:val="single" w:color="auto" w:sz="4" w:space="0"/>
+            <w:right w:val="single" w:color="auto" w:sz="4" w:space="0"/>
+            <w:insideH w:val="single" w:color="auto" w:sz="4" w:space="0"/>
+            <w:insideV w:val="single" w:color="auto" w:sz="4" w:space="0"/>
+          </w:tblBorders>
           <w:tblCellMar>
             <w:top w:w="0" w:type="dxa"/>
+            <w:left w:w="10" w:type="dxa"/>
             <w:bottom w:w="0" w:type="dxa"/>
+            <w:right w:w="10" w:type="dxa"/>
           </w:tblCellMar>
         </w:tblPrEx>
         <w:tc>
           <w:tcPr>
             <w:tcW w:w="9026" w:type="dxa"/>
             <w:tcBorders>
-              <w:top w:val="single" w:sz="4" w:space="0" w:color="000000"/>
-              <w:left w:val="single" w:sz="4" w:space="0" w:color="000000"/>
-              <w:bottom w:val="single" w:sz="4" w:space="0" w:color="000000"/>
-              <w:right w:val="single" w:sz="4" w:space="0" w:color="000000"/>
+              <w:top w:val="single" w:color="000000" w:sz="4" w:space="0"/>
+              <w:left w:val="single" w:color="000000" w:sz="4" w:space="0"/>
+              <w:bottom w:val="single" w:color="000000" w:sz="4" w:space="0"/>
+              <w:right w:val="single" w:color="000000" w:sz="4" w:space="0"/>
             </w:tcBorders>
             <w:shd w:val="clear" w:color="auto" w:fill="EDEDED"/>
             <w:tcMar>
@@ -6635,7 +7196,7 @@
             </w:pPr>
             <w:r>
               <w:rPr>
-                <w:rFonts w:ascii="黑体" w:eastAsia="黑体" w:hAnsi="黑体"/>
+                <w:rFonts w:ascii="黑体" w:hAnsi="黑体" w:eastAsia="黑体"/>
               </w:rPr>
               <w:t>十、主要参考文献</w:t>
             </w:r>
@@ -6644,22 +7205,32 @@
       </w:tr>
       <w:tr>
         <w:tblPrEx>
+          <w:tblBorders>
+            <w:top w:val="single" w:color="auto" w:sz="4" w:space="0"/>
+            <w:left w:val="single" w:color="auto" w:sz="4" w:space="0"/>
+            <w:bottom w:val="single" w:color="auto" w:sz="4" w:space="0"/>
+            <w:right w:val="single" w:color="auto" w:sz="4" w:space="0"/>
+            <w:insideH w:val="single" w:color="auto" w:sz="4" w:space="0"/>
+            <w:insideV w:val="single" w:color="auto" w:sz="4" w:space="0"/>
+          </w:tblBorders>
           <w:tblCellMar>
             <w:top w:w="0" w:type="dxa"/>
+            <w:left w:w="10" w:type="dxa"/>
             <w:bottom w:w="0" w:type="dxa"/>
+            <w:right w:w="10" w:type="dxa"/>
           </w:tblCellMar>
         </w:tblPrEx>
         <w:trPr>
-          <w:trHeight w:val="1800"/>
+          <w:trHeight w:val="1800" w:hRule="atLeast"/>
         </w:trPr>
         <w:tc>
           <w:tcPr>
             <w:tcW w:w="9026" w:type="dxa"/>
             <w:tcBorders>
-              <w:top w:val="single" w:sz="4" w:space="0" w:color="000000"/>
-              <w:left w:val="single" w:sz="4" w:space="0" w:color="000000"/>
-              <w:bottom w:val="single" w:sz="4" w:space="0" w:color="000000"/>
-              <w:right w:val="single" w:sz="4" w:space="0" w:color="000000"/>
+              <w:top w:val="single" w:color="000000" w:sz="4" w:space="0"/>
+              <w:left w:val="single" w:color="000000" w:sz="4" w:space="0"/>
+              <w:bottom w:val="single" w:color="000000" w:sz="4" w:space="0"/>
+              <w:right w:val="single" w:color="000000" w:sz="4" w:space="0"/>
             </w:tcBorders>
             <w:tcMar>
               <w:top w:w="80" w:type="dxa"/>
@@ -6803,38 +7374,19 @@
     </w:tbl>
     <w:p/>
     <w:sectPr>
-      <w:footerReference w:type="default" r:id="rId8"/>
+      <w:footerReference r:id="rId3" w:type="default"/>
       <w:pgSz w:w="11906" w:h="16838"/>
       <w:pgMar w:top="1440" w:right="1440" w:bottom="1440" w:left="1440" w:header="708" w:footer="708" w:gutter="0"/>
       <w:pgNumType w:start="1"/>
-      <w:cols w:space="720"/>
-      <w:docGrid w:linePitch="360"/>
+      <w:cols w:space="720" w:num="1"/>
+      <w:docGrid w:linePitch="360" w:charSpace="0"/>
     </w:sectPr>
   </w:body>
 </w:document>
 </file>
 
-<file path=word/endnotes.xml><?xml version="1.0" encoding="utf-8"?>
-<w:endnotes xmlns:wpc="http://schemas.microsoft.com/office/word/2010/wordprocessingCanvas" xmlns:mc="http://schemas.openxmlformats.org/markup-compatibility/2006" xmlns:o="urn:schemas-microsoft-com:office:office" xmlns:r="http://schemas.openxmlformats.org/officeDocument/2006/relationships" xmlns:m="http://schemas.openxmlformats.org/officeDocument/2006/math" xmlns:v="urn:schemas-microsoft-com:vml" xmlns:wp14="http://schemas.microsoft.com/office/word/2010/wordprocessingDrawing" xmlns:wp="http://schemas.openxmlformats.org/drawingml/2006/wordprocessingDrawing" xmlns:w10="urn:schemas-microsoft-com:office:word" xmlns:w="http://schemas.openxmlformats.org/wordprocessingml/2006/main" xmlns:w14="http://schemas.microsoft.com/office/word/2010/wordml" xmlns:wpg="http://schemas.microsoft.com/office/word/2010/wordprocessingGroup" xmlns:wpi="http://schemas.microsoft.com/office/word/2010/wordprocessingInk" xmlns:wne="http://schemas.microsoft.com/office/word/2006/wordml" xmlns:wps="http://schemas.microsoft.com/office/word/2010/wordprocessingShape" mc:Ignorable="w14 wp14">
-  <w:endnote w:type="separator" w:id="-1">
-    <w:p>
-      <w:r>
-        <w:separator/>
-      </w:r>
-    </w:p>
-  </w:endnote>
-  <w:endnote w:type="continuationSeparator" w:id="0">
-    <w:p>
-      <w:r>
-        <w:continuationSeparator/>
-      </w:r>
-    </w:p>
-  </w:endnote>
-</w:endnotes>
-</file>
-
 <file path=word/footer1.xml><?xml version="1.0" encoding="utf-8"?>
-<w:ftr xmlns:wpc="http://schemas.microsoft.com/office/word/2010/wordprocessingCanvas" xmlns:mc="http://schemas.openxmlformats.org/markup-compatibility/2006" xmlns:o="urn:schemas-microsoft-com:office:office" xmlns:r="http://schemas.openxmlformats.org/officeDocument/2006/relationships" xmlns:m="http://schemas.openxmlformats.org/officeDocument/2006/math" xmlns:v="urn:schemas-microsoft-com:vml" xmlns:wp14="http://schemas.microsoft.com/office/word/2010/wordprocessingDrawing" xmlns:wp="http://schemas.openxmlformats.org/drawingml/2006/wordprocessingDrawing" xmlns:w10="urn:schemas-microsoft-com:office:word" xmlns:w="http://schemas.openxmlformats.org/wordprocessingml/2006/main" xmlns:w14="http://schemas.microsoft.com/office/word/2010/wordml" xmlns:wpg="http://schemas.microsoft.com/office/word/2010/wordprocessingGroup" xmlns:wpi="http://schemas.microsoft.com/office/word/2010/wordprocessingInk" xmlns:wne="http://schemas.microsoft.com/office/word/2006/wordml" xmlns:wps="http://schemas.microsoft.com/office/word/2010/wordprocessingShape" mc:Ignorable="w14 wp14">
+<w:ftr xmlns:wpc="http://schemas.microsoft.com/office/word/2010/wordprocessingCanvas" xmlns:mc="http://schemas.openxmlformats.org/markup-compatibility/2006" xmlns:o="urn:schemas-microsoft-com:office:office" xmlns:r="http://schemas.openxmlformats.org/officeDocument/2006/relationships" xmlns:m="http://schemas.openxmlformats.org/officeDocument/2006/math" xmlns:v="urn:schemas-microsoft-com:vml" xmlns:wp14="http://schemas.microsoft.com/office/word/2010/wordprocessingDrawing" xmlns:wp="http://schemas.openxmlformats.org/drawingml/2006/wordprocessingDrawing" xmlns:w10="urn:schemas-microsoft-com:office:word" xmlns:w="http://schemas.openxmlformats.org/wordprocessingml/2006/main" xmlns:w14="http://schemas.microsoft.com/office/word/2010/wordml" xmlns:w15="http://schemas.microsoft.com/office/word/2012/wordml" xmlns:wpg="http://schemas.microsoft.com/office/word/2010/wordprocessingGroup" xmlns:wpi="http://schemas.microsoft.com/office/word/2010/wordprocessingInk" xmlns:wne="http://schemas.microsoft.com/office/word/2006/wordml" xmlns:wps="http://schemas.microsoft.com/office/word/2010/wordprocessingShape" xmlns:wpsCustomData="http://www.wps.cn/officeDocument/2013/wpsCustomData" mc:Ignorable="w14 w15 wp14">
   <w:p>
     <w:pPr>
       <w:jc w:val="center"/>
@@ -6858,7 +7410,7 @@
         <w:sz w:val="20"/>
         <w:szCs w:val="20"/>
       </w:rPr>
-      <w:instrText>PAGE</w:instrText>
+      <w:instrText xml:space="preserve">PAGE</w:instrText>
     </w:r>
     <w:r>
       <w:rPr>
@@ -6869,7 +7421,6 @@
     </w:r>
     <w:r>
       <w:rPr>
-        <w:noProof/>
         <w:sz w:val="20"/>
         <w:szCs w:val="20"/>
       </w:rPr>
@@ -6893,361 +7444,386 @@
 </w:ftr>
 </file>
 
-<file path=word/footnotes.xml><?xml version="1.0" encoding="utf-8"?>
-<w:footnotes xmlns:wpc="http://schemas.microsoft.com/office/word/2010/wordprocessingCanvas" xmlns:mc="http://schemas.openxmlformats.org/markup-compatibility/2006" xmlns:o="urn:schemas-microsoft-com:office:office" xmlns:r="http://schemas.openxmlformats.org/officeDocument/2006/relationships" xmlns:m="http://schemas.openxmlformats.org/officeDocument/2006/math" xmlns:v="urn:schemas-microsoft-com:vml" xmlns:wp14="http://schemas.microsoft.com/office/word/2010/wordprocessingDrawing" xmlns:wp="http://schemas.openxmlformats.org/drawingml/2006/wordprocessingDrawing" xmlns:w10="urn:schemas-microsoft-com:office:word" xmlns:w="http://schemas.openxmlformats.org/wordprocessingml/2006/main" xmlns:w14="http://schemas.microsoft.com/office/word/2010/wordml" xmlns:wpg="http://schemas.microsoft.com/office/word/2010/wordprocessingGroup" xmlns:wpi="http://schemas.microsoft.com/office/word/2010/wordprocessingInk" xmlns:wne="http://schemas.microsoft.com/office/word/2006/wordml" xmlns:wps="http://schemas.microsoft.com/office/word/2010/wordprocessingShape" mc:Ignorable="w14 wp14">
-  <w:footnote w:type="separator" w:id="-1">
-    <w:p>
-      <w:r>
-        <w:separator/>
-      </w:r>
-    </w:p>
-  </w:footnote>
-  <w:footnote w:type="continuationSeparator" w:id="0">
-    <w:p>
-      <w:r>
-        <w:continuationSeparator/>
-      </w:r>
-    </w:p>
-  </w:footnote>
-</w:footnotes>
-</file>
-
-<file path=word/numbering.xml><?xml version="1.0" encoding="utf-8"?>
-<w:numbering xmlns:wpc="http://schemas.microsoft.com/office/word/2010/wordprocessingCanvas" xmlns:mc="http://schemas.openxmlformats.org/markup-compatibility/2006" xmlns:o="urn:schemas-microsoft-com:office:office" xmlns:r="http://schemas.openxmlformats.org/officeDocument/2006/relationships" xmlns:m="http://schemas.openxmlformats.org/officeDocument/2006/math" xmlns:v="urn:schemas-microsoft-com:vml" xmlns:wp14="http://schemas.microsoft.com/office/word/2010/wordprocessingDrawing" xmlns:wp="http://schemas.openxmlformats.org/drawingml/2006/wordprocessingDrawing" xmlns:w10="urn:schemas-microsoft-com:office:word" xmlns:w="http://schemas.openxmlformats.org/wordprocessingml/2006/main" xmlns:w14="http://schemas.microsoft.com/office/word/2010/wordml" xmlns:wpg="http://schemas.microsoft.com/office/word/2010/wordprocessingGroup" xmlns:wpi="http://schemas.microsoft.com/office/word/2010/wordprocessingInk" xmlns:wne="http://schemas.microsoft.com/office/word/2006/wordml" xmlns:wps="http://schemas.microsoft.com/office/word/2010/wordprocessingShape" mc:Ignorable="w14 wp14">
-  <w:abstractNum w:abstractNumId="0">
-    <w:nsid w:val="655A6BA5"/>
-    <w:multiLevelType w:val="hybridMultilevel"/>
-    <w:tmpl w:val="D5C0A7C2"/>
-    <w:lvl w:ilvl="0" w:tplc="28CEEF38">
-      <w:start w:val="1"/>
-      <w:numFmt w:val="bullet"/>
-      <w:lvlText w:val="●"/>
-      <w:lvlJc w:val="left"/>
-      <w:pPr>
-        <w:ind w:left="720" w:hanging="360"/>
-      </w:pPr>
-    </w:lvl>
-    <w:lvl w:ilvl="1" w:tplc="E4CAB89C">
-      <w:start w:val="1"/>
-      <w:numFmt w:val="bullet"/>
-      <w:lvlText w:val="○"/>
-      <w:lvlJc w:val="left"/>
-      <w:pPr>
-        <w:ind w:left="1440" w:hanging="360"/>
-      </w:pPr>
-    </w:lvl>
-    <w:lvl w:ilvl="2" w:tplc="F0B6F4E0">
-      <w:start w:val="1"/>
-      <w:numFmt w:val="bullet"/>
-      <w:lvlText w:val="■"/>
-      <w:lvlJc w:val="left"/>
-      <w:pPr>
-        <w:ind w:left="2160" w:hanging="360"/>
-      </w:pPr>
-    </w:lvl>
-    <w:lvl w:ilvl="3" w:tplc="B636E2A2">
-      <w:start w:val="1"/>
-      <w:numFmt w:val="bullet"/>
-      <w:lvlText w:val="●"/>
-      <w:lvlJc w:val="left"/>
-      <w:pPr>
-        <w:ind w:left="2880" w:hanging="360"/>
-      </w:pPr>
-    </w:lvl>
-    <w:lvl w:ilvl="4" w:tplc="0F28D09A">
-      <w:start w:val="1"/>
-      <w:numFmt w:val="bullet"/>
-      <w:lvlText w:val="○"/>
-      <w:lvlJc w:val="left"/>
-      <w:pPr>
-        <w:ind w:left="3600" w:hanging="360"/>
-      </w:pPr>
-    </w:lvl>
-    <w:lvl w:ilvl="5" w:tplc="32728910">
-      <w:start w:val="1"/>
-      <w:numFmt w:val="bullet"/>
-      <w:lvlText w:val="■"/>
-      <w:lvlJc w:val="left"/>
-      <w:pPr>
-        <w:ind w:left="4320" w:hanging="360"/>
-      </w:pPr>
-    </w:lvl>
-    <w:lvl w:ilvl="6" w:tplc="A6CEB758">
-      <w:start w:val="1"/>
-      <w:numFmt w:val="bullet"/>
-      <w:lvlText w:val="●"/>
-      <w:lvlJc w:val="left"/>
-      <w:pPr>
-        <w:ind w:left="5040" w:hanging="360"/>
-      </w:pPr>
-    </w:lvl>
-    <w:lvl w:ilvl="7" w:tplc="344EE44A">
-      <w:start w:val="1"/>
-      <w:numFmt w:val="bullet"/>
-      <w:lvlText w:val="●"/>
-      <w:lvlJc w:val="left"/>
-      <w:pPr>
-        <w:ind w:left="5760" w:hanging="360"/>
-      </w:pPr>
-    </w:lvl>
-    <w:lvl w:ilvl="8" w:tplc="795EA572">
-      <w:start w:val="1"/>
-      <w:numFmt w:val="bullet"/>
-      <w:lvlText w:val="●"/>
-      <w:lvlJc w:val="left"/>
-      <w:pPr>
-        <w:ind w:left="6480" w:hanging="360"/>
-      </w:pPr>
-    </w:lvl>
-  </w:abstractNum>
-  <w:num w:numId="1">
-    <w:abstractNumId w:val="0"/>
-    <w:lvlOverride w:ilvl="0">
-      <w:startOverride w:val="1"/>
-    </w:lvlOverride>
-  </w:num>
-</w:numbering>
-</file>
-
 <file path=word/styles.xml><?xml version="1.0" encoding="utf-8"?>
-<w:styles xmlns:mc="http://schemas.openxmlformats.org/markup-compatibility/2006" xmlns:r="http://schemas.openxmlformats.org/officeDocument/2006/relationships" xmlns:w="http://schemas.openxmlformats.org/wordprocessingml/2006/main" xmlns:w14="http://schemas.microsoft.com/office/word/2010/wordml" mc:Ignorable="w14">
+<w:styles xmlns:mc="http://schemas.openxmlformats.org/markup-compatibility/2006" xmlns:o="urn:schemas-microsoft-com:office:office" xmlns:r="http://schemas.openxmlformats.org/officeDocument/2006/relationships" xmlns:m="http://schemas.openxmlformats.org/officeDocument/2006/math" xmlns:v="urn:schemas-microsoft-com:vml" xmlns:w="http://schemas.openxmlformats.org/wordprocessingml/2006/main" xmlns:w14="http://schemas.microsoft.com/office/word/2010/wordml" xmlns:w10="urn:schemas-microsoft-com:office:word" xmlns:sl="http://schemas.openxmlformats.org/schemaLibrary/2006/main" xmlns:wpsCustomData="http://www.wps.cn/officeDocument/2013/wpsCustomData" mc:Ignorable="w14">
   <w:docDefaults>
     <w:rPrDefault>
       <w:rPr>
-        <w:rFonts w:ascii="宋体" w:eastAsia="宋体" w:hAnsi="宋体" w:cs="Times New Roman"/>
-        <w:sz w:val="24"/>
-        <w:szCs w:val="24"/>
-        <w:lang w:val="en-US" w:eastAsia="zh-CN" w:bidi="ar-SA"/>
+        <w:rFonts w:ascii="宋体" w:hAnsi="宋体" w:eastAsia="宋体" w:cs="Times New Roman"/>
       </w:rPr>
     </w:rPrDefault>
     <w:pPrDefault/>
   </w:docDefaults>
-  <w:latentStyles w:defLockedState="0" w:defUIPriority="99" w:defSemiHidden="1" w:defUnhideWhenUsed="1" w:defQFormat="0" w:count="267">
-    <w:lsdException w:name="Normal" w:semiHidden="0" w:uiPriority="0" w:unhideWhenUsed="0" w:qFormat="1"/>
-    <w:lsdException w:name="heading 1" w:semiHidden="0" w:uiPriority="9" w:unhideWhenUsed="0" w:qFormat="1"/>
-    <w:lsdException w:name="heading 2" w:uiPriority="9" w:qFormat="1"/>
-    <w:lsdException w:name="heading 3" w:uiPriority="9" w:qFormat="1"/>
-    <w:lsdException w:name="heading 4" w:uiPriority="9" w:qFormat="1"/>
-    <w:lsdException w:name="heading 5" w:uiPriority="9" w:qFormat="1"/>
-    <w:lsdException w:name="heading 6" w:uiPriority="9" w:qFormat="1"/>
-    <w:lsdException w:name="heading 7" w:uiPriority="9" w:qFormat="1"/>
-    <w:lsdException w:name="heading 8" w:uiPriority="9" w:qFormat="1"/>
-    <w:lsdException w:name="heading 9" w:uiPriority="9" w:qFormat="1"/>
-    <w:lsdException w:name="toc 1" w:uiPriority="39"/>
-    <w:lsdException w:name="toc 2" w:uiPriority="39"/>
-    <w:lsdException w:name="toc 3" w:uiPriority="39"/>
-    <w:lsdException w:name="toc 4" w:uiPriority="39"/>
-    <w:lsdException w:name="toc 5" w:uiPriority="39"/>
-    <w:lsdException w:name="toc 6" w:uiPriority="39"/>
-    <w:lsdException w:name="toc 7" w:uiPriority="39"/>
-    <w:lsdException w:name="toc 8" w:uiPriority="39"/>
-    <w:lsdException w:name="toc 9" w:uiPriority="39"/>
-    <w:lsdException w:name="caption" w:uiPriority="35" w:qFormat="1"/>
-    <w:lsdException w:name="Title" w:semiHidden="0" w:uiPriority="10" w:unhideWhenUsed="0" w:qFormat="1"/>
-    <w:lsdException w:name="Default Paragraph Font" w:uiPriority="1"/>
-    <w:lsdException w:name="Subtitle" w:semiHidden="0" w:uiPriority="11" w:unhideWhenUsed="0" w:qFormat="1"/>
-    <w:lsdException w:name="Strong" w:semiHidden="0" w:uiPriority="22" w:unhideWhenUsed="0" w:qFormat="1"/>
-    <w:lsdException w:name="Emphasis" w:semiHidden="0" w:uiPriority="20" w:unhideWhenUsed="0" w:qFormat="1"/>
-    <w:lsdException w:name="Table Grid" w:semiHidden="0" w:uiPriority="59" w:unhideWhenUsed="0"/>
-    <w:lsdException w:name="Placeholder Text" w:unhideWhenUsed="0"/>
-    <w:lsdException w:name="No Spacing" w:semiHidden="0" w:uiPriority="1" w:unhideWhenUsed="0" w:qFormat="1"/>
-    <w:lsdException w:name="Light Shading" w:semiHidden="0" w:uiPriority="60" w:unhideWhenUsed="0"/>
-    <w:lsdException w:name="Light List" w:semiHidden="0" w:uiPriority="61" w:unhideWhenUsed="0"/>
-    <w:lsdException w:name="Light Grid" w:semiHidden="0" w:uiPriority="62" w:unhideWhenUsed="0"/>
-    <w:lsdException w:name="Medium Shading 1" w:semiHidden="0" w:uiPriority="63" w:unhideWhenUsed="0"/>
-    <w:lsdException w:name="Medium Shading 2" w:semiHidden="0" w:uiPriority="64" w:unhideWhenUsed="0"/>
-    <w:lsdException w:name="Medium List 1" w:semiHidden="0" w:uiPriority="65" w:unhideWhenUsed="0"/>
-    <w:lsdException w:name="Medium List 2" w:semiHidden="0" w:uiPriority="66" w:unhideWhenUsed="0"/>
-    <w:lsdException w:name="Medium Grid 1" w:semiHidden="0" w:uiPriority="67" w:unhideWhenUsed="0"/>
-    <w:lsdException w:name="Medium Grid 2" w:semiHidden="0" w:uiPriority="68" w:unhideWhenUsed="0"/>
-    <w:lsdException w:name="Medium Grid 3" w:semiHidden="0" w:uiPriority="69" w:unhideWhenUsed="0"/>
-    <w:lsdException w:name="Dark List" w:semiHidden="0" w:uiPriority="70" w:unhideWhenUsed="0"/>
-    <w:lsdException w:name="Colorful Shading" w:semiHidden="0" w:uiPriority="71" w:unhideWhenUsed="0"/>
-    <w:lsdException w:name="Colorful List" w:semiHidden="0" w:uiPriority="72" w:unhideWhenUsed="0"/>
-    <w:lsdException w:name="Colorful Grid" w:semiHidden="0" w:uiPriority="73" w:unhideWhenUsed="0"/>
-    <w:lsdException w:name="Light Shading Accent 1" w:semiHidden="0" w:uiPriority="60" w:unhideWhenUsed="0"/>
-    <w:lsdException w:name="Light List Accent 1" w:semiHidden="0" w:uiPriority="61" w:unhideWhenUsed="0"/>
-    <w:lsdException w:name="Light Grid Accent 1" w:semiHidden="0" w:uiPriority="62" w:unhideWhenUsed="0"/>
-    <w:lsdException w:name="Medium Shading 1 Accent 1" w:semiHidden="0" w:uiPriority="63" w:unhideWhenUsed="0"/>
-    <w:lsdException w:name="Medium Shading 2 Accent 1" w:semiHidden="0" w:uiPriority="64" w:unhideWhenUsed="0"/>
-    <w:lsdException w:name="Medium List 1 Accent 1" w:semiHidden="0" w:uiPriority="65" w:unhideWhenUsed="0"/>
-    <w:lsdException w:name="Revision" w:unhideWhenUsed="0"/>
-    <w:lsdException w:name="List Paragraph" w:semiHidden="0" w:uiPriority="34" w:unhideWhenUsed="0" w:qFormat="1"/>
-    <w:lsdException w:name="Quote" w:semiHidden="0" w:uiPriority="29" w:unhideWhenUsed="0" w:qFormat="1"/>
-    <w:lsdException w:name="Intense Quote" w:semiHidden="0" w:uiPriority="30" w:unhideWhenUsed="0" w:qFormat="1"/>
-    <w:lsdException w:name="Medium List 2 Accent 1" w:semiHidden="0" w:uiPriority="66" w:unhideWhenUsed="0"/>
-    <w:lsdException w:name="Medium Grid 1 Accent 1" w:semiHidden="0" w:uiPriority="67" w:unhideWhenUsed="0"/>
-    <w:lsdException w:name="Medium Grid 2 Accent 1" w:semiHidden="0" w:uiPriority="68" w:unhideWhenUsed="0"/>
-    <w:lsdException w:name="Medium Grid 3 Accent 1" w:semiHidden="0" w:uiPriority="69" w:unhideWhenUsed="0"/>
-    <w:lsdException w:name="Dark List Accent 1" w:semiHidden="0" w:uiPriority="70" w:unhideWhenUsed="0"/>
-    <w:lsdException w:name="Colorful Shading Accent 1" w:semiHidden="0" w:uiPriority="71" w:unhideWhenUsed="0"/>
-    <w:lsdException w:name="Colorful List Accent 1" w:semiHidden="0" w:uiPriority="72" w:unhideWhenUsed="0"/>
-    <w:lsdException w:name="Colorful Grid Accent 1" w:semiHidden="0" w:uiPriority="73" w:unhideWhenUsed="0"/>
-    <w:lsdException w:name="Light Shading Accent 2" w:semiHidden="0" w:uiPriority="60" w:unhideWhenUsed="0"/>
-    <w:lsdException w:name="Light List Accent 2" w:semiHidden="0" w:uiPriority="61" w:unhideWhenUsed="0"/>
-    <w:lsdException w:name="Light Grid Accent 2" w:semiHidden="0" w:uiPriority="62" w:unhideWhenUsed="0"/>
-    <w:lsdException w:name="Medium Shading 1 Accent 2" w:semiHidden="0" w:uiPriority="63" w:unhideWhenUsed="0"/>
-    <w:lsdException w:name="Medium Shading 2 Accent 2" w:semiHidden="0" w:uiPriority="64" w:unhideWhenUsed="0"/>
-    <w:lsdException w:name="Medium List 1 Accent 2" w:semiHidden="0" w:uiPriority="65" w:unhideWhenUsed="0"/>
-    <w:lsdException w:name="Medium List 2 Accent 2" w:semiHidden="0" w:uiPriority="66" w:unhideWhenUsed="0"/>
-    <w:lsdException w:name="Medium Grid 1 Accent 2" w:semiHidden="0" w:uiPriority="67" w:unhideWhenUsed="0"/>
-    <w:lsdException w:name="Medium Grid 2 Accent 2" w:semiHidden="0" w:uiPriority="68" w:unhideWhenUsed="0"/>
-    <w:lsdException w:name="Medium Grid 3 Accent 2" w:semiHidden="0" w:uiPriority="69" w:unhideWhenUsed="0"/>
-    <w:lsdException w:name="Dark List Accent 2" w:semiHidden="0" w:uiPriority="70" w:unhideWhenUsed="0"/>
-    <w:lsdException w:name="Colorful Shading Accent 2" w:semiHidden="0" w:uiPriority="71" w:unhideWhenUsed="0"/>
-    <w:lsdException w:name="Colorful List Accent 2" w:semiHidden="0" w:uiPriority="72" w:unhideWhenUsed="0"/>
-    <w:lsdException w:name="Colorful Grid Accent 2" w:semiHidden="0" w:uiPriority="73" w:unhideWhenUsed="0"/>
-    <w:lsdException w:name="Light Shading Accent 3" w:semiHidden="0" w:uiPriority="60" w:unhideWhenUsed="0"/>
-    <w:lsdException w:name="Light List Accent 3" w:semiHidden="0" w:uiPriority="61" w:unhideWhenUsed="0"/>
-    <w:lsdException w:name="Light Grid Accent 3" w:semiHidden="0" w:uiPriority="62" w:unhideWhenUsed="0"/>
-    <w:lsdException w:name="Medium Shading 1 Accent 3" w:semiHidden="0" w:uiPriority="63" w:unhideWhenUsed="0"/>
-    <w:lsdException w:name="Medium Shading 2 Accent 3" w:semiHidden="0" w:uiPriority="64" w:unhideWhenUsed="0"/>
-    <w:lsdException w:name="Medium List 1 Accent 3" w:semiHidden="0" w:uiPriority="65" w:unhideWhenUsed="0"/>
-    <w:lsdException w:name="Medium List 2 Accent 3" w:semiHidden="0" w:uiPriority="66" w:unhideWhenUsed="0"/>
-    <w:lsdException w:name="Medium Grid 1 Accent 3" w:semiHidden="0" w:uiPriority="67" w:unhideWhenUsed="0"/>
-    <w:lsdException w:name="Medium Grid 2 Accent 3" w:semiHidden="0" w:uiPriority="68" w:unhideWhenUsed="0"/>
-    <w:lsdException w:name="Medium Grid 3 Accent 3" w:semiHidden="0" w:uiPriority="69" w:unhideWhenUsed="0"/>
-    <w:lsdException w:name="Dark List Accent 3" w:semiHidden="0" w:uiPriority="70" w:unhideWhenUsed="0"/>
-    <w:lsdException w:name="Colorful Shading Accent 3" w:semiHidden="0" w:uiPriority="71" w:unhideWhenUsed="0"/>
-    <w:lsdException w:name="Colorful List Accent 3" w:semiHidden="0" w:uiPriority="72" w:unhideWhenUsed="0"/>
-    <w:lsdException w:name="Colorful Grid Accent 3" w:semiHidden="0" w:uiPriority="73" w:unhideWhenUsed="0"/>
-    <w:lsdException w:name="Light Shading Accent 4" w:semiHidden="0" w:uiPriority="60" w:unhideWhenUsed="0"/>
-    <w:lsdException w:name="Light List Accent 4" w:semiHidden="0" w:uiPriority="61" w:unhideWhenUsed="0"/>
-    <w:lsdException w:name="Light Grid Accent 4" w:semiHidden="0" w:uiPriority="62" w:unhideWhenUsed="0"/>
-    <w:lsdException w:name="Medium Shading 1 Accent 4" w:semiHidden="0" w:uiPriority="63" w:unhideWhenUsed="0"/>
-    <w:lsdException w:name="Medium Shading 2 Accent 4" w:semiHidden="0" w:uiPriority="64" w:unhideWhenUsed="0"/>
-    <w:lsdException w:name="Medium List 1 Accent 4" w:semiHidden="0" w:uiPriority="65" w:unhideWhenUsed="0"/>
-    <w:lsdException w:name="Medium List 2 Accent 4" w:semiHidden="0" w:uiPriority="66" w:unhideWhenUsed="0"/>
-    <w:lsdException w:name="Medium Grid 1 Accent 4" w:semiHidden="0" w:uiPriority="67" w:unhideWhenUsed="0"/>
-    <w:lsdException w:name="Medium Grid 2 Accent 4" w:semiHidden="0" w:uiPriority="68" w:unhideWhenUsed="0"/>
-    <w:lsdException w:name="Medium Grid 3 Accent 4" w:semiHidden="0" w:uiPriority="69" w:unhideWhenUsed="0"/>
-    <w:lsdException w:name="Dark List Accent 4" w:semiHidden="0" w:uiPriority="70" w:unhideWhenUsed="0"/>
-    <w:lsdException w:name="Colorful Shading Accent 4" w:semiHidden="0" w:uiPriority="71" w:unhideWhenUsed="0"/>
-    <w:lsdException w:name="Colorful List Accent 4" w:semiHidden="0" w:uiPriority="72" w:unhideWhenUsed="0"/>
-    <w:lsdException w:name="Colorful Grid Accent 4" w:semiHidden="0" w:uiPriority="73" w:unhideWhenUsed="0"/>
-    <w:lsdException w:name="Light Shading Accent 5" w:semiHidden="0" w:uiPriority="60" w:unhideWhenUsed="0"/>
-    <w:lsdException w:name="Light List Accent 5" w:semiHidden="0" w:uiPriority="61" w:unhideWhenUsed="0"/>
-    <w:lsdException w:name="Light Grid Accent 5" w:semiHidden="0" w:uiPriority="62" w:unhideWhenUsed="0"/>
-    <w:lsdException w:name="Medium Shading 1 Accent 5" w:semiHidden="0" w:uiPriority="63" w:unhideWhenUsed="0"/>
-    <w:lsdException w:name="Medium Shading 2 Accent 5" w:semiHidden="0" w:uiPriority="64" w:unhideWhenUsed="0"/>
-    <w:lsdException w:name="Medium List 1 Accent 5" w:semiHidden="0" w:uiPriority="65" w:unhideWhenUsed="0"/>
-    <w:lsdException w:name="Medium List 2 Accent 5" w:semiHidden="0" w:uiPriority="66" w:unhideWhenUsed="0"/>
-    <w:lsdException w:name="Medium Grid 1 Accent 5" w:semiHidden="0" w:uiPriority="67" w:unhideWhenUsed="0"/>
-    <w:lsdException w:name="Medium Grid 2 Accent 5" w:semiHidden="0" w:uiPriority="68" w:unhideWhenUsed="0"/>
-    <w:lsdException w:name="Medium Grid 3 Accent 5" w:semiHidden="0" w:uiPriority="69" w:unhideWhenUsed="0"/>
-    <w:lsdException w:name="Dark List Accent 5" w:semiHidden="0" w:uiPriority="70" w:unhideWhenUsed="0"/>
-    <w:lsdException w:name="Colorful Shading Accent 5" w:semiHidden="0" w:uiPriority="71" w:unhideWhenUsed="0"/>
-    <w:lsdException w:name="Colorful List Accent 5" w:semiHidden="0" w:uiPriority="72" w:unhideWhenUsed="0"/>
-    <w:lsdException w:name="Colorful Grid Accent 5" w:semiHidden="0" w:uiPriority="73" w:unhideWhenUsed="0"/>
-    <w:lsdException w:name="Light Shading Accent 6" w:semiHidden="0" w:uiPriority="60" w:unhideWhenUsed="0"/>
-    <w:lsdException w:name="Light List Accent 6" w:semiHidden="0" w:uiPriority="61" w:unhideWhenUsed="0"/>
-    <w:lsdException w:name="Light Grid Accent 6" w:semiHidden="0" w:uiPriority="62" w:unhideWhenUsed="0"/>
-    <w:lsdException w:name="Medium Shading 1 Accent 6" w:semiHidden="0" w:uiPriority="63" w:unhideWhenUsed="0"/>
-    <w:lsdException w:name="Medium Shading 2 Accent 6" w:semiHidden="0" w:uiPriority="64" w:unhideWhenUsed="0"/>
-    <w:lsdException w:name="Medium List 1 Accent 6" w:semiHidden="0" w:uiPriority="65" w:unhideWhenUsed="0"/>
-    <w:lsdException w:name="Medium List 2 Accent 6" w:semiHidden="0" w:uiPriority="66" w:unhideWhenUsed="0"/>
-    <w:lsdException w:name="Medium Grid 1 Accent 6" w:semiHidden="0" w:uiPriority="67" w:unhideWhenUsed="0"/>
-    <w:lsdException w:name="Medium Grid 2 Accent 6" w:semiHidden="0" w:uiPriority="68" w:unhideWhenUsed="0"/>
-    <w:lsdException w:name="Medium Grid 3 Accent 6" w:semiHidden="0" w:uiPriority="69" w:unhideWhenUsed="0"/>
-    <w:lsdException w:name="Dark List Accent 6" w:semiHidden="0" w:uiPriority="70" w:unhideWhenUsed="0"/>
-    <w:lsdException w:name="Colorful Shading Accent 6" w:semiHidden="0" w:uiPriority="71" w:unhideWhenUsed="0"/>
-    <w:lsdException w:name="Colorful List Accent 6" w:semiHidden="0" w:uiPriority="72" w:unhideWhenUsed="0"/>
-    <w:lsdException w:name="Colorful Grid Accent 6" w:semiHidden="0" w:uiPriority="73" w:unhideWhenUsed="0"/>
-    <w:lsdException w:name="Subtle Emphasis" w:semiHidden="0" w:uiPriority="19" w:unhideWhenUsed="0" w:qFormat="1"/>
-    <w:lsdException w:name="Intense Emphasis" w:semiHidden="0" w:uiPriority="21" w:unhideWhenUsed="0" w:qFormat="1"/>
-    <w:lsdException w:name="Subtle Reference" w:semiHidden="0" w:uiPriority="31" w:unhideWhenUsed="0" w:qFormat="1"/>
-    <w:lsdException w:name="Intense Reference" w:semiHidden="0" w:uiPriority="32" w:unhideWhenUsed="0" w:qFormat="1"/>
-    <w:lsdException w:name="Book Title" w:semiHidden="0" w:uiPriority="33" w:unhideWhenUsed="0" w:qFormat="1"/>
-    <w:lsdException w:name="Bibliography" w:uiPriority="37"/>
-    <w:lsdException w:name="TOC Heading" w:uiPriority="39" w:qFormat="1"/>
+  <w:latentStyles w:count="260" w:defQFormat="0" w:defUnhideWhenUsed="1" w:defSemiHidden="1" w:defUIPriority="99" w:defLockedState="0">
+    <w:lsdException w:qFormat="1" w:unhideWhenUsed="0" w:uiPriority="0" w:semiHidden="0" w:name="Normal"/>
+    <w:lsdException w:qFormat="1" w:unhideWhenUsed="0" w:uiPriority="0" w:semiHidden="0" w:name="heading 1"/>
+    <w:lsdException w:qFormat="1" w:unhideWhenUsed="0" w:uiPriority="0" w:semiHidden="0" w:name="heading 2"/>
+    <w:lsdException w:qFormat="1" w:unhideWhenUsed="0" w:uiPriority="0" w:semiHidden="0" w:name="heading 3"/>
+    <w:lsdException w:qFormat="1" w:unhideWhenUsed="0" w:uiPriority="0" w:semiHidden="0" w:name="heading 4"/>
+    <w:lsdException w:qFormat="1" w:unhideWhenUsed="0" w:uiPriority="0" w:semiHidden="0" w:name="heading 5"/>
+    <w:lsdException w:qFormat="1" w:unhideWhenUsed="0" w:uiPriority="0" w:semiHidden="0" w:name="heading 6"/>
+    <w:lsdException w:qFormat="1" w:uiPriority="9" w:name="heading 7"/>
+    <w:lsdException w:qFormat="1" w:uiPriority="9" w:name="heading 8"/>
+    <w:lsdException w:qFormat="1" w:uiPriority="9" w:name="heading 9"/>
+    <w:lsdException w:uiPriority="99" w:name="index 1"/>
+    <w:lsdException w:uiPriority="99" w:name="index 2"/>
+    <w:lsdException w:uiPriority="99" w:name="index 3"/>
+    <w:lsdException w:uiPriority="99" w:name="index 4"/>
+    <w:lsdException w:uiPriority="99" w:name="index 5"/>
+    <w:lsdException w:uiPriority="99" w:name="index 6"/>
+    <w:lsdException w:uiPriority="99" w:name="index 7"/>
+    <w:lsdException w:uiPriority="99" w:name="index 8"/>
+    <w:lsdException w:uiPriority="99" w:name="index 9"/>
+    <w:lsdException w:uiPriority="39" w:name="toc 1"/>
+    <w:lsdException w:uiPriority="39" w:name="toc 2"/>
+    <w:lsdException w:uiPriority="39" w:name="toc 3"/>
+    <w:lsdException w:uiPriority="39" w:name="toc 4"/>
+    <w:lsdException w:uiPriority="39" w:name="toc 5"/>
+    <w:lsdException w:uiPriority="39" w:name="toc 6"/>
+    <w:lsdException w:uiPriority="39" w:name="toc 7"/>
+    <w:lsdException w:uiPriority="39" w:name="toc 8"/>
+    <w:lsdException w:uiPriority="39" w:name="toc 9"/>
+    <w:lsdException w:uiPriority="99" w:name="Normal Indent"/>
+    <w:lsdException w:uiPriority="99" w:name="footnote text"/>
+    <w:lsdException w:uiPriority="99" w:name="annotation text"/>
+    <w:lsdException w:uiPriority="99" w:name="header"/>
+    <w:lsdException w:uiPriority="99" w:name="footer"/>
+    <w:lsdException w:uiPriority="99" w:name="index heading"/>
+    <w:lsdException w:qFormat="1" w:uiPriority="35" w:name="caption"/>
+    <w:lsdException w:uiPriority="99" w:name="table of figures"/>
+    <w:lsdException w:uiPriority="99" w:name="envelope address"/>
+    <w:lsdException w:uiPriority="99" w:name="envelope return"/>
+    <w:lsdException w:uiPriority="99" w:name="footnote reference"/>
+    <w:lsdException w:uiPriority="99" w:name="annotation reference"/>
+    <w:lsdException w:uiPriority="99" w:name="line number"/>
+    <w:lsdException w:uiPriority="99" w:name="page number"/>
+    <w:lsdException w:uiPriority="99" w:name="endnote reference"/>
+    <w:lsdException w:uiPriority="99" w:name="endnote text"/>
+    <w:lsdException w:uiPriority="99" w:name="table of authorities"/>
+    <w:lsdException w:uiPriority="99" w:name="macro"/>
+    <w:lsdException w:uiPriority="99" w:name="toa heading"/>
+    <w:lsdException w:uiPriority="99" w:name="List"/>
+    <w:lsdException w:uiPriority="99" w:name="List Bullet"/>
+    <w:lsdException w:uiPriority="99" w:name="List Number"/>
+    <w:lsdException w:uiPriority="99" w:name="List 2"/>
+    <w:lsdException w:uiPriority="99" w:name="List 3"/>
+    <w:lsdException w:uiPriority="99" w:name="List 4"/>
+    <w:lsdException w:uiPriority="99" w:name="List 5"/>
+    <w:lsdException w:uiPriority="99" w:name="List Bullet 2"/>
+    <w:lsdException w:uiPriority="99" w:name="List Bullet 3"/>
+    <w:lsdException w:uiPriority="99" w:name="List Bullet 4"/>
+    <w:lsdException w:uiPriority="99" w:name="List Bullet 5"/>
+    <w:lsdException w:uiPriority="99" w:name="List Number 2"/>
+    <w:lsdException w:uiPriority="99" w:name="List Number 3"/>
+    <w:lsdException w:uiPriority="99" w:name="List Number 4"/>
+    <w:lsdException w:uiPriority="99" w:name="List Number 5"/>
+    <w:lsdException w:qFormat="1" w:unhideWhenUsed="0" w:uiPriority="0" w:semiHidden="0" w:name="Title"/>
+    <w:lsdException w:uiPriority="99" w:name="Closing"/>
+    <w:lsdException w:uiPriority="99" w:name="Signature"/>
+    <w:lsdException w:uiPriority="1" w:name="Default Paragraph Font"/>
+    <w:lsdException w:uiPriority="99" w:name="Body Text"/>
+    <w:lsdException w:uiPriority="99" w:name="Body Text Indent"/>
+    <w:lsdException w:uiPriority="99" w:name="List Continue"/>
+    <w:lsdException w:uiPriority="99" w:name="List Continue 2"/>
+    <w:lsdException w:uiPriority="99" w:name="List Continue 3"/>
+    <w:lsdException w:uiPriority="99" w:name="List Continue 4"/>
+    <w:lsdException w:uiPriority="99" w:name="List Continue 5"/>
+    <w:lsdException w:uiPriority="99" w:name="Message Header"/>
+    <w:lsdException w:qFormat="1" w:unhideWhenUsed="0" w:uiPriority="11" w:semiHidden="0" w:name="Subtitle"/>
+    <w:lsdException w:uiPriority="99" w:name="Salutation"/>
+    <w:lsdException w:uiPriority="99" w:name="Date"/>
+    <w:lsdException w:uiPriority="99" w:name="Body Text First Indent"/>
+    <w:lsdException w:uiPriority="99" w:name="Body Text First Indent 2"/>
+    <w:lsdException w:uiPriority="99" w:name="Note Heading"/>
+    <w:lsdException w:uiPriority="99" w:name="Body Text 2"/>
+    <w:lsdException w:uiPriority="99" w:name="Body Text 3"/>
+    <w:lsdException w:uiPriority="99" w:name="Body Text Indent 2"/>
+    <w:lsdException w:uiPriority="99" w:name="Body Text Indent 3"/>
+    <w:lsdException w:uiPriority="99" w:name="Block Text"/>
+    <w:lsdException w:qFormat="1" w:uiPriority="99" w:semiHidden="0" w:name="Hyperlink"/>
+    <w:lsdException w:uiPriority="99" w:name="FollowedHyperlink"/>
+    <w:lsdException w:qFormat="1" w:unhideWhenUsed="0" w:uiPriority="22" w:semiHidden="0" w:name="Strong"/>
+    <w:lsdException w:qFormat="1" w:unhideWhenUsed="0" w:uiPriority="20" w:semiHidden="0" w:name="Emphasis"/>
+    <w:lsdException w:uiPriority="99" w:name="Document Map"/>
+    <w:lsdException w:uiPriority="99" w:name="Plain Text"/>
+    <w:lsdException w:uiPriority="99" w:name="E-mail Signature"/>
+    <w:lsdException w:uiPriority="99" w:name="Normal (Web)"/>
+    <w:lsdException w:uiPriority="99" w:name="HTML Acronym"/>
+    <w:lsdException w:uiPriority="99" w:name="HTML Address"/>
+    <w:lsdException w:uiPriority="99" w:name="HTML Cite"/>
+    <w:lsdException w:uiPriority="99" w:name="HTML Code"/>
+    <w:lsdException w:uiPriority="99" w:name="HTML Definition"/>
+    <w:lsdException w:uiPriority="99" w:name="HTML Keyboard"/>
+    <w:lsdException w:uiPriority="99" w:name="HTML Preformatted"/>
+    <w:lsdException w:uiPriority="99" w:name="HTML Sample"/>
+    <w:lsdException w:uiPriority="99" w:name="HTML Typewriter"/>
+    <w:lsdException w:uiPriority="99" w:name="HTML Variable"/>
+    <w:lsdException w:uiPriority="99" w:name="Normal Table"/>
+    <w:lsdException w:uiPriority="99" w:name="annotation subject"/>
+    <w:lsdException w:uiPriority="99" w:name="Table Simple 1"/>
+    <w:lsdException w:uiPriority="99" w:name="Table Simple 2"/>
+    <w:lsdException w:uiPriority="99" w:name="Table Simple 3"/>
+    <w:lsdException w:uiPriority="99" w:name="Table Classic 1"/>
+    <w:lsdException w:uiPriority="99" w:name="Table Classic 2"/>
+    <w:lsdException w:uiPriority="99" w:name="Table Classic 3"/>
+    <w:lsdException w:uiPriority="99" w:name="Table Classic 4"/>
+    <w:lsdException w:uiPriority="99" w:name="Table Colorful 1"/>
+    <w:lsdException w:uiPriority="99" w:name="Table Colorful 2"/>
+    <w:lsdException w:uiPriority="99" w:name="Table Colorful 3"/>
+    <w:lsdException w:uiPriority="99" w:name="Table Columns 1"/>
+    <w:lsdException w:uiPriority="99" w:name="Table Columns 2"/>
+    <w:lsdException w:uiPriority="99" w:name="Table Columns 3"/>
+    <w:lsdException w:uiPriority="99" w:name="Table Columns 4"/>
+    <w:lsdException w:uiPriority="99" w:name="Table Columns 5"/>
+    <w:lsdException w:uiPriority="99" w:name="Table Grid 1"/>
+    <w:lsdException w:uiPriority="99" w:name="Table Grid 2"/>
+    <w:lsdException w:uiPriority="99" w:name="Table Grid 3"/>
+    <w:lsdException w:uiPriority="99" w:name="Table Grid 4"/>
+    <w:lsdException w:uiPriority="99" w:name="Table Grid 5"/>
+    <w:lsdException w:uiPriority="99" w:name="Table Grid 6"/>
+    <w:lsdException w:uiPriority="99" w:name="Table Grid 7"/>
+    <w:lsdException w:uiPriority="99" w:name="Table Grid 8"/>
+    <w:lsdException w:uiPriority="99" w:name="Table List 1"/>
+    <w:lsdException w:uiPriority="99" w:name="Table List 2"/>
+    <w:lsdException w:uiPriority="99" w:name="Table List 3"/>
+    <w:lsdException w:uiPriority="99" w:name="Table List 4"/>
+    <w:lsdException w:uiPriority="99" w:name="Table List 5"/>
+    <w:lsdException w:uiPriority="99" w:name="Table List 6"/>
+    <w:lsdException w:uiPriority="99" w:name="Table List 7"/>
+    <w:lsdException w:uiPriority="99" w:name="Table List 8"/>
+    <w:lsdException w:uiPriority="99" w:name="Table 3D effects 1"/>
+    <w:lsdException w:uiPriority="99" w:name="Table 3D effects 2"/>
+    <w:lsdException w:uiPriority="99" w:name="Table 3D effects 3"/>
+    <w:lsdException w:uiPriority="99" w:name="Table Contemporary"/>
+    <w:lsdException w:uiPriority="99" w:name="Table Elegant"/>
+    <w:lsdException w:uiPriority="99" w:name="Table Professional"/>
+    <w:lsdException w:uiPriority="99" w:name="Table Subtle 1"/>
+    <w:lsdException w:uiPriority="99" w:name="Table Subtle 2"/>
+    <w:lsdException w:uiPriority="99" w:name="Table Web 1"/>
+    <w:lsdException w:uiPriority="99" w:name="Table Web 2"/>
+    <w:lsdException w:uiPriority="99" w:name="Table Web 3"/>
+    <w:lsdException w:uiPriority="99" w:name="Balloon Text"/>
+    <w:lsdException w:unhideWhenUsed="0" w:uiPriority="59" w:semiHidden="0" w:name="Table Grid"/>
+    <w:lsdException w:uiPriority="99" w:name="Table Theme"/>
+    <w:lsdException w:unhideWhenUsed="0" w:uiPriority="60" w:semiHidden="0" w:name="Light Shading"/>
+    <w:lsdException w:unhideWhenUsed="0" w:uiPriority="61" w:semiHidden="0" w:name="Light List"/>
+    <w:lsdException w:unhideWhenUsed="0" w:uiPriority="62" w:semiHidden="0" w:name="Light Grid"/>
+    <w:lsdException w:unhideWhenUsed="0" w:uiPriority="63" w:semiHidden="0" w:name="Medium Shading 1"/>
+    <w:lsdException w:unhideWhenUsed="0" w:uiPriority="64" w:semiHidden="0" w:name="Medium Shading 2"/>
+    <w:lsdException w:unhideWhenUsed="0" w:uiPriority="65" w:semiHidden="0" w:name="Medium List 1"/>
+    <w:lsdException w:unhideWhenUsed="0" w:uiPriority="66" w:semiHidden="0" w:name="Medium List 2"/>
+    <w:lsdException w:unhideWhenUsed="0" w:uiPriority="67" w:semiHidden="0" w:name="Medium Grid 1"/>
+    <w:lsdException w:unhideWhenUsed="0" w:uiPriority="68" w:semiHidden="0" w:name="Medium Grid 2"/>
+    <w:lsdException w:unhideWhenUsed="0" w:uiPriority="69" w:semiHidden="0" w:name="Medium Grid 3"/>
+    <w:lsdException w:unhideWhenUsed="0" w:uiPriority="70" w:semiHidden="0" w:name="Dark List"/>
+    <w:lsdException w:unhideWhenUsed="0" w:uiPriority="71" w:semiHidden="0" w:name="Colorful Shading"/>
+    <w:lsdException w:unhideWhenUsed="0" w:uiPriority="72" w:semiHidden="0" w:name="Colorful List"/>
+    <w:lsdException w:unhideWhenUsed="0" w:uiPriority="73" w:semiHidden="0" w:name="Colorful Grid"/>
+    <w:lsdException w:unhideWhenUsed="0" w:uiPriority="60" w:semiHidden="0" w:name="Light Shading Accent 1"/>
+    <w:lsdException w:unhideWhenUsed="0" w:uiPriority="61" w:semiHidden="0" w:name="Light List Accent 1"/>
+    <w:lsdException w:unhideWhenUsed="0" w:uiPriority="62" w:semiHidden="0" w:name="Light Grid Accent 1"/>
+    <w:lsdException w:unhideWhenUsed="0" w:uiPriority="63" w:semiHidden="0" w:name="Medium Shading 1 Accent 1"/>
+    <w:lsdException w:unhideWhenUsed="0" w:uiPriority="64" w:semiHidden="0" w:name="Medium Shading 2 Accent 1"/>
+    <w:lsdException w:unhideWhenUsed="0" w:uiPriority="65" w:semiHidden="0" w:name="Medium List 1 Accent 1"/>
+    <w:lsdException w:qFormat="1" w:unhideWhenUsed="0" w:uiPriority="0" w:semiHidden="0" w:name="List Paragraph"/>
+    <w:lsdException w:unhideWhenUsed="0" w:uiPriority="66" w:semiHidden="0" w:name="Medium List 2 Accent 1"/>
+    <w:lsdException w:unhideWhenUsed="0" w:uiPriority="67" w:semiHidden="0" w:name="Medium Grid 1 Accent 1"/>
+    <w:lsdException w:unhideWhenUsed="0" w:uiPriority="68" w:semiHidden="0" w:name="Medium Grid 2 Accent 1"/>
+    <w:lsdException w:unhideWhenUsed="0" w:uiPriority="69" w:semiHidden="0" w:name="Medium Grid 3 Accent 1"/>
+    <w:lsdException w:unhideWhenUsed="0" w:uiPriority="70" w:semiHidden="0" w:name="Dark List Accent 1"/>
+    <w:lsdException w:unhideWhenUsed="0" w:uiPriority="71" w:semiHidden="0" w:name="Colorful Shading Accent 1"/>
+    <w:lsdException w:unhideWhenUsed="0" w:uiPriority="72" w:semiHidden="0" w:name="Colorful List Accent 1"/>
+    <w:lsdException w:unhideWhenUsed="0" w:uiPriority="73" w:semiHidden="0" w:name="Colorful Grid Accent 1"/>
+    <w:lsdException w:unhideWhenUsed="0" w:uiPriority="60" w:semiHidden="0" w:name="Light Shading Accent 2"/>
+    <w:lsdException w:unhideWhenUsed="0" w:uiPriority="61" w:semiHidden="0" w:name="Light List Accent 2"/>
+    <w:lsdException w:unhideWhenUsed="0" w:uiPriority="62" w:semiHidden="0" w:name="Light Grid Accent 2"/>
+    <w:lsdException w:unhideWhenUsed="0" w:uiPriority="63" w:semiHidden="0" w:name="Medium Shading 1 Accent 2"/>
+    <w:lsdException w:unhideWhenUsed="0" w:uiPriority="64" w:semiHidden="0" w:name="Medium Shading 2 Accent 2"/>
+    <w:lsdException w:unhideWhenUsed="0" w:uiPriority="65" w:semiHidden="0" w:name="Medium List 1 Accent 2"/>
+    <w:lsdException w:unhideWhenUsed="0" w:uiPriority="66" w:semiHidden="0" w:name="Medium List 2 Accent 2"/>
+    <w:lsdException w:unhideWhenUsed="0" w:uiPriority="67" w:semiHidden="0" w:name="Medium Grid 1 Accent 2"/>
+    <w:lsdException w:unhideWhenUsed="0" w:uiPriority="68" w:semiHidden="0" w:name="Medium Grid 2 Accent 2"/>
+    <w:lsdException w:unhideWhenUsed="0" w:uiPriority="69" w:semiHidden="0" w:name="Medium Grid 3 Accent 2"/>
+    <w:lsdException w:unhideWhenUsed="0" w:uiPriority="70" w:semiHidden="0" w:name="Dark List Accent 2"/>
+    <w:lsdException w:unhideWhenUsed="0" w:uiPriority="71" w:semiHidden="0" w:name="Colorful Shading Accent 2"/>
+    <w:lsdException w:unhideWhenUsed="0" w:uiPriority="72" w:semiHidden="0" w:name="Colorful List Accent 2"/>
+    <w:lsdException w:unhideWhenUsed="0" w:uiPriority="73" w:semiHidden="0" w:name="Colorful Grid Accent 2"/>
+    <w:lsdException w:unhideWhenUsed="0" w:uiPriority="60" w:semiHidden="0" w:name="Light Shading Accent 3"/>
+    <w:lsdException w:unhideWhenUsed="0" w:uiPriority="61" w:semiHidden="0" w:name="Light List Accent 3"/>
+    <w:lsdException w:unhideWhenUsed="0" w:uiPriority="62" w:semiHidden="0" w:name="Light Grid Accent 3"/>
+    <w:lsdException w:unhideWhenUsed="0" w:uiPriority="63" w:semiHidden="0" w:name="Medium Shading 1 Accent 3"/>
+    <w:lsdException w:unhideWhenUsed="0" w:uiPriority="64" w:semiHidden="0" w:name="Medium Shading 2 Accent 3"/>
+    <w:lsdException w:unhideWhenUsed="0" w:uiPriority="65" w:semiHidden="0" w:name="Medium List 1 Accent 3"/>
+    <w:lsdException w:unhideWhenUsed="0" w:uiPriority="66" w:semiHidden="0" w:name="Medium List 2 Accent 3"/>
+    <w:lsdException w:unhideWhenUsed="0" w:uiPriority="67" w:semiHidden="0" w:name="Medium Grid 1 Accent 3"/>
+    <w:lsdException w:unhideWhenUsed="0" w:uiPriority="68" w:semiHidden="0" w:name="Medium Grid 2 Accent 3"/>
+    <w:lsdException w:unhideWhenUsed="0" w:uiPriority="69" w:semiHidden="0" w:name="Medium Grid 3 Accent 3"/>
+    <w:lsdException w:unhideWhenUsed="0" w:uiPriority="70" w:semiHidden="0" w:name="Dark List Accent 3"/>
+    <w:lsdException w:unhideWhenUsed="0" w:uiPriority="71" w:semiHidden="0" w:name="Colorful Shading Accent 3"/>
+    <w:lsdException w:unhideWhenUsed="0" w:uiPriority="72" w:semiHidden="0" w:name="Colorful List Accent 3"/>
+    <w:lsdException w:unhideWhenUsed="0" w:uiPriority="73" w:semiHidden="0" w:name="Colorful Grid Accent 3"/>
+    <w:lsdException w:unhideWhenUsed="0" w:uiPriority="60" w:semiHidden="0" w:name="Light Shading Accent 4"/>
+    <w:lsdException w:unhideWhenUsed="0" w:uiPriority="61" w:semiHidden="0" w:name="Light List Accent 4"/>
+    <w:lsdException w:unhideWhenUsed="0" w:uiPriority="62" w:semiHidden="0" w:name="Light Grid Accent 4"/>
+    <w:lsdException w:unhideWhenUsed="0" w:uiPriority="63" w:semiHidden="0" w:name="Medium Shading 1 Accent 4"/>
+    <w:lsdException w:unhideWhenUsed="0" w:uiPriority="64" w:semiHidden="0" w:name="Medium Shading 2 Accent 4"/>
+    <w:lsdException w:unhideWhenUsed="0" w:uiPriority="65" w:semiHidden="0" w:name="Medium List 1 Accent 4"/>
+    <w:lsdException w:unhideWhenUsed="0" w:uiPriority="66" w:semiHidden="0" w:name="Medium List 2 Accent 4"/>
+    <w:lsdException w:unhideWhenUsed="0" w:uiPriority="67" w:semiHidden="0" w:name="Medium Grid 1 Accent 4"/>
+    <w:lsdException w:unhideWhenUsed="0" w:uiPriority="68" w:semiHidden="0" w:name="Medium Grid 2 Accent 4"/>
+    <w:lsdException w:unhideWhenUsed="0" w:uiPriority="69" w:semiHidden="0" w:name="Medium Grid 3 Accent 4"/>
+    <w:lsdException w:unhideWhenUsed="0" w:uiPriority="70" w:semiHidden="0" w:name="Dark List Accent 4"/>
+    <w:lsdException w:unhideWhenUsed="0" w:uiPriority="71" w:semiHidden="0" w:name="Colorful Shading Accent 4"/>
+    <w:lsdException w:unhideWhenUsed="0" w:uiPriority="72" w:semiHidden="0" w:name="Colorful List Accent 4"/>
+    <w:lsdException w:unhideWhenUsed="0" w:uiPriority="73" w:semiHidden="0" w:name="Colorful Grid Accent 4"/>
+    <w:lsdException w:unhideWhenUsed="0" w:uiPriority="60" w:semiHidden="0" w:name="Light Shading Accent 5"/>
+    <w:lsdException w:unhideWhenUsed="0" w:uiPriority="61" w:semiHidden="0" w:name="Light List Accent 5"/>
+    <w:lsdException w:unhideWhenUsed="0" w:uiPriority="62" w:semiHidden="0" w:name="Light Grid Accent 5"/>
+    <w:lsdException w:unhideWhenUsed="0" w:uiPriority="63" w:semiHidden="0" w:name="Medium Shading 1 Accent 5"/>
+    <w:lsdException w:unhideWhenUsed="0" w:uiPriority="64" w:semiHidden="0" w:name="Medium Shading 2 Accent 5"/>
+    <w:lsdException w:unhideWhenUsed="0" w:uiPriority="65" w:semiHidden="0" w:name="Medium List 1 Accent 5"/>
+    <w:lsdException w:unhideWhenUsed="0" w:uiPriority="66" w:semiHidden="0" w:name="Medium List 2 Accent 5"/>
+    <w:lsdException w:unhideWhenUsed="0" w:uiPriority="67" w:semiHidden="0" w:name="Medium Grid 1 Accent 5"/>
+    <w:lsdException w:unhideWhenUsed="0" w:uiPriority="68" w:semiHidden="0" w:name="Medium Grid 2 Accent 5"/>
+    <w:lsdException w:unhideWhenUsed="0" w:uiPriority="69" w:semiHidden="0" w:name="Medium Grid 3 Accent 5"/>
+    <w:lsdException w:unhideWhenUsed="0" w:uiPriority="70" w:semiHidden="0" w:name="Dark List Accent 5"/>
+    <w:lsdException w:unhideWhenUsed="0" w:uiPriority="71" w:semiHidden="0" w:name="Colorful Shading Accent 5"/>
+    <w:lsdException w:unhideWhenUsed="0" w:uiPriority="72" w:semiHidden="0" w:name="Colorful List Accent 5"/>
+    <w:lsdException w:unhideWhenUsed="0" w:uiPriority="73" w:semiHidden="0" w:name="Colorful Grid Accent 5"/>
+    <w:lsdException w:unhideWhenUsed="0" w:uiPriority="60" w:semiHidden="0" w:name="Light Shading Accent 6"/>
+    <w:lsdException w:unhideWhenUsed="0" w:uiPriority="61" w:semiHidden="0" w:name="Light List Accent 6"/>
+    <w:lsdException w:unhideWhenUsed="0" w:uiPriority="62" w:semiHidden="0" w:name="Light Grid Accent 6"/>
+    <w:lsdException w:unhideWhenUsed="0" w:uiPriority="63" w:semiHidden="0" w:name="Medium Shading 1 Accent 6"/>
+    <w:lsdException w:unhideWhenUsed="0" w:uiPriority="64" w:semiHidden="0" w:name="Medium Shading 2 Accent 6"/>
+    <w:lsdException w:unhideWhenUsed="0" w:uiPriority="65" w:semiHidden="0" w:name="Medium List 1 Accent 6"/>
+    <w:lsdException w:unhideWhenUsed="0" w:uiPriority="66" w:semiHidden="0" w:name="Medium List 2 Accent 6"/>
+    <w:lsdException w:unhideWhenUsed="0" w:uiPriority="67" w:semiHidden="0" w:name="Medium Grid 1 Accent 6"/>
+    <w:lsdException w:unhideWhenUsed="0" w:uiPriority="68" w:semiHidden="0" w:name="Medium Grid 2 Accent 6"/>
+    <w:lsdException w:unhideWhenUsed="0" w:uiPriority="69" w:semiHidden="0" w:name="Medium Grid 3 Accent 6"/>
+    <w:lsdException w:unhideWhenUsed="0" w:uiPriority="70" w:semiHidden="0" w:name="Dark List Accent 6"/>
+    <w:lsdException w:unhideWhenUsed="0" w:uiPriority="71" w:semiHidden="0" w:name="Colorful Shading Accent 6"/>
+    <w:lsdException w:unhideWhenUsed="0" w:uiPriority="72" w:semiHidden="0" w:name="Colorful List Accent 6"/>
+    <w:lsdException w:unhideWhenUsed="0" w:uiPriority="73" w:semiHidden="0" w:name="Colorful Grid Accent 6"/>
   </w:latentStyles>
-  <w:style w:type="paragraph" w:default="1" w:styleId="a">
+  <w:style w:type="paragraph" w:default="1" w:styleId="1">
     <w:name w:val="Normal"/>
     <w:qFormat/>
+    <w:uiPriority w:val="0"/>
     <w:pPr>
       <w:widowControl w:val="0"/>
       <w:jc w:val="both"/>
     </w:pPr>
+    <w:rPr>
+      <w:rFonts w:ascii="宋体" w:hAnsi="宋体" w:eastAsia="宋体" w:cs="Times New Roman"/>
+      <w:sz w:val="24"/>
+      <w:szCs w:val="24"/>
+      <w:lang w:val="en-US" w:eastAsia="zh-CN" w:bidi="ar-SA"/>
+    </w:rPr>
   </w:style>
-  <w:style w:type="paragraph" w:styleId="1">
+  <w:style w:type="paragraph" w:styleId="2">
     <w:name w:val="heading 1"/>
     <w:qFormat/>
+    <w:uiPriority w:val="0"/>
     <w:pPr>
       <w:outlineLvl w:val="0"/>
     </w:pPr>
     <w:rPr>
+      <w:rFonts w:ascii="宋体" w:hAnsi="宋体" w:eastAsia="宋体" w:cs="Times New Roman"/>
       <w:color w:val="2E74B5"/>
       <w:sz w:val="32"/>
       <w:szCs w:val="32"/>
+      <w:lang w:val="en-US" w:eastAsia="zh-CN" w:bidi="ar-SA"/>
     </w:rPr>
   </w:style>
-  <w:style w:type="paragraph" w:styleId="2">
+  <w:style w:type="paragraph" w:styleId="3">
     <w:name w:val="heading 2"/>
     <w:qFormat/>
+    <w:uiPriority w:val="0"/>
     <w:pPr>
       <w:outlineLvl w:val="1"/>
     </w:pPr>
     <w:rPr>
+      <w:rFonts w:ascii="宋体" w:hAnsi="宋体" w:eastAsia="宋体" w:cs="Times New Roman"/>
       <w:color w:val="2E74B5"/>
       <w:sz w:val="26"/>
       <w:szCs w:val="26"/>
+      <w:lang w:val="en-US" w:eastAsia="zh-CN" w:bidi="ar-SA"/>
     </w:rPr>
   </w:style>
-  <w:style w:type="paragraph" w:styleId="3">
+  <w:style w:type="paragraph" w:styleId="4">
     <w:name w:val="heading 3"/>
     <w:qFormat/>
+    <w:uiPriority w:val="0"/>
     <w:pPr>
       <w:outlineLvl w:val="2"/>
     </w:pPr>
     <w:rPr>
+      <w:rFonts w:ascii="宋体" w:hAnsi="宋体" w:eastAsia="宋体" w:cs="Times New Roman"/>
       <w:color w:val="1F4D78"/>
+      <w:sz w:val="24"/>
+      <w:szCs w:val="24"/>
+      <w:lang w:val="en-US" w:eastAsia="zh-CN" w:bidi="ar-SA"/>
     </w:rPr>
   </w:style>
-  <w:style w:type="paragraph" w:styleId="4">
+  <w:style w:type="paragraph" w:styleId="5">
     <w:name w:val="heading 4"/>
     <w:qFormat/>
+    <w:uiPriority w:val="0"/>
     <w:pPr>
       <w:outlineLvl w:val="3"/>
     </w:pPr>
     <w:rPr>
+      <w:rFonts w:ascii="宋体" w:hAnsi="宋体" w:eastAsia="宋体" w:cs="Times New Roman"/>
       <w:i/>
       <w:iCs/>
       <w:color w:val="2E74B5"/>
+      <w:sz w:val="24"/>
+      <w:szCs w:val="24"/>
+      <w:lang w:val="en-US" w:eastAsia="zh-CN" w:bidi="ar-SA"/>
     </w:rPr>
   </w:style>
-  <w:style w:type="paragraph" w:styleId="5">
+  <w:style w:type="paragraph" w:styleId="6">
     <w:name w:val="heading 5"/>
     <w:qFormat/>
+    <w:uiPriority w:val="0"/>
     <w:pPr>
       <w:outlineLvl w:val="4"/>
     </w:pPr>
     <w:rPr>
+      <w:rFonts w:ascii="宋体" w:hAnsi="宋体" w:eastAsia="宋体" w:cs="Times New Roman"/>
       <w:color w:val="2E74B5"/>
+      <w:sz w:val="24"/>
+      <w:szCs w:val="24"/>
+      <w:lang w:val="en-US" w:eastAsia="zh-CN" w:bidi="ar-SA"/>
     </w:rPr>
   </w:style>
-  <w:style w:type="paragraph" w:styleId="6">
+  <w:style w:type="paragraph" w:styleId="7">
     <w:name w:val="heading 6"/>
     <w:qFormat/>
+    <w:uiPriority w:val="0"/>
     <w:pPr>
       <w:outlineLvl w:val="5"/>
     </w:pPr>
     <w:rPr>
+      <w:rFonts w:ascii="宋体" w:hAnsi="宋体" w:eastAsia="宋体" w:cs="Times New Roman"/>
       <w:color w:val="1F4D78"/>
+      <w:sz w:val="24"/>
+      <w:szCs w:val="24"/>
+      <w:lang w:val="en-US" w:eastAsia="zh-CN" w:bidi="ar-SA"/>
     </w:rPr>
   </w:style>
-  <w:style w:type="character" w:default="1" w:styleId="a0">
+  <w:style w:type="character" w:default="1" w:styleId="12">
     <w:name w:val="Default Paragraph Font"/>
-    <w:uiPriority w:val="1"/>
     <w:semiHidden/>
     <w:unhideWhenUsed/>
+    <w:uiPriority w:val="1"/>
   </w:style>
-  <w:style w:type="table" w:default="1" w:styleId="a1">
+  <w:style w:type="table" w:default="1" w:styleId="11">
     <w:name w:val="Normal Table"/>
-    <w:uiPriority w:val="99"/>
     <w:semiHidden/>
     <w:unhideWhenUsed/>
+    <w:uiPriority w:val="99"/>
     <w:tblPr>
-      <w:tblInd w:w="0" w:type="dxa"/>
       <w:tblCellMar>
         <w:top w:w="0" w:type="dxa"/>
         <w:left w:w="108" w:type="dxa"/>
@@ -7256,445 +7832,114 @@
       </w:tblCellMar>
     </w:tblPr>
   </w:style>
-  <w:style w:type="numbering" w:default="1" w:styleId="a2">
-    <w:name w:val="No List"/>
-    <w:uiPriority w:val="99"/>
+  <w:style w:type="paragraph" w:styleId="8">
+    <w:name w:val="endnote text"/>
+    <w:link w:val="19"/>
     <w:semiHidden/>
     <w:unhideWhenUsed/>
+    <w:uiPriority w:val="99"/>
+    <w:rPr>
+      <w:rFonts w:ascii="宋体" w:hAnsi="宋体" w:eastAsia="宋体" w:cs="Times New Roman"/>
+      <w:sz w:val="20"/>
+      <w:szCs w:val="20"/>
+      <w:lang w:val="en-US" w:eastAsia="zh-CN" w:bidi="ar-SA"/>
+    </w:rPr>
   </w:style>
-  <w:style w:type="paragraph" w:styleId="a3">
+  <w:style w:type="paragraph" w:styleId="9">
+    <w:name w:val="footnote text"/>
+    <w:link w:val="18"/>
+    <w:semiHidden/>
+    <w:unhideWhenUsed/>
+    <w:uiPriority w:val="99"/>
+    <w:rPr>
+      <w:rFonts w:ascii="宋体" w:hAnsi="宋体" w:eastAsia="宋体" w:cs="Times New Roman"/>
+      <w:sz w:val="20"/>
+      <w:szCs w:val="20"/>
+      <w:lang w:val="en-US" w:eastAsia="zh-CN" w:bidi="ar-SA"/>
+    </w:rPr>
+  </w:style>
+  <w:style w:type="paragraph" w:styleId="10">
     <w:name w:val="Title"/>
     <w:qFormat/>
+    <w:uiPriority w:val="0"/>
     <w:rPr>
+      <w:rFonts w:ascii="宋体" w:hAnsi="宋体" w:eastAsia="宋体" w:cs="Times New Roman"/>
       <w:sz w:val="56"/>
       <w:szCs w:val="56"/>
+      <w:lang w:val="en-US" w:eastAsia="zh-CN" w:bidi="ar-SA"/>
     </w:rPr>
   </w:style>
-  <w:style w:type="paragraph" w:customStyle="1" w:styleId="10">
-    <w:name w:val="要点1"/>
-    <w:qFormat/>
+  <w:style w:type="character" w:styleId="13">
+    <w:name w:val="endnote reference"/>
+    <w:semiHidden/>
+    <w:unhideWhenUsed/>
+    <w:uiPriority w:val="99"/>
     <w:rPr>
-      <w:b/>
-      <w:bCs/>
+      <w:vertAlign w:val="superscript"/>
     </w:rPr>
   </w:style>
-  <w:style w:type="paragraph" w:styleId="a4">
-    <w:name w:val="List Paragraph"/>
+  <w:style w:type="character" w:styleId="14">
+    <w:name w:val="Hyperlink"/>
+    <w:unhideWhenUsed/>
     <w:qFormat/>
-  </w:style>
-  <w:style w:type="character" w:styleId="a5">
-    <w:name w:val="Hyperlink"/>
     <w:uiPriority w:val="99"/>
-    <w:unhideWhenUsed/>
     <w:rPr>
       <w:color w:val="0563C1"/>
       <w:u w:val="single"/>
     </w:rPr>
   </w:style>
-  <w:style w:type="character" w:styleId="a6">
+  <w:style w:type="character" w:styleId="15">
     <w:name w:val="footnote reference"/>
-    <w:uiPriority w:val="99"/>
     <w:semiHidden/>
     <w:unhideWhenUsed/>
+    <w:uiPriority w:val="99"/>
     <w:rPr>
       <w:vertAlign w:val="superscript"/>
     </w:rPr>
   </w:style>
-  <w:style w:type="paragraph" w:styleId="a7">
-    <w:name w:val="footnote text"/>
-    <w:link w:val="Char"/>
-    <w:uiPriority w:val="99"/>
+  <w:style w:type="paragraph" w:customStyle="1" w:styleId="16">
+    <w:name w:val="要点1"/>
+    <w:qFormat/>
+    <w:uiPriority w:val="0"/>
+    <w:rPr>
+      <w:rFonts w:ascii="宋体" w:hAnsi="宋体" w:eastAsia="宋体" w:cs="Times New Roman"/>
+      <w:b/>
+      <w:bCs/>
+      <w:sz w:val="24"/>
+      <w:szCs w:val="24"/>
+      <w:lang w:val="en-US" w:eastAsia="zh-CN" w:bidi="ar-SA"/>
+    </w:rPr>
+  </w:style>
+  <w:style w:type="paragraph" w:styleId="17">
+    <w:name w:val="List Paragraph"/>
+    <w:qFormat/>
+    <w:uiPriority w:val="0"/>
+    <w:rPr>
+      <w:rFonts w:ascii="宋体" w:hAnsi="宋体" w:eastAsia="宋体" w:cs="Times New Roman"/>
+      <w:sz w:val="24"/>
+      <w:szCs w:val="24"/>
+      <w:lang w:val="en-US" w:eastAsia="zh-CN" w:bidi="ar-SA"/>
+    </w:rPr>
+  </w:style>
+  <w:style w:type="character" w:customStyle="1" w:styleId="18">
+    <w:name w:val="脚注文本 Char"/>
+    <w:link w:val="9"/>
     <w:semiHidden/>
     <w:unhideWhenUsed/>
+    <w:qFormat/>
+    <w:uiPriority w:val="99"/>
     <w:rPr>
       <w:sz w:val="20"/>
       <w:szCs w:val="20"/>
     </w:rPr>
   </w:style>
-  <w:style w:type="character" w:customStyle="1" w:styleId="Char">
-    <w:name w:val="脚注文本 Char"/>
-    <w:link w:val="a7"/>
-    <w:uiPriority w:val="99"/>
+  <w:style w:type="character" w:customStyle="1" w:styleId="19">
+    <w:name w:val="尾注文本 Char"/>
+    <w:link w:val="8"/>
     <w:semiHidden/>
     <w:unhideWhenUsed/>
-    <w:rPr>
-      <w:sz w:val="20"/>
-      <w:szCs w:val="20"/>
-    </w:rPr>
-  </w:style>
-  <w:style w:type="character" w:styleId="a8">
-    <w:name w:val="endnote reference"/>
+    <w:qFormat/>
     <w:uiPriority w:val="99"/>
-    <w:semiHidden/>
-    <w:unhideWhenUsed/>
-    <w:rPr>
-      <w:vertAlign w:val="superscript"/>
-    </w:rPr>
-  </w:style>
-  <w:style w:type="paragraph" w:styleId="a9">
-    <w:name w:val="endnote text"/>
-    <w:link w:val="Char0"/>
-    <w:uiPriority w:val="99"/>
-    <w:semiHidden/>
-    <w:unhideWhenUsed/>
-    <w:rPr>
-      <w:sz w:val="20"/>
-      <w:szCs w:val="20"/>
-    </w:rPr>
-  </w:style>
-  <w:style w:type="character" w:customStyle="1" w:styleId="Char0">
-    <w:name w:val="尾注文本 Char"/>
-    <w:link w:val="a9"/>
-    <w:uiPriority w:val="99"/>
-    <w:semiHidden/>
-    <w:unhideWhenUsed/>
-    <w:rPr>
-      <w:sz w:val="20"/>
-      <w:szCs w:val="20"/>
-    </w:rPr>
-  </w:style>
-</w:styles>
-</file>
-
-<file path=word/stylesWithEffects.xml><?xml version="1.0" encoding="utf-8"?>
-<w:styles xmlns:wpc="http://schemas.microsoft.com/office/word/2010/wordprocessingCanvas" xmlns:mc="http://schemas.openxmlformats.org/markup-compatibility/2006" xmlns:o="urn:schemas-microsoft-com:office:office" xmlns:r="http://schemas.openxmlformats.org/officeDocument/2006/relationships" xmlns:m="http://schemas.openxmlformats.org/officeDocument/2006/math" xmlns:v="urn:schemas-microsoft-com:vml" xmlns:wp14="http://schemas.microsoft.com/office/word/2010/wordprocessingDrawing" xmlns:wp="http://schemas.openxmlformats.org/drawingml/2006/wordprocessingDrawing" xmlns:w10="urn:schemas-microsoft-com:office:word" xmlns:w="http://schemas.openxmlformats.org/wordprocessingml/2006/main" xmlns:w14="http://schemas.microsoft.com/office/word/2010/wordml" xmlns:wpg="http://schemas.microsoft.com/office/word/2010/wordprocessingGroup" xmlns:wpi="http://schemas.microsoft.com/office/word/2010/wordprocessingInk" xmlns:wne="http://schemas.microsoft.com/office/word/2006/wordml" xmlns:wps="http://schemas.microsoft.com/office/word/2010/wordprocessingShape" mc:Ignorable="w14 wp14">
-  <w:docDefaults>
-    <w:rPrDefault>
-      <w:rPr>
-        <w:rFonts w:ascii="宋体" w:eastAsia="宋体" w:hAnsi="宋体" w:cs="Times New Roman"/>
-        <w:sz w:val="24"/>
-        <w:szCs w:val="24"/>
-        <w:lang w:val="en-US" w:eastAsia="zh-CN" w:bidi="ar-SA"/>
-      </w:rPr>
-    </w:rPrDefault>
-    <w:pPrDefault/>
-  </w:docDefaults>
-  <w:latentStyles w:defLockedState="0" w:defUIPriority="99" w:defSemiHidden="1" w:defUnhideWhenUsed="1" w:defQFormat="0" w:count="267">
-    <w:lsdException w:name="Normal" w:semiHidden="0" w:uiPriority="0" w:unhideWhenUsed="0" w:qFormat="1"/>
-    <w:lsdException w:name="heading 1" w:semiHidden="0" w:uiPriority="9" w:unhideWhenUsed="0" w:qFormat="1"/>
-    <w:lsdException w:name="heading 2" w:uiPriority="9" w:qFormat="1"/>
-    <w:lsdException w:name="heading 3" w:uiPriority="9" w:qFormat="1"/>
-    <w:lsdException w:name="heading 4" w:uiPriority="9" w:qFormat="1"/>
-    <w:lsdException w:name="heading 5" w:uiPriority="9" w:qFormat="1"/>
-    <w:lsdException w:name="heading 6" w:uiPriority="9" w:qFormat="1"/>
-    <w:lsdException w:name="heading 7" w:uiPriority="9" w:qFormat="1"/>
-    <w:lsdException w:name="heading 8" w:uiPriority="9" w:qFormat="1"/>
-    <w:lsdException w:name="heading 9" w:uiPriority="9" w:qFormat="1"/>
-    <w:lsdException w:name="toc 1" w:uiPriority="39"/>
-    <w:lsdException w:name="toc 2" w:uiPriority="39"/>
-    <w:lsdException w:name="toc 3" w:uiPriority="39"/>
-    <w:lsdException w:name="toc 4" w:uiPriority="39"/>
-    <w:lsdException w:name="toc 5" w:uiPriority="39"/>
-    <w:lsdException w:name="toc 6" w:uiPriority="39"/>
-    <w:lsdException w:name="toc 7" w:uiPriority="39"/>
-    <w:lsdException w:name="toc 8" w:uiPriority="39"/>
-    <w:lsdException w:name="toc 9" w:uiPriority="39"/>
-    <w:lsdException w:name="caption" w:uiPriority="35" w:qFormat="1"/>
-    <w:lsdException w:name="Title" w:semiHidden="0" w:uiPriority="10" w:unhideWhenUsed="0" w:qFormat="1"/>
-    <w:lsdException w:name="Default Paragraph Font" w:uiPriority="1"/>
-    <w:lsdException w:name="Subtitle" w:semiHidden="0" w:uiPriority="11" w:unhideWhenUsed="0" w:qFormat="1"/>
-    <w:lsdException w:name="Strong" w:semiHidden="0" w:uiPriority="22" w:unhideWhenUsed="0" w:qFormat="1"/>
-    <w:lsdException w:name="Emphasis" w:semiHidden="0" w:uiPriority="20" w:unhideWhenUsed="0" w:qFormat="1"/>
-    <w:lsdException w:name="Table Grid" w:semiHidden="0" w:uiPriority="59" w:unhideWhenUsed="0"/>
-    <w:lsdException w:name="Placeholder Text" w:unhideWhenUsed="0"/>
-    <w:lsdException w:name="No Spacing" w:semiHidden="0" w:uiPriority="1" w:unhideWhenUsed="0" w:qFormat="1"/>
-    <w:lsdException w:name="Light Shading" w:semiHidden="0" w:uiPriority="60" w:unhideWhenUsed="0"/>
-    <w:lsdException w:name="Light List" w:semiHidden="0" w:uiPriority="61" w:unhideWhenUsed="0"/>
-    <w:lsdException w:name="Light Grid" w:semiHidden="0" w:uiPriority="62" w:unhideWhenUsed="0"/>
-    <w:lsdException w:name="Medium Shading 1" w:semiHidden="0" w:uiPriority="63" w:unhideWhenUsed="0"/>
-    <w:lsdException w:name="Medium Shading 2" w:semiHidden="0" w:uiPriority="64" w:unhideWhenUsed="0"/>
-    <w:lsdException w:name="Medium List 1" w:semiHidden="0" w:uiPriority="65" w:unhideWhenUsed="0"/>
-    <w:lsdException w:name="Medium List 2" w:semiHidden="0" w:uiPriority="66" w:unhideWhenUsed="0"/>
-    <w:lsdException w:name="Medium Grid 1" w:semiHidden="0" w:uiPriority="67" w:unhideWhenUsed="0"/>
-    <w:lsdException w:name="Medium Grid 2" w:semiHidden="0" w:uiPriority="68" w:unhideWhenUsed="0"/>
-    <w:lsdException w:name="Medium Grid 3" w:semiHidden="0" w:uiPriority="69" w:unhideWhenUsed="0"/>
-    <w:lsdException w:name="Dark List" w:semiHidden="0" w:uiPriority="70" w:unhideWhenUsed="0"/>
-    <w:lsdException w:name="Colorful Shading" w:semiHidden="0" w:uiPriority="71" w:unhideWhenUsed="0"/>
-    <w:lsdException w:name="Colorful List" w:semiHidden="0" w:uiPriority="72" w:unhideWhenUsed="0"/>
-    <w:lsdException w:name="Colorful Grid" w:semiHidden="0" w:uiPriority="73" w:unhideWhenUsed="0"/>
-    <w:lsdException w:name="Light Shading Accent 1" w:semiHidden="0" w:uiPriority="60" w:unhideWhenUsed="0"/>
-    <w:lsdException w:name="Light List Accent 1" w:semiHidden="0" w:uiPriority="61" w:unhideWhenUsed="0"/>
-    <w:lsdException w:name="Light Grid Accent 1" w:semiHidden="0" w:uiPriority="62" w:unhideWhenUsed="0"/>
-    <w:lsdException w:name="Medium Shading 1 Accent 1" w:semiHidden="0" w:uiPriority="63" w:unhideWhenUsed="0"/>
-    <w:lsdException w:name="Medium Shading 2 Accent 1" w:semiHidden="0" w:uiPriority="64" w:unhideWhenUsed="0"/>
-    <w:lsdException w:name="Medium List 1 Accent 1" w:semiHidden="0" w:uiPriority="65" w:unhideWhenUsed="0"/>
-    <w:lsdException w:name="Revision" w:unhideWhenUsed="0"/>
-    <w:lsdException w:name="List Paragraph" w:semiHidden="0" w:uiPriority="34" w:unhideWhenUsed="0" w:qFormat="1"/>
-    <w:lsdException w:name="Quote" w:semiHidden="0" w:uiPriority="29" w:unhideWhenUsed="0" w:qFormat="1"/>
-    <w:lsdException w:name="Intense Quote" w:semiHidden="0" w:uiPriority="30" w:unhideWhenUsed="0" w:qFormat="1"/>
-    <w:lsdException w:name="Medium List 2 Accent 1" w:semiHidden="0" w:uiPriority="66" w:unhideWhenUsed="0"/>
-    <w:lsdException w:name="Medium Grid 1 Accent 1" w:semiHidden="0" w:uiPriority="67" w:unhideWhenUsed="0"/>
-    <w:lsdException w:name="Medium Grid 2 Accent 1" w:semiHidden="0" w:uiPriority="68" w:unhideWhenUsed="0"/>
-    <w:lsdException w:name="Medium Grid 3 Accent 1" w:semiHidden="0" w:uiPriority="69" w:unhideWhenUsed="0"/>
-    <w:lsdException w:name="Dark List Accent 1" w:semiHidden="0" w:uiPriority="70" w:unhideWhenUsed="0"/>
-    <w:lsdException w:name="Colorful Shading Accent 1" w:semiHidden="0" w:uiPriority="71" w:unhideWhenUsed="0"/>
-    <w:lsdException w:name="Colorful List Accent 1" w:semiHidden="0" w:uiPriority="72" w:unhideWhenUsed="0"/>
-    <w:lsdException w:name="Colorful Grid Accent 1" w:semiHidden="0" w:uiPriority="73" w:unhideWhenUsed="0"/>
-    <w:lsdException w:name="Light Shading Accent 2" w:semiHidden="0" w:uiPriority="60" w:unhideWhenUsed="0"/>
-    <w:lsdException w:name="Light List Accent 2" w:semiHidden="0" w:uiPriority="61" w:unhideWhenUsed="0"/>
-    <w:lsdException w:name="Light Grid Accent 2" w:semiHidden="0" w:uiPriority="62" w:unhideWhenUsed="0"/>
-    <w:lsdException w:name="Medium Shading 1 Accent 2" w:semiHidden="0" w:uiPriority="63" w:unhideWhenUsed="0"/>
-    <w:lsdException w:name="Medium Shading 2 Accent 2" w:semiHidden="0" w:uiPriority="64" w:unhideWhenUsed="0"/>
-    <w:lsdException w:name="Medium List 1 Accent 2" w:semiHidden="0" w:uiPriority="65" w:unhideWhenUsed="0"/>
-    <w:lsdException w:name="Medium List 2 Accent 2" w:semiHidden="0" w:uiPriority="66" w:unhideWhenUsed="0"/>
-    <w:lsdException w:name="Medium Grid 1 Accent 2" w:semiHidden="0" w:uiPriority="67" w:unhideWhenUsed="0"/>
-    <w:lsdException w:name="Medium Grid 2 Accent 2" w:semiHidden="0" w:uiPriority="68" w:unhideWhenUsed="0"/>
-    <w:lsdException w:name="Medium Grid 3 Accent 2" w:semiHidden="0" w:uiPriority="69" w:unhideWhenUsed="0"/>
-    <w:lsdException w:name="Dark List Accent 2" w:semiHidden="0" w:uiPriority="70" w:unhideWhenUsed="0"/>
-    <w:lsdException w:name="Colorful Shading Accent 2" w:semiHidden="0" w:uiPriority="71" w:unhideWhenUsed="0"/>
-    <w:lsdException w:name="Colorful List Accent 2" w:semiHidden="0" w:uiPriority="72" w:unhideWhenUsed="0"/>
-    <w:lsdException w:name="Colorful Grid Accent 2" w:semiHidden="0" w:uiPriority="73" w:unhideWhenUsed="0"/>
-    <w:lsdException w:name="Light Shading Accent 3" w:semiHidden="0" w:uiPriority="60" w:unhideWhenUsed="0"/>
-    <w:lsdException w:name="Light List Accent 3" w:semiHidden="0" w:uiPriority="61" w:unhideWhenUsed="0"/>
-    <w:lsdException w:name="Light Grid Accent 3" w:semiHidden="0" w:uiPriority="62" w:unhideWhenUsed="0"/>
-    <w:lsdException w:name="Medium Shading 1 Accent 3" w:semiHidden="0" w:uiPriority="63" w:unhideWhenUsed="0"/>
-    <w:lsdException w:name="Medium Shading 2 Accent 3" w:semiHidden="0" w:uiPriority="64" w:unhideWhenUsed="0"/>
-    <w:lsdException w:name="Medium List 1 Accent 3" w:semiHidden="0" w:uiPriority="65" w:unhideWhenUsed="0"/>
-    <w:lsdException w:name="Medium List 2 Accent 3" w:semiHidden="0" w:uiPriority="66" w:unhideWhenUsed="0"/>
-    <w:lsdException w:name="Medium Grid 1 Accent 3" w:semiHidden="0" w:uiPriority="67" w:unhideWhenUsed="0"/>
-    <w:lsdException w:name="Medium Grid 2 Accent 3" w:semiHidden="0" w:uiPriority="68" w:unhideWhenUsed="0"/>
-    <w:lsdException w:name="Medium Grid 3 Accent 3" w:semiHidden="0" w:uiPriority="69" w:unhideWhenUsed="0"/>
-    <w:lsdException w:name="Dark List Accent 3" w:semiHidden="0" w:uiPriority="70" w:unhideWhenUsed="0"/>
-    <w:lsdException w:name="Colorful Shading Accent 3" w:semiHidden="0" w:uiPriority="71" w:unhideWhenUsed="0"/>
-    <w:lsdException w:name="Colorful List Accent 3" w:semiHidden="0" w:uiPriority="72" w:unhideWhenUsed="0"/>
-    <w:lsdException w:name="Colorful Grid Accent 3" w:semiHidden="0" w:uiPriority="73" w:unhideWhenUsed="0"/>
-    <w:lsdException w:name="Light Shading Accent 4" w:semiHidden="0" w:uiPriority="60" w:unhideWhenUsed="0"/>
-    <w:lsdException w:name="Light List Accent 4" w:semiHidden="0" w:uiPriority="61" w:unhideWhenUsed="0"/>
-    <w:lsdException w:name="Light Grid Accent 4" w:semiHidden="0" w:uiPriority="62" w:unhideWhenUsed="0"/>
-    <w:lsdException w:name="Medium Shading 1 Accent 4" w:semiHidden="0" w:uiPriority="63" w:unhideWhenUsed="0"/>
-    <w:lsdException w:name="Medium Shading 2 Accent 4" w:semiHidden="0" w:uiPriority="64" w:unhideWhenUsed="0"/>
-    <w:lsdException w:name="Medium List 1 Accent 4" w:semiHidden="0" w:uiPriority="65" w:unhideWhenUsed="0"/>
-    <w:lsdException w:name="Medium List 2 Accent 4" w:semiHidden="0" w:uiPriority="66" w:unhideWhenUsed="0"/>
-    <w:lsdException w:name="Medium Grid 1 Accent 4" w:semiHidden="0" w:uiPriority="67" w:unhideWhenUsed="0"/>
-    <w:lsdException w:name="Medium Grid 2 Accent 4" w:semiHidden="0" w:uiPriority="68" w:unhideWhenUsed="0"/>
-    <w:lsdException w:name="Medium Grid 3 Accent 4" w:semiHidden="0" w:uiPriority="69" w:unhideWhenUsed="0"/>
-    <w:lsdException w:name="Dark List Accent 4" w:semiHidden="0" w:uiPriority="70" w:unhideWhenUsed="0"/>
-    <w:lsdException w:name="Colorful Shading Accent 4" w:semiHidden="0" w:uiPriority="71" w:unhideWhenUsed="0"/>
-    <w:lsdException w:name="Colorful List Accent 4" w:semiHidden="0" w:uiPriority="72" w:unhideWhenUsed="0"/>
-    <w:lsdException w:name="Colorful Grid Accent 4" w:semiHidden="0" w:uiPriority="73" w:unhideWhenUsed="0"/>
-    <w:lsdException w:name="Light Shading Accent 5" w:semiHidden="0" w:uiPriority="60" w:unhideWhenUsed="0"/>
-    <w:lsdException w:name="Light List Accent 5" w:semiHidden="0" w:uiPriority="61" w:unhideWhenUsed="0"/>
-    <w:lsdException w:name="Light Grid Accent 5" w:semiHidden="0" w:uiPriority="62" w:unhideWhenUsed="0"/>
-    <w:lsdException w:name="Medium Shading 1 Accent 5" w:semiHidden="0" w:uiPriority="63" w:unhideWhenUsed="0"/>
-    <w:lsdException w:name="Medium Shading 2 Accent 5" w:semiHidden="0" w:uiPriority="64" w:unhideWhenUsed="0"/>
-    <w:lsdException w:name="Medium List 1 Accent 5" w:semiHidden="0" w:uiPriority="65" w:unhideWhenUsed="0"/>
-    <w:lsdException w:name="Medium List 2 Accent 5" w:semiHidden="0" w:uiPriority="66" w:unhideWhenUsed="0"/>
-    <w:lsdException w:name="Medium Grid 1 Accent 5" w:semiHidden="0" w:uiPriority="67" w:unhideWhenUsed="0"/>
-    <w:lsdException w:name="Medium Grid 2 Accent 5" w:semiHidden="0" w:uiPriority="68" w:unhideWhenUsed="0"/>
-    <w:lsdException w:name="Medium Grid 3 Accent 5" w:semiHidden="0" w:uiPriority="69" w:unhideWhenUsed="0"/>
-    <w:lsdException w:name="Dark List Accent 5" w:semiHidden="0" w:uiPriority="70" w:unhideWhenUsed="0"/>
-    <w:lsdException w:name="Colorful Shading Accent 5" w:semiHidden="0" w:uiPriority="71" w:unhideWhenUsed="0"/>
-    <w:lsdException w:name="Colorful List Accent 5" w:semiHidden="0" w:uiPriority="72" w:unhideWhenUsed="0"/>
-    <w:lsdException w:name="Colorful Grid Accent 5" w:semiHidden="0" w:uiPriority="73" w:unhideWhenUsed="0"/>
-    <w:lsdException w:name="Light Shading Accent 6" w:semiHidden="0" w:uiPriority="60" w:unhideWhenUsed="0"/>
-    <w:lsdException w:name="Light List Accent 6" w:semiHidden="0" w:uiPriority="61" w:unhideWhenUsed="0"/>
-    <w:lsdException w:name="Light Grid Accent 6" w:semiHidden="0" w:uiPriority="62" w:unhideWhenUsed="0"/>
-    <w:lsdException w:name="Medium Shading 1 Accent 6" w:semiHidden="0" w:uiPriority="63" w:unhideWhenUsed="0"/>
-    <w:lsdException w:name="Medium Shading 2 Accent 6" w:semiHidden="0" w:uiPriority="64" w:unhideWhenUsed="0"/>
-    <w:lsdException w:name="Medium List 1 Accent 6" w:semiHidden="0" w:uiPriority="65" w:unhideWhenUsed="0"/>
-    <w:lsdException w:name="Medium List 2 Accent 6" w:semiHidden="0" w:uiPriority="66" w:unhideWhenUsed="0"/>
-    <w:lsdException w:name="Medium Grid 1 Accent 6" w:semiHidden="0" w:uiPriority="67" w:unhideWhenUsed="0"/>
-    <w:lsdException w:name="Medium Grid 2 Accent 6" w:semiHidden="0" w:uiPriority="68" w:unhideWhenUsed="0"/>
-    <w:lsdException w:name="Medium Grid 3 Accent 6" w:semiHidden="0" w:uiPriority="69" w:unhideWhenUsed="0"/>
-    <w:lsdException w:name="Dark List Accent 6" w:semiHidden="0" w:uiPriority="70" w:unhideWhenUsed="0"/>
-    <w:lsdException w:name="Colorful Shading Accent 6" w:semiHidden="0" w:uiPriority="71" w:unhideWhenUsed="0"/>
-    <w:lsdException w:name="Colorful List Accent 6" w:semiHidden="0" w:uiPriority="72" w:unhideWhenUsed="0"/>
-    <w:lsdException w:name="Colorful Grid Accent 6" w:semiHidden="0" w:uiPriority="73" w:unhideWhenUsed="0"/>
-    <w:lsdException w:name="Subtle Emphasis" w:semiHidden="0" w:uiPriority="19" w:unhideWhenUsed="0" w:qFormat="1"/>
-    <w:lsdException w:name="Intense Emphasis" w:semiHidden="0" w:uiPriority="21" w:unhideWhenUsed="0" w:qFormat="1"/>
-    <w:lsdException w:name="Subtle Reference" w:semiHidden="0" w:uiPriority="31" w:unhideWhenUsed="0" w:qFormat="1"/>
-    <w:lsdException w:name="Intense Reference" w:semiHidden="0" w:uiPriority="32" w:unhideWhenUsed="0" w:qFormat="1"/>
-    <w:lsdException w:name="Book Title" w:semiHidden="0" w:uiPriority="33" w:unhideWhenUsed="0" w:qFormat="1"/>
-    <w:lsdException w:name="Bibliography" w:uiPriority="37"/>
-    <w:lsdException w:name="TOC Heading" w:uiPriority="39" w:qFormat="1"/>
-  </w:latentStyles>
-  <w:style w:type="paragraph" w:default="1" w:styleId="a">
-    <w:name w:val="Normal"/>
-    <w:qFormat/>
-    <w:pPr>
-      <w:widowControl w:val="0"/>
-      <w:jc w:val="both"/>
-    </w:pPr>
-  </w:style>
-  <w:style w:type="paragraph" w:styleId="1">
-    <w:name w:val="heading 1"/>
-    <w:qFormat/>
-    <w:pPr>
-      <w:outlineLvl w:val="0"/>
-    </w:pPr>
-    <w:rPr>
-      <w:color w:val="2E74B5"/>
-      <w:sz w:val="32"/>
-      <w:szCs w:val="32"/>
-    </w:rPr>
-  </w:style>
-  <w:style w:type="paragraph" w:styleId="2">
-    <w:name w:val="heading 2"/>
-    <w:qFormat/>
-    <w:pPr>
-      <w:outlineLvl w:val="1"/>
-    </w:pPr>
-    <w:rPr>
-      <w:color w:val="2E74B5"/>
-      <w:sz w:val="26"/>
-      <w:szCs w:val="26"/>
-    </w:rPr>
-  </w:style>
-  <w:style w:type="paragraph" w:styleId="3">
-    <w:name w:val="heading 3"/>
-    <w:qFormat/>
-    <w:pPr>
-      <w:outlineLvl w:val="2"/>
-    </w:pPr>
-    <w:rPr>
-      <w:color w:val="1F4D78"/>
-    </w:rPr>
-  </w:style>
-  <w:style w:type="paragraph" w:styleId="4">
-    <w:name w:val="heading 4"/>
-    <w:qFormat/>
-    <w:pPr>
-      <w:outlineLvl w:val="3"/>
-    </w:pPr>
-    <w:rPr>
-      <w:i/>
-      <w:iCs/>
-      <w:color w:val="2E74B5"/>
-    </w:rPr>
-  </w:style>
-  <w:style w:type="paragraph" w:styleId="5">
-    <w:name w:val="heading 5"/>
-    <w:qFormat/>
-    <w:pPr>
-      <w:outlineLvl w:val="4"/>
-    </w:pPr>
-    <w:rPr>
-      <w:color w:val="2E74B5"/>
-    </w:rPr>
-  </w:style>
-  <w:style w:type="paragraph" w:styleId="6">
-    <w:name w:val="heading 6"/>
-    <w:qFormat/>
-    <w:pPr>
-      <w:outlineLvl w:val="5"/>
-    </w:pPr>
-    <w:rPr>
-      <w:color w:val="1F4D78"/>
-    </w:rPr>
-  </w:style>
-  <w:style w:type="character" w:default="1" w:styleId="a0">
-    <w:name w:val="Default Paragraph Font"/>
-    <w:uiPriority w:val="1"/>
-    <w:semiHidden/>
-    <w:unhideWhenUsed/>
-  </w:style>
-  <w:style w:type="table" w:default="1" w:styleId="a1">
-    <w:name w:val="Normal Table"/>
-    <w:uiPriority w:val="99"/>
-    <w:semiHidden/>
-    <w:unhideWhenUsed/>
-    <w:tblPr>
-      <w:tblInd w:w="0" w:type="dxa"/>
-      <w:tblCellMar>
-        <w:top w:w="0" w:type="dxa"/>
-        <w:left w:w="108" w:type="dxa"/>
-        <w:bottom w:w="0" w:type="dxa"/>
-        <w:right w:w="108" w:type="dxa"/>
-      </w:tblCellMar>
-    </w:tblPr>
-  </w:style>
-  <w:style w:type="numbering" w:default="1" w:styleId="a2">
-    <w:name w:val="No List"/>
-    <w:uiPriority w:val="99"/>
-    <w:semiHidden/>
-    <w:unhideWhenUsed/>
-  </w:style>
-  <w:style w:type="paragraph" w:styleId="a3">
-    <w:name w:val="Title"/>
-    <w:qFormat/>
-    <w:rPr>
-      <w:sz w:val="56"/>
-      <w:szCs w:val="56"/>
-    </w:rPr>
-  </w:style>
-  <w:style w:type="paragraph" w:customStyle="1" w:styleId="10">
-    <w:name w:val="要点1"/>
-    <w:qFormat/>
-    <w:rPr>
-      <w:b/>
-      <w:bCs/>
-    </w:rPr>
-  </w:style>
-  <w:style w:type="paragraph" w:styleId="a4">
-    <w:name w:val="List Paragraph"/>
-    <w:qFormat/>
-  </w:style>
-  <w:style w:type="character" w:styleId="a5">
-    <w:name w:val="Hyperlink"/>
-    <w:uiPriority w:val="99"/>
-    <w:unhideWhenUsed/>
-    <w:rPr>
-      <w:color w:val="0563C1"/>
-      <w:u w:val="single"/>
-    </w:rPr>
-  </w:style>
-  <w:style w:type="character" w:styleId="a6">
-    <w:name w:val="footnote reference"/>
-    <w:uiPriority w:val="99"/>
-    <w:semiHidden/>
-    <w:unhideWhenUsed/>
-    <w:rPr>
-      <w:vertAlign w:val="superscript"/>
-    </w:rPr>
-  </w:style>
-  <w:style w:type="paragraph" w:styleId="a7">
-    <w:name w:val="footnote text"/>
-    <w:link w:val="Char"/>
-    <w:uiPriority w:val="99"/>
-    <w:semiHidden/>
-    <w:unhideWhenUsed/>
-    <w:rPr>
-      <w:sz w:val="20"/>
-      <w:szCs w:val="20"/>
-    </w:rPr>
-  </w:style>
-  <w:style w:type="character" w:customStyle="1" w:styleId="Char">
-    <w:name w:val="脚注文本 Char"/>
-    <w:link w:val="a7"/>
-    <w:uiPriority w:val="99"/>
-    <w:semiHidden/>
-    <w:unhideWhenUsed/>
-    <w:rPr>
-      <w:sz w:val="20"/>
-      <w:szCs w:val="20"/>
-    </w:rPr>
-  </w:style>
-  <w:style w:type="character" w:styleId="a8">
-    <w:name w:val="endnote reference"/>
-    <w:uiPriority w:val="99"/>
-    <w:semiHidden/>
-    <w:unhideWhenUsed/>
-    <w:rPr>
-      <w:vertAlign w:val="superscript"/>
-    </w:rPr>
-  </w:style>
-  <w:style w:type="paragraph" w:styleId="a9">
-    <w:name w:val="endnote text"/>
-    <w:link w:val="Char0"/>
-    <w:uiPriority w:val="99"/>
-    <w:semiHidden/>
-    <w:unhideWhenUsed/>
-    <w:rPr>
-      <w:sz w:val="20"/>
-      <w:szCs w:val="20"/>
-    </w:rPr>
-  </w:style>
-  <w:style w:type="character" w:customStyle="1" w:styleId="Char0">
-    <w:name w:val="尾注文本 Char"/>
-    <w:link w:val="a9"/>
-    <w:uiPriority w:val="99"/>
-    <w:semiHidden/>
-    <w:unhideWhenUsed/>
     <w:rPr>
       <w:sz w:val="20"/>
       <w:szCs w:val="20"/>
@@ -7984,6 +8229,5 @@
     </a:fmtScheme>
   </a:themeElements>
   <a:objectDefaults/>
-  <a:extraClrSchemeLst/>
 </a:theme>
 </file>
--- a/开题任务书_测井约束下基于深度学习的井震联合速度场建模方法与系统实现.docx
+++ b/开题任务书_测井约束下基于深度学习的井震联合速度场建模方法与系统实现.docx
@@ -1,6 +1,6 @@
 
 <file path=word/document.xml><?xml version="1.0" encoding="utf-8"?>
-<w:document xmlns:wpc="http://schemas.microsoft.com/office/word/2010/wordprocessingCanvas" xmlns:cx="http://schemas.microsoft.com/office/drawing/2014/chartex" xmlns:cx1="http://schemas.microsoft.com/office/drawing/2015/9/8/chartex" xmlns:cx2="http://schemas.microsoft.com/office/drawing/2015/10/21/chartex" xmlns:cx3="http://schemas.microsoft.com/office/drawing/2016/5/9/chartex" xmlns:cx4="http://schemas.microsoft.com/office/drawing/2016/5/10/chartex" xmlns:cx5="http://schemas.microsoft.com/office/drawing/2016/5/11/chartex" xmlns:cx6="http://schemas.microsoft.com/office/drawing/2016/5/12/chartex" xmlns:cx7="http://schemas.microsoft.com/office/drawing/2016/5/13/chartex" xmlns:cx8="http://schemas.microsoft.com/office/drawing/2016/5/14/chartex" xmlns:mc="http://schemas.openxmlformats.org/markup-compatibility/2006" xmlns:o="urn:schemas-microsoft-com:office:office" xmlns:r="http://schemas.openxmlformats.org/officeDocument/2006/relationships" xmlns:m="http://schemas.openxmlformats.org/officeDocument/2006/math" xmlns:v="urn:schemas-microsoft-com:vml" xmlns:wp14="http://schemas.microsoft.com/office/word/2010/wordprocessingDrawing" xmlns:wp="http://schemas.openxmlformats.org/drawingml/2006/wordprocessingDrawing" xmlns:w="http://schemas.openxmlformats.org/wordprocessingml/2006/main" xmlns:w14="http://schemas.microsoft.com/office/word/2010/wordml" xmlns:w10="urn:schemas-microsoft-com:office:word" xmlns:w15="http://schemas.microsoft.com/office/word/2012/wordml" xmlns:wpg="http://schemas.microsoft.com/office/word/2010/wordprocessingGroup" xmlns:wpi="http://schemas.microsoft.com/office/word/2010/wordprocessingInk" xmlns:wne="http://schemas.microsoft.com/office/word/2006/wordml" xmlns:wps="http://schemas.microsoft.com/office/word/2010/wordprocessingShape" xmlns:wpsCustomData="http://www.wps.cn/officeDocument/2013/wpsCustomData" mc:Ignorable="w14 w15 wp14">
+<w:document xmlns:wpc="http://schemas.microsoft.com/office/word/2010/wordprocessingCanvas" xmlns:mc="http://schemas.openxmlformats.org/markup-compatibility/2006" xmlns:o="urn:schemas-microsoft-com:office:office" xmlns:r="http://schemas.openxmlformats.org/officeDocument/2006/relationships" xmlns:m="http://schemas.openxmlformats.org/officeDocument/2006/math" xmlns:v="urn:schemas-microsoft-com:vml" xmlns:wp14="http://schemas.microsoft.com/office/word/2010/wordprocessingDrawing" xmlns:wp="http://schemas.openxmlformats.org/drawingml/2006/wordprocessingDrawing" xmlns:w10="urn:schemas-microsoft-com:office:word" xmlns:w="http://schemas.openxmlformats.org/wordprocessingml/2006/main" xmlns:w14="http://schemas.microsoft.com/office/word/2010/wordml" xmlns:wpg="http://schemas.microsoft.com/office/word/2010/wordprocessingGroup" xmlns:wpi="http://schemas.microsoft.com/office/word/2010/wordprocessingInk" xmlns:wne="http://schemas.microsoft.com/office/word/2006/wordml" xmlns:wps="http://schemas.microsoft.com/office/word/2010/wordprocessingShape" mc:Ignorable="w14 wp14">
   <w:body>
     <w:p>
       <w:pPr>
@@ -18,7 +18,7 @@
       </w:pPr>
       <w:r>
         <w:rPr>
-          <w:rFonts w:ascii="黑体" w:hAnsi="黑体" w:eastAsia="黑体"/>
+          <w:rFonts w:ascii="黑体" w:eastAsia="黑体" w:hAnsi="黑体"/>
           <w:sz w:val="84"/>
           <w:szCs w:val="84"/>
         </w:rPr>
@@ -32,13 +32,95 @@
       </w:pPr>
       <w:r>
         <w:rPr>
-          <w:rFonts w:ascii="黑体" w:hAnsi="黑体" w:eastAsia="黑体"/>
+          <w:rFonts w:ascii="黑体" w:eastAsia="黑体" w:hAnsi="黑体"/>
           <w:b/>
           <w:bCs/>
           <w:sz w:val="64"/>
           <w:szCs w:val="64"/>
         </w:rPr>
-        <w:t>开 题 任 务 书</w:t>
+        <w:t>开</w:t>
+      </w:r>
+      <w:r>
+        <w:rPr>
+          <w:rFonts w:ascii="黑体" w:eastAsia="黑体" w:hAnsi="黑体"/>
+          <w:b/>
+          <w:bCs/>
+          <w:sz w:val="64"/>
+          <w:szCs w:val="64"/>
+        </w:rPr>
+        <w:t xml:space="preserve"> </w:t>
+      </w:r>
+      <w:r>
+        <w:rPr>
+          <w:rFonts w:ascii="黑体" w:eastAsia="黑体" w:hAnsi="黑体"/>
+          <w:b/>
+          <w:bCs/>
+          <w:sz w:val="64"/>
+          <w:szCs w:val="64"/>
+        </w:rPr>
+        <w:t>题</w:t>
+      </w:r>
+      <w:r>
+        <w:rPr>
+          <w:rFonts w:ascii="黑体" w:eastAsia="黑体" w:hAnsi="黑体"/>
+          <w:b/>
+          <w:bCs/>
+          <w:sz w:val="64"/>
+          <w:szCs w:val="64"/>
+        </w:rPr>
+        <w:t xml:space="preserve"> </w:t>
+      </w:r>
+      <w:r>
+        <w:rPr>
+          <w:rFonts w:ascii="黑体" w:eastAsia="黑体" w:hAnsi="黑体"/>
+          <w:b/>
+          <w:bCs/>
+          <w:sz w:val="64"/>
+          <w:szCs w:val="64"/>
+        </w:rPr>
+        <w:t>任</w:t>
+      </w:r>
+      <w:r>
+        <w:rPr>
+          <w:rFonts w:ascii="黑体" w:eastAsia="黑体" w:hAnsi="黑体"/>
+          <w:b/>
+          <w:bCs/>
+          <w:sz w:val="64"/>
+          <w:szCs w:val="64"/>
+        </w:rPr>
+        <w:t xml:space="preserve"> </w:t>
+      </w:r>
+      <w:proofErr w:type="gramStart"/>
+      <w:r>
+        <w:rPr>
+          <w:rFonts w:ascii="黑体" w:eastAsia="黑体" w:hAnsi="黑体"/>
+          <w:b/>
+          <w:bCs/>
+          <w:sz w:val="64"/>
+          <w:szCs w:val="64"/>
+        </w:rPr>
+        <w:t>务</w:t>
+      </w:r>
+      <w:proofErr w:type="gramEnd"/>
+      <w:r>
+        <w:rPr>
+          <w:rFonts w:ascii="黑体" w:eastAsia="黑体" w:hAnsi="黑体"/>
+          <w:b/>
+          <w:bCs/>
+          <w:sz w:val="64"/>
+          <w:szCs w:val="64"/>
+        </w:rPr>
+        <w:t xml:space="preserve"> </w:t>
+      </w:r>
+      <w:r>
+        <w:rPr>
+          <w:rFonts w:ascii="黑体" w:eastAsia="黑体" w:hAnsi="黑体"/>
+          <w:b/>
+          <w:bCs/>
+          <w:sz w:val="64"/>
+          <w:szCs w:val="64"/>
+        </w:rPr>
+        <w:t>书</w:t>
       </w:r>
     </w:p>
     <w:p>
@@ -48,7 +130,7 @@
       </w:pPr>
       <w:r>
         <w:rPr>
-          <w:rFonts w:ascii="黑体" w:hAnsi="黑体" w:eastAsia="黑体"/>
+          <w:rFonts w:ascii="黑体" w:eastAsia="黑体" w:hAnsi="黑体"/>
           <w:sz w:val="32"/>
           <w:szCs w:val="32"/>
         </w:rPr>
@@ -77,24 +159,21 @@
     </w:p>
     <w:tbl>
       <w:tblPr>
-        <w:tblStyle w:val="11"/>
         <w:tblW w:w="6500" w:type="dxa"/>
         <w:jc w:val="center"/>
         <w:tblBorders>
-          <w:top w:val="single" w:color="auto" w:sz="4" w:space="0"/>
-          <w:left w:val="single" w:color="auto" w:sz="4" w:space="0"/>
-          <w:bottom w:val="single" w:color="auto" w:sz="4" w:space="0"/>
-          <w:right w:val="single" w:color="auto" w:sz="4" w:space="0"/>
-          <w:insideH w:val="single" w:color="auto" w:sz="4" w:space="0"/>
-          <w:insideV w:val="single" w:color="auto" w:sz="4" w:space="0"/>
+          <w:top w:val="single" w:sz="4" w:space="0" w:color="auto"/>
+          <w:left w:val="single" w:sz="4" w:space="0" w:color="auto"/>
+          <w:bottom w:val="single" w:sz="4" w:space="0" w:color="auto"/>
+          <w:right w:val="single" w:sz="4" w:space="0" w:color="auto"/>
+          <w:insideH w:val="single" w:sz="4" w:space="0" w:color="auto"/>
+          <w:insideV w:val="single" w:sz="4" w:space="0" w:color="auto"/>
         </w:tblBorders>
-        <w:tblLayout w:type="autofit"/>
         <w:tblCellMar>
-          <w:top w:w="0" w:type="dxa"/>
           <w:left w:w="10" w:type="dxa"/>
-          <w:bottom w:w="0" w:type="dxa"/>
           <w:right w:w="10" w:type="dxa"/>
         </w:tblCellMar>
+        <w:tblLook w:val="04A0" w:firstRow="1" w:lastRow="0" w:firstColumn="1" w:lastColumn="0" w:noHBand="0" w:noVBand="1"/>
       </w:tblPr>
       <w:tblGrid>
         <w:gridCol w:w="1900"/>
@@ -102,27 +181,23 @@
       </w:tblGrid>
       <w:tr>
         <w:tblPrEx>
-          <w:tblBorders>
-            <w:top w:val="single" w:color="auto" w:sz="4" w:space="0"/>
-            <w:left w:val="single" w:color="auto" w:sz="4" w:space="0"/>
-            <w:bottom w:val="single" w:color="auto" w:sz="4" w:space="0"/>
-            <w:right w:val="single" w:color="auto" w:sz="4" w:space="0"/>
-            <w:insideH w:val="single" w:color="auto" w:sz="4" w:space="0"/>
-            <w:insideV w:val="single" w:color="auto" w:sz="4" w:space="0"/>
-          </w:tblBorders>
+          <w:tblCellMar>
+            <w:top w:w="0" w:type="dxa"/>
+            <w:bottom w:w="0" w:type="dxa"/>
+          </w:tblCellMar>
         </w:tblPrEx>
         <w:trPr>
-          <w:trHeight w:val="680" w:hRule="atLeast"/>
+          <w:trHeight w:val="680"/>
           <w:jc w:val="center"/>
         </w:trPr>
         <w:tc>
           <w:tcPr>
             <w:tcW w:w="1900" w:type="dxa"/>
             <w:tcBorders>
-              <w:top w:val="nil"/>
-              <w:left w:val="nil"/>
-              <w:bottom w:val="nil"/>
-              <w:right w:val="nil"/>
+              <w:top w:val="none" w:sz="0" w:space="0" w:color="FFFFFF"/>
+              <w:left w:val="none" w:sz="0" w:space="0" w:color="FFFFFF"/>
+              <w:bottom w:val="none" w:sz="0" w:space="0" w:color="FFFFFF"/>
+              <w:right w:val="none" w:sz="0" w:space="0" w:color="FFFFFF"/>
             </w:tcBorders>
             <w:vAlign w:val="bottom"/>
           </w:tcPr>
@@ -133,11 +208,27 @@
             </w:pPr>
             <w:r>
               <w:rPr>
-                <w:rFonts w:ascii="黑体" w:hAnsi="黑体" w:eastAsia="黑体"/>
+                <w:rFonts w:ascii="黑体" w:eastAsia="黑体" w:hAnsi="黑体"/>
                 <w:sz w:val="30"/>
                 <w:szCs w:val="30"/>
               </w:rPr>
-              <w:t>题    目：</w:t>
+              <w:t>题</w:t>
+            </w:r>
+            <w:r>
+              <w:rPr>
+                <w:rFonts w:ascii="黑体" w:eastAsia="黑体" w:hAnsi="黑体"/>
+                <w:sz w:val="30"/>
+                <w:szCs w:val="30"/>
+              </w:rPr>
+              <w:t xml:space="preserve">    </w:t>
+            </w:r>
+            <w:r>
+              <w:rPr>
+                <w:rFonts w:ascii="黑体" w:eastAsia="黑体" w:hAnsi="黑体"/>
+                <w:sz w:val="30"/>
+                <w:szCs w:val="30"/>
+              </w:rPr>
+              <w:t>目：</w:t>
             </w:r>
           </w:p>
         </w:tc>
@@ -145,10 +236,10 @@
           <w:tcPr>
             <w:tcW w:w="4600" w:type="dxa"/>
             <w:tcBorders>
-              <w:top w:val="nil"/>
-              <w:left w:val="nil"/>
-              <w:bottom w:val="single" w:color="000000" w:sz="8" w:space="0"/>
-              <w:right w:val="nil"/>
+              <w:top w:val="none" w:sz="0" w:space="0" w:color="FFFFFF"/>
+              <w:left w:val="none" w:sz="0" w:space="0" w:color="FFFFFF"/>
+              <w:bottom w:val="single" w:sz="8" w:space="0" w:color="000000"/>
+              <w:right w:val="none" w:sz="0" w:space="0" w:color="FFFFFF"/>
             </w:tcBorders>
             <w:vAlign w:val="bottom"/>
           </w:tcPr>
@@ -169,33 +260,23 @@
       </w:tr>
       <w:tr>
         <w:tblPrEx>
-          <w:tblBorders>
-            <w:top w:val="single" w:color="auto" w:sz="4" w:space="0"/>
-            <w:left w:val="single" w:color="auto" w:sz="4" w:space="0"/>
-            <w:bottom w:val="single" w:color="auto" w:sz="4" w:space="0"/>
-            <w:right w:val="single" w:color="auto" w:sz="4" w:space="0"/>
-            <w:insideH w:val="single" w:color="auto" w:sz="4" w:space="0"/>
-            <w:insideV w:val="single" w:color="auto" w:sz="4" w:space="0"/>
-          </w:tblBorders>
           <w:tblCellMar>
             <w:top w:w="0" w:type="dxa"/>
-            <w:left w:w="10" w:type="dxa"/>
             <w:bottom w:w="0" w:type="dxa"/>
-            <w:right w:w="10" w:type="dxa"/>
           </w:tblCellMar>
         </w:tblPrEx>
         <w:trPr>
-          <w:trHeight w:val="680" w:hRule="atLeast"/>
+          <w:trHeight w:val="680"/>
           <w:jc w:val="center"/>
         </w:trPr>
         <w:tc>
           <w:tcPr>
             <w:tcW w:w="1900" w:type="dxa"/>
             <w:tcBorders>
-              <w:top w:val="nil"/>
-              <w:left w:val="nil"/>
-              <w:bottom w:val="nil"/>
-              <w:right w:val="nil"/>
+              <w:top w:val="none" w:sz="0" w:space="0" w:color="FFFFFF"/>
+              <w:left w:val="none" w:sz="0" w:space="0" w:color="FFFFFF"/>
+              <w:bottom w:val="none" w:sz="0" w:space="0" w:color="FFFFFF"/>
+              <w:right w:val="none" w:sz="0" w:space="0" w:color="FFFFFF"/>
             </w:tcBorders>
             <w:vAlign w:val="bottom"/>
           </w:tcPr>
@@ -206,11 +287,27 @@
             </w:pPr>
             <w:r>
               <w:rPr>
-                <w:rFonts w:ascii="黑体" w:hAnsi="黑体" w:eastAsia="黑体"/>
+                <w:rFonts w:ascii="黑体" w:eastAsia="黑体" w:hAnsi="黑体"/>
                 <w:sz w:val="30"/>
                 <w:szCs w:val="30"/>
               </w:rPr>
-              <w:t>学    号：</w:t>
+              <w:t>学</w:t>
+            </w:r>
+            <w:r>
+              <w:rPr>
+                <w:rFonts w:ascii="黑体" w:eastAsia="黑体" w:hAnsi="黑体"/>
+                <w:sz w:val="30"/>
+                <w:szCs w:val="30"/>
+              </w:rPr>
+              <w:t xml:space="preserve">    </w:t>
+            </w:r>
+            <w:r>
+              <w:rPr>
+                <w:rFonts w:ascii="黑体" w:eastAsia="黑体" w:hAnsi="黑体"/>
+                <w:sz w:val="30"/>
+                <w:szCs w:val="30"/>
+              </w:rPr>
+              <w:t>号：</w:t>
             </w:r>
           </w:p>
         </w:tc>
@@ -218,10 +315,10 @@
           <w:tcPr>
             <w:tcW w:w="4600" w:type="dxa"/>
             <w:tcBorders>
-              <w:top w:val="nil"/>
-              <w:left w:val="nil"/>
-              <w:bottom w:val="single" w:color="000000" w:sz="8" w:space="0"/>
-              <w:right w:val="nil"/>
+              <w:top w:val="none" w:sz="0" w:space="0" w:color="FFFFFF"/>
+              <w:left w:val="none" w:sz="0" w:space="0" w:color="FFFFFF"/>
+              <w:bottom w:val="single" w:sz="8" w:space="0" w:color="000000"/>
+              <w:right w:val="none" w:sz="0" w:space="0" w:color="FFFFFF"/>
             </w:tcBorders>
             <w:vAlign w:val="bottom"/>
           </w:tcPr>
@@ -229,15 +326,11 @@
             <w:pPr>
               <w:spacing w:line="360" w:lineRule="auto"/>
               <w:jc w:val="center"/>
-              <w:rPr>
-                <w:rFonts w:hint="default" w:eastAsia="宋体"/>
-                <w:lang w:val="en-US" w:eastAsia="zh-CN"/>
-              </w:rPr>
-            </w:pPr>
-            <w:r>
-              <w:rPr>
-                <w:rFonts w:hint="eastAsia"/>
-                <w:lang w:val="en-US" w:eastAsia="zh-CN"/>
+            </w:pPr>
+            <w:r>
+              <w:rPr>
+                <w:b w:val="0"/>
+                <w:sz w:val="21"/>
               </w:rPr>
               <w:t>2023015617</w:t>
             </w:r>
@@ -246,33 +339,23 @@
       </w:tr>
       <w:tr>
         <w:tblPrEx>
-          <w:tblBorders>
-            <w:top w:val="single" w:color="auto" w:sz="4" w:space="0"/>
-            <w:left w:val="single" w:color="auto" w:sz="4" w:space="0"/>
-            <w:bottom w:val="single" w:color="auto" w:sz="4" w:space="0"/>
-            <w:right w:val="single" w:color="auto" w:sz="4" w:space="0"/>
-            <w:insideH w:val="single" w:color="auto" w:sz="4" w:space="0"/>
-            <w:insideV w:val="single" w:color="auto" w:sz="4" w:space="0"/>
-          </w:tblBorders>
           <w:tblCellMar>
             <w:top w:w="0" w:type="dxa"/>
-            <w:left w:w="10" w:type="dxa"/>
             <w:bottom w:w="0" w:type="dxa"/>
-            <w:right w:w="10" w:type="dxa"/>
           </w:tblCellMar>
         </w:tblPrEx>
         <w:trPr>
-          <w:trHeight w:val="680" w:hRule="atLeast"/>
+          <w:trHeight w:val="680"/>
           <w:jc w:val="center"/>
         </w:trPr>
         <w:tc>
           <w:tcPr>
             <w:tcW w:w="1900" w:type="dxa"/>
             <w:tcBorders>
-              <w:top w:val="nil"/>
-              <w:left w:val="nil"/>
-              <w:bottom w:val="nil"/>
-              <w:right w:val="nil"/>
+              <w:top w:val="none" w:sz="0" w:space="0" w:color="FFFFFF"/>
+              <w:left w:val="none" w:sz="0" w:space="0" w:color="FFFFFF"/>
+              <w:bottom w:val="none" w:sz="0" w:space="0" w:color="FFFFFF"/>
+              <w:right w:val="none" w:sz="0" w:space="0" w:color="FFFFFF"/>
             </w:tcBorders>
             <w:vAlign w:val="bottom"/>
           </w:tcPr>
@@ -283,11 +366,27 @@
             </w:pPr>
             <w:r>
               <w:rPr>
-                <w:rFonts w:ascii="黑体" w:hAnsi="黑体" w:eastAsia="黑体"/>
+                <w:rFonts w:ascii="黑体" w:eastAsia="黑体" w:hAnsi="黑体"/>
                 <w:sz w:val="30"/>
                 <w:szCs w:val="30"/>
               </w:rPr>
-              <w:t>姓    名：</w:t>
+              <w:t>姓</w:t>
+            </w:r>
+            <w:r>
+              <w:rPr>
+                <w:rFonts w:ascii="黑体" w:eastAsia="黑体" w:hAnsi="黑体"/>
+                <w:sz w:val="30"/>
+                <w:szCs w:val="30"/>
+              </w:rPr>
+              <w:t xml:space="preserve">    </w:t>
+            </w:r>
+            <w:r>
+              <w:rPr>
+                <w:rFonts w:ascii="黑体" w:eastAsia="黑体" w:hAnsi="黑体"/>
+                <w:sz w:val="30"/>
+                <w:szCs w:val="30"/>
+              </w:rPr>
+              <w:t>名：</w:t>
             </w:r>
           </w:p>
         </w:tc>
@@ -295,10 +394,10 @@
           <w:tcPr>
             <w:tcW w:w="4600" w:type="dxa"/>
             <w:tcBorders>
-              <w:top w:val="nil"/>
-              <w:left w:val="nil"/>
-              <w:bottom w:val="single" w:color="000000" w:sz="8" w:space="0"/>
-              <w:right w:val="nil"/>
+              <w:top w:val="none" w:sz="0" w:space="0" w:color="FFFFFF"/>
+              <w:left w:val="none" w:sz="0" w:space="0" w:color="FFFFFF"/>
+              <w:bottom w:val="single" w:sz="8" w:space="0" w:color="000000"/>
+              <w:right w:val="none" w:sz="0" w:space="0" w:color="FFFFFF"/>
             </w:tcBorders>
             <w:vAlign w:val="bottom"/>
           </w:tcPr>
@@ -306,15 +405,11 @@
             <w:pPr>
               <w:spacing w:line="360" w:lineRule="auto"/>
               <w:jc w:val="center"/>
-              <w:rPr>
-                <w:rFonts w:hint="eastAsia" w:eastAsia="宋体"/>
-                <w:lang w:val="en-US" w:eastAsia="zh-CN"/>
-              </w:rPr>
-            </w:pPr>
-            <w:r>
-              <w:rPr>
-                <w:rFonts w:hint="eastAsia"/>
-                <w:lang w:val="en-US" w:eastAsia="zh-CN"/>
+            </w:pPr>
+            <w:r>
+              <w:rPr>
+                <w:b w:val="0"/>
+                <w:sz w:val="21"/>
               </w:rPr>
               <w:t>刘星</w:t>
             </w:r>
@@ -323,33 +418,23 @@
       </w:tr>
       <w:tr>
         <w:tblPrEx>
-          <w:tblBorders>
-            <w:top w:val="single" w:color="auto" w:sz="4" w:space="0"/>
-            <w:left w:val="single" w:color="auto" w:sz="4" w:space="0"/>
-            <w:bottom w:val="single" w:color="auto" w:sz="4" w:space="0"/>
-            <w:right w:val="single" w:color="auto" w:sz="4" w:space="0"/>
-            <w:insideH w:val="single" w:color="auto" w:sz="4" w:space="0"/>
-            <w:insideV w:val="single" w:color="auto" w:sz="4" w:space="0"/>
-          </w:tblBorders>
           <w:tblCellMar>
             <w:top w:w="0" w:type="dxa"/>
-            <w:left w:w="10" w:type="dxa"/>
             <w:bottom w:w="0" w:type="dxa"/>
-            <w:right w:w="10" w:type="dxa"/>
           </w:tblCellMar>
         </w:tblPrEx>
         <w:trPr>
-          <w:trHeight w:val="680" w:hRule="atLeast"/>
+          <w:trHeight w:val="680"/>
           <w:jc w:val="center"/>
         </w:trPr>
         <w:tc>
           <w:tcPr>
             <w:tcW w:w="1900" w:type="dxa"/>
             <w:tcBorders>
-              <w:top w:val="nil"/>
-              <w:left w:val="nil"/>
-              <w:bottom w:val="nil"/>
-              <w:right w:val="nil"/>
+              <w:top w:val="none" w:sz="0" w:space="0" w:color="FFFFFF"/>
+              <w:left w:val="none" w:sz="0" w:space="0" w:color="FFFFFF"/>
+              <w:bottom w:val="none" w:sz="0" w:space="0" w:color="FFFFFF"/>
+              <w:right w:val="none" w:sz="0" w:space="0" w:color="FFFFFF"/>
             </w:tcBorders>
             <w:vAlign w:val="bottom"/>
           </w:tcPr>
@@ -360,11 +445,27 @@
             </w:pPr>
             <w:r>
               <w:rPr>
-                <w:rFonts w:ascii="黑体" w:hAnsi="黑体" w:eastAsia="黑体"/>
+                <w:rFonts w:ascii="黑体" w:eastAsia="黑体" w:hAnsi="黑体"/>
                 <w:sz w:val="30"/>
                 <w:szCs w:val="30"/>
               </w:rPr>
-              <w:t>班    级：</w:t>
+              <w:t>班</w:t>
+            </w:r>
+            <w:r>
+              <w:rPr>
+                <w:rFonts w:ascii="黑体" w:eastAsia="黑体" w:hAnsi="黑体"/>
+                <w:sz w:val="30"/>
+                <w:szCs w:val="30"/>
+              </w:rPr>
+              <w:t xml:space="preserve">    </w:t>
+            </w:r>
+            <w:r>
+              <w:rPr>
+                <w:rFonts w:ascii="黑体" w:eastAsia="黑体" w:hAnsi="黑体"/>
+                <w:sz w:val="30"/>
+                <w:szCs w:val="30"/>
+              </w:rPr>
+              <w:t>级：</w:t>
             </w:r>
           </w:p>
         </w:tc>
@@ -372,10 +473,10 @@
           <w:tcPr>
             <w:tcW w:w="4600" w:type="dxa"/>
             <w:tcBorders>
-              <w:top w:val="nil"/>
-              <w:left w:val="nil"/>
-              <w:bottom w:val="single" w:color="000000" w:sz="8" w:space="0"/>
-              <w:right w:val="nil"/>
+              <w:top w:val="none" w:sz="0" w:space="0" w:color="FFFFFF"/>
+              <w:left w:val="none" w:sz="0" w:space="0" w:color="FFFFFF"/>
+              <w:bottom w:val="single" w:sz="8" w:space="0" w:color="000000"/>
+              <w:right w:val="none" w:sz="0" w:space="0" w:color="FFFFFF"/>
             </w:tcBorders>
             <w:vAlign w:val="bottom"/>
           </w:tcPr>
@@ -383,15 +484,11 @@
             <w:pPr>
               <w:spacing w:line="360" w:lineRule="auto"/>
               <w:jc w:val="center"/>
-              <w:rPr>
-                <w:rFonts w:hint="default" w:eastAsia="宋体"/>
-                <w:lang w:val="en-US" w:eastAsia="zh-CN"/>
-              </w:rPr>
-            </w:pPr>
-            <w:r>
-              <w:rPr>
-                <w:rFonts w:hint="eastAsia"/>
-                <w:lang w:val="en-US" w:eastAsia="zh-CN"/>
+            </w:pPr>
+            <w:r>
+              <w:rPr>
+                <w:b w:val="0"/>
+                <w:sz w:val="21"/>
               </w:rPr>
               <w:t>软件工程23-4班</w:t>
             </w:r>
@@ -400,33 +497,23 @@
       </w:tr>
       <w:tr>
         <w:tblPrEx>
-          <w:tblBorders>
-            <w:top w:val="single" w:color="auto" w:sz="4" w:space="0"/>
-            <w:left w:val="single" w:color="auto" w:sz="4" w:space="0"/>
-            <w:bottom w:val="single" w:color="auto" w:sz="4" w:space="0"/>
-            <w:right w:val="single" w:color="auto" w:sz="4" w:space="0"/>
-            <w:insideH w:val="single" w:color="auto" w:sz="4" w:space="0"/>
-            <w:insideV w:val="single" w:color="auto" w:sz="4" w:space="0"/>
-          </w:tblBorders>
           <w:tblCellMar>
             <w:top w:w="0" w:type="dxa"/>
-            <w:left w:w="10" w:type="dxa"/>
             <w:bottom w:w="0" w:type="dxa"/>
-            <w:right w:w="10" w:type="dxa"/>
           </w:tblCellMar>
         </w:tblPrEx>
         <w:trPr>
-          <w:trHeight w:val="680" w:hRule="atLeast"/>
+          <w:trHeight w:val="680"/>
           <w:jc w:val="center"/>
         </w:trPr>
         <w:tc>
           <w:tcPr>
             <w:tcW w:w="1900" w:type="dxa"/>
             <w:tcBorders>
-              <w:top w:val="nil"/>
-              <w:left w:val="nil"/>
-              <w:bottom w:val="nil"/>
-              <w:right w:val="nil"/>
+              <w:top w:val="none" w:sz="0" w:space="0" w:color="FFFFFF"/>
+              <w:left w:val="none" w:sz="0" w:space="0" w:color="FFFFFF"/>
+              <w:bottom w:val="none" w:sz="0" w:space="0" w:color="FFFFFF"/>
+              <w:right w:val="none" w:sz="0" w:space="0" w:color="FFFFFF"/>
             </w:tcBorders>
             <w:vAlign w:val="bottom"/>
           </w:tcPr>
@@ -437,7 +524,7 @@
             </w:pPr>
             <w:r>
               <w:rPr>
-                <w:rFonts w:ascii="黑体" w:hAnsi="黑体" w:eastAsia="黑体"/>
+                <w:rFonts w:ascii="黑体" w:eastAsia="黑体" w:hAnsi="黑体"/>
                 <w:sz w:val="30"/>
                 <w:szCs w:val="30"/>
               </w:rPr>
@@ -449,10 +536,10 @@
           <w:tcPr>
             <w:tcW w:w="4600" w:type="dxa"/>
             <w:tcBorders>
-              <w:top w:val="nil"/>
-              <w:left w:val="nil"/>
-              <w:bottom w:val="single" w:color="000000" w:sz="8" w:space="0"/>
-              <w:right w:val="nil"/>
+              <w:top w:val="none" w:sz="0" w:space="0" w:color="FFFFFF"/>
+              <w:left w:val="none" w:sz="0" w:space="0" w:color="FFFFFF"/>
+              <w:bottom w:val="single" w:sz="8" w:space="0" w:color="000000"/>
+              <w:right w:val="none" w:sz="0" w:space="0" w:color="FFFFFF"/>
             </w:tcBorders>
             <w:vAlign w:val="bottom"/>
           </w:tcPr>
@@ -460,15 +547,11 @@
             <w:pPr>
               <w:spacing w:line="360" w:lineRule="auto"/>
               <w:jc w:val="center"/>
-              <w:rPr>
-                <w:rFonts w:hint="eastAsia" w:eastAsia="宋体"/>
-                <w:lang w:val="en-US" w:eastAsia="zh-CN"/>
-              </w:rPr>
-            </w:pPr>
-            <w:r>
-              <w:rPr>
-                <w:rFonts w:hint="eastAsia"/>
-                <w:lang w:val="en-US" w:eastAsia="zh-CN"/>
+            </w:pPr>
+            <w:r>
+              <w:rPr>
+                <w:b w:val="0"/>
+                <w:sz w:val="21"/>
               </w:rPr>
               <w:t>周洪涛</w:t>
             </w:r>
@@ -506,7 +589,28 @@
           <w:sz w:val="28"/>
           <w:szCs w:val="28"/>
         </w:rPr>
-        <w:t>2026—2027学年 秋季学期</w:t>
+        <w:t>2026—2027</w:t>
+      </w:r>
+      <w:r>
+        <w:rPr>
+          <w:sz w:val="28"/>
+          <w:szCs w:val="28"/>
+        </w:rPr>
+        <w:t>学年</w:t>
+      </w:r>
+      <w:r>
+        <w:rPr>
+          <w:sz w:val="28"/>
+          <w:szCs w:val="28"/>
+        </w:rPr>
+        <w:t xml:space="preserve"> </w:t>
+      </w:r>
+      <w:r>
+        <w:rPr>
+          <w:sz w:val="28"/>
+          <w:szCs w:val="28"/>
+        </w:rPr>
+        <w:t>秋季学期</w:t>
       </w:r>
     </w:p>
     <w:p>
@@ -519,7 +623,49 @@
           <w:sz w:val="28"/>
           <w:szCs w:val="28"/>
         </w:rPr>
-        <w:t>填表日期： 2026 年 9 月 28 日</w:t>
+        <w:t>填表日期：</w:t>
+      </w:r>
+      <w:r>
+        <w:rPr>
+          <w:sz w:val="28"/>
+          <w:szCs w:val="28"/>
+        </w:rPr>
+        <w:t xml:space="preserve"> 2026 </w:t>
+      </w:r>
+      <w:r>
+        <w:rPr>
+          <w:sz w:val="28"/>
+          <w:szCs w:val="28"/>
+        </w:rPr>
+        <w:t>年</w:t>
+      </w:r>
+      <w:r>
+        <w:rPr>
+          <w:sz w:val="28"/>
+          <w:szCs w:val="28"/>
+        </w:rPr>
+        <w:t xml:space="preserve"> 9 </w:t>
+      </w:r>
+      <w:r>
+        <w:rPr>
+          <w:sz w:val="28"/>
+          <w:szCs w:val="28"/>
+        </w:rPr>
+        <w:t>月</w:t>
+      </w:r>
+      <w:r>
+        <w:rPr>
+          <w:sz w:val="28"/>
+          <w:szCs w:val="28"/>
+        </w:rPr>
+        <w:t xml:space="preserve"> 28 </w:t>
+      </w:r>
+      <w:r>
+        <w:rPr>
+          <w:sz w:val="28"/>
+          <w:szCs w:val="28"/>
+        </w:rPr>
+        <w:t>日</w:t>
       </w:r>
     </w:p>
     <w:p>
@@ -532,8 +678,8 @@
         <w:sectPr>
           <w:pgSz w:w="11906" w:h="16838"/>
           <w:pgMar w:top="1440" w:right="1440" w:bottom="1440" w:left="1440" w:header="708" w:footer="708" w:gutter="0"/>
-          <w:cols w:space="720" w:num="1"/>
-          <w:docGrid w:linePitch="360" w:charSpace="0"/>
+          <w:cols w:space="720"/>
+          <w:docGrid w:linePitch="360"/>
         </w:sectPr>
       </w:pPr>
     </w:p>
@@ -544,35 +690,33 @@
       </w:pPr>
       <w:r>
         <w:rPr>
-          <w:rFonts w:ascii="黑体" w:hAnsi="黑体" w:eastAsia="黑体"/>
+          <w:rFonts w:ascii="黑体" w:eastAsia="黑体" w:hAnsi="黑体"/>
           <w:b/>
           <w:bCs/>
           <w:sz w:val="34"/>
           <w:szCs w:val="34"/>
         </w:rPr>
+        <w:lastRenderedPageBreak/>
         <w:t>《软件工程实践》开题任务书（软件开发类）</w:t>
       </w:r>
     </w:p>
     <w:tbl>
       <w:tblPr>
-        <w:tblStyle w:val="11"/>
         <w:tblW w:w="9026" w:type="dxa"/>
         <w:tblInd w:w="110" w:type="dxa"/>
         <w:tblBorders>
-          <w:top w:val="single" w:color="auto" w:sz="4" w:space="0"/>
-          <w:left w:val="single" w:color="auto" w:sz="4" w:space="0"/>
-          <w:bottom w:val="single" w:color="auto" w:sz="4" w:space="0"/>
-          <w:right w:val="single" w:color="auto" w:sz="4" w:space="0"/>
-          <w:insideH w:val="single" w:color="auto" w:sz="4" w:space="0"/>
-          <w:insideV w:val="single" w:color="auto" w:sz="4" w:space="0"/>
+          <w:top w:val="single" w:sz="4" w:space="0" w:color="auto"/>
+          <w:left w:val="single" w:sz="4" w:space="0" w:color="auto"/>
+          <w:bottom w:val="single" w:sz="4" w:space="0" w:color="auto"/>
+          <w:right w:val="single" w:sz="4" w:space="0" w:color="auto"/>
+          <w:insideH w:val="single" w:sz="4" w:space="0" w:color="auto"/>
+          <w:insideV w:val="single" w:sz="4" w:space="0" w:color="auto"/>
         </w:tblBorders>
-        <w:tblLayout w:type="autofit"/>
         <w:tblCellMar>
-          <w:top w:w="0" w:type="dxa"/>
           <w:left w:w="10" w:type="dxa"/>
-          <w:bottom w:w="0" w:type="dxa"/>
           <w:right w:w="10" w:type="dxa"/>
         </w:tblCellMar>
+        <w:tblLook w:val="04A0" w:firstRow="1" w:lastRow="0" w:firstColumn="1" w:lastColumn="0" w:noHBand="0" w:noVBand="1"/>
       </w:tblPr>
       <w:tblGrid>
         <w:gridCol w:w="1500"/>
@@ -582,32 +726,22 @@
       </w:tblGrid>
       <w:tr>
         <w:tblPrEx>
-          <w:tblBorders>
-            <w:top w:val="single" w:color="auto" w:sz="4" w:space="0"/>
-            <w:left w:val="single" w:color="auto" w:sz="4" w:space="0"/>
-            <w:bottom w:val="single" w:color="auto" w:sz="4" w:space="0"/>
-            <w:right w:val="single" w:color="auto" w:sz="4" w:space="0"/>
-            <w:insideH w:val="single" w:color="auto" w:sz="4" w:space="0"/>
-            <w:insideV w:val="single" w:color="auto" w:sz="4" w:space="0"/>
-          </w:tblBorders>
           <w:tblCellMar>
             <w:top w:w="0" w:type="dxa"/>
-            <w:left w:w="10" w:type="dxa"/>
             <w:bottom w:w="0" w:type="dxa"/>
-            <w:right w:w="10" w:type="dxa"/>
           </w:tblCellMar>
         </w:tblPrEx>
         <w:trPr>
-          <w:trHeight w:val="520" w:hRule="atLeast"/>
+          <w:trHeight w:val="520"/>
         </w:trPr>
         <w:tc>
           <w:tcPr>
             <w:tcW w:w="1500" w:type="dxa"/>
             <w:tcBorders>
-              <w:top w:val="single" w:color="000000" w:sz="4" w:space="0"/>
-              <w:left w:val="single" w:color="000000" w:sz="4" w:space="0"/>
-              <w:bottom w:val="single" w:color="000000" w:sz="4" w:space="0"/>
-              <w:right w:val="single" w:color="000000" w:sz="4" w:space="0"/>
+              <w:top w:val="single" w:sz="4" w:space="0" w:color="000000"/>
+              <w:left w:val="single" w:sz="4" w:space="0" w:color="000000"/>
+              <w:bottom w:val="single" w:sz="4" w:space="0" w:color="000000"/>
+              <w:right w:val="single" w:sz="4" w:space="0" w:color="000000"/>
             </w:tcBorders>
             <w:shd w:val="clear" w:color="auto" w:fill="EDEDED"/>
             <w:tcMar>
@@ -629,76 +763,21 @@
                 <w:sz w:val="22"/>
                 <w:szCs w:val="22"/>
               </w:rPr>
-              <w:t>学    号</w:t>
-            </w:r>
-          </w:p>
-        </w:tc>
-        <w:tc>
-          <w:tcPr>
-            <w:tcW w:w="3013" w:type="dxa"/>
-            <w:tcBorders>
-              <w:top w:val="single" w:color="000000" w:sz="4" w:space="0"/>
-              <w:left w:val="single" w:color="000000" w:sz="4" w:space="0"/>
-              <w:bottom w:val="single" w:color="000000" w:sz="4" w:space="0"/>
-              <w:right w:val="single" w:color="000000" w:sz="4" w:space="0"/>
-            </w:tcBorders>
-            <w:tcMar>
-              <w:top w:w="80" w:type="dxa"/>
-              <w:left w:w="120" w:type="dxa"/>
-              <w:bottom w:w="80" w:type="dxa"/>
-              <w:right w:w="120" w:type="dxa"/>
-            </w:tcMar>
-            <w:vAlign w:val="center"/>
-          </w:tcPr>
-          <w:p>
-            <w:pPr>
-              <w:keepNext/>
-              <w:spacing w:line="320" w:lineRule="auto"/>
-              <w:jc w:val="center"/>
-              <w:rPr>
-                <w:rFonts w:hint="default" w:eastAsia="宋体"/>
-                <w:lang w:val="en-US" w:eastAsia="zh-CN"/>
-              </w:rPr>
-            </w:pPr>
-            <w:r>
-              <w:rPr>
-                <w:rFonts w:hint="eastAsia"/>
-                <w:lang w:val="en-US" w:eastAsia="zh-CN"/>
-              </w:rPr>
-              <w:t>2023015617</w:t>
-            </w:r>
-          </w:p>
-        </w:tc>
-        <w:tc>
-          <w:tcPr>
-            <w:tcW w:w="1500" w:type="dxa"/>
-            <w:tcBorders>
-              <w:top w:val="single" w:color="000000" w:sz="4" w:space="0"/>
-              <w:left w:val="single" w:color="000000" w:sz="4" w:space="0"/>
-              <w:bottom w:val="single" w:color="000000" w:sz="4" w:space="0"/>
-              <w:right w:val="single" w:color="000000" w:sz="4" w:space="0"/>
-            </w:tcBorders>
-            <w:shd w:val="clear" w:color="auto" w:fill="EDEDED"/>
-            <w:tcMar>
-              <w:top w:w="80" w:type="dxa"/>
-              <w:left w:w="120" w:type="dxa"/>
-              <w:bottom w:w="80" w:type="dxa"/>
-              <w:right w:w="120" w:type="dxa"/>
-            </w:tcMar>
-            <w:vAlign w:val="center"/>
-          </w:tcPr>
-          <w:p>
-            <w:pPr>
-              <w:keepNext/>
-              <w:spacing w:line="320" w:lineRule="auto"/>
-              <w:jc w:val="center"/>
-            </w:pPr>
+              <w:t>学</w:t>
+            </w:r>
             <w:r>
               <w:rPr>
                 <w:sz w:val="22"/>
                 <w:szCs w:val="22"/>
               </w:rPr>
-              <w:t>姓    名</w:t>
+              <w:t xml:space="preserve">    </w:t>
+            </w:r>
+            <w:r>
+              <w:rPr>
+                <w:sz w:val="22"/>
+                <w:szCs w:val="22"/>
+              </w:rPr>
+              <w:t>号</w:t>
             </w:r>
           </w:p>
         </w:tc>
@@ -706,10 +785,10 @@
           <w:tcPr>
             <w:tcW w:w="3013" w:type="dxa"/>
             <w:tcBorders>
-              <w:top w:val="single" w:color="000000" w:sz="4" w:space="0"/>
-              <w:left w:val="single" w:color="000000" w:sz="4" w:space="0"/>
-              <w:bottom w:val="single" w:color="000000" w:sz="4" w:space="0"/>
-              <w:right w:val="single" w:color="000000" w:sz="4" w:space="0"/>
+              <w:top w:val="single" w:sz="4" w:space="0" w:color="000000"/>
+              <w:left w:val="single" w:sz="4" w:space="0" w:color="000000"/>
+              <w:bottom w:val="single" w:sz="4" w:space="0" w:color="000000"/>
+              <w:right w:val="single" w:sz="4" w:space="0" w:color="000000"/>
             </w:tcBorders>
             <w:tcMar>
               <w:top w:w="80" w:type="dxa"/>
@@ -724,15 +803,90 @@
               <w:keepNext/>
               <w:spacing w:line="320" w:lineRule="auto"/>
               <w:jc w:val="center"/>
-              <w:rPr>
-                <w:rFonts w:hint="eastAsia" w:eastAsia="宋体"/>
-                <w:lang w:val="en-US" w:eastAsia="zh-CN"/>
-              </w:rPr>
-            </w:pPr>
-            <w:r>
-              <w:rPr>
-                <w:rFonts w:hint="eastAsia"/>
-                <w:lang w:val="en-US" w:eastAsia="zh-CN"/>
+            </w:pPr>
+            <w:r>
+              <w:rPr>
+                <w:b w:val="0"/>
+                <w:sz w:val="21"/>
+              </w:rPr>
+              <w:t>2023015617</w:t>
+            </w:r>
+          </w:p>
+        </w:tc>
+        <w:tc>
+          <w:tcPr>
+            <w:tcW w:w="1500" w:type="dxa"/>
+            <w:tcBorders>
+              <w:top w:val="single" w:sz="4" w:space="0" w:color="000000"/>
+              <w:left w:val="single" w:sz="4" w:space="0" w:color="000000"/>
+              <w:bottom w:val="single" w:sz="4" w:space="0" w:color="000000"/>
+              <w:right w:val="single" w:sz="4" w:space="0" w:color="000000"/>
+            </w:tcBorders>
+            <w:shd w:val="clear" w:color="auto" w:fill="EDEDED"/>
+            <w:tcMar>
+              <w:top w:w="80" w:type="dxa"/>
+              <w:left w:w="120" w:type="dxa"/>
+              <w:bottom w:w="80" w:type="dxa"/>
+              <w:right w:w="120" w:type="dxa"/>
+            </w:tcMar>
+            <w:vAlign w:val="center"/>
+          </w:tcPr>
+          <w:p>
+            <w:pPr>
+              <w:keepNext/>
+              <w:spacing w:line="320" w:lineRule="auto"/>
+              <w:jc w:val="center"/>
+            </w:pPr>
+            <w:r>
+              <w:rPr>
+                <w:sz w:val="22"/>
+                <w:szCs w:val="22"/>
+              </w:rPr>
+              <w:t>姓</w:t>
+            </w:r>
+            <w:r>
+              <w:rPr>
+                <w:sz w:val="22"/>
+                <w:szCs w:val="22"/>
+              </w:rPr>
+              <w:t xml:space="preserve">    </w:t>
+            </w:r>
+            <w:r>
+              <w:rPr>
+                <w:sz w:val="22"/>
+                <w:szCs w:val="22"/>
+              </w:rPr>
+              <w:t>名</w:t>
+            </w:r>
+          </w:p>
+        </w:tc>
+        <w:tc>
+          <w:tcPr>
+            <w:tcW w:w="3013" w:type="dxa"/>
+            <w:tcBorders>
+              <w:top w:val="single" w:sz="4" w:space="0" w:color="000000"/>
+              <w:left w:val="single" w:sz="4" w:space="0" w:color="000000"/>
+              <w:bottom w:val="single" w:sz="4" w:space="0" w:color="000000"/>
+              <w:right w:val="single" w:sz="4" w:space="0" w:color="000000"/>
+            </w:tcBorders>
+            <w:tcMar>
+              <w:top w:w="80" w:type="dxa"/>
+              <w:left w:w="120" w:type="dxa"/>
+              <w:bottom w:w="80" w:type="dxa"/>
+              <w:right w:w="120" w:type="dxa"/>
+            </w:tcMar>
+            <w:vAlign w:val="center"/>
+          </w:tcPr>
+          <w:p>
+            <w:pPr>
+              <w:keepNext/>
+              <w:spacing w:line="320" w:lineRule="auto"/>
+              <w:jc w:val="center"/>
+            </w:pPr>
+            <w:r>
+              <w:rPr>
+                <w:b w:val="0"/>
+                <w:sz w:val="21"/>
               </w:rPr>
               <w:t>刘星</w:t>
             </w:r>
@@ -741,32 +895,22 @@
       </w:tr>
       <w:tr>
         <w:tblPrEx>
-          <w:tblBorders>
-            <w:top w:val="single" w:color="auto" w:sz="4" w:space="0"/>
-            <w:left w:val="single" w:color="auto" w:sz="4" w:space="0"/>
-            <w:bottom w:val="single" w:color="auto" w:sz="4" w:space="0"/>
-            <w:right w:val="single" w:color="auto" w:sz="4" w:space="0"/>
-            <w:insideH w:val="single" w:color="auto" w:sz="4" w:space="0"/>
-            <w:insideV w:val="single" w:color="auto" w:sz="4" w:space="0"/>
-          </w:tblBorders>
           <w:tblCellMar>
             <w:top w:w="0" w:type="dxa"/>
-            <w:left w:w="10" w:type="dxa"/>
             <w:bottom w:w="0" w:type="dxa"/>
-            <w:right w:w="10" w:type="dxa"/>
           </w:tblCellMar>
         </w:tblPrEx>
         <w:trPr>
-          <w:trHeight w:val="520" w:hRule="atLeast"/>
+          <w:trHeight w:val="520"/>
         </w:trPr>
         <w:tc>
           <w:tcPr>
             <w:tcW w:w="1500" w:type="dxa"/>
             <w:tcBorders>
-              <w:top w:val="single" w:color="000000" w:sz="4" w:space="0"/>
-              <w:left w:val="single" w:color="000000" w:sz="4" w:space="0"/>
-              <w:bottom w:val="single" w:color="000000" w:sz="4" w:space="0"/>
-              <w:right w:val="single" w:color="000000" w:sz="4" w:space="0"/>
+              <w:top w:val="single" w:sz="4" w:space="0" w:color="000000"/>
+              <w:left w:val="single" w:sz="4" w:space="0" w:color="000000"/>
+              <w:bottom w:val="single" w:sz="4" w:space="0" w:color="000000"/>
+              <w:right w:val="single" w:sz="4" w:space="0" w:color="000000"/>
             </w:tcBorders>
             <w:shd w:val="clear" w:color="auto" w:fill="EDEDED"/>
             <w:tcMar>
@@ -787,73 +931,83 @@
                 <w:sz w:val="22"/>
                 <w:szCs w:val="22"/>
               </w:rPr>
-              <w:t>班    级</w:t>
-            </w:r>
-          </w:p>
-        </w:tc>
-        <w:tc>
-          <w:tcPr>
-            <w:tcW w:w="3013" w:type="dxa"/>
-            <w:tcBorders>
-              <w:top w:val="single" w:color="000000" w:sz="4" w:space="0"/>
-              <w:left w:val="single" w:color="000000" w:sz="4" w:space="0"/>
-              <w:bottom w:val="single" w:color="000000" w:sz="4" w:space="0"/>
-              <w:right w:val="single" w:color="000000" w:sz="4" w:space="0"/>
-            </w:tcBorders>
-            <w:tcMar>
-              <w:top w:w="80" w:type="dxa"/>
-              <w:left w:w="120" w:type="dxa"/>
-              <w:bottom w:w="80" w:type="dxa"/>
-              <w:right w:w="120" w:type="dxa"/>
-            </w:tcMar>
-            <w:vAlign w:val="center"/>
-          </w:tcPr>
-          <w:p>
-            <w:pPr>
-              <w:spacing w:line="320" w:lineRule="auto"/>
-              <w:jc w:val="center"/>
-              <w:rPr>
-                <w:rFonts w:hint="default" w:eastAsia="宋体"/>
-                <w:lang w:val="en-US" w:eastAsia="zh-CN"/>
-              </w:rPr>
-            </w:pPr>
-            <w:r>
-              <w:rPr>
-                <w:rFonts w:hint="eastAsia"/>
-                <w:lang w:val="en-US" w:eastAsia="zh-CN"/>
-              </w:rPr>
-              <w:t>软件工程23-4班</w:t>
-            </w:r>
-          </w:p>
-        </w:tc>
-        <w:tc>
-          <w:tcPr>
-            <w:tcW w:w="1500" w:type="dxa"/>
-            <w:tcBorders>
-              <w:top w:val="single" w:color="000000" w:sz="4" w:space="0"/>
-              <w:left w:val="single" w:color="000000" w:sz="4" w:space="0"/>
-              <w:bottom w:val="single" w:color="000000" w:sz="4" w:space="0"/>
-              <w:right w:val="single" w:color="000000" w:sz="4" w:space="0"/>
-            </w:tcBorders>
-            <w:shd w:val="clear" w:color="auto" w:fill="EDEDED"/>
-            <w:tcMar>
-              <w:top w:w="80" w:type="dxa"/>
-              <w:left w:w="120" w:type="dxa"/>
-              <w:bottom w:w="80" w:type="dxa"/>
-              <w:right w:w="120" w:type="dxa"/>
-            </w:tcMar>
-            <w:vAlign w:val="center"/>
-          </w:tcPr>
-          <w:p>
-            <w:pPr>
-              <w:spacing w:line="320" w:lineRule="auto"/>
-              <w:jc w:val="center"/>
-            </w:pPr>
+              <w:t>班</w:t>
+            </w:r>
             <w:r>
               <w:rPr>
                 <w:sz w:val="22"/>
                 <w:szCs w:val="22"/>
               </w:rPr>
+              <w:t xml:space="preserve">    </w:t>
+            </w:r>
+            <w:r>
+              <w:rPr>
+                <w:sz w:val="22"/>
+                <w:szCs w:val="22"/>
+              </w:rPr>
+              <w:t>级</w:t>
+            </w:r>
+          </w:p>
+        </w:tc>
+        <w:tc>
+          <w:tcPr>
+            <w:tcW w:w="3013" w:type="dxa"/>
+            <w:tcBorders>
+              <w:top w:val="single" w:sz="4" w:space="0" w:color="000000"/>
+              <w:left w:val="single" w:sz="4" w:space="0" w:color="000000"/>
+              <w:bottom w:val="single" w:sz="4" w:space="0" w:color="000000"/>
+              <w:right w:val="single" w:sz="4" w:space="0" w:color="000000"/>
+            </w:tcBorders>
+            <w:tcMar>
+              <w:top w:w="80" w:type="dxa"/>
+              <w:left w:w="120" w:type="dxa"/>
+              <w:bottom w:w="80" w:type="dxa"/>
+              <w:right w:w="120" w:type="dxa"/>
+            </w:tcMar>
+            <w:vAlign w:val="center"/>
+          </w:tcPr>
+          <w:p>
+            <w:pPr>
+              <w:spacing w:line="320" w:lineRule="auto"/>
+              <w:jc w:val="center"/>
+            </w:pPr>
+            <w:r>
+              <w:rPr>
+                <w:b w:val="0"/>
+                <w:sz w:val="21"/>
+              </w:rPr>
+              <w:t>软件工程23-4班</w:t>
+            </w:r>
+          </w:p>
+        </w:tc>
+        <w:tc>
+          <w:tcPr>
+            <w:tcW w:w="1500" w:type="dxa"/>
+            <w:tcBorders>
+              <w:top w:val="single" w:sz="4" w:space="0" w:color="000000"/>
+              <w:left w:val="single" w:sz="4" w:space="0" w:color="000000"/>
+              <w:bottom w:val="single" w:sz="4" w:space="0" w:color="000000"/>
+              <w:right w:val="single" w:sz="4" w:space="0" w:color="000000"/>
+            </w:tcBorders>
+            <w:shd w:val="clear" w:color="auto" w:fill="EDEDED"/>
+            <w:tcMar>
+              <w:top w:w="80" w:type="dxa"/>
+              <w:left w:w="120" w:type="dxa"/>
+              <w:bottom w:w="80" w:type="dxa"/>
+              <w:right w:w="120" w:type="dxa"/>
+            </w:tcMar>
+            <w:vAlign w:val="center"/>
+          </w:tcPr>
+          <w:p>
+            <w:pPr>
+              <w:spacing w:line="320" w:lineRule="auto"/>
+              <w:jc w:val="center"/>
+            </w:pPr>
+            <w:r>
+              <w:rPr>
+                <w:sz w:val="22"/>
+                <w:szCs w:val="22"/>
+              </w:rPr>
               <w:t>指导教师</w:t>
             </w:r>
           </w:p>
@@ -862,10 +1016,10 @@
           <w:tcPr>
             <w:tcW w:w="3013" w:type="dxa"/>
             <w:tcBorders>
-              <w:top w:val="single" w:color="000000" w:sz="4" w:space="0"/>
-              <w:left w:val="single" w:color="000000" w:sz="4" w:space="0"/>
-              <w:bottom w:val="single" w:color="000000" w:sz="4" w:space="0"/>
-              <w:right w:val="single" w:color="000000" w:sz="4" w:space="0"/>
+              <w:top w:val="single" w:sz="4" w:space="0" w:color="000000"/>
+              <w:left w:val="single" w:sz="4" w:space="0" w:color="000000"/>
+              <w:bottom w:val="single" w:sz="4" w:space="0" w:color="000000"/>
+              <w:right w:val="single" w:sz="4" w:space="0" w:color="000000"/>
             </w:tcBorders>
             <w:tcMar>
               <w:top w:w="80" w:type="dxa"/>
@@ -879,15 +1033,11 @@
             <w:pPr>
               <w:spacing w:line="320" w:lineRule="auto"/>
               <w:jc w:val="center"/>
-              <w:rPr>
-                <w:rFonts w:hint="eastAsia" w:eastAsia="宋体"/>
-                <w:lang w:val="en-US" w:eastAsia="zh-CN"/>
-              </w:rPr>
-            </w:pPr>
-            <w:r>
-              <w:rPr>
-                <w:rFonts w:hint="eastAsia"/>
-                <w:lang w:val="en-US" w:eastAsia="zh-CN"/>
+            </w:pPr>
+            <w:r>
+              <w:rPr>
+                <w:b w:val="0"/>
+                <w:sz w:val="21"/>
               </w:rPr>
               <w:t>周洪涛</w:t>
             </w:r>
@@ -896,32 +1046,22 @@
       </w:tr>
       <w:tr>
         <w:tblPrEx>
-          <w:tblBorders>
-            <w:top w:val="single" w:color="auto" w:sz="4" w:space="0"/>
-            <w:left w:val="single" w:color="auto" w:sz="4" w:space="0"/>
-            <w:bottom w:val="single" w:color="auto" w:sz="4" w:space="0"/>
-            <w:right w:val="single" w:color="auto" w:sz="4" w:space="0"/>
-            <w:insideH w:val="single" w:color="auto" w:sz="4" w:space="0"/>
-            <w:insideV w:val="single" w:color="auto" w:sz="4" w:space="0"/>
-          </w:tblBorders>
           <w:tblCellMar>
             <w:top w:w="0" w:type="dxa"/>
-            <w:left w:w="10" w:type="dxa"/>
             <w:bottom w:w="0" w:type="dxa"/>
-            <w:right w:w="10" w:type="dxa"/>
           </w:tblCellMar>
         </w:tblPrEx>
         <w:trPr>
-          <w:trHeight w:val="700" w:hRule="atLeast"/>
+          <w:trHeight w:val="700"/>
         </w:trPr>
         <w:tc>
           <w:tcPr>
             <w:tcW w:w="1500" w:type="dxa"/>
             <w:tcBorders>
-              <w:top w:val="single" w:color="000000" w:sz="4" w:space="0"/>
-              <w:left w:val="single" w:color="000000" w:sz="4" w:space="0"/>
-              <w:bottom w:val="single" w:color="000000" w:sz="4" w:space="0"/>
-              <w:right w:val="single" w:color="000000" w:sz="4" w:space="0"/>
+              <w:top w:val="single" w:sz="4" w:space="0" w:color="000000"/>
+              <w:left w:val="single" w:sz="4" w:space="0" w:color="000000"/>
+              <w:bottom w:val="single" w:sz="4" w:space="0" w:color="000000"/>
+              <w:right w:val="single" w:sz="4" w:space="0" w:color="000000"/>
             </w:tcBorders>
             <w:shd w:val="clear" w:color="auto" w:fill="EDEDED"/>
             <w:tcMar>
@@ -942,7 +1082,21 @@
                 <w:sz w:val="22"/>
                 <w:szCs w:val="22"/>
               </w:rPr>
-              <w:t>题    目</w:t>
+              <w:t>题</w:t>
+            </w:r>
+            <w:r>
+              <w:rPr>
+                <w:sz w:val="22"/>
+                <w:szCs w:val="22"/>
+              </w:rPr>
+              <w:t xml:space="preserve">    </w:t>
+            </w:r>
+            <w:r>
+              <w:rPr>
+                <w:sz w:val="22"/>
+                <w:szCs w:val="22"/>
+              </w:rPr>
+              <w:t>目</w:t>
             </w:r>
           </w:p>
         </w:tc>
@@ -951,10 +1105,10 @@
             <w:tcW w:w="7526" w:type="dxa"/>
             <w:gridSpan w:val="3"/>
             <w:tcBorders>
-              <w:top w:val="single" w:color="000000" w:sz="4" w:space="0"/>
-              <w:left w:val="single" w:color="000000" w:sz="4" w:space="0"/>
-              <w:bottom w:val="single" w:color="000000" w:sz="4" w:space="0"/>
-              <w:right w:val="single" w:color="000000" w:sz="4" w:space="0"/>
+              <w:top w:val="single" w:sz="4" w:space="0" w:color="000000"/>
+              <w:left w:val="single" w:sz="4" w:space="0" w:color="000000"/>
+              <w:bottom w:val="single" w:sz="4" w:space="0" w:color="000000"/>
+              <w:right w:val="single" w:sz="4" w:space="0" w:color="000000"/>
             </w:tcBorders>
             <w:tcMar>
               <w:top w:w="80" w:type="dxa"/>
@@ -980,32 +1134,22 @@
       </w:tr>
       <w:tr>
         <w:tblPrEx>
-          <w:tblBorders>
-            <w:top w:val="single" w:color="auto" w:sz="4" w:space="0"/>
-            <w:left w:val="single" w:color="auto" w:sz="4" w:space="0"/>
-            <w:bottom w:val="single" w:color="auto" w:sz="4" w:space="0"/>
-            <w:right w:val="single" w:color="auto" w:sz="4" w:space="0"/>
-            <w:insideH w:val="single" w:color="auto" w:sz="4" w:space="0"/>
-            <w:insideV w:val="single" w:color="auto" w:sz="4" w:space="0"/>
-          </w:tblBorders>
           <w:tblCellMar>
             <w:top w:w="0" w:type="dxa"/>
-            <w:left w:w="10" w:type="dxa"/>
             <w:bottom w:w="0" w:type="dxa"/>
-            <w:right w:w="10" w:type="dxa"/>
           </w:tblCellMar>
         </w:tblPrEx>
         <w:trPr>
-          <w:trHeight w:val="520" w:hRule="atLeast"/>
+          <w:trHeight w:val="520"/>
         </w:trPr>
         <w:tc>
           <w:tcPr>
             <w:tcW w:w="1500" w:type="dxa"/>
             <w:tcBorders>
-              <w:top w:val="single" w:color="000000" w:sz="4" w:space="0"/>
-              <w:left w:val="single" w:color="000000" w:sz="4" w:space="0"/>
-              <w:bottom w:val="single" w:color="000000" w:sz="4" w:space="0"/>
-              <w:right w:val="single" w:color="000000" w:sz="4" w:space="0"/>
+              <w:top w:val="single" w:sz="4" w:space="0" w:color="000000"/>
+              <w:left w:val="single" w:sz="4" w:space="0" w:color="000000"/>
+              <w:bottom w:val="single" w:sz="4" w:space="0" w:color="000000"/>
+              <w:right w:val="single" w:sz="4" w:space="0" w:color="000000"/>
             </w:tcBorders>
             <w:shd w:val="clear" w:color="auto" w:fill="EDEDED"/>
             <w:tcMar>
@@ -1035,10 +1179,10 @@
             <w:tcW w:w="7526" w:type="dxa"/>
             <w:gridSpan w:val="3"/>
             <w:tcBorders>
-              <w:top w:val="single" w:color="000000" w:sz="4" w:space="0"/>
-              <w:left w:val="single" w:color="000000" w:sz="4" w:space="0"/>
-              <w:bottom w:val="single" w:color="000000" w:sz="4" w:space="0"/>
-              <w:right w:val="single" w:color="000000" w:sz="4" w:space="0"/>
+              <w:top w:val="single" w:sz="4" w:space="0" w:color="000000"/>
+              <w:left w:val="single" w:sz="4" w:space="0" w:color="000000"/>
+              <w:bottom w:val="single" w:sz="4" w:space="0" w:color="000000"/>
+              <w:right w:val="single" w:sz="4" w:space="0" w:color="000000"/>
             </w:tcBorders>
             <w:tcMar>
               <w:top w:w="80" w:type="dxa"/>
@@ -1066,47 +1210,40 @@
     <w:p/>
     <w:tbl>
       <w:tblPr>
-        <w:tblStyle w:val="11"/>
         <w:tblW w:w="9026" w:type="dxa"/>
         <w:tblInd w:w="110" w:type="dxa"/>
         <w:tblBorders>
-          <w:top w:val="single" w:color="auto" w:sz="4" w:space="0"/>
-          <w:left w:val="single" w:color="auto" w:sz="4" w:space="0"/>
-          <w:bottom w:val="single" w:color="auto" w:sz="4" w:space="0"/>
-          <w:right w:val="single" w:color="auto" w:sz="4" w:space="0"/>
-          <w:insideH w:val="single" w:color="auto" w:sz="4" w:space="0"/>
-          <w:insideV w:val="single" w:color="auto" w:sz="4" w:space="0"/>
+          <w:top w:val="single" w:sz="4" w:space="0" w:color="auto"/>
+          <w:left w:val="single" w:sz="4" w:space="0" w:color="auto"/>
+          <w:bottom w:val="single" w:sz="4" w:space="0" w:color="auto"/>
+          <w:right w:val="single" w:sz="4" w:space="0" w:color="auto"/>
+          <w:insideH w:val="single" w:sz="4" w:space="0" w:color="auto"/>
+          <w:insideV w:val="single" w:sz="4" w:space="0" w:color="auto"/>
         </w:tblBorders>
-        <w:tblLayout w:type="autofit"/>
         <w:tblCellMar>
-          <w:top w:w="0" w:type="dxa"/>
           <w:left w:w="10" w:type="dxa"/>
-          <w:bottom w:w="0" w:type="dxa"/>
           <w:right w:w="10" w:type="dxa"/>
         </w:tblCellMar>
+        <w:tblLook w:val="04A0" w:firstRow="1" w:lastRow="0" w:firstColumn="1" w:lastColumn="0" w:noHBand="0" w:noVBand="1"/>
       </w:tblPr>
       <w:tblGrid>
         <w:gridCol w:w="9026"/>
       </w:tblGrid>
       <w:tr>
         <w:tblPrEx>
-          <w:tblBorders>
-            <w:top w:val="single" w:color="auto" w:sz="4" w:space="0"/>
-            <w:left w:val="single" w:color="auto" w:sz="4" w:space="0"/>
-            <w:bottom w:val="single" w:color="auto" w:sz="4" w:space="0"/>
-            <w:right w:val="single" w:color="auto" w:sz="4" w:space="0"/>
-            <w:insideH w:val="single" w:color="auto" w:sz="4" w:space="0"/>
-            <w:insideV w:val="single" w:color="auto" w:sz="4" w:space="0"/>
-          </w:tblBorders>
+          <w:tblCellMar>
+            <w:top w:w="0" w:type="dxa"/>
+            <w:bottom w:w="0" w:type="dxa"/>
+          </w:tblCellMar>
         </w:tblPrEx>
         <w:tc>
           <w:tcPr>
             <w:tcW w:w="9026" w:type="dxa"/>
             <w:tcBorders>
-              <w:top w:val="single" w:color="000000" w:sz="4" w:space="0"/>
-              <w:left w:val="single" w:color="000000" w:sz="4" w:space="0"/>
-              <w:bottom w:val="single" w:color="000000" w:sz="4" w:space="0"/>
-              <w:right w:val="single" w:color="000000" w:sz="4" w:space="0"/>
+              <w:top w:val="single" w:sz="4" w:space="0" w:color="000000"/>
+              <w:left w:val="single" w:sz="4" w:space="0" w:color="000000"/>
+              <w:bottom w:val="single" w:sz="4" w:space="0" w:color="000000"/>
+              <w:right w:val="single" w:sz="4" w:space="0" w:color="000000"/>
             </w:tcBorders>
             <w:shd w:val="clear" w:color="auto" w:fill="EDEDED"/>
             <w:tcMar>
@@ -1124,7 +1261,7 @@
             </w:pPr>
             <w:r>
               <w:rPr>
-                <w:rFonts w:ascii="黑体" w:hAnsi="黑体" w:eastAsia="黑体"/>
+                <w:rFonts w:ascii="黑体" w:eastAsia="黑体" w:hAnsi="黑体"/>
               </w:rPr>
               <w:t>一、项目背景与需求来源</w:t>
             </w:r>
@@ -1133,32 +1270,22 @@
       </w:tr>
       <w:tr>
         <w:tblPrEx>
-          <w:tblBorders>
-            <w:top w:val="single" w:color="auto" w:sz="4" w:space="0"/>
-            <w:left w:val="single" w:color="auto" w:sz="4" w:space="0"/>
-            <w:bottom w:val="single" w:color="auto" w:sz="4" w:space="0"/>
-            <w:right w:val="single" w:color="auto" w:sz="4" w:space="0"/>
-            <w:insideH w:val="single" w:color="auto" w:sz="4" w:space="0"/>
-            <w:insideV w:val="single" w:color="auto" w:sz="4" w:space="0"/>
-          </w:tblBorders>
           <w:tblCellMar>
             <w:top w:w="0" w:type="dxa"/>
-            <w:left w:w="10" w:type="dxa"/>
             <w:bottom w:w="0" w:type="dxa"/>
-            <w:right w:w="10" w:type="dxa"/>
           </w:tblCellMar>
         </w:tblPrEx>
         <w:trPr>
-          <w:trHeight w:val="2600" w:hRule="atLeast"/>
+          <w:trHeight w:val="2600"/>
         </w:trPr>
         <w:tc>
           <w:tcPr>
             <w:tcW w:w="9026" w:type="dxa"/>
             <w:tcBorders>
-              <w:top w:val="single" w:color="000000" w:sz="4" w:space="0"/>
-              <w:left w:val="single" w:color="000000" w:sz="4" w:space="0"/>
-              <w:bottom w:val="single" w:color="000000" w:sz="4" w:space="0"/>
-              <w:right w:val="single" w:color="000000" w:sz="4" w:space="0"/>
+              <w:top w:val="single" w:sz="4" w:space="0" w:color="000000"/>
+              <w:left w:val="single" w:sz="4" w:space="0" w:color="000000"/>
+              <w:bottom w:val="single" w:sz="4" w:space="0" w:color="000000"/>
+              <w:right w:val="single" w:sz="4" w:space="0" w:color="000000"/>
             </w:tcBorders>
             <w:tcMar>
               <w:top w:w="80" w:type="dxa"/>
@@ -1182,7 +1309,7 @@
           <w:p>
             <w:pPr>
               <w:spacing w:line="320" w:lineRule="auto"/>
-              <w:ind w:firstLine="420" w:firstLineChars="200"/>
+              <w:ind w:firstLineChars="200" w:firstLine="420"/>
             </w:pPr>
             <w:r>
               <w:rPr>
@@ -1195,7 +1322,7 @@
           <w:p>
             <w:pPr>
               <w:spacing w:line="320" w:lineRule="auto"/>
-              <w:ind w:firstLine="420" w:firstLineChars="200"/>
+              <w:ind w:firstLineChars="200" w:firstLine="420"/>
             </w:pPr>
             <w:r>
               <w:rPr>
@@ -1220,7 +1347,7 @@
           <w:p>
             <w:pPr>
               <w:spacing w:line="320" w:lineRule="auto"/>
-              <w:ind w:firstLine="420" w:firstLineChars="200"/>
+              <w:ind w:firstLineChars="200" w:firstLine="420"/>
             </w:pPr>
             <w:r>
               <w:rPr>
@@ -1233,7 +1360,7 @@
           <w:p>
             <w:pPr>
               <w:spacing w:line="320" w:lineRule="auto"/>
-              <w:ind w:firstLine="420" w:firstLineChars="200"/>
+              <w:ind w:firstLineChars="200" w:firstLine="420"/>
             </w:pPr>
             <w:r>
               <w:rPr>
@@ -1258,7 +1385,7 @@
           <w:p>
             <w:pPr>
               <w:spacing w:line="320" w:lineRule="auto"/>
-              <w:ind w:firstLine="420" w:firstLineChars="200"/>
+              <w:ind w:firstLineChars="200" w:firstLine="420"/>
             </w:pPr>
             <w:r>
               <w:rPr>
@@ -1271,7 +1398,7 @@
           <w:p>
             <w:pPr>
               <w:spacing w:line="320" w:lineRule="auto"/>
-              <w:ind w:firstLine="420" w:firstLineChars="200"/>
+              <w:ind w:firstLineChars="200" w:firstLine="420"/>
             </w:pPr>
             <w:r>
               <w:rPr>
@@ -1287,24 +1414,21 @@
     <w:p/>
     <w:tbl>
       <w:tblPr>
-        <w:tblStyle w:val="11"/>
         <w:tblW w:w="9026" w:type="dxa"/>
         <w:tblInd w:w="110" w:type="dxa"/>
         <w:tblBorders>
-          <w:top w:val="single" w:color="auto" w:sz="4" w:space="0"/>
-          <w:left w:val="single" w:color="auto" w:sz="4" w:space="0"/>
-          <w:bottom w:val="single" w:color="auto" w:sz="4" w:space="0"/>
-          <w:right w:val="single" w:color="auto" w:sz="4" w:space="0"/>
-          <w:insideH w:val="single" w:color="auto" w:sz="4" w:space="0"/>
-          <w:insideV w:val="single" w:color="auto" w:sz="4" w:space="0"/>
+          <w:top w:val="single" w:sz="4" w:space="0" w:color="auto"/>
+          <w:left w:val="single" w:sz="4" w:space="0" w:color="auto"/>
+          <w:bottom w:val="single" w:sz="4" w:space="0" w:color="auto"/>
+          <w:right w:val="single" w:sz="4" w:space="0" w:color="auto"/>
+          <w:insideH w:val="single" w:sz="4" w:space="0" w:color="auto"/>
+          <w:insideV w:val="single" w:sz="4" w:space="0" w:color="auto"/>
         </w:tblBorders>
-        <w:tblLayout w:type="autofit"/>
         <w:tblCellMar>
-          <w:top w:w="0" w:type="dxa"/>
           <w:left w:w="10" w:type="dxa"/>
-          <w:bottom w:w="0" w:type="dxa"/>
           <w:right w:w="10" w:type="dxa"/>
         </w:tblCellMar>
+        <w:tblLook w:val="04A0" w:firstRow="1" w:lastRow="0" w:firstColumn="1" w:lastColumn="0" w:noHBand="0" w:noVBand="1"/>
       </w:tblPr>
       <w:tblGrid>
         <w:gridCol w:w="900"/>
@@ -1314,19 +1438,9 @@
       </w:tblGrid>
       <w:tr>
         <w:tblPrEx>
-          <w:tblBorders>
-            <w:top w:val="single" w:color="auto" w:sz="4" w:space="0"/>
-            <w:left w:val="single" w:color="auto" w:sz="4" w:space="0"/>
-            <w:bottom w:val="single" w:color="auto" w:sz="4" w:space="0"/>
-            <w:right w:val="single" w:color="auto" w:sz="4" w:space="0"/>
-            <w:insideH w:val="single" w:color="auto" w:sz="4" w:space="0"/>
-            <w:insideV w:val="single" w:color="auto" w:sz="4" w:space="0"/>
-          </w:tblBorders>
           <w:tblCellMar>
             <w:top w:w="0" w:type="dxa"/>
-            <w:left w:w="10" w:type="dxa"/>
             <w:bottom w:w="0" w:type="dxa"/>
-            <w:right w:w="10" w:type="dxa"/>
           </w:tblCellMar>
         </w:tblPrEx>
         <w:tc>
@@ -1334,10 +1448,10 @@
             <w:tcW w:w="9026" w:type="dxa"/>
             <w:gridSpan w:val="4"/>
             <w:tcBorders>
-              <w:top w:val="single" w:color="000000" w:sz="4" w:space="0"/>
-              <w:left w:val="single" w:color="000000" w:sz="4" w:space="0"/>
-              <w:bottom w:val="single" w:color="000000" w:sz="4" w:space="0"/>
-              <w:right w:val="single" w:color="000000" w:sz="4" w:space="0"/>
+              <w:top w:val="single" w:sz="4" w:space="0" w:color="000000"/>
+              <w:left w:val="single" w:sz="4" w:space="0" w:color="000000"/>
+              <w:bottom w:val="single" w:sz="4" w:space="0" w:color="000000"/>
+              <w:right w:val="single" w:sz="4" w:space="0" w:color="000000"/>
             </w:tcBorders>
             <w:shd w:val="clear" w:color="auto" w:fill="EDEDED"/>
             <w:tcMar>
@@ -1355,38 +1469,40 @@
             </w:pPr>
             <w:r>
               <w:rPr>
-                <w:rFonts w:ascii="黑体" w:hAnsi="黑体" w:eastAsia="黑体"/>
-              </w:rPr>
-              <w:t>二、需求分析 —— 功能需求</w:t>
+                <w:rFonts w:ascii="黑体" w:eastAsia="黑体" w:hAnsi="黑体"/>
+              </w:rPr>
+              <w:t>二、需求分析</w:t>
+            </w:r>
+            <w:r>
+              <w:rPr>
+                <w:rFonts w:ascii="黑体" w:eastAsia="黑体" w:hAnsi="黑体"/>
+              </w:rPr>
+              <w:t xml:space="preserve"> —— </w:t>
+            </w:r>
+            <w:r>
+              <w:rPr>
+                <w:rFonts w:ascii="黑体" w:eastAsia="黑体" w:hAnsi="黑体"/>
+              </w:rPr>
+              <w:t>功能需求</w:t>
             </w:r>
           </w:p>
         </w:tc>
       </w:tr>
       <w:tr>
         <w:tblPrEx>
-          <w:tblBorders>
-            <w:top w:val="single" w:color="auto" w:sz="4" w:space="0"/>
-            <w:left w:val="single" w:color="auto" w:sz="4" w:space="0"/>
-            <w:bottom w:val="single" w:color="auto" w:sz="4" w:space="0"/>
-            <w:right w:val="single" w:color="auto" w:sz="4" w:space="0"/>
-            <w:insideH w:val="single" w:color="auto" w:sz="4" w:space="0"/>
-            <w:insideV w:val="single" w:color="auto" w:sz="4" w:space="0"/>
-          </w:tblBorders>
           <w:tblCellMar>
             <w:top w:w="0" w:type="dxa"/>
-            <w:left w:w="10" w:type="dxa"/>
             <w:bottom w:w="0" w:type="dxa"/>
-            <w:right w:w="10" w:type="dxa"/>
           </w:tblCellMar>
         </w:tblPrEx>
         <w:tc>
           <w:tcPr>
             <w:tcW w:w="900" w:type="dxa"/>
             <w:tcBorders>
-              <w:top w:val="single" w:color="000000" w:sz="4" w:space="0"/>
-              <w:left w:val="single" w:color="000000" w:sz="4" w:space="0"/>
-              <w:bottom w:val="single" w:color="000000" w:sz="4" w:space="0"/>
-              <w:right w:val="single" w:color="000000" w:sz="4" w:space="0"/>
+              <w:top w:val="single" w:sz="4" w:space="0" w:color="000000"/>
+              <w:left w:val="single" w:sz="4" w:space="0" w:color="000000"/>
+              <w:bottom w:val="single" w:sz="4" w:space="0" w:color="000000"/>
+              <w:right w:val="single" w:sz="4" w:space="0" w:color="000000"/>
             </w:tcBorders>
             <w:tcMar>
               <w:top w:w="80" w:type="dxa"/>
@@ -1404,7 +1520,7 @@
             </w:pPr>
             <w:r>
               <w:rPr>
-                <w:rFonts w:ascii="黑体" w:hAnsi="黑体" w:eastAsia="黑体"/>
+                <w:rFonts w:ascii="黑体" w:eastAsia="黑体" w:hAnsi="黑体"/>
                 <w:sz w:val="22"/>
                 <w:szCs w:val="22"/>
               </w:rPr>
@@ -1416,10 +1532,10 @@
           <w:tcPr>
             <w:tcW w:w="1900" w:type="dxa"/>
             <w:tcBorders>
-              <w:top w:val="single" w:color="000000" w:sz="4" w:space="0"/>
-              <w:left w:val="single" w:color="000000" w:sz="4" w:space="0"/>
-              <w:bottom w:val="single" w:color="000000" w:sz="4" w:space="0"/>
-              <w:right w:val="single" w:color="000000" w:sz="4" w:space="0"/>
+              <w:top w:val="single" w:sz="4" w:space="0" w:color="000000"/>
+              <w:left w:val="single" w:sz="4" w:space="0" w:color="000000"/>
+              <w:bottom w:val="single" w:sz="4" w:space="0" w:color="000000"/>
+              <w:right w:val="single" w:sz="4" w:space="0" w:color="000000"/>
             </w:tcBorders>
             <w:tcMar>
               <w:top w:w="80" w:type="dxa"/>
@@ -1437,7 +1553,7 @@
             </w:pPr>
             <w:r>
               <w:rPr>
-                <w:rFonts w:ascii="黑体" w:hAnsi="黑体" w:eastAsia="黑体"/>
+                <w:rFonts w:ascii="黑体" w:eastAsia="黑体" w:hAnsi="黑体"/>
                 <w:sz w:val="22"/>
                 <w:szCs w:val="22"/>
               </w:rPr>
@@ -1449,10 +1565,10 @@
           <w:tcPr>
             <w:tcW w:w="4226" w:type="dxa"/>
             <w:tcBorders>
-              <w:top w:val="single" w:color="000000" w:sz="4" w:space="0"/>
-              <w:left w:val="single" w:color="000000" w:sz="4" w:space="0"/>
-              <w:bottom w:val="single" w:color="000000" w:sz="4" w:space="0"/>
-              <w:right w:val="single" w:color="000000" w:sz="4" w:space="0"/>
+              <w:top w:val="single" w:sz="4" w:space="0" w:color="000000"/>
+              <w:left w:val="single" w:sz="4" w:space="0" w:color="000000"/>
+              <w:bottom w:val="single" w:sz="4" w:space="0" w:color="000000"/>
+              <w:right w:val="single" w:sz="4" w:space="0" w:color="000000"/>
             </w:tcBorders>
             <w:tcMar>
               <w:top w:w="80" w:type="dxa"/>
@@ -1470,7 +1586,7 @@
             </w:pPr>
             <w:r>
               <w:rPr>
-                <w:rFonts w:ascii="黑体" w:hAnsi="黑体" w:eastAsia="黑体"/>
+                <w:rFonts w:ascii="黑体" w:eastAsia="黑体" w:hAnsi="黑体"/>
                 <w:sz w:val="22"/>
                 <w:szCs w:val="22"/>
               </w:rPr>
@@ -1482,10 +1598,10 @@
           <w:tcPr>
             <w:tcW w:w="2000" w:type="dxa"/>
             <w:tcBorders>
-              <w:top w:val="single" w:color="000000" w:sz="4" w:space="0"/>
-              <w:left w:val="single" w:color="000000" w:sz="4" w:space="0"/>
-              <w:bottom w:val="single" w:color="000000" w:sz="4" w:space="0"/>
-              <w:right w:val="single" w:color="000000" w:sz="4" w:space="0"/>
+              <w:top w:val="single" w:sz="4" w:space="0" w:color="000000"/>
+              <w:left w:val="single" w:sz="4" w:space="0" w:color="000000"/>
+              <w:bottom w:val="single" w:sz="4" w:space="0" w:color="000000"/>
+              <w:right w:val="single" w:sz="4" w:space="0" w:color="000000"/>
             </w:tcBorders>
             <w:tcMar>
               <w:top w:w="80" w:type="dxa"/>
@@ -1503,7 +1619,7 @@
             </w:pPr>
             <w:r>
               <w:rPr>
-                <w:rFonts w:ascii="黑体" w:hAnsi="黑体" w:eastAsia="黑体"/>
+                <w:rFonts w:ascii="黑体" w:eastAsia="黑体" w:hAnsi="黑体"/>
                 <w:sz w:val="22"/>
                 <w:szCs w:val="22"/>
               </w:rPr>
@@ -1514,32 +1630,22 @@
       </w:tr>
       <w:tr>
         <w:tblPrEx>
-          <w:tblBorders>
-            <w:top w:val="single" w:color="auto" w:sz="4" w:space="0"/>
-            <w:left w:val="single" w:color="auto" w:sz="4" w:space="0"/>
-            <w:bottom w:val="single" w:color="auto" w:sz="4" w:space="0"/>
-            <w:right w:val="single" w:color="auto" w:sz="4" w:space="0"/>
-            <w:insideH w:val="single" w:color="auto" w:sz="4" w:space="0"/>
-            <w:insideV w:val="single" w:color="auto" w:sz="4" w:space="0"/>
-          </w:tblBorders>
           <w:tblCellMar>
             <w:top w:w="0" w:type="dxa"/>
-            <w:left w:w="10" w:type="dxa"/>
             <w:bottom w:w="0" w:type="dxa"/>
-            <w:right w:w="10" w:type="dxa"/>
           </w:tblCellMar>
         </w:tblPrEx>
         <w:trPr>
-          <w:trHeight w:val="560" w:hRule="atLeast"/>
+          <w:trHeight w:val="560"/>
         </w:trPr>
         <w:tc>
           <w:tcPr>
             <w:tcW w:w="900" w:type="dxa"/>
             <w:tcBorders>
-              <w:top w:val="single" w:color="000000" w:sz="4" w:space="0"/>
-              <w:left w:val="single" w:color="000000" w:sz="4" w:space="0"/>
-              <w:bottom w:val="single" w:color="000000" w:sz="4" w:space="0"/>
-              <w:right w:val="single" w:color="000000" w:sz="4" w:space="0"/>
+              <w:top w:val="single" w:sz="4" w:space="0" w:color="000000"/>
+              <w:left w:val="single" w:sz="4" w:space="0" w:color="000000"/>
+              <w:bottom w:val="single" w:sz="4" w:space="0" w:color="000000"/>
+              <w:right w:val="single" w:sz="4" w:space="0" w:color="000000"/>
             </w:tcBorders>
             <w:tcMar>
               <w:top w:w="80" w:type="dxa"/>
@@ -1567,10 +1673,10 @@
           <w:tcPr>
             <w:tcW w:w="1900" w:type="dxa"/>
             <w:tcBorders>
-              <w:top w:val="single" w:color="000000" w:sz="4" w:space="0"/>
-              <w:left w:val="single" w:color="000000" w:sz="4" w:space="0"/>
-              <w:bottom w:val="single" w:color="000000" w:sz="4" w:space="0"/>
-              <w:right w:val="single" w:color="000000" w:sz="4" w:space="0"/>
+              <w:top w:val="single" w:sz="4" w:space="0" w:color="000000"/>
+              <w:left w:val="single" w:sz="4" w:space="0" w:color="000000"/>
+              <w:bottom w:val="single" w:sz="4" w:space="0" w:color="000000"/>
+              <w:right w:val="single" w:sz="4" w:space="0" w:color="000000"/>
             </w:tcBorders>
             <w:tcMar>
               <w:top w:w="80" w:type="dxa"/>
@@ -1598,10 +1704,10 @@
           <w:tcPr>
             <w:tcW w:w="4226" w:type="dxa"/>
             <w:tcBorders>
-              <w:top w:val="single" w:color="000000" w:sz="4" w:space="0"/>
-              <w:left w:val="single" w:color="000000" w:sz="4" w:space="0"/>
-              <w:bottom w:val="single" w:color="000000" w:sz="4" w:space="0"/>
-              <w:right w:val="single" w:color="000000" w:sz="4" w:space="0"/>
+              <w:top w:val="single" w:sz="4" w:space="0" w:color="000000"/>
+              <w:left w:val="single" w:sz="4" w:space="0" w:color="000000"/>
+              <w:bottom w:val="single" w:sz="4" w:space="0" w:color="000000"/>
+              <w:right w:val="single" w:sz="4" w:space="0" w:color="000000"/>
             </w:tcBorders>
             <w:tcMar>
               <w:top w:w="80" w:type="dxa"/>
@@ -1629,10 +1735,10 @@
           <w:tcPr>
             <w:tcW w:w="2000" w:type="dxa"/>
             <w:tcBorders>
-              <w:top w:val="single" w:color="000000" w:sz="4" w:space="0"/>
-              <w:left w:val="single" w:color="000000" w:sz="4" w:space="0"/>
-              <w:bottom w:val="single" w:color="000000" w:sz="4" w:space="0"/>
-              <w:right w:val="single" w:color="000000" w:sz="4" w:space="0"/>
+              <w:top w:val="single" w:sz="4" w:space="0" w:color="000000"/>
+              <w:left w:val="single" w:sz="4" w:space="0" w:color="000000"/>
+              <w:bottom w:val="single" w:sz="4" w:space="0" w:color="000000"/>
+              <w:right w:val="single" w:sz="4" w:space="0" w:color="000000"/>
             </w:tcBorders>
             <w:tcMar>
               <w:top w:w="80" w:type="dxa"/>
@@ -1658,32 +1764,22 @@
       </w:tr>
       <w:tr>
         <w:tblPrEx>
-          <w:tblBorders>
-            <w:top w:val="single" w:color="auto" w:sz="4" w:space="0"/>
-            <w:left w:val="single" w:color="auto" w:sz="4" w:space="0"/>
-            <w:bottom w:val="single" w:color="auto" w:sz="4" w:space="0"/>
-            <w:right w:val="single" w:color="auto" w:sz="4" w:space="0"/>
-            <w:insideH w:val="single" w:color="auto" w:sz="4" w:space="0"/>
-            <w:insideV w:val="single" w:color="auto" w:sz="4" w:space="0"/>
-          </w:tblBorders>
           <w:tblCellMar>
             <w:top w:w="0" w:type="dxa"/>
-            <w:left w:w="10" w:type="dxa"/>
             <w:bottom w:w="0" w:type="dxa"/>
-            <w:right w:w="10" w:type="dxa"/>
           </w:tblCellMar>
         </w:tblPrEx>
         <w:trPr>
-          <w:trHeight w:val="560" w:hRule="atLeast"/>
+          <w:trHeight w:val="560"/>
         </w:trPr>
         <w:tc>
           <w:tcPr>
             <w:tcW w:w="900" w:type="dxa"/>
             <w:tcBorders>
-              <w:top w:val="single" w:color="000000" w:sz="4" w:space="0"/>
-              <w:left w:val="single" w:color="000000" w:sz="4" w:space="0"/>
-              <w:bottom w:val="single" w:color="000000" w:sz="4" w:space="0"/>
-              <w:right w:val="single" w:color="000000" w:sz="4" w:space="0"/>
+              <w:top w:val="single" w:sz="4" w:space="0" w:color="000000"/>
+              <w:left w:val="single" w:sz="4" w:space="0" w:color="000000"/>
+              <w:bottom w:val="single" w:sz="4" w:space="0" w:color="000000"/>
+              <w:right w:val="single" w:sz="4" w:space="0" w:color="000000"/>
             </w:tcBorders>
             <w:tcMar>
               <w:top w:w="80" w:type="dxa"/>
@@ -1711,10 +1807,10 @@
           <w:tcPr>
             <w:tcW w:w="1900" w:type="dxa"/>
             <w:tcBorders>
-              <w:top w:val="single" w:color="000000" w:sz="4" w:space="0"/>
-              <w:left w:val="single" w:color="000000" w:sz="4" w:space="0"/>
-              <w:bottom w:val="single" w:color="000000" w:sz="4" w:space="0"/>
-              <w:right w:val="single" w:color="000000" w:sz="4" w:space="0"/>
+              <w:top w:val="single" w:sz="4" w:space="0" w:color="000000"/>
+              <w:left w:val="single" w:sz="4" w:space="0" w:color="000000"/>
+              <w:bottom w:val="single" w:sz="4" w:space="0" w:color="000000"/>
+              <w:right w:val="single" w:sz="4" w:space="0" w:color="000000"/>
             </w:tcBorders>
             <w:tcMar>
               <w:top w:w="80" w:type="dxa"/>
@@ -1742,10 +1838,10 @@
           <w:tcPr>
             <w:tcW w:w="4226" w:type="dxa"/>
             <w:tcBorders>
-              <w:top w:val="single" w:color="000000" w:sz="4" w:space="0"/>
-              <w:left w:val="single" w:color="000000" w:sz="4" w:space="0"/>
-              <w:bottom w:val="single" w:color="000000" w:sz="4" w:space="0"/>
-              <w:right w:val="single" w:color="000000" w:sz="4" w:space="0"/>
+              <w:top w:val="single" w:sz="4" w:space="0" w:color="000000"/>
+              <w:left w:val="single" w:sz="4" w:space="0" w:color="000000"/>
+              <w:bottom w:val="single" w:sz="4" w:space="0" w:color="000000"/>
+              <w:right w:val="single" w:sz="4" w:space="0" w:color="000000"/>
             </w:tcBorders>
             <w:tcMar>
               <w:top w:w="80" w:type="dxa"/>
@@ -1773,10 +1869,10 @@
           <w:tcPr>
             <w:tcW w:w="2000" w:type="dxa"/>
             <w:tcBorders>
-              <w:top w:val="single" w:color="000000" w:sz="4" w:space="0"/>
-              <w:left w:val="single" w:color="000000" w:sz="4" w:space="0"/>
-              <w:bottom w:val="single" w:color="000000" w:sz="4" w:space="0"/>
-              <w:right w:val="single" w:color="000000" w:sz="4" w:space="0"/>
+              <w:top w:val="single" w:sz="4" w:space="0" w:color="000000"/>
+              <w:left w:val="single" w:sz="4" w:space="0" w:color="000000"/>
+              <w:bottom w:val="single" w:sz="4" w:space="0" w:color="000000"/>
+              <w:right w:val="single" w:sz="4" w:space="0" w:color="000000"/>
             </w:tcBorders>
             <w:tcMar>
               <w:top w:w="80" w:type="dxa"/>
@@ -1802,32 +1898,22 @@
       </w:tr>
       <w:tr>
         <w:tblPrEx>
-          <w:tblBorders>
-            <w:top w:val="single" w:color="auto" w:sz="4" w:space="0"/>
-            <w:left w:val="single" w:color="auto" w:sz="4" w:space="0"/>
-            <w:bottom w:val="single" w:color="auto" w:sz="4" w:space="0"/>
-            <w:right w:val="single" w:color="auto" w:sz="4" w:space="0"/>
-            <w:insideH w:val="single" w:color="auto" w:sz="4" w:space="0"/>
-            <w:insideV w:val="single" w:color="auto" w:sz="4" w:space="0"/>
-          </w:tblBorders>
           <w:tblCellMar>
             <w:top w:w="0" w:type="dxa"/>
-            <w:left w:w="10" w:type="dxa"/>
             <w:bottom w:w="0" w:type="dxa"/>
-            <w:right w:w="10" w:type="dxa"/>
           </w:tblCellMar>
         </w:tblPrEx>
         <w:trPr>
-          <w:trHeight w:val="560" w:hRule="atLeast"/>
+          <w:trHeight w:val="560"/>
         </w:trPr>
         <w:tc>
           <w:tcPr>
             <w:tcW w:w="900" w:type="dxa"/>
             <w:tcBorders>
-              <w:top w:val="single" w:color="000000" w:sz="4" w:space="0"/>
-              <w:left w:val="single" w:color="000000" w:sz="4" w:space="0"/>
-              <w:bottom w:val="single" w:color="000000" w:sz="4" w:space="0"/>
-              <w:right w:val="single" w:color="000000" w:sz="4" w:space="0"/>
+              <w:top w:val="single" w:sz="4" w:space="0" w:color="000000"/>
+              <w:left w:val="single" w:sz="4" w:space="0" w:color="000000"/>
+              <w:bottom w:val="single" w:sz="4" w:space="0" w:color="000000"/>
+              <w:right w:val="single" w:sz="4" w:space="0" w:color="000000"/>
             </w:tcBorders>
             <w:tcMar>
               <w:top w:w="80" w:type="dxa"/>
@@ -1855,10 +1941,10 @@
           <w:tcPr>
             <w:tcW w:w="1900" w:type="dxa"/>
             <w:tcBorders>
-              <w:top w:val="single" w:color="000000" w:sz="4" w:space="0"/>
-              <w:left w:val="single" w:color="000000" w:sz="4" w:space="0"/>
-              <w:bottom w:val="single" w:color="000000" w:sz="4" w:space="0"/>
-              <w:right w:val="single" w:color="000000" w:sz="4" w:space="0"/>
+              <w:top w:val="single" w:sz="4" w:space="0" w:color="000000"/>
+              <w:left w:val="single" w:sz="4" w:space="0" w:color="000000"/>
+              <w:bottom w:val="single" w:sz="4" w:space="0" w:color="000000"/>
+              <w:right w:val="single" w:sz="4" w:space="0" w:color="000000"/>
             </w:tcBorders>
             <w:tcMar>
               <w:top w:w="80" w:type="dxa"/>
@@ -1886,10 +1972,10 @@
           <w:tcPr>
             <w:tcW w:w="4226" w:type="dxa"/>
             <w:tcBorders>
-              <w:top w:val="single" w:color="000000" w:sz="4" w:space="0"/>
-              <w:left w:val="single" w:color="000000" w:sz="4" w:space="0"/>
-              <w:bottom w:val="single" w:color="000000" w:sz="4" w:space="0"/>
-              <w:right w:val="single" w:color="000000" w:sz="4" w:space="0"/>
+              <w:top w:val="single" w:sz="4" w:space="0" w:color="000000"/>
+              <w:left w:val="single" w:sz="4" w:space="0" w:color="000000"/>
+              <w:bottom w:val="single" w:sz="4" w:space="0" w:color="000000"/>
+              <w:right w:val="single" w:sz="4" w:space="0" w:color="000000"/>
             </w:tcBorders>
             <w:tcMar>
               <w:top w:w="80" w:type="dxa"/>
@@ -1917,10 +2003,10 @@
           <w:tcPr>
             <w:tcW w:w="2000" w:type="dxa"/>
             <w:tcBorders>
-              <w:top w:val="single" w:color="000000" w:sz="4" w:space="0"/>
-              <w:left w:val="single" w:color="000000" w:sz="4" w:space="0"/>
-              <w:bottom w:val="single" w:color="000000" w:sz="4" w:space="0"/>
-              <w:right w:val="single" w:color="000000" w:sz="4" w:space="0"/>
+              <w:top w:val="single" w:sz="4" w:space="0" w:color="000000"/>
+              <w:left w:val="single" w:sz="4" w:space="0" w:color="000000"/>
+              <w:bottom w:val="single" w:sz="4" w:space="0" w:color="000000"/>
+              <w:right w:val="single" w:sz="4" w:space="0" w:color="000000"/>
             </w:tcBorders>
             <w:tcMar>
               <w:top w:w="80" w:type="dxa"/>
@@ -1946,32 +2032,22 @@
       </w:tr>
       <w:tr>
         <w:tblPrEx>
-          <w:tblBorders>
-            <w:top w:val="single" w:color="auto" w:sz="4" w:space="0"/>
-            <w:left w:val="single" w:color="auto" w:sz="4" w:space="0"/>
-            <w:bottom w:val="single" w:color="auto" w:sz="4" w:space="0"/>
-            <w:right w:val="single" w:color="auto" w:sz="4" w:space="0"/>
-            <w:insideH w:val="single" w:color="auto" w:sz="4" w:space="0"/>
-            <w:insideV w:val="single" w:color="auto" w:sz="4" w:space="0"/>
-          </w:tblBorders>
           <w:tblCellMar>
             <w:top w:w="0" w:type="dxa"/>
-            <w:left w:w="10" w:type="dxa"/>
             <w:bottom w:w="0" w:type="dxa"/>
-            <w:right w:w="10" w:type="dxa"/>
           </w:tblCellMar>
         </w:tblPrEx>
         <w:trPr>
-          <w:trHeight w:val="560" w:hRule="atLeast"/>
+          <w:trHeight w:val="560"/>
         </w:trPr>
         <w:tc>
           <w:tcPr>
             <w:tcW w:w="900" w:type="dxa"/>
             <w:tcBorders>
-              <w:top w:val="single" w:color="000000" w:sz="4" w:space="0"/>
-              <w:left w:val="single" w:color="000000" w:sz="4" w:space="0"/>
-              <w:bottom w:val="single" w:color="000000" w:sz="4" w:space="0"/>
-              <w:right w:val="single" w:color="000000" w:sz="4" w:space="0"/>
+              <w:top w:val="single" w:sz="4" w:space="0" w:color="000000"/>
+              <w:left w:val="single" w:sz="4" w:space="0" w:color="000000"/>
+              <w:bottom w:val="single" w:sz="4" w:space="0" w:color="000000"/>
+              <w:right w:val="single" w:sz="4" w:space="0" w:color="000000"/>
             </w:tcBorders>
             <w:tcMar>
               <w:top w:w="80" w:type="dxa"/>
@@ -1999,10 +2075,10 @@
           <w:tcPr>
             <w:tcW w:w="1900" w:type="dxa"/>
             <w:tcBorders>
-              <w:top w:val="single" w:color="000000" w:sz="4" w:space="0"/>
-              <w:left w:val="single" w:color="000000" w:sz="4" w:space="0"/>
-              <w:bottom w:val="single" w:color="000000" w:sz="4" w:space="0"/>
-              <w:right w:val="single" w:color="000000" w:sz="4" w:space="0"/>
+              <w:top w:val="single" w:sz="4" w:space="0" w:color="000000"/>
+              <w:left w:val="single" w:sz="4" w:space="0" w:color="000000"/>
+              <w:bottom w:val="single" w:sz="4" w:space="0" w:color="000000"/>
+              <w:right w:val="single" w:sz="4" w:space="0" w:color="000000"/>
             </w:tcBorders>
             <w:tcMar>
               <w:top w:w="80" w:type="dxa"/>
@@ -2030,10 +2106,10 @@
           <w:tcPr>
             <w:tcW w:w="4226" w:type="dxa"/>
             <w:tcBorders>
-              <w:top w:val="single" w:color="000000" w:sz="4" w:space="0"/>
-              <w:left w:val="single" w:color="000000" w:sz="4" w:space="0"/>
-              <w:bottom w:val="single" w:color="000000" w:sz="4" w:space="0"/>
-              <w:right w:val="single" w:color="000000" w:sz="4" w:space="0"/>
+              <w:top w:val="single" w:sz="4" w:space="0" w:color="000000"/>
+              <w:left w:val="single" w:sz="4" w:space="0" w:color="000000"/>
+              <w:bottom w:val="single" w:sz="4" w:space="0" w:color="000000"/>
+              <w:right w:val="single" w:sz="4" w:space="0" w:color="000000"/>
             </w:tcBorders>
             <w:tcMar>
               <w:top w:w="80" w:type="dxa"/>
@@ -2061,10 +2137,10 @@
           <w:tcPr>
             <w:tcW w:w="2000" w:type="dxa"/>
             <w:tcBorders>
-              <w:top w:val="single" w:color="000000" w:sz="4" w:space="0"/>
-              <w:left w:val="single" w:color="000000" w:sz="4" w:space="0"/>
-              <w:bottom w:val="single" w:color="000000" w:sz="4" w:space="0"/>
-              <w:right w:val="single" w:color="000000" w:sz="4" w:space="0"/>
+              <w:top w:val="single" w:sz="4" w:space="0" w:color="000000"/>
+              <w:left w:val="single" w:sz="4" w:space="0" w:color="000000"/>
+              <w:bottom w:val="single" w:sz="4" w:space="0" w:color="000000"/>
+              <w:right w:val="single" w:sz="4" w:space="0" w:color="000000"/>
             </w:tcBorders>
             <w:tcMar>
               <w:top w:w="80" w:type="dxa"/>
@@ -2090,32 +2166,22 @@
       </w:tr>
       <w:tr>
         <w:tblPrEx>
-          <w:tblBorders>
-            <w:top w:val="single" w:color="auto" w:sz="4" w:space="0"/>
-            <w:left w:val="single" w:color="auto" w:sz="4" w:space="0"/>
-            <w:bottom w:val="single" w:color="auto" w:sz="4" w:space="0"/>
-            <w:right w:val="single" w:color="auto" w:sz="4" w:space="0"/>
-            <w:insideH w:val="single" w:color="auto" w:sz="4" w:space="0"/>
-            <w:insideV w:val="single" w:color="auto" w:sz="4" w:space="0"/>
-          </w:tblBorders>
           <w:tblCellMar>
             <w:top w:w="0" w:type="dxa"/>
-            <w:left w:w="10" w:type="dxa"/>
             <w:bottom w:w="0" w:type="dxa"/>
-            <w:right w:w="10" w:type="dxa"/>
           </w:tblCellMar>
         </w:tblPrEx>
         <w:trPr>
-          <w:trHeight w:val="560" w:hRule="atLeast"/>
+          <w:trHeight w:val="560"/>
         </w:trPr>
         <w:tc>
           <w:tcPr>
             <w:tcW w:w="900" w:type="dxa"/>
             <w:tcBorders>
-              <w:top w:val="single" w:color="000000" w:sz="4" w:space="0"/>
-              <w:left w:val="single" w:color="000000" w:sz="4" w:space="0"/>
-              <w:bottom w:val="single" w:color="000000" w:sz="4" w:space="0"/>
-              <w:right w:val="single" w:color="000000" w:sz="4" w:space="0"/>
+              <w:top w:val="single" w:sz="4" w:space="0" w:color="000000"/>
+              <w:left w:val="single" w:sz="4" w:space="0" w:color="000000"/>
+              <w:bottom w:val="single" w:sz="4" w:space="0" w:color="000000"/>
+              <w:right w:val="single" w:sz="4" w:space="0" w:color="000000"/>
             </w:tcBorders>
             <w:tcMar>
               <w:top w:w="80" w:type="dxa"/>
@@ -2143,10 +2209,10 @@
           <w:tcPr>
             <w:tcW w:w="1900" w:type="dxa"/>
             <w:tcBorders>
-              <w:top w:val="single" w:color="000000" w:sz="4" w:space="0"/>
-              <w:left w:val="single" w:color="000000" w:sz="4" w:space="0"/>
-              <w:bottom w:val="single" w:color="000000" w:sz="4" w:space="0"/>
-              <w:right w:val="single" w:color="000000" w:sz="4" w:space="0"/>
+              <w:top w:val="single" w:sz="4" w:space="0" w:color="000000"/>
+              <w:left w:val="single" w:sz="4" w:space="0" w:color="000000"/>
+              <w:bottom w:val="single" w:sz="4" w:space="0" w:color="000000"/>
+              <w:right w:val="single" w:sz="4" w:space="0" w:color="000000"/>
             </w:tcBorders>
             <w:tcMar>
               <w:top w:w="80" w:type="dxa"/>
@@ -2174,10 +2240,10 @@
           <w:tcPr>
             <w:tcW w:w="4226" w:type="dxa"/>
             <w:tcBorders>
-              <w:top w:val="single" w:color="000000" w:sz="4" w:space="0"/>
-              <w:left w:val="single" w:color="000000" w:sz="4" w:space="0"/>
-              <w:bottom w:val="single" w:color="000000" w:sz="4" w:space="0"/>
-              <w:right w:val="single" w:color="000000" w:sz="4" w:space="0"/>
+              <w:top w:val="single" w:sz="4" w:space="0" w:color="000000"/>
+              <w:left w:val="single" w:sz="4" w:space="0" w:color="000000"/>
+              <w:bottom w:val="single" w:sz="4" w:space="0" w:color="000000"/>
+              <w:right w:val="single" w:sz="4" w:space="0" w:color="000000"/>
             </w:tcBorders>
             <w:tcMar>
               <w:top w:w="80" w:type="dxa"/>
@@ -2205,10 +2271,10 @@
           <w:tcPr>
             <w:tcW w:w="2000" w:type="dxa"/>
             <w:tcBorders>
-              <w:top w:val="single" w:color="000000" w:sz="4" w:space="0"/>
-              <w:left w:val="single" w:color="000000" w:sz="4" w:space="0"/>
-              <w:bottom w:val="single" w:color="000000" w:sz="4" w:space="0"/>
-              <w:right w:val="single" w:color="000000" w:sz="4" w:space="0"/>
+              <w:top w:val="single" w:sz="4" w:space="0" w:color="000000"/>
+              <w:left w:val="single" w:sz="4" w:space="0" w:color="000000"/>
+              <w:bottom w:val="single" w:sz="4" w:space="0" w:color="000000"/>
+              <w:right w:val="single" w:sz="4" w:space="0" w:color="000000"/>
             </w:tcBorders>
             <w:tcMar>
               <w:top w:w="80" w:type="dxa"/>
@@ -2234,32 +2300,22 @@
       </w:tr>
       <w:tr>
         <w:tblPrEx>
-          <w:tblBorders>
-            <w:top w:val="single" w:color="auto" w:sz="4" w:space="0"/>
-            <w:left w:val="single" w:color="auto" w:sz="4" w:space="0"/>
-            <w:bottom w:val="single" w:color="auto" w:sz="4" w:space="0"/>
-            <w:right w:val="single" w:color="auto" w:sz="4" w:space="0"/>
-            <w:insideH w:val="single" w:color="auto" w:sz="4" w:space="0"/>
-            <w:insideV w:val="single" w:color="auto" w:sz="4" w:space="0"/>
-          </w:tblBorders>
           <w:tblCellMar>
             <w:top w:w="0" w:type="dxa"/>
-            <w:left w:w="10" w:type="dxa"/>
             <w:bottom w:w="0" w:type="dxa"/>
-            <w:right w:w="10" w:type="dxa"/>
           </w:tblCellMar>
         </w:tblPrEx>
         <w:trPr>
-          <w:trHeight w:val="560" w:hRule="atLeast"/>
+          <w:trHeight w:val="560"/>
         </w:trPr>
         <w:tc>
           <w:tcPr>
             <w:tcW w:w="900" w:type="dxa"/>
             <w:tcBorders>
-              <w:top w:val="single" w:color="000000" w:sz="4" w:space="0"/>
-              <w:left w:val="single" w:color="000000" w:sz="4" w:space="0"/>
-              <w:bottom w:val="single" w:color="000000" w:sz="4" w:space="0"/>
-              <w:right w:val="single" w:color="000000" w:sz="4" w:space="0"/>
+              <w:top w:val="single" w:sz="4" w:space="0" w:color="000000"/>
+              <w:left w:val="single" w:sz="4" w:space="0" w:color="000000"/>
+              <w:bottom w:val="single" w:sz="4" w:space="0" w:color="000000"/>
+              <w:right w:val="single" w:sz="4" w:space="0" w:color="000000"/>
             </w:tcBorders>
             <w:tcMar>
               <w:top w:w="80" w:type="dxa"/>
@@ -2287,10 +2343,10 @@
           <w:tcPr>
             <w:tcW w:w="1900" w:type="dxa"/>
             <w:tcBorders>
-              <w:top w:val="single" w:color="000000" w:sz="4" w:space="0"/>
-              <w:left w:val="single" w:color="000000" w:sz="4" w:space="0"/>
-              <w:bottom w:val="single" w:color="000000" w:sz="4" w:space="0"/>
-              <w:right w:val="single" w:color="000000" w:sz="4" w:space="0"/>
+              <w:top w:val="single" w:sz="4" w:space="0" w:color="000000"/>
+              <w:left w:val="single" w:sz="4" w:space="0" w:color="000000"/>
+              <w:bottom w:val="single" w:sz="4" w:space="0" w:color="000000"/>
+              <w:right w:val="single" w:sz="4" w:space="0" w:color="000000"/>
             </w:tcBorders>
             <w:tcMar>
               <w:top w:w="80" w:type="dxa"/>
@@ -2318,10 +2374,10 @@
           <w:tcPr>
             <w:tcW w:w="4226" w:type="dxa"/>
             <w:tcBorders>
-              <w:top w:val="single" w:color="000000" w:sz="4" w:space="0"/>
-              <w:left w:val="single" w:color="000000" w:sz="4" w:space="0"/>
-              <w:bottom w:val="single" w:color="000000" w:sz="4" w:space="0"/>
-              <w:right w:val="single" w:color="000000" w:sz="4" w:space="0"/>
+              <w:top w:val="single" w:sz="4" w:space="0" w:color="000000"/>
+              <w:left w:val="single" w:sz="4" w:space="0" w:color="000000"/>
+              <w:bottom w:val="single" w:sz="4" w:space="0" w:color="000000"/>
+              <w:right w:val="single" w:sz="4" w:space="0" w:color="000000"/>
             </w:tcBorders>
             <w:tcMar>
               <w:top w:w="80" w:type="dxa"/>
@@ -2349,10 +2405,10 @@
           <w:tcPr>
             <w:tcW w:w="2000" w:type="dxa"/>
             <w:tcBorders>
-              <w:top w:val="single" w:color="000000" w:sz="4" w:space="0"/>
-              <w:left w:val="single" w:color="000000" w:sz="4" w:space="0"/>
-              <w:bottom w:val="single" w:color="000000" w:sz="4" w:space="0"/>
-              <w:right w:val="single" w:color="000000" w:sz="4" w:space="0"/>
+              <w:top w:val="single" w:sz="4" w:space="0" w:color="000000"/>
+              <w:left w:val="single" w:sz="4" w:space="0" w:color="000000"/>
+              <w:bottom w:val="single" w:sz="4" w:space="0" w:color="000000"/>
+              <w:right w:val="single" w:sz="4" w:space="0" w:color="000000"/>
             </w:tcBorders>
             <w:tcMar>
               <w:top w:w="80" w:type="dxa"/>
@@ -2384,47 +2440,40 @@
     </w:p>
     <w:tbl>
       <w:tblPr>
-        <w:tblStyle w:val="11"/>
         <w:tblW w:w="9026" w:type="dxa"/>
         <w:tblInd w:w="110" w:type="dxa"/>
         <w:tblBorders>
-          <w:top w:val="single" w:color="auto" w:sz="4" w:space="0"/>
-          <w:left w:val="single" w:color="auto" w:sz="4" w:space="0"/>
-          <w:bottom w:val="single" w:color="auto" w:sz="4" w:space="0"/>
-          <w:right w:val="single" w:color="auto" w:sz="4" w:space="0"/>
-          <w:insideH w:val="single" w:color="auto" w:sz="4" w:space="0"/>
-          <w:insideV w:val="single" w:color="auto" w:sz="4" w:space="0"/>
+          <w:top w:val="single" w:sz="4" w:space="0" w:color="auto"/>
+          <w:left w:val="single" w:sz="4" w:space="0" w:color="auto"/>
+          <w:bottom w:val="single" w:sz="4" w:space="0" w:color="auto"/>
+          <w:right w:val="single" w:sz="4" w:space="0" w:color="auto"/>
+          <w:insideH w:val="single" w:sz="4" w:space="0" w:color="auto"/>
+          <w:insideV w:val="single" w:sz="4" w:space="0" w:color="auto"/>
         </w:tblBorders>
-        <w:tblLayout w:type="autofit"/>
         <w:tblCellMar>
-          <w:top w:w="0" w:type="dxa"/>
           <w:left w:w="10" w:type="dxa"/>
-          <w:bottom w:w="0" w:type="dxa"/>
           <w:right w:w="10" w:type="dxa"/>
         </w:tblCellMar>
+        <w:tblLook w:val="04A0" w:firstRow="1" w:lastRow="0" w:firstColumn="1" w:lastColumn="0" w:noHBand="0" w:noVBand="1"/>
       </w:tblPr>
       <w:tblGrid>
         <w:gridCol w:w="9026"/>
       </w:tblGrid>
       <w:tr>
         <w:tblPrEx>
-          <w:tblBorders>
-            <w:top w:val="single" w:color="auto" w:sz="4" w:space="0"/>
-            <w:left w:val="single" w:color="auto" w:sz="4" w:space="0"/>
-            <w:bottom w:val="single" w:color="auto" w:sz="4" w:space="0"/>
-            <w:right w:val="single" w:color="auto" w:sz="4" w:space="0"/>
-            <w:insideH w:val="single" w:color="auto" w:sz="4" w:space="0"/>
-            <w:insideV w:val="single" w:color="auto" w:sz="4" w:space="0"/>
-          </w:tblBorders>
+          <w:tblCellMar>
+            <w:top w:w="0" w:type="dxa"/>
+            <w:bottom w:w="0" w:type="dxa"/>
+          </w:tblCellMar>
         </w:tblPrEx>
         <w:tc>
           <w:tcPr>
             <w:tcW w:w="9026" w:type="dxa"/>
             <w:tcBorders>
-              <w:top w:val="single" w:color="000000" w:sz="4" w:space="0"/>
-              <w:left w:val="single" w:color="000000" w:sz="4" w:space="0"/>
-              <w:bottom w:val="single" w:color="000000" w:sz="4" w:space="0"/>
-              <w:right w:val="single" w:color="000000" w:sz="4" w:space="0"/>
+              <w:top w:val="single" w:sz="4" w:space="0" w:color="000000"/>
+              <w:left w:val="single" w:sz="4" w:space="0" w:color="000000"/>
+              <w:bottom w:val="single" w:sz="4" w:space="0" w:color="000000"/>
+              <w:right w:val="single" w:sz="4" w:space="0" w:color="000000"/>
             </w:tcBorders>
             <w:shd w:val="clear" w:color="auto" w:fill="EDEDED"/>
             <w:tcMar>
@@ -2442,8 +2491,9 @@
             </w:pPr>
             <w:r>
               <w:rPr>
-                <w:rFonts w:ascii="黑体" w:hAnsi="黑体" w:eastAsia="黑体"/>
-              </w:rPr>
+                <w:rFonts w:ascii="黑体" w:eastAsia="黑体" w:hAnsi="黑体"/>
+              </w:rPr>
+              <w:lastRenderedPageBreak/>
               <w:t>非功能需求</w:t>
             </w:r>
           </w:p>
@@ -2451,32 +2501,22 @@
       </w:tr>
       <w:tr>
         <w:tblPrEx>
-          <w:tblBorders>
-            <w:top w:val="single" w:color="auto" w:sz="4" w:space="0"/>
-            <w:left w:val="single" w:color="auto" w:sz="4" w:space="0"/>
-            <w:bottom w:val="single" w:color="auto" w:sz="4" w:space="0"/>
-            <w:right w:val="single" w:color="auto" w:sz="4" w:space="0"/>
-            <w:insideH w:val="single" w:color="auto" w:sz="4" w:space="0"/>
-            <w:insideV w:val="single" w:color="auto" w:sz="4" w:space="0"/>
-          </w:tblBorders>
           <w:tblCellMar>
             <w:top w:w="0" w:type="dxa"/>
-            <w:left w:w="10" w:type="dxa"/>
             <w:bottom w:w="0" w:type="dxa"/>
-            <w:right w:w="10" w:type="dxa"/>
           </w:tblCellMar>
         </w:tblPrEx>
         <w:trPr>
-          <w:trHeight w:val="1500" w:hRule="atLeast"/>
+          <w:trHeight w:val="1500"/>
         </w:trPr>
         <w:tc>
           <w:tcPr>
             <w:tcW w:w="9026" w:type="dxa"/>
             <w:tcBorders>
-              <w:top w:val="single" w:color="000000" w:sz="4" w:space="0"/>
-              <w:left w:val="single" w:color="000000" w:sz="4" w:space="0"/>
-              <w:bottom w:val="single" w:color="000000" w:sz="4" w:space="0"/>
-              <w:right w:val="single" w:color="000000" w:sz="4" w:space="0"/>
+              <w:top w:val="single" w:sz="4" w:space="0" w:color="000000"/>
+              <w:left w:val="single" w:sz="4" w:space="0" w:color="000000"/>
+              <w:bottom w:val="single" w:sz="4" w:space="0" w:color="000000"/>
+              <w:right w:val="single" w:sz="4" w:space="0" w:color="000000"/>
             </w:tcBorders>
             <w:tcMar>
               <w:top w:w="80" w:type="dxa"/>
@@ -2605,47 +2645,40 @@
     <w:p/>
     <w:tbl>
       <w:tblPr>
-        <w:tblStyle w:val="11"/>
         <w:tblW w:w="9026" w:type="dxa"/>
         <w:tblInd w:w="110" w:type="dxa"/>
         <w:tblBorders>
-          <w:top w:val="single" w:color="auto" w:sz="4" w:space="0"/>
-          <w:left w:val="single" w:color="auto" w:sz="4" w:space="0"/>
-          <w:bottom w:val="single" w:color="auto" w:sz="4" w:space="0"/>
-          <w:right w:val="single" w:color="auto" w:sz="4" w:space="0"/>
-          <w:insideH w:val="single" w:color="auto" w:sz="4" w:space="0"/>
-          <w:insideV w:val="single" w:color="auto" w:sz="4" w:space="0"/>
+          <w:top w:val="single" w:sz="4" w:space="0" w:color="auto"/>
+          <w:left w:val="single" w:sz="4" w:space="0" w:color="auto"/>
+          <w:bottom w:val="single" w:sz="4" w:space="0" w:color="auto"/>
+          <w:right w:val="single" w:sz="4" w:space="0" w:color="auto"/>
+          <w:insideH w:val="single" w:sz="4" w:space="0" w:color="auto"/>
+          <w:insideV w:val="single" w:sz="4" w:space="0" w:color="auto"/>
         </w:tblBorders>
-        <w:tblLayout w:type="autofit"/>
         <w:tblCellMar>
-          <w:top w:w="0" w:type="dxa"/>
           <w:left w:w="10" w:type="dxa"/>
-          <w:bottom w:w="0" w:type="dxa"/>
           <w:right w:w="10" w:type="dxa"/>
         </w:tblCellMar>
+        <w:tblLook w:val="04A0" w:firstRow="1" w:lastRow="0" w:firstColumn="1" w:lastColumn="0" w:noHBand="0" w:noVBand="1"/>
       </w:tblPr>
       <w:tblGrid>
         <w:gridCol w:w="9026"/>
       </w:tblGrid>
       <w:tr>
         <w:tblPrEx>
-          <w:tblBorders>
-            <w:top w:val="single" w:color="auto" w:sz="4" w:space="0"/>
-            <w:left w:val="single" w:color="auto" w:sz="4" w:space="0"/>
-            <w:bottom w:val="single" w:color="auto" w:sz="4" w:space="0"/>
-            <w:right w:val="single" w:color="auto" w:sz="4" w:space="0"/>
-            <w:insideH w:val="single" w:color="auto" w:sz="4" w:space="0"/>
-            <w:insideV w:val="single" w:color="auto" w:sz="4" w:space="0"/>
-          </w:tblBorders>
+          <w:tblCellMar>
+            <w:top w:w="0" w:type="dxa"/>
+            <w:bottom w:w="0" w:type="dxa"/>
+          </w:tblCellMar>
         </w:tblPrEx>
         <w:tc>
           <w:tcPr>
             <w:tcW w:w="9026" w:type="dxa"/>
             <w:tcBorders>
-              <w:top w:val="single" w:color="000000" w:sz="4" w:space="0"/>
-              <w:left w:val="single" w:color="000000" w:sz="4" w:space="0"/>
-              <w:bottom w:val="single" w:color="000000" w:sz="4" w:space="0"/>
-              <w:right w:val="single" w:color="000000" w:sz="4" w:space="0"/>
+              <w:top w:val="single" w:sz="4" w:space="0" w:color="000000"/>
+              <w:left w:val="single" w:sz="4" w:space="0" w:color="000000"/>
+              <w:bottom w:val="single" w:sz="4" w:space="0" w:color="000000"/>
+              <w:right w:val="single" w:sz="4" w:space="0" w:color="000000"/>
             </w:tcBorders>
             <w:shd w:val="clear" w:color="auto" w:fill="EDEDED"/>
             <w:tcMar>
@@ -2663,7 +2696,7 @@
             </w:pPr>
             <w:r>
               <w:rPr>
-                <w:rFonts w:ascii="黑体" w:hAnsi="黑体" w:eastAsia="黑体"/>
+                <w:rFonts w:ascii="黑体" w:eastAsia="黑体" w:hAnsi="黑体"/>
               </w:rPr>
               <w:t>三、系统设计</w:t>
             </w:r>
@@ -2672,32 +2705,22 @@
       </w:tr>
       <w:tr>
         <w:tblPrEx>
-          <w:tblBorders>
-            <w:top w:val="single" w:color="auto" w:sz="4" w:space="0"/>
-            <w:left w:val="single" w:color="auto" w:sz="4" w:space="0"/>
-            <w:bottom w:val="single" w:color="auto" w:sz="4" w:space="0"/>
-            <w:right w:val="single" w:color="auto" w:sz="4" w:space="0"/>
-            <w:insideH w:val="single" w:color="auto" w:sz="4" w:space="0"/>
-            <w:insideV w:val="single" w:color="auto" w:sz="4" w:space="0"/>
-          </w:tblBorders>
           <w:tblCellMar>
             <w:top w:w="0" w:type="dxa"/>
-            <w:left w:w="10" w:type="dxa"/>
             <w:bottom w:w="0" w:type="dxa"/>
-            <w:right w:w="10" w:type="dxa"/>
           </w:tblCellMar>
         </w:tblPrEx>
         <w:trPr>
-          <w:trHeight w:val="3600" w:hRule="atLeast"/>
+          <w:trHeight w:val="3600"/>
         </w:trPr>
         <w:tc>
           <w:tcPr>
             <w:tcW w:w="9026" w:type="dxa"/>
             <w:tcBorders>
-              <w:top w:val="single" w:color="000000" w:sz="4" w:space="0"/>
-              <w:left w:val="single" w:color="000000" w:sz="4" w:space="0"/>
-              <w:bottom w:val="single" w:color="000000" w:sz="4" w:space="0"/>
-              <w:right w:val="single" w:color="000000" w:sz="4" w:space="0"/>
+              <w:top w:val="single" w:sz="4" w:space="0" w:color="000000"/>
+              <w:left w:val="single" w:sz="4" w:space="0" w:color="000000"/>
+              <w:bottom w:val="single" w:sz="4" w:space="0" w:color="000000"/>
+              <w:right w:val="single" w:sz="4" w:space="0" w:color="000000"/>
             </w:tcBorders>
             <w:tcMar>
               <w:top w:w="80" w:type="dxa"/>
@@ -2721,7 +2744,7 @@
           <w:p>
             <w:pPr>
               <w:spacing w:line="320" w:lineRule="auto"/>
-              <w:ind w:firstLine="420" w:firstLineChars="200"/>
+              <w:ind w:firstLineChars="200" w:firstLine="420"/>
             </w:pPr>
             <w:r>
               <w:rPr>
@@ -2738,24 +2761,21 @@
             </w:pPr>
             <w:r>
               <w:drawing>
-                <wp:inline distT="0" distB="0" distL="114300" distR="114300">
-                  <wp:extent cx="5219700" cy="3310890"/>
-                  <wp:effectExtent l="0" t="0" r="0" b="3810"/>
+                <wp:inline xmlns:a="http://schemas.openxmlformats.org/drawingml/2006/main" xmlns:pic="http://schemas.openxmlformats.org/drawingml/2006/picture">
+                  <wp:extent cx="5220000" cy="3311449"/>
                   <wp:docPr id="1" name="Picture 1"/>
                   <wp:cNvGraphicFramePr>
-                    <a:graphicFrameLocks xmlns:a="http://schemas.openxmlformats.org/drawingml/2006/main" noChangeAspect="1"/>
+                    <a:graphicFrameLocks noChangeAspect="1"/>
                   </wp:cNvGraphicFramePr>
-                  <a:graphic xmlns:a="http://schemas.openxmlformats.org/drawingml/2006/main">
+                  <a:graphic>
                     <a:graphicData uri="http://schemas.openxmlformats.org/drawingml/2006/picture">
-                      <pic:pic xmlns:pic="http://schemas.openxmlformats.org/drawingml/2006/picture">
+                      <pic:pic>
                         <pic:nvPicPr>
-                          <pic:cNvPr id="1" name="Picture 1"/>
-                          <pic:cNvPicPr>
-                            <a:picLocks noChangeAspect="1"/>
-                          </pic:cNvPicPr>
+                          <pic:cNvPr id="0" name="architecture.png"/>
+                          <pic:cNvPicPr/>
                         </pic:nvPicPr>
                         <pic:blipFill>
-                          <a:blip r:embed="rId5"/>
+                          <a:blip r:embed="rId11"/>
                           <a:stretch>
                             <a:fillRect/>
                           </a:stretch>
@@ -2765,9 +2785,7 @@
                             <a:off x="0" y="0"/>
                             <a:ext cx="5220000" cy="3311449"/>
                           </a:xfrm>
-                          <a:prstGeom prst="rect">
-                            <a:avLst/>
-                          </a:prstGeom>
+                          <a:prstGeom prst="rect"/>
                         </pic:spPr>
                       </pic:pic>
                     </a:graphicData>
@@ -2804,7 +2822,7 @@
           <w:p>
             <w:pPr>
               <w:spacing w:line="320" w:lineRule="auto"/>
-              <w:ind w:firstLine="420" w:firstLineChars="200"/>
+              <w:ind w:firstLineChars="200" w:firstLine="420"/>
             </w:pPr>
             <w:r>
               <w:rPr>
@@ -2821,24 +2839,21 @@
             </w:pPr>
             <w:r>
               <w:drawing>
-                <wp:inline distT="0" distB="0" distL="114300" distR="114300">
-                  <wp:extent cx="5399405" cy="2754630"/>
-                  <wp:effectExtent l="0" t="0" r="10795" b="1270"/>
+                <wp:inline xmlns:a="http://schemas.openxmlformats.org/drawingml/2006/main" xmlns:pic="http://schemas.openxmlformats.org/drawingml/2006/picture">
+                  <wp:extent cx="5400000" cy="2755252"/>
                   <wp:docPr id="2" name="Picture 2"/>
                   <wp:cNvGraphicFramePr>
-                    <a:graphicFrameLocks xmlns:a="http://schemas.openxmlformats.org/drawingml/2006/main" noChangeAspect="1"/>
+                    <a:graphicFrameLocks noChangeAspect="1"/>
                   </wp:cNvGraphicFramePr>
-                  <a:graphic xmlns:a="http://schemas.openxmlformats.org/drawingml/2006/main">
+                  <a:graphic>
                     <a:graphicData uri="http://schemas.openxmlformats.org/drawingml/2006/picture">
-                      <pic:pic xmlns:pic="http://schemas.openxmlformats.org/drawingml/2006/picture">
+                      <pic:pic>
                         <pic:nvPicPr>
-                          <pic:cNvPr id="2" name="Picture 2"/>
-                          <pic:cNvPicPr>
-                            <a:picLocks noChangeAspect="1"/>
-                          </pic:cNvPicPr>
+                          <pic:cNvPr id="0" name="function_tree.png"/>
+                          <pic:cNvPicPr/>
                         </pic:nvPicPr>
                         <pic:blipFill>
-                          <a:blip r:embed="rId6"/>
+                          <a:blip r:embed="rId12"/>
                           <a:stretch>
                             <a:fillRect/>
                           </a:stretch>
@@ -2848,9 +2863,7 @@
                             <a:off x="0" y="0"/>
                             <a:ext cx="5400000" cy="2755252"/>
                           </a:xfrm>
-                          <a:prstGeom prst="rect">
-                            <a:avLst/>
-                          </a:prstGeom>
+                          <a:prstGeom prst="rect"/>
                         </pic:spPr>
                       </pic:pic>
                     </a:graphicData>
@@ -2875,7 +2888,7 @@
           <w:p>
             <w:pPr>
               <w:spacing w:line="320" w:lineRule="auto"/>
-              <w:ind w:firstLine="420" w:firstLineChars="200"/>
+              <w:ind w:firstLineChars="200" w:firstLine="420"/>
             </w:pPr>
             <w:r>
               <w:rPr>
@@ -2892,24 +2905,21 @@
             </w:pPr>
             <w:r>
               <w:drawing>
-                <wp:inline distT="0" distB="0" distL="114300" distR="114300">
-                  <wp:extent cx="5399405" cy="2468245"/>
-                  <wp:effectExtent l="0" t="0" r="10795" b="8255"/>
+                <wp:inline xmlns:a="http://schemas.openxmlformats.org/drawingml/2006/main" xmlns:pic="http://schemas.openxmlformats.org/drawingml/2006/picture">
+                  <wp:extent cx="5400000" cy="2468571"/>
                   <wp:docPr id="3" name="Picture 3"/>
                   <wp:cNvGraphicFramePr>
-                    <a:graphicFrameLocks xmlns:a="http://schemas.openxmlformats.org/drawingml/2006/main" noChangeAspect="1"/>
+                    <a:graphicFrameLocks noChangeAspect="1"/>
                   </wp:cNvGraphicFramePr>
-                  <a:graphic xmlns:a="http://schemas.openxmlformats.org/drawingml/2006/main">
+                  <a:graphic>
                     <a:graphicData uri="http://schemas.openxmlformats.org/drawingml/2006/picture">
-                      <pic:pic xmlns:pic="http://schemas.openxmlformats.org/drawingml/2006/picture">
+                      <pic:pic>
                         <pic:nvPicPr>
-                          <pic:cNvPr id="3" name="Picture 3"/>
-                          <pic:cNvPicPr>
-                            <a:picLocks noChangeAspect="1"/>
-                          </pic:cNvPicPr>
+                          <pic:cNvPr id="0" name="roadmap.png"/>
+                          <pic:cNvPicPr/>
                         </pic:nvPicPr>
                         <pic:blipFill>
-                          <a:blip r:embed="rId7"/>
+                          <a:blip r:embed="rId13"/>
                           <a:stretch>
                             <a:fillRect/>
                           </a:stretch>
@@ -2919,9 +2929,7 @@
                             <a:off x="0" y="0"/>
                             <a:ext cx="5400000" cy="2468571"/>
                           </a:xfrm>
-                          <a:prstGeom prst="rect">
-                            <a:avLst/>
-                          </a:prstGeom>
+                          <a:prstGeom prst="rect"/>
                         </pic:spPr>
                       </pic:pic>
                     </a:graphicData>
@@ -3004,6 +3012,12 @@
               </w:rPr>
               <w:t>数据库表结构（SQLite）：</w:t>
             </w:r>
+            <w:r>
+              <w:rPr>
+                <w:b w:val="0"/>
+                <w:sz w:val="21"/>
+              </w:rPr>
+            </w:r>
           </w:p>
           <w:p>
             <w:pPr>
@@ -3086,7 +3100,7 @@
           <w:p>
             <w:pPr>
               <w:spacing w:line="320" w:lineRule="auto"/>
-              <w:ind w:firstLine="420" w:firstLineChars="200"/>
+              <w:ind w:firstLineChars="200" w:firstLine="420"/>
             </w:pPr>
             <w:r>
               <w:rPr>
@@ -3111,7 +3125,7 @@
           <w:p>
             <w:pPr>
               <w:spacing w:line="320" w:lineRule="auto"/>
-              <w:ind w:firstLine="420" w:firstLineChars="200"/>
+              <w:ind w:firstLineChars="200" w:firstLine="420"/>
             </w:pPr>
             <w:r>
               <w:rPr>
@@ -3124,7 +3138,7 @@
           <w:p>
             <w:pPr>
               <w:spacing w:line="320" w:lineRule="auto"/>
-              <w:ind w:firstLine="420" w:firstLineChars="200"/>
+              <w:ind w:firstLineChars="200" w:firstLine="420"/>
             </w:pPr>
             <w:r>
               <w:rPr>
@@ -3140,24 +3154,21 @@
     <w:p/>
     <w:tbl>
       <w:tblPr>
-        <w:tblStyle w:val="11"/>
         <w:tblW w:w="9026" w:type="dxa"/>
         <w:tblInd w:w="110" w:type="dxa"/>
         <w:tblBorders>
-          <w:top w:val="single" w:color="auto" w:sz="4" w:space="0"/>
-          <w:left w:val="single" w:color="auto" w:sz="4" w:space="0"/>
-          <w:bottom w:val="single" w:color="auto" w:sz="4" w:space="0"/>
-          <w:right w:val="single" w:color="auto" w:sz="4" w:space="0"/>
-          <w:insideH w:val="single" w:color="auto" w:sz="4" w:space="0"/>
-          <w:insideV w:val="single" w:color="auto" w:sz="4" w:space="0"/>
+          <w:top w:val="single" w:sz="4" w:space="0" w:color="auto"/>
+          <w:left w:val="single" w:sz="4" w:space="0" w:color="auto"/>
+          <w:bottom w:val="single" w:sz="4" w:space="0" w:color="auto"/>
+          <w:right w:val="single" w:sz="4" w:space="0" w:color="auto"/>
+          <w:insideH w:val="single" w:sz="4" w:space="0" w:color="auto"/>
+          <w:insideV w:val="single" w:sz="4" w:space="0" w:color="auto"/>
         </w:tblBorders>
-        <w:tblLayout w:type="autofit"/>
         <w:tblCellMar>
-          <w:top w:w="0" w:type="dxa"/>
           <w:left w:w="10" w:type="dxa"/>
-          <w:bottom w:w="0" w:type="dxa"/>
           <w:right w:w="10" w:type="dxa"/>
         </w:tblCellMar>
+        <w:tblLook w:val="04A0" w:firstRow="1" w:lastRow="0" w:firstColumn="1" w:lastColumn="0" w:noHBand="0" w:noVBand="1"/>
       </w:tblPr>
       <w:tblGrid>
         <w:gridCol w:w="2600"/>
@@ -3165,19 +3176,9 @@
       </w:tblGrid>
       <w:tr>
         <w:tblPrEx>
-          <w:tblBorders>
-            <w:top w:val="single" w:color="auto" w:sz="4" w:space="0"/>
-            <w:left w:val="single" w:color="auto" w:sz="4" w:space="0"/>
-            <w:bottom w:val="single" w:color="auto" w:sz="4" w:space="0"/>
-            <w:right w:val="single" w:color="auto" w:sz="4" w:space="0"/>
-            <w:insideH w:val="single" w:color="auto" w:sz="4" w:space="0"/>
-            <w:insideV w:val="single" w:color="auto" w:sz="4" w:space="0"/>
-          </w:tblBorders>
           <w:tblCellMar>
             <w:top w:w="0" w:type="dxa"/>
-            <w:left w:w="10" w:type="dxa"/>
             <w:bottom w:w="0" w:type="dxa"/>
-            <w:right w:w="10" w:type="dxa"/>
           </w:tblCellMar>
         </w:tblPrEx>
         <w:tc>
@@ -3185,10 +3186,10 @@
             <w:tcW w:w="9026" w:type="dxa"/>
             <w:gridSpan w:val="2"/>
             <w:tcBorders>
-              <w:top w:val="single" w:color="000000" w:sz="4" w:space="0"/>
-              <w:left w:val="single" w:color="000000" w:sz="4" w:space="0"/>
-              <w:bottom w:val="single" w:color="000000" w:sz="4" w:space="0"/>
-              <w:right w:val="single" w:color="000000" w:sz="4" w:space="0"/>
+              <w:top w:val="single" w:sz="4" w:space="0" w:color="000000"/>
+              <w:left w:val="single" w:sz="4" w:space="0" w:color="000000"/>
+              <w:bottom w:val="single" w:sz="4" w:space="0" w:color="000000"/>
+              <w:right w:val="single" w:sz="4" w:space="0" w:color="000000"/>
             </w:tcBorders>
             <w:shd w:val="clear" w:color="auto" w:fill="EDEDED"/>
             <w:tcMar>
@@ -3206,7 +3207,7 @@
             </w:pPr>
             <w:r>
               <w:rPr>
-                <w:rFonts w:ascii="黑体" w:hAnsi="黑体" w:eastAsia="黑体"/>
+                <w:rFonts w:ascii="黑体" w:eastAsia="黑体" w:hAnsi="黑体"/>
               </w:rPr>
               <w:t>四、开发环境与技术选型</w:t>
             </w:r>
@@ -3215,32 +3216,22 @@
       </w:tr>
       <w:tr>
         <w:tblPrEx>
-          <w:tblBorders>
-            <w:top w:val="single" w:color="auto" w:sz="4" w:space="0"/>
-            <w:left w:val="single" w:color="auto" w:sz="4" w:space="0"/>
-            <w:bottom w:val="single" w:color="auto" w:sz="4" w:space="0"/>
-            <w:right w:val="single" w:color="auto" w:sz="4" w:space="0"/>
-            <w:insideH w:val="single" w:color="auto" w:sz="4" w:space="0"/>
-            <w:insideV w:val="single" w:color="auto" w:sz="4" w:space="0"/>
-          </w:tblBorders>
           <w:tblCellMar>
             <w:top w:w="0" w:type="dxa"/>
-            <w:left w:w="10" w:type="dxa"/>
             <w:bottom w:w="0" w:type="dxa"/>
-            <w:right w:w="10" w:type="dxa"/>
           </w:tblCellMar>
         </w:tblPrEx>
         <w:trPr>
-          <w:trHeight w:val="520" w:hRule="atLeast"/>
+          <w:trHeight w:val="520"/>
         </w:trPr>
         <w:tc>
           <w:tcPr>
             <w:tcW w:w="2600" w:type="dxa"/>
             <w:tcBorders>
-              <w:top w:val="single" w:color="000000" w:sz="4" w:space="0"/>
-              <w:left w:val="single" w:color="000000" w:sz="4" w:space="0"/>
-              <w:bottom w:val="single" w:color="000000" w:sz="4" w:space="0"/>
-              <w:right w:val="single" w:color="000000" w:sz="4" w:space="0"/>
+              <w:top w:val="single" w:sz="4" w:space="0" w:color="000000"/>
+              <w:left w:val="single" w:sz="4" w:space="0" w:color="000000"/>
+              <w:bottom w:val="single" w:sz="4" w:space="0" w:color="000000"/>
+              <w:right w:val="single" w:sz="4" w:space="0" w:color="000000"/>
             </w:tcBorders>
             <w:shd w:val="clear" w:color="auto" w:fill="EDEDED"/>
             <w:tcMar>
@@ -3269,10 +3260,10 @@
           <w:tcPr>
             <w:tcW w:w="6426" w:type="dxa"/>
             <w:tcBorders>
-              <w:top w:val="single" w:color="000000" w:sz="4" w:space="0"/>
-              <w:left w:val="single" w:color="000000" w:sz="4" w:space="0"/>
-              <w:bottom w:val="single" w:color="000000" w:sz="4" w:space="0"/>
-              <w:right w:val="single" w:color="000000" w:sz="4" w:space="0"/>
+              <w:top w:val="single" w:sz="4" w:space="0" w:color="000000"/>
+              <w:left w:val="single" w:sz="4" w:space="0" w:color="000000"/>
+              <w:bottom w:val="single" w:sz="4" w:space="0" w:color="000000"/>
+              <w:right w:val="single" w:sz="4" w:space="0" w:color="000000"/>
             </w:tcBorders>
             <w:tcMar>
               <w:top w:w="80" w:type="dxa"/>
@@ -3298,32 +3289,22 @@
       </w:tr>
       <w:tr>
         <w:tblPrEx>
-          <w:tblBorders>
-            <w:top w:val="single" w:color="auto" w:sz="4" w:space="0"/>
-            <w:left w:val="single" w:color="auto" w:sz="4" w:space="0"/>
-            <w:bottom w:val="single" w:color="auto" w:sz="4" w:space="0"/>
-            <w:right w:val="single" w:color="auto" w:sz="4" w:space="0"/>
-            <w:insideH w:val="single" w:color="auto" w:sz="4" w:space="0"/>
-            <w:insideV w:val="single" w:color="auto" w:sz="4" w:space="0"/>
-          </w:tblBorders>
           <w:tblCellMar>
             <w:top w:w="0" w:type="dxa"/>
-            <w:left w:w="10" w:type="dxa"/>
             <w:bottom w:w="0" w:type="dxa"/>
-            <w:right w:w="10" w:type="dxa"/>
           </w:tblCellMar>
         </w:tblPrEx>
         <w:trPr>
-          <w:trHeight w:val="520" w:hRule="atLeast"/>
+          <w:trHeight w:val="520"/>
         </w:trPr>
         <w:tc>
           <w:tcPr>
             <w:tcW w:w="2600" w:type="dxa"/>
             <w:tcBorders>
-              <w:top w:val="single" w:color="000000" w:sz="4" w:space="0"/>
-              <w:left w:val="single" w:color="000000" w:sz="4" w:space="0"/>
-              <w:bottom w:val="single" w:color="000000" w:sz="4" w:space="0"/>
-              <w:right w:val="single" w:color="000000" w:sz="4" w:space="0"/>
+              <w:top w:val="single" w:sz="4" w:space="0" w:color="000000"/>
+              <w:left w:val="single" w:sz="4" w:space="0" w:color="000000"/>
+              <w:bottom w:val="single" w:sz="4" w:space="0" w:color="000000"/>
+              <w:right w:val="single" w:sz="4" w:space="0" w:color="000000"/>
             </w:tcBorders>
             <w:shd w:val="clear" w:color="auto" w:fill="EDEDED"/>
             <w:tcMar>
@@ -3344,7 +3325,21 @@
                 <w:sz w:val="22"/>
                 <w:szCs w:val="22"/>
               </w:rPr>
-              <w:t>框架/界面技术</w:t>
+              <w:t>框架</w:t>
+            </w:r>
+            <w:r>
+              <w:rPr>
+                <w:sz w:val="22"/>
+                <w:szCs w:val="22"/>
+              </w:rPr>
+              <w:t>/</w:t>
+            </w:r>
+            <w:r>
+              <w:rPr>
+                <w:sz w:val="22"/>
+                <w:szCs w:val="22"/>
+              </w:rPr>
+              <w:t>界面技术</w:t>
             </w:r>
           </w:p>
         </w:tc>
@@ -3352,10 +3347,10 @@
           <w:tcPr>
             <w:tcW w:w="6426" w:type="dxa"/>
             <w:tcBorders>
-              <w:top w:val="single" w:color="000000" w:sz="4" w:space="0"/>
-              <w:left w:val="single" w:color="000000" w:sz="4" w:space="0"/>
-              <w:bottom w:val="single" w:color="000000" w:sz="4" w:space="0"/>
-              <w:right w:val="single" w:color="000000" w:sz="4" w:space="0"/>
+              <w:top w:val="single" w:sz="4" w:space="0" w:color="000000"/>
+              <w:left w:val="single" w:sz="4" w:space="0" w:color="000000"/>
+              <w:bottom w:val="single" w:sz="4" w:space="0" w:color="000000"/>
+              <w:right w:val="single" w:sz="4" w:space="0" w:color="000000"/>
             </w:tcBorders>
             <w:tcMar>
               <w:top w:w="80" w:type="dxa"/>
@@ -3408,32 +3403,22 @@
       </w:tr>
       <w:tr>
         <w:tblPrEx>
-          <w:tblBorders>
-            <w:top w:val="single" w:color="auto" w:sz="4" w:space="0"/>
-            <w:left w:val="single" w:color="auto" w:sz="4" w:space="0"/>
-            <w:bottom w:val="single" w:color="auto" w:sz="4" w:space="0"/>
-            <w:right w:val="single" w:color="auto" w:sz="4" w:space="0"/>
-            <w:insideH w:val="single" w:color="auto" w:sz="4" w:space="0"/>
-            <w:insideV w:val="single" w:color="auto" w:sz="4" w:space="0"/>
-          </w:tblBorders>
           <w:tblCellMar>
             <w:top w:w="0" w:type="dxa"/>
-            <w:left w:w="10" w:type="dxa"/>
             <w:bottom w:w="0" w:type="dxa"/>
-            <w:right w:w="10" w:type="dxa"/>
           </w:tblCellMar>
         </w:tblPrEx>
         <w:trPr>
-          <w:trHeight w:val="520" w:hRule="atLeast"/>
+          <w:trHeight w:val="520"/>
         </w:trPr>
         <w:tc>
           <w:tcPr>
             <w:tcW w:w="2600" w:type="dxa"/>
             <w:tcBorders>
-              <w:top w:val="single" w:color="000000" w:sz="4" w:space="0"/>
-              <w:left w:val="single" w:color="000000" w:sz="4" w:space="0"/>
-              <w:bottom w:val="single" w:color="000000" w:sz="4" w:space="0"/>
-              <w:right w:val="single" w:color="000000" w:sz="4" w:space="0"/>
+              <w:top w:val="single" w:sz="4" w:space="0" w:color="000000"/>
+              <w:left w:val="single" w:sz="4" w:space="0" w:color="000000"/>
+              <w:bottom w:val="single" w:sz="4" w:space="0" w:color="000000"/>
+              <w:right w:val="single" w:sz="4" w:space="0" w:color="000000"/>
             </w:tcBorders>
             <w:shd w:val="clear" w:color="auto" w:fill="EDEDED"/>
             <w:tcMar>
@@ -3462,10 +3447,10 @@
           <w:tcPr>
             <w:tcW w:w="6426" w:type="dxa"/>
             <w:tcBorders>
-              <w:top w:val="single" w:color="000000" w:sz="4" w:space="0"/>
-              <w:left w:val="single" w:color="000000" w:sz="4" w:space="0"/>
-              <w:bottom w:val="single" w:color="000000" w:sz="4" w:space="0"/>
-              <w:right w:val="single" w:color="000000" w:sz="4" w:space="0"/>
+              <w:top w:val="single" w:sz="4" w:space="0" w:color="000000"/>
+              <w:left w:val="single" w:sz="4" w:space="0" w:color="000000"/>
+              <w:bottom w:val="single" w:sz="4" w:space="0" w:color="000000"/>
+              <w:right w:val="single" w:sz="4" w:space="0" w:color="000000"/>
             </w:tcBorders>
             <w:tcMar>
               <w:top w:w="80" w:type="dxa"/>
@@ -3492,32 +3477,22 @@
       </w:tr>
       <w:tr>
         <w:tblPrEx>
-          <w:tblBorders>
-            <w:top w:val="single" w:color="auto" w:sz="4" w:space="0"/>
-            <w:left w:val="single" w:color="auto" w:sz="4" w:space="0"/>
-            <w:bottom w:val="single" w:color="auto" w:sz="4" w:space="0"/>
-            <w:right w:val="single" w:color="auto" w:sz="4" w:space="0"/>
-            <w:insideH w:val="single" w:color="auto" w:sz="4" w:space="0"/>
-            <w:insideV w:val="single" w:color="auto" w:sz="4" w:space="0"/>
-          </w:tblBorders>
           <w:tblCellMar>
             <w:top w:w="0" w:type="dxa"/>
-            <w:left w:w="10" w:type="dxa"/>
             <w:bottom w:w="0" w:type="dxa"/>
-            <w:right w:w="10" w:type="dxa"/>
           </w:tblCellMar>
         </w:tblPrEx>
         <w:trPr>
-          <w:trHeight w:val="520" w:hRule="atLeast"/>
+          <w:trHeight w:val="520"/>
         </w:trPr>
         <w:tc>
           <w:tcPr>
             <w:tcW w:w="2600" w:type="dxa"/>
             <w:tcBorders>
-              <w:top w:val="single" w:color="000000" w:sz="4" w:space="0"/>
-              <w:left w:val="single" w:color="000000" w:sz="4" w:space="0"/>
-              <w:bottom w:val="single" w:color="000000" w:sz="4" w:space="0"/>
-              <w:right w:val="single" w:color="000000" w:sz="4" w:space="0"/>
+              <w:top w:val="single" w:sz="4" w:space="0" w:color="000000"/>
+              <w:left w:val="single" w:sz="4" w:space="0" w:color="000000"/>
+              <w:bottom w:val="single" w:sz="4" w:space="0" w:color="000000"/>
+              <w:right w:val="single" w:sz="4" w:space="0" w:color="000000"/>
             </w:tcBorders>
             <w:shd w:val="clear" w:color="auto" w:fill="EDEDED"/>
             <w:tcMar>
@@ -3538,7 +3513,21 @@
                 <w:sz w:val="22"/>
                 <w:szCs w:val="22"/>
               </w:rPr>
-              <w:t>开发工具（IDE）</w:t>
+              <w:t>开发工具（</w:t>
+            </w:r>
+            <w:r>
+              <w:rPr>
+                <w:sz w:val="22"/>
+                <w:szCs w:val="22"/>
+              </w:rPr>
+              <w:t>IDE</w:t>
+            </w:r>
+            <w:r>
+              <w:rPr>
+                <w:sz w:val="22"/>
+                <w:szCs w:val="22"/>
+              </w:rPr>
+              <w:t>）</w:t>
             </w:r>
           </w:p>
         </w:tc>
@@ -3546,10 +3535,10 @@
           <w:tcPr>
             <w:tcW w:w="6426" w:type="dxa"/>
             <w:tcBorders>
-              <w:top w:val="single" w:color="000000" w:sz="4" w:space="0"/>
-              <w:left w:val="single" w:color="000000" w:sz="4" w:space="0"/>
-              <w:bottom w:val="single" w:color="000000" w:sz="4" w:space="0"/>
-              <w:right w:val="single" w:color="000000" w:sz="4" w:space="0"/>
+              <w:top w:val="single" w:sz="4" w:space="0" w:color="000000"/>
+              <w:left w:val="single" w:sz="4" w:space="0" w:color="000000"/>
+              <w:bottom w:val="single" w:sz="4" w:space="0" w:color="000000"/>
+              <w:right w:val="single" w:sz="4" w:space="0" w:color="000000"/>
             </w:tcBorders>
             <w:tcMar>
               <w:top w:w="80" w:type="dxa"/>
@@ -3576,32 +3565,22 @@
       </w:tr>
       <w:tr>
         <w:tblPrEx>
-          <w:tblBorders>
-            <w:top w:val="single" w:color="auto" w:sz="4" w:space="0"/>
-            <w:left w:val="single" w:color="auto" w:sz="4" w:space="0"/>
-            <w:bottom w:val="single" w:color="auto" w:sz="4" w:space="0"/>
-            <w:right w:val="single" w:color="auto" w:sz="4" w:space="0"/>
-            <w:insideH w:val="single" w:color="auto" w:sz="4" w:space="0"/>
-            <w:insideV w:val="single" w:color="auto" w:sz="4" w:space="0"/>
-          </w:tblBorders>
           <w:tblCellMar>
             <w:top w:w="0" w:type="dxa"/>
-            <w:left w:w="10" w:type="dxa"/>
             <w:bottom w:w="0" w:type="dxa"/>
-            <w:right w:w="10" w:type="dxa"/>
           </w:tblCellMar>
         </w:tblPrEx>
         <w:trPr>
-          <w:trHeight w:val="520" w:hRule="atLeast"/>
+          <w:trHeight w:val="520"/>
         </w:trPr>
         <w:tc>
           <w:tcPr>
             <w:tcW w:w="2600" w:type="dxa"/>
             <w:tcBorders>
-              <w:top w:val="single" w:color="000000" w:sz="4" w:space="0"/>
-              <w:left w:val="single" w:color="000000" w:sz="4" w:space="0"/>
-              <w:bottom w:val="single" w:color="000000" w:sz="4" w:space="0"/>
-              <w:right w:val="single" w:color="000000" w:sz="4" w:space="0"/>
+              <w:top w:val="single" w:sz="4" w:space="0" w:color="000000"/>
+              <w:left w:val="single" w:sz="4" w:space="0" w:color="000000"/>
+              <w:bottom w:val="single" w:sz="4" w:space="0" w:color="000000"/>
+              <w:right w:val="single" w:sz="4" w:space="0" w:color="000000"/>
             </w:tcBorders>
             <w:shd w:val="clear" w:color="auto" w:fill="EDEDED"/>
             <w:tcMar>
@@ -3630,10 +3609,10 @@
           <w:tcPr>
             <w:tcW w:w="6426" w:type="dxa"/>
             <w:tcBorders>
-              <w:top w:val="single" w:color="000000" w:sz="4" w:space="0"/>
-              <w:left w:val="single" w:color="000000" w:sz="4" w:space="0"/>
-              <w:bottom w:val="single" w:color="000000" w:sz="4" w:space="0"/>
-              <w:right w:val="single" w:color="000000" w:sz="4" w:space="0"/>
+              <w:top w:val="single" w:sz="4" w:space="0" w:color="000000"/>
+              <w:left w:val="single" w:sz="4" w:space="0" w:color="000000"/>
+              <w:bottom w:val="single" w:sz="4" w:space="0" w:color="000000"/>
+              <w:right w:val="single" w:sz="4" w:space="0" w:color="000000"/>
             </w:tcBorders>
             <w:tcMar>
               <w:top w:w="80" w:type="dxa"/>
@@ -3659,32 +3638,22 @@
       </w:tr>
       <w:tr>
         <w:tblPrEx>
-          <w:tblBorders>
-            <w:top w:val="single" w:color="auto" w:sz="4" w:space="0"/>
-            <w:left w:val="single" w:color="auto" w:sz="4" w:space="0"/>
-            <w:bottom w:val="single" w:color="auto" w:sz="4" w:space="0"/>
-            <w:right w:val="single" w:color="auto" w:sz="4" w:space="0"/>
-            <w:insideH w:val="single" w:color="auto" w:sz="4" w:space="0"/>
-            <w:insideV w:val="single" w:color="auto" w:sz="4" w:space="0"/>
-          </w:tblBorders>
           <w:tblCellMar>
             <w:top w:w="0" w:type="dxa"/>
-            <w:left w:w="10" w:type="dxa"/>
             <w:bottom w:w="0" w:type="dxa"/>
-            <w:right w:w="10" w:type="dxa"/>
           </w:tblCellMar>
         </w:tblPrEx>
         <w:trPr>
-          <w:trHeight w:val="520" w:hRule="atLeast"/>
+          <w:trHeight w:val="520"/>
         </w:trPr>
         <w:tc>
           <w:tcPr>
             <w:tcW w:w="2600" w:type="dxa"/>
             <w:tcBorders>
-              <w:top w:val="single" w:color="000000" w:sz="4" w:space="0"/>
-              <w:left w:val="single" w:color="000000" w:sz="4" w:space="0"/>
-              <w:bottom w:val="single" w:color="000000" w:sz="4" w:space="0"/>
-              <w:right w:val="single" w:color="000000" w:sz="4" w:space="0"/>
+              <w:top w:val="single" w:sz="4" w:space="0" w:color="000000"/>
+              <w:left w:val="single" w:sz="4" w:space="0" w:color="000000"/>
+              <w:bottom w:val="single" w:sz="4" w:space="0" w:color="000000"/>
+              <w:right w:val="single" w:sz="4" w:space="0" w:color="000000"/>
             </w:tcBorders>
             <w:shd w:val="clear" w:color="auto" w:fill="EDEDED"/>
             <w:tcMar>
@@ -3713,10 +3682,10 @@
           <w:tcPr>
             <w:tcW w:w="6426" w:type="dxa"/>
             <w:tcBorders>
-              <w:top w:val="single" w:color="000000" w:sz="4" w:space="0"/>
-              <w:left w:val="single" w:color="000000" w:sz="4" w:space="0"/>
-              <w:bottom w:val="single" w:color="000000" w:sz="4" w:space="0"/>
-              <w:right w:val="single" w:color="000000" w:sz="4" w:space="0"/>
+              <w:top w:val="single" w:sz="4" w:space="0" w:color="000000"/>
+              <w:left w:val="single" w:sz="4" w:space="0" w:color="000000"/>
+              <w:bottom w:val="single" w:sz="4" w:space="0" w:color="000000"/>
+              <w:right w:val="single" w:sz="4" w:space="0" w:color="000000"/>
             </w:tcBorders>
             <w:tcMar>
               <w:top w:w="80" w:type="dxa"/>
@@ -3749,53 +3718,40 @@
     </w:p>
     <w:tbl>
       <w:tblPr>
-        <w:tblStyle w:val="11"/>
         <w:tblW w:w="9026" w:type="dxa"/>
         <w:tblInd w:w="110" w:type="dxa"/>
         <w:tblBorders>
-          <w:top w:val="single" w:color="auto" w:sz="4" w:space="0"/>
-          <w:left w:val="single" w:color="auto" w:sz="4" w:space="0"/>
-          <w:bottom w:val="single" w:color="auto" w:sz="4" w:space="0"/>
-          <w:right w:val="single" w:color="auto" w:sz="4" w:space="0"/>
-          <w:insideH w:val="single" w:color="auto" w:sz="4" w:space="0"/>
-          <w:insideV w:val="single" w:color="auto" w:sz="4" w:space="0"/>
+          <w:top w:val="single" w:sz="4" w:space="0" w:color="auto"/>
+          <w:left w:val="single" w:sz="4" w:space="0" w:color="auto"/>
+          <w:bottom w:val="single" w:sz="4" w:space="0" w:color="auto"/>
+          <w:right w:val="single" w:sz="4" w:space="0" w:color="auto"/>
+          <w:insideH w:val="single" w:sz="4" w:space="0" w:color="auto"/>
+          <w:insideV w:val="single" w:sz="4" w:space="0" w:color="auto"/>
         </w:tblBorders>
-        <w:tblLayout w:type="autofit"/>
         <w:tblCellMar>
-          <w:top w:w="0" w:type="dxa"/>
           <w:left w:w="10" w:type="dxa"/>
-          <w:bottom w:w="0" w:type="dxa"/>
           <w:right w:w="10" w:type="dxa"/>
         </w:tblCellMar>
+        <w:tblLook w:val="04A0" w:firstRow="1" w:lastRow="0" w:firstColumn="1" w:lastColumn="0" w:noHBand="0" w:noVBand="1"/>
       </w:tblPr>
       <w:tblGrid>
         <w:gridCol w:w="9026"/>
       </w:tblGrid>
       <w:tr>
         <w:tblPrEx>
-          <w:tblBorders>
-            <w:top w:val="single" w:color="auto" w:sz="4" w:space="0"/>
-            <w:left w:val="single" w:color="auto" w:sz="4" w:space="0"/>
-            <w:bottom w:val="single" w:color="auto" w:sz="4" w:space="0"/>
-            <w:right w:val="single" w:color="auto" w:sz="4" w:space="0"/>
-            <w:insideH w:val="single" w:color="auto" w:sz="4" w:space="0"/>
-            <w:insideV w:val="single" w:color="auto" w:sz="4" w:space="0"/>
-          </w:tblBorders>
           <w:tblCellMar>
             <w:top w:w="0" w:type="dxa"/>
-            <w:left w:w="10" w:type="dxa"/>
             <w:bottom w:w="0" w:type="dxa"/>
-            <w:right w:w="10" w:type="dxa"/>
           </w:tblCellMar>
         </w:tblPrEx>
         <w:tc>
           <w:tcPr>
             <w:tcW w:w="9026" w:type="dxa"/>
             <w:tcBorders>
-              <w:top w:val="single" w:color="000000" w:sz="4" w:space="0"/>
-              <w:left w:val="single" w:color="000000" w:sz="4" w:space="0"/>
-              <w:bottom w:val="single" w:color="000000" w:sz="4" w:space="0"/>
-              <w:right w:val="single" w:color="000000" w:sz="4" w:space="0"/>
+              <w:top w:val="single" w:sz="4" w:space="0" w:color="000000"/>
+              <w:left w:val="single" w:sz="4" w:space="0" w:color="000000"/>
+              <w:bottom w:val="single" w:sz="4" w:space="0" w:color="000000"/>
+              <w:right w:val="single" w:sz="4" w:space="0" w:color="000000"/>
             </w:tcBorders>
             <w:shd w:val="clear" w:color="auto" w:fill="EDEDED"/>
             <w:tcMar>
@@ -3813,8 +3769,9 @@
             </w:pPr>
             <w:r>
               <w:rPr>
-                <w:rFonts w:ascii="黑体" w:hAnsi="黑体" w:eastAsia="黑体"/>
-              </w:rPr>
+                <w:rFonts w:ascii="黑体" w:eastAsia="黑体" w:hAnsi="黑体"/>
+              </w:rPr>
+              <w:lastRenderedPageBreak/>
               <w:t>五、开发过程与项目管理</w:t>
             </w:r>
           </w:p>
@@ -3822,32 +3779,22 @@
       </w:tr>
       <w:tr>
         <w:tblPrEx>
-          <w:tblBorders>
-            <w:top w:val="single" w:color="auto" w:sz="4" w:space="0"/>
-            <w:left w:val="single" w:color="auto" w:sz="4" w:space="0"/>
-            <w:bottom w:val="single" w:color="auto" w:sz="4" w:space="0"/>
-            <w:right w:val="single" w:color="auto" w:sz="4" w:space="0"/>
-            <w:insideH w:val="single" w:color="auto" w:sz="4" w:space="0"/>
-            <w:insideV w:val="single" w:color="auto" w:sz="4" w:space="0"/>
-          </w:tblBorders>
           <w:tblCellMar>
             <w:top w:w="0" w:type="dxa"/>
-            <w:left w:w="10" w:type="dxa"/>
             <w:bottom w:w="0" w:type="dxa"/>
-            <w:right w:w="10" w:type="dxa"/>
           </w:tblCellMar>
         </w:tblPrEx>
         <w:trPr>
-          <w:trHeight w:val="1400" w:hRule="atLeast"/>
+          <w:trHeight w:val="1400"/>
         </w:trPr>
         <w:tc>
           <w:tcPr>
             <w:tcW w:w="9026" w:type="dxa"/>
             <w:tcBorders>
-              <w:top w:val="single" w:color="000000" w:sz="4" w:space="0"/>
-              <w:left w:val="single" w:color="000000" w:sz="4" w:space="0"/>
-              <w:bottom w:val="single" w:color="000000" w:sz="4" w:space="0"/>
-              <w:right w:val="single" w:color="000000" w:sz="4" w:space="0"/>
+              <w:top w:val="single" w:sz="4" w:space="0" w:color="000000"/>
+              <w:left w:val="single" w:sz="4" w:space="0" w:color="000000"/>
+              <w:bottom w:val="single" w:sz="4" w:space="0" w:color="000000"/>
+              <w:right w:val="single" w:sz="4" w:space="0" w:color="000000"/>
             </w:tcBorders>
             <w:tcMar>
               <w:top w:w="80" w:type="dxa"/>
@@ -3897,6 +3844,12 @@
                 <w:sz w:val="21"/>
               </w:rPr>
               <w:t>迭代计划：</w:t>
+            </w:r>
+            <w:r>
+              <w:rPr>
+                <w:b w:val="0"/>
+                <w:sz w:val="21"/>
+              </w:rPr>
             </w:r>
           </w:p>
           <w:p>
@@ -3963,24 +3916,21 @@
     <w:p/>
     <w:tbl>
       <w:tblPr>
-        <w:tblStyle w:val="11"/>
         <w:tblW w:w="9026" w:type="dxa"/>
         <w:tblInd w:w="110" w:type="dxa"/>
         <w:tblBorders>
-          <w:top w:val="single" w:color="auto" w:sz="4" w:space="0"/>
-          <w:left w:val="single" w:color="auto" w:sz="4" w:space="0"/>
-          <w:bottom w:val="single" w:color="auto" w:sz="4" w:space="0"/>
-          <w:right w:val="single" w:color="auto" w:sz="4" w:space="0"/>
-          <w:insideH w:val="single" w:color="auto" w:sz="4" w:space="0"/>
-          <w:insideV w:val="single" w:color="auto" w:sz="4" w:space="0"/>
+          <w:top w:val="single" w:sz="4" w:space="0" w:color="auto"/>
+          <w:left w:val="single" w:sz="4" w:space="0" w:color="auto"/>
+          <w:bottom w:val="single" w:sz="4" w:space="0" w:color="auto"/>
+          <w:right w:val="single" w:sz="4" w:space="0" w:color="auto"/>
+          <w:insideH w:val="single" w:sz="4" w:space="0" w:color="auto"/>
+          <w:insideV w:val="single" w:sz="4" w:space="0" w:color="auto"/>
         </w:tblBorders>
-        <w:tblLayout w:type="autofit"/>
         <w:tblCellMar>
-          <w:top w:w="0" w:type="dxa"/>
           <w:left w:w="10" w:type="dxa"/>
-          <w:bottom w:w="0" w:type="dxa"/>
           <w:right w:w="10" w:type="dxa"/>
         </w:tblCellMar>
+        <w:tblLook w:val="04A0" w:firstRow="1" w:lastRow="0" w:firstColumn="1" w:lastColumn="0" w:noHBand="0" w:noVBand="1"/>
       </w:tblPr>
       <w:tblGrid>
         <w:gridCol w:w="1800"/>
@@ -3989,19 +3939,9 @@
       </w:tblGrid>
       <w:tr>
         <w:tblPrEx>
-          <w:tblBorders>
-            <w:top w:val="single" w:color="auto" w:sz="4" w:space="0"/>
-            <w:left w:val="single" w:color="auto" w:sz="4" w:space="0"/>
-            <w:bottom w:val="single" w:color="auto" w:sz="4" w:space="0"/>
-            <w:right w:val="single" w:color="auto" w:sz="4" w:space="0"/>
-            <w:insideH w:val="single" w:color="auto" w:sz="4" w:space="0"/>
-            <w:insideV w:val="single" w:color="auto" w:sz="4" w:space="0"/>
-          </w:tblBorders>
           <w:tblCellMar>
             <w:top w:w="0" w:type="dxa"/>
-            <w:left w:w="10" w:type="dxa"/>
             <w:bottom w:w="0" w:type="dxa"/>
-            <w:right w:w="10" w:type="dxa"/>
           </w:tblCellMar>
         </w:tblPrEx>
         <w:tc>
@@ -4009,10 +3949,10 @@
             <w:tcW w:w="9026" w:type="dxa"/>
             <w:gridSpan w:val="3"/>
             <w:tcBorders>
-              <w:top w:val="single" w:color="000000" w:sz="4" w:space="0"/>
-              <w:left w:val="single" w:color="000000" w:sz="4" w:space="0"/>
-              <w:bottom w:val="single" w:color="000000" w:sz="4" w:space="0"/>
-              <w:right w:val="single" w:color="000000" w:sz="4" w:space="0"/>
+              <w:top w:val="single" w:sz="4" w:space="0" w:color="000000"/>
+              <w:left w:val="single" w:sz="4" w:space="0" w:color="000000"/>
+              <w:bottom w:val="single" w:sz="4" w:space="0" w:color="000000"/>
+              <w:right w:val="single" w:sz="4" w:space="0" w:color="000000"/>
             </w:tcBorders>
             <w:shd w:val="clear" w:color="auto" w:fill="EDEDED"/>
             <w:tcMar>
@@ -4030,7 +3970,7 @@
             </w:pPr>
             <w:r>
               <w:rPr>
-                <w:rFonts w:ascii="黑体" w:hAnsi="黑体" w:eastAsia="黑体"/>
+                <w:rFonts w:ascii="黑体" w:eastAsia="黑体" w:hAnsi="黑体"/>
               </w:rPr>
               <w:t>小组分工</w:t>
             </w:r>
@@ -4039,29 +3979,19 @@
       </w:tr>
       <w:tr>
         <w:tblPrEx>
-          <w:tblBorders>
-            <w:top w:val="single" w:color="auto" w:sz="4" w:space="0"/>
-            <w:left w:val="single" w:color="auto" w:sz="4" w:space="0"/>
-            <w:bottom w:val="single" w:color="auto" w:sz="4" w:space="0"/>
-            <w:right w:val="single" w:color="auto" w:sz="4" w:space="0"/>
-            <w:insideH w:val="single" w:color="auto" w:sz="4" w:space="0"/>
-            <w:insideV w:val="single" w:color="auto" w:sz="4" w:space="0"/>
-          </w:tblBorders>
           <w:tblCellMar>
             <w:top w:w="0" w:type="dxa"/>
-            <w:left w:w="10" w:type="dxa"/>
             <w:bottom w:w="0" w:type="dxa"/>
-            <w:right w:w="10" w:type="dxa"/>
           </w:tblCellMar>
         </w:tblPrEx>
         <w:tc>
           <w:tcPr>
             <w:tcW w:w="1800" w:type="dxa"/>
             <w:tcBorders>
-              <w:top w:val="single" w:color="000000" w:sz="4" w:space="0"/>
-              <w:left w:val="single" w:color="000000" w:sz="4" w:space="0"/>
-              <w:bottom w:val="single" w:color="000000" w:sz="4" w:space="0"/>
-              <w:right w:val="single" w:color="000000" w:sz="4" w:space="0"/>
+              <w:top w:val="single" w:sz="4" w:space="0" w:color="000000"/>
+              <w:left w:val="single" w:sz="4" w:space="0" w:color="000000"/>
+              <w:bottom w:val="single" w:sz="4" w:space="0" w:color="000000"/>
+              <w:right w:val="single" w:sz="4" w:space="0" w:color="000000"/>
             </w:tcBorders>
             <w:tcMar>
               <w:top w:w="80" w:type="dxa"/>
@@ -4079,7 +4009,7 @@
             </w:pPr>
             <w:r>
               <w:rPr>
-                <w:rFonts w:ascii="黑体" w:hAnsi="黑体" w:eastAsia="黑体"/>
+                <w:rFonts w:ascii="黑体" w:eastAsia="黑体" w:hAnsi="黑体"/>
                 <w:sz w:val="22"/>
                 <w:szCs w:val="22"/>
               </w:rPr>
@@ -4091,10 +4021,10 @@
           <w:tcPr>
             <w:tcW w:w="2400" w:type="dxa"/>
             <w:tcBorders>
-              <w:top w:val="single" w:color="000000" w:sz="4" w:space="0"/>
-              <w:left w:val="single" w:color="000000" w:sz="4" w:space="0"/>
-              <w:bottom w:val="single" w:color="000000" w:sz="4" w:space="0"/>
-              <w:right w:val="single" w:color="000000" w:sz="4" w:space="0"/>
+              <w:top w:val="single" w:sz="4" w:space="0" w:color="000000"/>
+              <w:left w:val="single" w:sz="4" w:space="0" w:color="000000"/>
+              <w:bottom w:val="single" w:sz="4" w:space="0" w:color="000000"/>
+              <w:right w:val="single" w:sz="4" w:space="0" w:color="000000"/>
             </w:tcBorders>
             <w:tcMar>
               <w:top w:w="80" w:type="dxa"/>
@@ -4112,7 +4042,7 @@
             </w:pPr>
             <w:r>
               <w:rPr>
-                <w:rFonts w:ascii="黑体" w:hAnsi="黑体" w:eastAsia="黑体"/>
+                <w:rFonts w:ascii="黑体" w:eastAsia="黑体" w:hAnsi="黑体"/>
                 <w:sz w:val="22"/>
                 <w:szCs w:val="22"/>
               </w:rPr>
@@ -4124,10 +4054,10 @@
           <w:tcPr>
             <w:tcW w:w="4826" w:type="dxa"/>
             <w:tcBorders>
-              <w:top w:val="single" w:color="000000" w:sz="4" w:space="0"/>
-              <w:left w:val="single" w:color="000000" w:sz="4" w:space="0"/>
-              <w:bottom w:val="single" w:color="000000" w:sz="4" w:space="0"/>
-              <w:right w:val="single" w:color="000000" w:sz="4" w:space="0"/>
+              <w:top w:val="single" w:sz="4" w:space="0" w:color="000000"/>
+              <w:left w:val="single" w:sz="4" w:space="0" w:color="000000"/>
+              <w:bottom w:val="single" w:sz="4" w:space="0" w:color="000000"/>
+              <w:right w:val="single" w:sz="4" w:space="0" w:color="000000"/>
             </w:tcBorders>
             <w:tcMar>
               <w:top w:w="80" w:type="dxa"/>
@@ -4145,7 +4075,7 @@
             </w:pPr>
             <w:r>
               <w:rPr>
-                <w:rFonts w:ascii="黑体" w:hAnsi="黑体" w:eastAsia="黑体"/>
+                <w:rFonts w:ascii="黑体" w:eastAsia="黑体" w:hAnsi="黑体"/>
                 <w:sz w:val="22"/>
                 <w:szCs w:val="22"/>
               </w:rPr>
@@ -4156,32 +4086,22 @@
       </w:tr>
       <w:tr>
         <w:tblPrEx>
-          <w:tblBorders>
-            <w:top w:val="single" w:color="auto" w:sz="4" w:space="0"/>
-            <w:left w:val="single" w:color="auto" w:sz="4" w:space="0"/>
-            <w:bottom w:val="single" w:color="auto" w:sz="4" w:space="0"/>
-            <w:right w:val="single" w:color="auto" w:sz="4" w:space="0"/>
-            <w:insideH w:val="single" w:color="auto" w:sz="4" w:space="0"/>
-            <w:insideV w:val="single" w:color="auto" w:sz="4" w:space="0"/>
-          </w:tblBorders>
           <w:tblCellMar>
             <w:top w:w="0" w:type="dxa"/>
-            <w:left w:w="10" w:type="dxa"/>
             <w:bottom w:w="0" w:type="dxa"/>
-            <w:right w:w="10" w:type="dxa"/>
           </w:tblCellMar>
         </w:tblPrEx>
         <w:trPr>
-          <w:trHeight w:val="520" w:hRule="atLeast"/>
+          <w:trHeight w:val="520"/>
         </w:trPr>
         <w:tc>
           <w:tcPr>
             <w:tcW w:w="1800" w:type="dxa"/>
             <w:tcBorders>
-              <w:top w:val="single" w:color="000000" w:sz="4" w:space="0"/>
-              <w:left w:val="single" w:color="000000" w:sz="4" w:space="0"/>
-              <w:bottom w:val="single" w:color="000000" w:sz="4" w:space="0"/>
-              <w:right w:val="single" w:color="000000" w:sz="4" w:space="0"/>
+              <w:top w:val="single" w:sz="4" w:space="0" w:color="000000"/>
+              <w:left w:val="single" w:sz="4" w:space="0" w:color="000000"/>
+              <w:bottom w:val="single" w:sz="4" w:space="0" w:color="000000"/>
+              <w:right w:val="single" w:sz="4" w:space="0" w:color="000000"/>
             </w:tcBorders>
             <w:tcMar>
               <w:top w:w="80" w:type="dxa"/>
@@ -4195,15 +4115,11 @@
             <w:pPr>
               <w:spacing w:line="320" w:lineRule="auto"/>
               <w:jc w:val="center"/>
-              <w:rPr>
-                <w:rFonts w:hint="eastAsia" w:eastAsia="宋体"/>
-                <w:lang w:val="en-US" w:eastAsia="zh-CN"/>
-              </w:rPr>
-            </w:pPr>
-            <w:r>
-              <w:rPr>
-                <w:rFonts w:hint="eastAsia"/>
-                <w:lang w:val="en-US" w:eastAsia="zh-CN"/>
+            </w:pPr>
+            <w:r>
+              <w:rPr>
+                <w:b w:val="0"/>
+                <w:sz w:val="21"/>
               </w:rPr>
               <w:t>刘星</w:t>
             </w:r>
@@ -4213,10 +4129,10 @@
           <w:tcPr>
             <w:tcW w:w="2400" w:type="dxa"/>
             <w:tcBorders>
-              <w:top w:val="single" w:color="000000" w:sz="4" w:space="0"/>
-              <w:left w:val="single" w:color="000000" w:sz="4" w:space="0"/>
-              <w:bottom w:val="single" w:color="000000" w:sz="4" w:space="0"/>
-              <w:right w:val="single" w:color="000000" w:sz="4" w:space="0"/>
+              <w:top w:val="single" w:sz="4" w:space="0" w:color="000000"/>
+              <w:left w:val="single" w:sz="4" w:space="0" w:color="000000"/>
+              <w:bottom w:val="single" w:sz="4" w:space="0" w:color="000000"/>
+              <w:right w:val="single" w:sz="4" w:space="0" w:color="000000"/>
             </w:tcBorders>
             <w:tcMar>
               <w:top w:w="80" w:type="dxa"/>
@@ -4257,10 +4173,10 @@
           <w:tcPr>
             <w:tcW w:w="4826" w:type="dxa"/>
             <w:tcBorders>
-              <w:top w:val="single" w:color="000000" w:sz="4" w:space="0"/>
-              <w:left w:val="single" w:color="000000" w:sz="4" w:space="0"/>
-              <w:bottom w:val="single" w:color="000000" w:sz="4" w:space="0"/>
-              <w:right w:val="single" w:color="000000" w:sz="4" w:space="0"/>
+              <w:top w:val="single" w:sz="4" w:space="0" w:color="000000"/>
+              <w:left w:val="single" w:sz="4" w:space="0" w:color="000000"/>
+              <w:bottom w:val="single" w:sz="4" w:space="0" w:color="000000"/>
+              <w:right w:val="single" w:sz="4" w:space="0" w:color="000000"/>
             </w:tcBorders>
             <w:tcMar>
               <w:top w:w="80" w:type="dxa"/>
@@ -4287,32 +4203,22 @@
       </w:tr>
       <w:tr>
         <w:tblPrEx>
-          <w:tblBorders>
-            <w:top w:val="single" w:color="auto" w:sz="4" w:space="0"/>
-            <w:left w:val="single" w:color="auto" w:sz="4" w:space="0"/>
-            <w:bottom w:val="single" w:color="auto" w:sz="4" w:space="0"/>
-            <w:right w:val="single" w:color="auto" w:sz="4" w:space="0"/>
-            <w:insideH w:val="single" w:color="auto" w:sz="4" w:space="0"/>
-            <w:insideV w:val="single" w:color="auto" w:sz="4" w:space="0"/>
-          </w:tblBorders>
           <w:tblCellMar>
             <w:top w:w="0" w:type="dxa"/>
-            <w:left w:w="10" w:type="dxa"/>
             <w:bottom w:w="0" w:type="dxa"/>
-            <w:right w:w="10" w:type="dxa"/>
           </w:tblCellMar>
         </w:tblPrEx>
         <w:trPr>
-          <w:trHeight w:val="520" w:hRule="atLeast"/>
+          <w:trHeight w:val="520"/>
         </w:trPr>
         <w:tc>
           <w:tcPr>
             <w:tcW w:w="1800" w:type="dxa"/>
             <w:tcBorders>
-              <w:top w:val="single" w:color="000000" w:sz="4" w:space="0"/>
-              <w:left w:val="single" w:color="000000" w:sz="4" w:space="0"/>
-              <w:bottom w:val="single" w:color="000000" w:sz="4" w:space="0"/>
-              <w:right w:val="single" w:color="000000" w:sz="4" w:space="0"/>
+              <w:top w:val="single" w:sz="4" w:space="0" w:color="000000"/>
+              <w:left w:val="single" w:sz="4" w:space="0" w:color="000000"/>
+              <w:bottom w:val="single" w:sz="4" w:space="0" w:color="000000"/>
+              <w:right w:val="single" w:sz="4" w:space="0" w:color="000000"/>
             </w:tcBorders>
             <w:tcMar>
               <w:top w:w="80" w:type="dxa"/>
@@ -4329,10 +4235,8 @@
             </w:pPr>
             <w:r>
               <w:rPr>
-                <w:rFonts w:hint="eastAsia"/>
-                <w:b w:val="0"/>
-                <w:sz w:val="21"/>
-                <w:lang w:val="en-US" w:eastAsia="zh-CN"/>
+                <w:b w:val="0"/>
+                <w:sz w:val="21"/>
               </w:rPr>
               <w:t>刘星</w:t>
             </w:r>
@@ -4342,10 +4246,10 @@
           <w:tcPr>
             <w:tcW w:w="2400" w:type="dxa"/>
             <w:tcBorders>
-              <w:top w:val="single" w:color="000000" w:sz="4" w:space="0"/>
-              <w:left w:val="single" w:color="000000" w:sz="4" w:space="0"/>
-              <w:bottom w:val="single" w:color="000000" w:sz="4" w:space="0"/>
-              <w:right w:val="single" w:color="000000" w:sz="4" w:space="0"/>
+              <w:top w:val="single" w:sz="4" w:space="0" w:color="000000"/>
+              <w:left w:val="single" w:sz="4" w:space="0" w:color="000000"/>
+              <w:bottom w:val="single" w:sz="4" w:space="0" w:color="000000"/>
+              <w:right w:val="single" w:sz="4" w:space="0" w:color="000000"/>
             </w:tcBorders>
             <w:tcMar>
               <w:top w:w="80" w:type="dxa"/>
@@ -4386,10 +4290,10 @@
           <w:tcPr>
             <w:tcW w:w="4826" w:type="dxa"/>
             <w:tcBorders>
-              <w:top w:val="single" w:color="000000" w:sz="4" w:space="0"/>
-              <w:left w:val="single" w:color="000000" w:sz="4" w:space="0"/>
-              <w:bottom w:val="single" w:color="000000" w:sz="4" w:space="0"/>
-              <w:right w:val="single" w:color="000000" w:sz="4" w:space="0"/>
+              <w:top w:val="single" w:sz="4" w:space="0" w:color="000000"/>
+              <w:left w:val="single" w:sz="4" w:space="0" w:color="000000"/>
+              <w:bottom w:val="single" w:sz="4" w:space="0" w:color="000000"/>
+              <w:right w:val="single" w:sz="4" w:space="0" w:color="000000"/>
             </w:tcBorders>
             <w:tcMar>
               <w:top w:w="80" w:type="dxa"/>
@@ -4416,32 +4320,22 @@
       </w:tr>
       <w:tr>
         <w:tblPrEx>
-          <w:tblBorders>
-            <w:top w:val="single" w:color="auto" w:sz="4" w:space="0"/>
-            <w:left w:val="single" w:color="auto" w:sz="4" w:space="0"/>
-            <w:bottom w:val="single" w:color="auto" w:sz="4" w:space="0"/>
-            <w:right w:val="single" w:color="auto" w:sz="4" w:space="0"/>
-            <w:insideH w:val="single" w:color="auto" w:sz="4" w:space="0"/>
-            <w:insideV w:val="single" w:color="auto" w:sz="4" w:space="0"/>
-          </w:tblBorders>
           <w:tblCellMar>
             <w:top w:w="0" w:type="dxa"/>
-            <w:left w:w="10" w:type="dxa"/>
             <w:bottom w:w="0" w:type="dxa"/>
-            <w:right w:w="10" w:type="dxa"/>
           </w:tblCellMar>
         </w:tblPrEx>
         <w:trPr>
-          <w:trHeight w:val="520" w:hRule="atLeast"/>
+          <w:trHeight w:val="520"/>
         </w:trPr>
         <w:tc>
           <w:tcPr>
             <w:tcW w:w="1800" w:type="dxa"/>
             <w:tcBorders>
-              <w:top w:val="single" w:color="000000" w:sz="4" w:space="0"/>
-              <w:left w:val="single" w:color="000000" w:sz="4" w:space="0"/>
-              <w:bottom w:val="single" w:color="000000" w:sz="4" w:space="0"/>
-              <w:right w:val="single" w:color="000000" w:sz="4" w:space="0"/>
+              <w:top w:val="single" w:sz="4" w:space="0" w:color="000000"/>
+              <w:left w:val="single" w:sz="4" w:space="0" w:color="000000"/>
+              <w:bottom w:val="single" w:sz="4" w:space="0" w:color="000000"/>
+              <w:right w:val="single" w:sz="4" w:space="0" w:color="000000"/>
             </w:tcBorders>
             <w:tcMar>
               <w:top w:w="80" w:type="dxa"/>
@@ -4458,10 +4352,8 @@
             </w:pPr>
             <w:r>
               <w:rPr>
-                <w:rFonts w:hint="eastAsia"/>
-                <w:b w:val="0"/>
-                <w:sz w:val="21"/>
-                <w:lang w:val="en-US" w:eastAsia="zh-CN"/>
+                <w:b w:val="0"/>
+                <w:sz w:val="21"/>
               </w:rPr>
               <w:t>刘星</w:t>
             </w:r>
@@ -4471,10 +4363,10 @@
           <w:tcPr>
             <w:tcW w:w="2400" w:type="dxa"/>
             <w:tcBorders>
-              <w:top w:val="single" w:color="000000" w:sz="4" w:space="0"/>
-              <w:left w:val="single" w:color="000000" w:sz="4" w:space="0"/>
-              <w:bottom w:val="single" w:color="000000" w:sz="4" w:space="0"/>
-              <w:right w:val="single" w:color="000000" w:sz="4" w:space="0"/>
+              <w:top w:val="single" w:sz="4" w:space="0" w:color="000000"/>
+              <w:left w:val="single" w:sz="4" w:space="0" w:color="000000"/>
+              <w:bottom w:val="single" w:sz="4" w:space="0" w:color="000000"/>
+              <w:right w:val="single" w:sz="4" w:space="0" w:color="000000"/>
             </w:tcBorders>
             <w:tcMar>
               <w:top w:w="80" w:type="dxa"/>
@@ -4515,10 +4407,10 @@
           <w:tcPr>
             <w:tcW w:w="4826" w:type="dxa"/>
             <w:tcBorders>
-              <w:top w:val="single" w:color="000000" w:sz="4" w:space="0"/>
-              <w:left w:val="single" w:color="000000" w:sz="4" w:space="0"/>
-              <w:bottom w:val="single" w:color="000000" w:sz="4" w:space="0"/>
-              <w:right w:val="single" w:color="000000" w:sz="4" w:space="0"/>
+              <w:top w:val="single" w:sz="4" w:space="0" w:color="000000"/>
+              <w:left w:val="single" w:sz="4" w:space="0" w:color="000000"/>
+              <w:bottom w:val="single" w:sz="4" w:space="0" w:color="000000"/>
+              <w:right w:val="single" w:sz="4" w:space="0" w:color="000000"/>
             </w:tcBorders>
             <w:tcMar>
               <w:top w:w="80" w:type="dxa"/>
@@ -4545,32 +4437,22 @@
       </w:tr>
       <w:tr>
         <w:tblPrEx>
-          <w:tblBorders>
-            <w:top w:val="single" w:color="auto" w:sz="4" w:space="0"/>
-            <w:left w:val="single" w:color="auto" w:sz="4" w:space="0"/>
-            <w:bottom w:val="single" w:color="auto" w:sz="4" w:space="0"/>
-            <w:right w:val="single" w:color="auto" w:sz="4" w:space="0"/>
-            <w:insideH w:val="single" w:color="auto" w:sz="4" w:space="0"/>
-            <w:insideV w:val="single" w:color="auto" w:sz="4" w:space="0"/>
-          </w:tblBorders>
           <w:tblCellMar>
             <w:top w:w="0" w:type="dxa"/>
-            <w:left w:w="10" w:type="dxa"/>
             <w:bottom w:w="0" w:type="dxa"/>
-            <w:right w:w="10" w:type="dxa"/>
           </w:tblCellMar>
         </w:tblPrEx>
         <w:trPr>
-          <w:trHeight w:val="520" w:hRule="atLeast"/>
+          <w:trHeight w:val="520"/>
         </w:trPr>
         <w:tc>
           <w:tcPr>
             <w:tcW w:w="1800" w:type="dxa"/>
             <w:tcBorders>
-              <w:top w:val="single" w:color="000000" w:sz="4" w:space="0"/>
-              <w:left w:val="single" w:color="000000" w:sz="4" w:space="0"/>
-              <w:bottom w:val="single" w:color="000000" w:sz="4" w:space="0"/>
-              <w:right w:val="single" w:color="000000" w:sz="4" w:space="0"/>
+              <w:top w:val="single" w:sz="4" w:space="0" w:color="000000"/>
+              <w:left w:val="single" w:sz="4" w:space="0" w:color="000000"/>
+              <w:bottom w:val="single" w:sz="4" w:space="0" w:color="000000"/>
+              <w:right w:val="single" w:sz="4" w:space="0" w:color="000000"/>
             </w:tcBorders>
             <w:tcMar>
               <w:top w:w="80" w:type="dxa"/>
@@ -4587,10 +4469,8 @@
             </w:pPr>
             <w:r>
               <w:rPr>
-                <w:rFonts w:hint="eastAsia"/>
-                <w:b w:val="0"/>
-                <w:sz w:val="21"/>
-                <w:lang w:val="en-US" w:eastAsia="zh-CN"/>
+                <w:b w:val="0"/>
+                <w:sz w:val="21"/>
               </w:rPr>
               <w:t>刘星</w:t>
             </w:r>
@@ -4600,10 +4480,10 @@
           <w:tcPr>
             <w:tcW w:w="2400" w:type="dxa"/>
             <w:tcBorders>
-              <w:top w:val="single" w:color="000000" w:sz="4" w:space="0"/>
-              <w:left w:val="single" w:color="000000" w:sz="4" w:space="0"/>
-              <w:bottom w:val="single" w:color="000000" w:sz="4" w:space="0"/>
-              <w:right w:val="single" w:color="000000" w:sz="4" w:space="0"/>
+              <w:top w:val="single" w:sz="4" w:space="0" w:color="000000"/>
+              <w:left w:val="single" w:sz="4" w:space="0" w:color="000000"/>
+              <w:bottom w:val="single" w:sz="4" w:space="0" w:color="000000"/>
+              <w:right w:val="single" w:sz="4" w:space="0" w:color="000000"/>
             </w:tcBorders>
             <w:tcMar>
               <w:top w:w="80" w:type="dxa"/>
@@ -4631,10 +4511,10 @@
           <w:tcPr>
             <w:tcW w:w="4826" w:type="dxa"/>
             <w:tcBorders>
-              <w:top w:val="single" w:color="000000" w:sz="4" w:space="0"/>
-              <w:left w:val="single" w:color="000000" w:sz="4" w:space="0"/>
-              <w:bottom w:val="single" w:color="000000" w:sz="4" w:space="0"/>
-              <w:right w:val="single" w:color="000000" w:sz="4" w:space="0"/>
+              <w:top w:val="single" w:sz="4" w:space="0" w:color="000000"/>
+              <w:left w:val="single" w:sz="4" w:space="0" w:color="000000"/>
+              <w:bottom w:val="single" w:sz="4" w:space="0" w:color="000000"/>
+              <w:right w:val="single" w:sz="4" w:space="0" w:color="000000"/>
             </w:tcBorders>
             <w:tcMar>
               <w:top w:w="80" w:type="dxa"/>
@@ -4663,53 +4543,40 @@
     <w:p/>
     <w:tbl>
       <w:tblPr>
-        <w:tblStyle w:val="11"/>
         <w:tblW w:w="9026" w:type="dxa"/>
         <w:tblInd w:w="110" w:type="dxa"/>
         <w:tblBorders>
-          <w:top w:val="single" w:color="auto" w:sz="4" w:space="0"/>
-          <w:left w:val="single" w:color="auto" w:sz="4" w:space="0"/>
-          <w:bottom w:val="single" w:color="auto" w:sz="4" w:space="0"/>
-          <w:right w:val="single" w:color="auto" w:sz="4" w:space="0"/>
-          <w:insideH w:val="single" w:color="auto" w:sz="4" w:space="0"/>
-          <w:insideV w:val="single" w:color="auto" w:sz="4" w:space="0"/>
+          <w:top w:val="single" w:sz="4" w:space="0" w:color="auto"/>
+          <w:left w:val="single" w:sz="4" w:space="0" w:color="auto"/>
+          <w:bottom w:val="single" w:sz="4" w:space="0" w:color="auto"/>
+          <w:right w:val="single" w:sz="4" w:space="0" w:color="auto"/>
+          <w:insideH w:val="single" w:sz="4" w:space="0" w:color="auto"/>
+          <w:insideV w:val="single" w:sz="4" w:space="0" w:color="auto"/>
         </w:tblBorders>
-        <w:tblLayout w:type="autofit"/>
         <w:tblCellMar>
-          <w:top w:w="0" w:type="dxa"/>
           <w:left w:w="10" w:type="dxa"/>
-          <w:bottom w:w="0" w:type="dxa"/>
           <w:right w:w="10" w:type="dxa"/>
         </w:tblCellMar>
+        <w:tblLook w:val="04A0" w:firstRow="1" w:lastRow="0" w:firstColumn="1" w:lastColumn="0" w:noHBand="0" w:noVBand="1"/>
       </w:tblPr>
       <w:tblGrid>
         <w:gridCol w:w="9026"/>
       </w:tblGrid>
       <w:tr>
         <w:tblPrEx>
-          <w:tblBorders>
-            <w:top w:val="single" w:color="auto" w:sz="4" w:space="0"/>
-            <w:left w:val="single" w:color="auto" w:sz="4" w:space="0"/>
-            <w:bottom w:val="single" w:color="auto" w:sz="4" w:space="0"/>
-            <w:right w:val="single" w:color="auto" w:sz="4" w:space="0"/>
-            <w:insideH w:val="single" w:color="auto" w:sz="4" w:space="0"/>
-            <w:insideV w:val="single" w:color="auto" w:sz="4" w:space="0"/>
-          </w:tblBorders>
           <w:tblCellMar>
             <w:top w:w="0" w:type="dxa"/>
-            <w:left w:w="10" w:type="dxa"/>
             <w:bottom w:w="0" w:type="dxa"/>
-            <w:right w:w="10" w:type="dxa"/>
           </w:tblCellMar>
         </w:tblPrEx>
         <w:tc>
           <w:tcPr>
             <w:tcW w:w="9026" w:type="dxa"/>
             <w:tcBorders>
-              <w:top w:val="single" w:color="000000" w:sz="4" w:space="0"/>
-              <w:left w:val="single" w:color="000000" w:sz="4" w:space="0"/>
-              <w:bottom w:val="single" w:color="000000" w:sz="4" w:space="0"/>
-              <w:right w:val="single" w:color="000000" w:sz="4" w:space="0"/>
+              <w:top w:val="single" w:sz="4" w:space="0" w:color="000000"/>
+              <w:left w:val="single" w:sz="4" w:space="0" w:color="000000"/>
+              <w:bottom w:val="single" w:sz="4" w:space="0" w:color="000000"/>
+              <w:right w:val="single" w:sz="4" w:space="0" w:color="000000"/>
             </w:tcBorders>
             <w:shd w:val="clear" w:color="auto" w:fill="EDEDED"/>
             <w:tcMar>
@@ -4727,7 +4594,7 @@
             </w:pPr>
             <w:r>
               <w:rPr>
-                <w:rFonts w:ascii="黑体" w:hAnsi="黑体" w:eastAsia="黑体"/>
+                <w:rFonts w:ascii="黑体" w:eastAsia="黑体" w:hAnsi="黑体"/>
               </w:rPr>
               <w:t>六、测试计划</w:t>
             </w:r>
@@ -4736,32 +4603,22 @@
       </w:tr>
       <w:tr>
         <w:tblPrEx>
-          <w:tblBorders>
-            <w:top w:val="single" w:color="auto" w:sz="4" w:space="0"/>
-            <w:left w:val="single" w:color="auto" w:sz="4" w:space="0"/>
-            <w:bottom w:val="single" w:color="auto" w:sz="4" w:space="0"/>
-            <w:right w:val="single" w:color="auto" w:sz="4" w:space="0"/>
-            <w:insideH w:val="single" w:color="auto" w:sz="4" w:space="0"/>
-            <w:insideV w:val="single" w:color="auto" w:sz="4" w:space="0"/>
-          </w:tblBorders>
           <w:tblCellMar>
             <w:top w:w="0" w:type="dxa"/>
-            <w:left w:w="10" w:type="dxa"/>
             <w:bottom w:w="0" w:type="dxa"/>
-            <w:right w:w="10" w:type="dxa"/>
           </w:tblCellMar>
         </w:tblPrEx>
         <w:trPr>
-          <w:trHeight w:val="1800" w:hRule="atLeast"/>
+          <w:trHeight w:val="1800"/>
         </w:trPr>
         <w:tc>
           <w:tcPr>
             <w:tcW w:w="9026" w:type="dxa"/>
             <w:tcBorders>
-              <w:top w:val="single" w:color="000000" w:sz="4" w:space="0"/>
-              <w:left w:val="single" w:color="000000" w:sz="4" w:space="0"/>
-              <w:bottom w:val="single" w:color="000000" w:sz="4" w:space="0"/>
-              <w:right w:val="single" w:color="000000" w:sz="4" w:space="0"/>
+              <w:top w:val="single" w:sz="4" w:space="0" w:color="000000"/>
+              <w:left w:val="single" w:sz="4" w:space="0" w:color="000000"/>
+              <w:bottom w:val="single" w:sz="4" w:space="0" w:color="000000"/>
+              <w:right w:val="single" w:sz="4" w:space="0" w:color="000000"/>
             </w:tcBorders>
             <w:tcMar>
               <w:top w:w="80" w:type="dxa"/>
@@ -4799,7 +4656,7 @@
           <w:p>
             <w:pPr>
               <w:spacing w:line="320" w:lineRule="auto"/>
-              <w:ind w:firstLine="420" w:firstLineChars="200"/>
+              <w:ind w:firstLineChars="200" w:firstLine="420"/>
             </w:pPr>
             <w:r>
               <w:rPr>
@@ -4825,7 +4682,7 @@
           <w:p>
             <w:pPr>
               <w:spacing w:line="320" w:lineRule="auto"/>
-              <w:ind w:firstLine="420" w:firstLineChars="200"/>
+              <w:ind w:firstLineChars="200" w:firstLine="420"/>
             </w:pPr>
             <w:r>
               <w:rPr>
@@ -4838,27 +4695,27 @@
         </w:tc>
       </w:tr>
     </w:tbl>
-    <w:p/>
+    <w:p>
+      <w:bookmarkStart w:id="0" w:name="_GoBack"/>
+      <w:bookmarkEnd w:id="0"/>
+    </w:p>
     <w:tbl>
       <w:tblPr>
-        <w:tblStyle w:val="11"/>
         <w:tblW w:w="9026" w:type="dxa"/>
         <w:tblInd w:w="110" w:type="dxa"/>
         <w:tblBorders>
-          <w:top w:val="single" w:color="auto" w:sz="4" w:space="0"/>
-          <w:left w:val="single" w:color="auto" w:sz="4" w:space="0"/>
-          <w:bottom w:val="single" w:color="auto" w:sz="4" w:space="0"/>
-          <w:right w:val="single" w:color="auto" w:sz="4" w:space="0"/>
-          <w:insideH w:val="single" w:color="auto" w:sz="4" w:space="0"/>
-          <w:insideV w:val="single" w:color="auto" w:sz="4" w:space="0"/>
+          <w:top w:val="single" w:sz="4" w:space="0" w:color="auto"/>
+          <w:left w:val="single" w:sz="4" w:space="0" w:color="auto"/>
+          <w:bottom w:val="single" w:sz="4" w:space="0" w:color="auto"/>
+          <w:right w:val="single" w:sz="4" w:space="0" w:color="auto"/>
+          <w:insideH w:val="single" w:sz="4" w:space="0" w:color="auto"/>
+          <w:insideV w:val="single" w:sz="4" w:space="0" w:color="auto"/>
         </w:tblBorders>
-        <w:tblLayout w:type="autofit"/>
         <w:tblCellMar>
-          <w:top w:w="0" w:type="dxa"/>
           <w:left w:w="10" w:type="dxa"/>
-          <w:bottom w:w="0" w:type="dxa"/>
           <w:right w:w="10" w:type="dxa"/>
         </w:tblCellMar>
+        <w:tblLook w:val="04A0" w:firstRow="1" w:lastRow="0" w:firstColumn="1" w:lastColumn="0" w:noHBand="0" w:noVBand="1"/>
       </w:tblPr>
       <w:tblGrid>
         <w:gridCol w:w="1200"/>
@@ -4868,19 +4725,9 @@
       </w:tblGrid>
       <w:tr>
         <w:tblPrEx>
-          <w:tblBorders>
-            <w:top w:val="single" w:color="auto" w:sz="4" w:space="0"/>
-            <w:left w:val="single" w:color="auto" w:sz="4" w:space="0"/>
-            <w:bottom w:val="single" w:color="auto" w:sz="4" w:space="0"/>
-            <w:right w:val="single" w:color="auto" w:sz="4" w:space="0"/>
-            <w:insideH w:val="single" w:color="auto" w:sz="4" w:space="0"/>
-            <w:insideV w:val="single" w:color="auto" w:sz="4" w:space="0"/>
-          </w:tblBorders>
           <w:tblCellMar>
             <w:top w:w="0" w:type="dxa"/>
-            <w:left w:w="10" w:type="dxa"/>
             <w:bottom w:w="0" w:type="dxa"/>
-            <w:right w:w="10" w:type="dxa"/>
           </w:tblCellMar>
         </w:tblPrEx>
         <w:tc>
@@ -4888,10 +4735,10 @@
             <w:tcW w:w="9026" w:type="dxa"/>
             <w:gridSpan w:val="4"/>
             <w:tcBorders>
-              <w:top w:val="single" w:color="000000" w:sz="4" w:space="0"/>
-              <w:left w:val="single" w:color="000000" w:sz="4" w:space="0"/>
-              <w:bottom w:val="single" w:color="000000" w:sz="4" w:space="0"/>
-              <w:right w:val="single" w:color="000000" w:sz="4" w:space="0"/>
+              <w:top w:val="single" w:sz="4" w:space="0" w:color="000000"/>
+              <w:left w:val="single" w:sz="4" w:space="0" w:color="000000"/>
+              <w:bottom w:val="single" w:sz="4" w:space="0" w:color="000000"/>
+              <w:right w:val="single" w:sz="4" w:space="0" w:color="000000"/>
             </w:tcBorders>
             <w:shd w:val="clear" w:color="auto" w:fill="EDEDED"/>
             <w:tcMar>
@@ -4909,7 +4756,7 @@
             </w:pPr>
             <w:r>
               <w:rPr>
-                <w:rFonts w:ascii="黑体" w:hAnsi="黑体" w:eastAsia="黑体"/>
+                <w:rFonts w:ascii="黑体" w:eastAsia="黑体" w:hAnsi="黑体"/>
               </w:rPr>
               <w:t>主要测试用例（示例）</w:t>
             </w:r>
@@ -4918,29 +4765,19 @@
       </w:tr>
       <w:tr>
         <w:tblPrEx>
-          <w:tblBorders>
-            <w:top w:val="single" w:color="auto" w:sz="4" w:space="0"/>
-            <w:left w:val="single" w:color="auto" w:sz="4" w:space="0"/>
-            <w:bottom w:val="single" w:color="auto" w:sz="4" w:space="0"/>
-            <w:right w:val="single" w:color="auto" w:sz="4" w:space="0"/>
-            <w:insideH w:val="single" w:color="auto" w:sz="4" w:space="0"/>
-            <w:insideV w:val="single" w:color="auto" w:sz="4" w:space="0"/>
-          </w:tblBorders>
           <w:tblCellMar>
             <w:top w:w="0" w:type="dxa"/>
-            <w:left w:w="10" w:type="dxa"/>
             <w:bottom w:w="0" w:type="dxa"/>
-            <w:right w:w="10" w:type="dxa"/>
           </w:tblCellMar>
         </w:tblPrEx>
         <w:tc>
           <w:tcPr>
             <w:tcW w:w="1200" w:type="dxa"/>
             <w:tcBorders>
-              <w:top w:val="single" w:color="000000" w:sz="4" w:space="0"/>
-              <w:left w:val="single" w:color="000000" w:sz="4" w:space="0"/>
-              <w:bottom w:val="single" w:color="000000" w:sz="4" w:space="0"/>
-              <w:right w:val="single" w:color="000000" w:sz="4" w:space="0"/>
+              <w:top w:val="single" w:sz="4" w:space="0" w:color="000000"/>
+              <w:left w:val="single" w:sz="4" w:space="0" w:color="000000"/>
+              <w:bottom w:val="single" w:sz="4" w:space="0" w:color="000000"/>
+              <w:right w:val="single" w:sz="4" w:space="0" w:color="000000"/>
             </w:tcBorders>
             <w:tcMar>
               <w:top w:w="80" w:type="dxa"/>
@@ -4958,7 +4795,7 @@
             </w:pPr>
             <w:r>
               <w:rPr>
-                <w:rFonts w:ascii="黑体" w:hAnsi="黑体" w:eastAsia="黑体"/>
+                <w:rFonts w:ascii="黑体" w:eastAsia="黑体" w:hAnsi="黑体"/>
                 <w:sz w:val="22"/>
                 <w:szCs w:val="22"/>
               </w:rPr>
@@ -4970,10 +4807,10 @@
           <w:tcPr>
             <w:tcW w:w="2000" w:type="dxa"/>
             <w:tcBorders>
-              <w:top w:val="single" w:color="000000" w:sz="4" w:space="0"/>
-              <w:left w:val="single" w:color="000000" w:sz="4" w:space="0"/>
-              <w:bottom w:val="single" w:color="000000" w:sz="4" w:space="0"/>
-              <w:right w:val="single" w:color="000000" w:sz="4" w:space="0"/>
+              <w:top w:val="single" w:sz="4" w:space="0" w:color="000000"/>
+              <w:left w:val="single" w:sz="4" w:space="0" w:color="000000"/>
+              <w:bottom w:val="single" w:sz="4" w:space="0" w:color="000000"/>
+              <w:right w:val="single" w:sz="4" w:space="0" w:color="000000"/>
             </w:tcBorders>
             <w:tcMar>
               <w:top w:w="80" w:type="dxa"/>
@@ -4991,7 +4828,7 @@
             </w:pPr>
             <w:r>
               <w:rPr>
-                <w:rFonts w:ascii="黑体" w:hAnsi="黑体" w:eastAsia="黑体"/>
+                <w:rFonts w:ascii="黑体" w:eastAsia="黑体" w:hAnsi="黑体"/>
                 <w:sz w:val="22"/>
                 <w:szCs w:val="22"/>
               </w:rPr>
@@ -5003,10 +4840,10 @@
           <w:tcPr>
             <w:tcW w:w="3000" w:type="dxa"/>
             <w:tcBorders>
-              <w:top w:val="single" w:color="000000" w:sz="4" w:space="0"/>
-              <w:left w:val="single" w:color="000000" w:sz="4" w:space="0"/>
-              <w:bottom w:val="single" w:color="000000" w:sz="4" w:space="0"/>
-              <w:right w:val="single" w:color="000000" w:sz="4" w:space="0"/>
+              <w:top w:val="single" w:sz="4" w:space="0" w:color="000000"/>
+              <w:left w:val="single" w:sz="4" w:space="0" w:color="000000"/>
+              <w:bottom w:val="single" w:sz="4" w:space="0" w:color="000000"/>
+              <w:right w:val="single" w:sz="4" w:space="0" w:color="000000"/>
             </w:tcBorders>
             <w:tcMar>
               <w:top w:w="80" w:type="dxa"/>
@@ -5024,11 +4861,27 @@
             </w:pPr>
             <w:r>
               <w:rPr>
-                <w:rFonts w:ascii="黑体" w:hAnsi="黑体" w:eastAsia="黑体"/>
+                <w:rFonts w:ascii="黑体" w:eastAsia="黑体" w:hAnsi="黑体"/>
                 <w:sz w:val="22"/>
                 <w:szCs w:val="22"/>
               </w:rPr>
-              <w:t>输入/操作</w:t>
+              <w:t>输入</w:t>
+            </w:r>
+            <w:r>
+              <w:rPr>
+                <w:rFonts w:ascii="黑体" w:eastAsia="黑体" w:hAnsi="黑体"/>
+                <w:sz w:val="22"/>
+                <w:szCs w:val="22"/>
+              </w:rPr>
+              <w:t>/</w:t>
+            </w:r>
+            <w:r>
+              <w:rPr>
+                <w:rFonts w:ascii="黑体" w:eastAsia="黑体" w:hAnsi="黑体"/>
+                <w:sz w:val="22"/>
+                <w:szCs w:val="22"/>
+              </w:rPr>
+              <w:t>操作</w:t>
             </w:r>
           </w:p>
         </w:tc>
@@ -5036,10 +4889,10 @@
           <w:tcPr>
             <w:tcW w:w="2826" w:type="dxa"/>
             <w:tcBorders>
-              <w:top w:val="single" w:color="000000" w:sz="4" w:space="0"/>
-              <w:left w:val="single" w:color="000000" w:sz="4" w:space="0"/>
-              <w:bottom w:val="single" w:color="000000" w:sz="4" w:space="0"/>
-              <w:right w:val="single" w:color="000000" w:sz="4" w:space="0"/>
+              <w:top w:val="single" w:sz="4" w:space="0" w:color="000000"/>
+              <w:left w:val="single" w:sz="4" w:space="0" w:color="000000"/>
+              <w:bottom w:val="single" w:sz="4" w:space="0" w:color="000000"/>
+              <w:right w:val="single" w:sz="4" w:space="0" w:color="000000"/>
             </w:tcBorders>
             <w:tcMar>
               <w:top w:w="80" w:type="dxa"/>
@@ -5057,7 +4910,7 @@
             </w:pPr>
             <w:r>
               <w:rPr>
-                <w:rFonts w:ascii="黑体" w:hAnsi="黑体" w:eastAsia="黑体"/>
+                <w:rFonts w:ascii="黑体" w:eastAsia="黑体" w:hAnsi="黑体"/>
                 <w:sz w:val="22"/>
                 <w:szCs w:val="22"/>
               </w:rPr>
@@ -5068,32 +4921,22 @@
       </w:tr>
       <w:tr>
         <w:tblPrEx>
-          <w:tblBorders>
-            <w:top w:val="single" w:color="auto" w:sz="4" w:space="0"/>
-            <w:left w:val="single" w:color="auto" w:sz="4" w:space="0"/>
-            <w:bottom w:val="single" w:color="auto" w:sz="4" w:space="0"/>
-            <w:right w:val="single" w:color="auto" w:sz="4" w:space="0"/>
-            <w:insideH w:val="single" w:color="auto" w:sz="4" w:space="0"/>
-            <w:insideV w:val="single" w:color="auto" w:sz="4" w:space="0"/>
-          </w:tblBorders>
           <w:tblCellMar>
             <w:top w:w="0" w:type="dxa"/>
-            <w:left w:w="10" w:type="dxa"/>
             <w:bottom w:w="0" w:type="dxa"/>
-            <w:right w:w="10" w:type="dxa"/>
           </w:tblCellMar>
         </w:tblPrEx>
         <w:trPr>
-          <w:trHeight w:val="520" w:hRule="atLeast"/>
+          <w:trHeight w:val="520"/>
         </w:trPr>
         <w:tc>
           <w:tcPr>
             <w:tcW w:w="1200" w:type="dxa"/>
             <w:tcBorders>
-              <w:top w:val="single" w:color="000000" w:sz="4" w:space="0"/>
-              <w:left w:val="single" w:color="000000" w:sz="4" w:space="0"/>
-              <w:bottom w:val="single" w:color="000000" w:sz="4" w:space="0"/>
-              <w:right w:val="single" w:color="000000" w:sz="4" w:space="0"/>
+              <w:top w:val="single" w:sz="4" w:space="0" w:color="000000"/>
+              <w:left w:val="single" w:sz="4" w:space="0" w:color="000000"/>
+              <w:bottom w:val="single" w:sz="4" w:space="0" w:color="000000"/>
+              <w:right w:val="single" w:sz="4" w:space="0" w:color="000000"/>
             </w:tcBorders>
             <w:tcMar>
               <w:top w:w="80" w:type="dxa"/>
@@ -5121,10 +4964,10 @@
           <w:tcPr>
             <w:tcW w:w="2000" w:type="dxa"/>
             <w:tcBorders>
-              <w:top w:val="single" w:color="000000" w:sz="4" w:space="0"/>
-              <w:left w:val="single" w:color="000000" w:sz="4" w:space="0"/>
-              <w:bottom w:val="single" w:color="000000" w:sz="4" w:space="0"/>
-              <w:right w:val="single" w:color="000000" w:sz="4" w:space="0"/>
+              <w:top w:val="single" w:sz="4" w:space="0" w:color="000000"/>
+              <w:left w:val="single" w:sz="4" w:space="0" w:color="000000"/>
+              <w:bottom w:val="single" w:sz="4" w:space="0" w:color="000000"/>
+              <w:right w:val="single" w:sz="4" w:space="0" w:color="000000"/>
             </w:tcBorders>
             <w:tcMar>
               <w:top w:w="80" w:type="dxa"/>
@@ -5152,10 +4995,10 @@
           <w:tcPr>
             <w:tcW w:w="3000" w:type="dxa"/>
             <w:tcBorders>
-              <w:top w:val="single" w:color="000000" w:sz="4" w:space="0"/>
-              <w:left w:val="single" w:color="000000" w:sz="4" w:space="0"/>
-              <w:bottom w:val="single" w:color="000000" w:sz="4" w:space="0"/>
-              <w:right w:val="single" w:color="000000" w:sz="4" w:space="0"/>
+              <w:top w:val="single" w:sz="4" w:space="0" w:color="000000"/>
+              <w:left w:val="single" w:sz="4" w:space="0" w:color="000000"/>
+              <w:bottom w:val="single" w:sz="4" w:space="0" w:color="000000"/>
+              <w:right w:val="single" w:sz="4" w:space="0" w:color="000000"/>
             </w:tcBorders>
             <w:tcMar>
               <w:top w:w="80" w:type="dxa"/>
@@ -5183,10 +5026,10 @@
           <w:tcPr>
             <w:tcW w:w="2826" w:type="dxa"/>
             <w:tcBorders>
-              <w:top w:val="single" w:color="000000" w:sz="4" w:space="0"/>
-              <w:left w:val="single" w:color="000000" w:sz="4" w:space="0"/>
-              <w:bottom w:val="single" w:color="000000" w:sz="4" w:space="0"/>
-              <w:right w:val="single" w:color="000000" w:sz="4" w:space="0"/>
+              <w:top w:val="single" w:sz="4" w:space="0" w:color="000000"/>
+              <w:left w:val="single" w:sz="4" w:space="0" w:color="000000"/>
+              <w:bottom w:val="single" w:sz="4" w:space="0" w:color="000000"/>
+              <w:right w:val="single" w:sz="4" w:space="0" w:color="000000"/>
             </w:tcBorders>
             <w:tcMar>
               <w:top w:w="80" w:type="dxa"/>
@@ -5213,32 +5056,22 @@
       </w:tr>
       <w:tr>
         <w:tblPrEx>
-          <w:tblBorders>
-            <w:top w:val="single" w:color="auto" w:sz="4" w:space="0"/>
-            <w:left w:val="single" w:color="auto" w:sz="4" w:space="0"/>
-            <w:bottom w:val="single" w:color="auto" w:sz="4" w:space="0"/>
-            <w:right w:val="single" w:color="auto" w:sz="4" w:space="0"/>
-            <w:insideH w:val="single" w:color="auto" w:sz="4" w:space="0"/>
-            <w:insideV w:val="single" w:color="auto" w:sz="4" w:space="0"/>
-          </w:tblBorders>
           <w:tblCellMar>
             <w:top w:w="0" w:type="dxa"/>
-            <w:left w:w="10" w:type="dxa"/>
             <w:bottom w:w="0" w:type="dxa"/>
-            <w:right w:w="10" w:type="dxa"/>
           </w:tblCellMar>
         </w:tblPrEx>
         <w:trPr>
-          <w:trHeight w:val="520" w:hRule="atLeast"/>
+          <w:trHeight w:val="520"/>
         </w:trPr>
         <w:tc>
           <w:tcPr>
             <w:tcW w:w="1200" w:type="dxa"/>
             <w:tcBorders>
-              <w:top w:val="single" w:color="000000" w:sz="4" w:space="0"/>
-              <w:left w:val="single" w:color="000000" w:sz="4" w:space="0"/>
-              <w:bottom w:val="single" w:color="000000" w:sz="4" w:space="0"/>
-              <w:right w:val="single" w:color="000000" w:sz="4" w:space="0"/>
+              <w:top w:val="single" w:sz="4" w:space="0" w:color="000000"/>
+              <w:left w:val="single" w:sz="4" w:space="0" w:color="000000"/>
+              <w:bottom w:val="single" w:sz="4" w:space="0" w:color="000000"/>
+              <w:right w:val="single" w:sz="4" w:space="0" w:color="000000"/>
             </w:tcBorders>
             <w:tcMar>
               <w:top w:w="80" w:type="dxa"/>
@@ -5266,10 +5099,10 @@
           <w:tcPr>
             <w:tcW w:w="2000" w:type="dxa"/>
             <w:tcBorders>
-              <w:top w:val="single" w:color="000000" w:sz="4" w:space="0"/>
-              <w:left w:val="single" w:color="000000" w:sz="4" w:space="0"/>
-              <w:bottom w:val="single" w:color="000000" w:sz="4" w:space="0"/>
-              <w:right w:val="single" w:color="000000" w:sz="4" w:space="0"/>
+              <w:top w:val="single" w:sz="4" w:space="0" w:color="000000"/>
+              <w:left w:val="single" w:sz="4" w:space="0" w:color="000000"/>
+              <w:bottom w:val="single" w:sz="4" w:space="0" w:color="000000"/>
+              <w:right w:val="single" w:sz="4" w:space="0" w:color="000000"/>
             </w:tcBorders>
             <w:tcMar>
               <w:top w:w="80" w:type="dxa"/>
@@ -5297,10 +5130,10 @@
           <w:tcPr>
             <w:tcW w:w="3000" w:type="dxa"/>
             <w:tcBorders>
-              <w:top w:val="single" w:color="000000" w:sz="4" w:space="0"/>
-              <w:left w:val="single" w:color="000000" w:sz="4" w:space="0"/>
-              <w:bottom w:val="single" w:color="000000" w:sz="4" w:space="0"/>
-              <w:right w:val="single" w:color="000000" w:sz="4" w:space="0"/>
+              <w:top w:val="single" w:sz="4" w:space="0" w:color="000000"/>
+              <w:left w:val="single" w:sz="4" w:space="0" w:color="000000"/>
+              <w:bottom w:val="single" w:sz="4" w:space="0" w:color="000000"/>
+              <w:right w:val="single" w:sz="4" w:space="0" w:color="000000"/>
             </w:tcBorders>
             <w:tcMar>
               <w:top w:w="80" w:type="dxa"/>
@@ -5328,10 +5161,10 @@
           <w:tcPr>
             <w:tcW w:w="2826" w:type="dxa"/>
             <w:tcBorders>
-              <w:top w:val="single" w:color="000000" w:sz="4" w:space="0"/>
-              <w:left w:val="single" w:color="000000" w:sz="4" w:space="0"/>
-              <w:bottom w:val="single" w:color="000000" w:sz="4" w:space="0"/>
-              <w:right w:val="single" w:color="000000" w:sz="4" w:space="0"/>
+              <w:top w:val="single" w:sz="4" w:space="0" w:color="000000"/>
+              <w:left w:val="single" w:sz="4" w:space="0" w:color="000000"/>
+              <w:bottom w:val="single" w:sz="4" w:space="0" w:color="000000"/>
+              <w:right w:val="single" w:sz="4" w:space="0" w:color="000000"/>
             </w:tcBorders>
             <w:tcMar>
               <w:top w:w="80" w:type="dxa"/>
@@ -5358,32 +5191,22 @@
       </w:tr>
       <w:tr>
         <w:tblPrEx>
-          <w:tblBorders>
-            <w:top w:val="single" w:color="auto" w:sz="4" w:space="0"/>
-            <w:left w:val="single" w:color="auto" w:sz="4" w:space="0"/>
-            <w:bottom w:val="single" w:color="auto" w:sz="4" w:space="0"/>
-            <w:right w:val="single" w:color="auto" w:sz="4" w:space="0"/>
-            <w:insideH w:val="single" w:color="auto" w:sz="4" w:space="0"/>
-            <w:insideV w:val="single" w:color="auto" w:sz="4" w:space="0"/>
-          </w:tblBorders>
           <w:tblCellMar>
             <w:top w:w="0" w:type="dxa"/>
-            <w:left w:w="10" w:type="dxa"/>
             <w:bottom w:w="0" w:type="dxa"/>
-            <w:right w:w="10" w:type="dxa"/>
           </w:tblCellMar>
         </w:tblPrEx>
         <w:trPr>
-          <w:trHeight w:val="520" w:hRule="atLeast"/>
+          <w:trHeight w:val="520"/>
         </w:trPr>
         <w:tc>
           <w:tcPr>
             <w:tcW w:w="1200" w:type="dxa"/>
             <w:tcBorders>
-              <w:top w:val="single" w:color="000000" w:sz="4" w:space="0"/>
-              <w:left w:val="single" w:color="000000" w:sz="4" w:space="0"/>
-              <w:bottom w:val="single" w:color="000000" w:sz="4" w:space="0"/>
-              <w:right w:val="single" w:color="000000" w:sz="4" w:space="0"/>
+              <w:top w:val="single" w:sz="4" w:space="0" w:color="000000"/>
+              <w:left w:val="single" w:sz="4" w:space="0" w:color="000000"/>
+              <w:bottom w:val="single" w:sz="4" w:space="0" w:color="000000"/>
+              <w:right w:val="single" w:sz="4" w:space="0" w:color="000000"/>
             </w:tcBorders>
             <w:tcMar>
               <w:top w:w="80" w:type="dxa"/>
@@ -5411,10 +5234,10 @@
           <w:tcPr>
             <w:tcW w:w="2000" w:type="dxa"/>
             <w:tcBorders>
-              <w:top w:val="single" w:color="000000" w:sz="4" w:space="0"/>
-              <w:left w:val="single" w:color="000000" w:sz="4" w:space="0"/>
-              <w:bottom w:val="single" w:color="000000" w:sz="4" w:space="0"/>
-              <w:right w:val="single" w:color="000000" w:sz="4" w:space="0"/>
+              <w:top w:val="single" w:sz="4" w:space="0" w:color="000000"/>
+              <w:left w:val="single" w:sz="4" w:space="0" w:color="000000"/>
+              <w:bottom w:val="single" w:sz="4" w:space="0" w:color="000000"/>
+              <w:right w:val="single" w:sz="4" w:space="0" w:color="000000"/>
             </w:tcBorders>
             <w:tcMar>
               <w:top w:w="80" w:type="dxa"/>
@@ -5442,10 +5265,10 @@
           <w:tcPr>
             <w:tcW w:w="3000" w:type="dxa"/>
             <w:tcBorders>
-              <w:top w:val="single" w:color="000000" w:sz="4" w:space="0"/>
-              <w:left w:val="single" w:color="000000" w:sz="4" w:space="0"/>
-              <w:bottom w:val="single" w:color="000000" w:sz="4" w:space="0"/>
-              <w:right w:val="single" w:color="000000" w:sz="4" w:space="0"/>
+              <w:top w:val="single" w:sz="4" w:space="0" w:color="000000"/>
+              <w:left w:val="single" w:sz="4" w:space="0" w:color="000000"/>
+              <w:bottom w:val="single" w:sz="4" w:space="0" w:color="000000"/>
+              <w:right w:val="single" w:sz="4" w:space="0" w:color="000000"/>
             </w:tcBorders>
             <w:tcMar>
               <w:top w:w="80" w:type="dxa"/>
@@ -5473,10 +5296,10 @@
           <w:tcPr>
             <w:tcW w:w="2826" w:type="dxa"/>
             <w:tcBorders>
-              <w:top w:val="single" w:color="000000" w:sz="4" w:space="0"/>
-              <w:left w:val="single" w:color="000000" w:sz="4" w:space="0"/>
-              <w:bottom w:val="single" w:color="000000" w:sz="4" w:space="0"/>
-              <w:right w:val="single" w:color="000000" w:sz="4" w:space="0"/>
+              <w:top w:val="single" w:sz="4" w:space="0" w:color="000000"/>
+              <w:left w:val="single" w:sz="4" w:space="0" w:color="000000"/>
+              <w:bottom w:val="single" w:sz="4" w:space="0" w:color="000000"/>
+              <w:right w:val="single" w:sz="4" w:space="0" w:color="000000"/>
             </w:tcBorders>
             <w:tcMar>
               <w:top w:w="80" w:type="dxa"/>
@@ -5503,32 +5326,22 @@
       </w:tr>
       <w:tr>
         <w:tblPrEx>
-          <w:tblBorders>
-            <w:top w:val="single" w:color="auto" w:sz="4" w:space="0"/>
-            <w:left w:val="single" w:color="auto" w:sz="4" w:space="0"/>
-            <w:bottom w:val="single" w:color="auto" w:sz="4" w:space="0"/>
-            <w:right w:val="single" w:color="auto" w:sz="4" w:space="0"/>
-            <w:insideH w:val="single" w:color="auto" w:sz="4" w:space="0"/>
-            <w:insideV w:val="single" w:color="auto" w:sz="4" w:space="0"/>
-          </w:tblBorders>
           <w:tblCellMar>
             <w:top w:w="0" w:type="dxa"/>
-            <w:left w:w="10" w:type="dxa"/>
             <w:bottom w:w="0" w:type="dxa"/>
-            <w:right w:w="10" w:type="dxa"/>
           </w:tblCellMar>
         </w:tblPrEx>
         <w:trPr>
-          <w:trHeight w:val="520" w:hRule="atLeast"/>
+          <w:trHeight w:val="520"/>
         </w:trPr>
         <w:tc>
           <w:tcPr>
             <w:tcW w:w="1200" w:type="dxa"/>
             <w:tcBorders>
-              <w:top w:val="single" w:color="000000" w:sz="4" w:space="0"/>
-              <w:left w:val="single" w:color="000000" w:sz="4" w:space="0"/>
-              <w:bottom w:val="single" w:color="000000" w:sz="4" w:space="0"/>
-              <w:right w:val="single" w:color="000000" w:sz="4" w:space="0"/>
+              <w:top w:val="single" w:sz="4" w:space="0" w:color="000000"/>
+              <w:left w:val="single" w:sz="4" w:space="0" w:color="000000"/>
+              <w:bottom w:val="single" w:sz="4" w:space="0" w:color="000000"/>
+              <w:right w:val="single" w:sz="4" w:space="0" w:color="000000"/>
             </w:tcBorders>
             <w:tcMar>
               <w:top w:w="80" w:type="dxa"/>
@@ -5556,10 +5369,10 @@
           <w:tcPr>
             <w:tcW w:w="2000" w:type="dxa"/>
             <w:tcBorders>
-              <w:top w:val="single" w:color="000000" w:sz="4" w:space="0"/>
-              <w:left w:val="single" w:color="000000" w:sz="4" w:space="0"/>
-              <w:bottom w:val="single" w:color="000000" w:sz="4" w:space="0"/>
-              <w:right w:val="single" w:color="000000" w:sz="4" w:space="0"/>
+              <w:top w:val="single" w:sz="4" w:space="0" w:color="000000"/>
+              <w:left w:val="single" w:sz="4" w:space="0" w:color="000000"/>
+              <w:bottom w:val="single" w:sz="4" w:space="0" w:color="000000"/>
+              <w:right w:val="single" w:sz="4" w:space="0" w:color="000000"/>
             </w:tcBorders>
             <w:tcMar>
               <w:top w:w="80" w:type="dxa"/>
@@ -5587,10 +5400,10 @@
           <w:tcPr>
             <w:tcW w:w="3000" w:type="dxa"/>
             <w:tcBorders>
-              <w:top w:val="single" w:color="000000" w:sz="4" w:space="0"/>
-              <w:left w:val="single" w:color="000000" w:sz="4" w:space="0"/>
-              <w:bottom w:val="single" w:color="000000" w:sz="4" w:space="0"/>
-              <w:right w:val="single" w:color="000000" w:sz="4" w:space="0"/>
+              <w:top w:val="single" w:sz="4" w:space="0" w:color="000000"/>
+              <w:left w:val="single" w:sz="4" w:space="0" w:color="000000"/>
+              <w:bottom w:val="single" w:sz="4" w:space="0" w:color="000000"/>
+              <w:right w:val="single" w:sz="4" w:space="0" w:color="000000"/>
             </w:tcBorders>
             <w:tcMar>
               <w:top w:w="80" w:type="dxa"/>
@@ -5618,10 +5431,10 @@
           <w:tcPr>
             <w:tcW w:w="2826" w:type="dxa"/>
             <w:tcBorders>
-              <w:top w:val="single" w:color="000000" w:sz="4" w:space="0"/>
-              <w:left w:val="single" w:color="000000" w:sz="4" w:space="0"/>
-              <w:bottom w:val="single" w:color="000000" w:sz="4" w:space="0"/>
-              <w:right w:val="single" w:color="000000" w:sz="4" w:space="0"/>
+              <w:top w:val="single" w:sz="4" w:space="0" w:color="000000"/>
+              <w:left w:val="single" w:sz="4" w:space="0" w:color="000000"/>
+              <w:bottom w:val="single" w:sz="4" w:space="0" w:color="000000"/>
+              <w:right w:val="single" w:sz="4" w:space="0" w:color="000000"/>
             </w:tcBorders>
             <w:tcMar>
               <w:top w:w="80" w:type="dxa"/>
@@ -5648,19 +5461,9 @@
       </w:tr>
       <w:tr>
         <w:tblPrEx>
-          <w:tblBorders>
-            <w:top w:val="single" w:color="auto" w:sz="4" w:space="0"/>
-            <w:left w:val="single" w:color="auto" w:sz="4" w:space="0"/>
-            <w:bottom w:val="single" w:color="auto" w:sz="4" w:space="0"/>
-            <w:right w:val="single" w:color="auto" w:sz="4" w:space="0"/>
-            <w:insideH w:val="single" w:color="auto" w:sz="4" w:space="0"/>
-            <w:insideV w:val="single" w:color="auto" w:sz="4" w:space="0"/>
-          </w:tblBorders>
           <w:tblCellMar>
             <w:top w:w="0" w:type="dxa"/>
-            <w:left w:w="10" w:type="dxa"/>
             <w:bottom w:w="0" w:type="dxa"/>
-            <w:right w:w="10" w:type="dxa"/>
           </w:tblCellMar>
         </w:tblPrEx>
         <w:tc>
@@ -5668,10 +5471,10 @@
             <w:tcW w:w="9026" w:type="dxa"/>
             <w:gridSpan w:val="4"/>
             <w:tcBorders>
-              <w:top w:val="single" w:color="000000" w:sz="4" w:space="0"/>
-              <w:left w:val="single" w:color="000000" w:sz="4" w:space="0"/>
-              <w:bottom w:val="single" w:color="000000" w:sz="4" w:space="0"/>
-              <w:right w:val="single" w:color="000000" w:sz="4" w:space="0"/>
+              <w:top w:val="single" w:sz="4" w:space="0" w:color="000000"/>
+              <w:left w:val="single" w:sz="4" w:space="0" w:color="000000"/>
+              <w:bottom w:val="single" w:sz="4" w:space="0" w:color="000000"/>
+              <w:right w:val="single" w:sz="4" w:space="0" w:color="000000"/>
             </w:tcBorders>
             <w:shd w:val="clear" w:color="auto" w:fill="EDEDED"/>
             <w:tcMar>
@@ -5688,11 +5491,12 @@
               <w:spacing w:line="360" w:lineRule="auto"/>
             </w:pPr>
             <w:r>
+              <w:lastRenderedPageBreak/>
               <w:br w:type="page"/>
             </w:r>
             <w:r>
               <w:rPr>
-                <w:rFonts w:ascii="黑体" w:hAnsi="黑体" w:eastAsia="黑体"/>
+                <w:rFonts w:ascii="黑体" w:eastAsia="黑体" w:hAnsi="黑体"/>
               </w:rPr>
               <w:t>七、可能遇到的难点及应对措施</w:t>
             </w:r>
@@ -5701,33 +5505,23 @@
       </w:tr>
       <w:tr>
         <w:tblPrEx>
-          <w:tblBorders>
-            <w:top w:val="single" w:color="auto" w:sz="4" w:space="0"/>
-            <w:left w:val="single" w:color="auto" w:sz="4" w:space="0"/>
-            <w:bottom w:val="single" w:color="auto" w:sz="4" w:space="0"/>
-            <w:right w:val="single" w:color="auto" w:sz="4" w:space="0"/>
-            <w:insideH w:val="single" w:color="auto" w:sz="4" w:space="0"/>
-            <w:insideV w:val="single" w:color="auto" w:sz="4" w:space="0"/>
-          </w:tblBorders>
           <w:tblCellMar>
             <w:top w:w="0" w:type="dxa"/>
-            <w:left w:w="10" w:type="dxa"/>
             <w:bottom w:w="0" w:type="dxa"/>
-            <w:right w:w="10" w:type="dxa"/>
           </w:tblCellMar>
         </w:tblPrEx>
         <w:trPr>
-          <w:trHeight w:val="1600" w:hRule="atLeast"/>
+          <w:trHeight w:val="1600"/>
         </w:trPr>
         <w:tc>
           <w:tcPr>
             <w:tcW w:w="9026" w:type="dxa"/>
             <w:gridSpan w:val="4"/>
             <w:tcBorders>
-              <w:top w:val="single" w:color="000000" w:sz="4" w:space="0"/>
-              <w:left w:val="single" w:color="000000" w:sz="4" w:space="0"/>
-              <w:bottom w:val="single" w:color="000000" w:sz="4" w:space="0"/>
-              <w:right w:val="single" w:color="000000" w:sz="4" w:space="0"/>
+              <w:top w:val="single" w:sz="4" w:space="0" w:color="000000"/>
+              <w:left w:val="single" w:sz="4" w:space="0" w:color="000000"/>
+              <w:bottom w:val="single" w:sz="4" w:space="0" w:color="000000"/>
+              <w:right w:val="single" w:sz="4" w:space="0" w:color="000000"/>
             </w:tcBorders>
             <w:tcMar>
               <w:top w:w="80" w:type="dxa"/>
@@ -5856,24 +5650,21 @@
     <w:p/>
     <w:tbl>
       <w:tblPr>
-        <w:tblStyle w:val="11"/>
         <w:tblW w:w="9026" w:type="dxa"/>
         <w:tblInd w:w="110" w:type="dxa"/>
         <w:tblBorders>
-          <w:top w:val="single" w:color="auto" w:sz="4" w:space="0"/>
-          <w:left w:val="single" w:color="auto" w:sz="4" w:space="0"/>
-          <w:bottom w:val="single" w:color="auto" w:sz="4" w:space="0"/>
-          <w:right w:val="single" w:color="auto" w:sz="4" w:space="0"/>
-          <w:insideH w:val="single" w:color="auto" w:sz="4" w:space="0"/>
-          <w:insideV w:val="single" w:color="auto" w:sz="4" w:space="0"/>
+          <w:top w:val="single" w:sz="4" w:space="0" w:color="auto"/>
+          <w:left w:val="single" w:sz="4" w:space="0" w:color="auto"/>
+          <w:bottom w:val="single" w:sz="4" w:space="0" w:color="auto"/>
+          <w:right w:val="single" w:sz="4" w:space="0" w:color="auto"/>
+          <w:insideH w:val="single" w:sz="4" w:space="0" w:color="auto"/>
+          <w:insideV w:val="single" w:sz="4" w:space="0" w:color="auto"/>
         </w:tblBorders>
-        <w:tblLayout w:type="autofit"/>
         <w:tblCellMar>
-          <w:top w:w="0" w:type="dxa"/>
           <w:left w:w="10" w:type="dxa"/>
-          <w:bottom w:w="0" w:type="dxa"/>
           <w:right w:w="10" w:type="dxa"/>
         </w:tblCellMar>
+        <w:tblLook w:val="04A0" w:firstRow="1" w:lastRow="0" w:firstColumn="1" w:lastColumn="0" w:noHBand="0" w:noVBand="1"/>
       </w:tblPr>
       <w:tblGrid>
         <w:gridCol w:w="1000"/>
@@ -5882,19 +5673,9 @@
       </w:tblGrid>
       <w:tr>
         <w:tblPrEx>
-          <w:tblBorders>
-            <w:top w:val="single" w:color="auto" w:sz="4" w:space="0"/>
-            <w:left w:val="single" w:color="auto" w:sz="4" w:space="0"/>
-            <w:bottom w:val="single" w:color="auto" w:sz="4" w:space="0"/>
-            <w:right w:val="single" w:color="auto" w:sz="4" w:space="0"/>
-            <w:insideH w:val="single" w:color="auto" w:sz="4" w:space="0"/>
-            <w:insideV w:val="single" w:color="auto" w:sz="4" w:space="0"/>
-          </w:tblBorders>
           <w:tblCellMar>
             <w:top w:w="0" w:type="dxa"/>
-            <w:left w:w="10" w:type="dxa"/>
             <w:bottom w:w="0" w:type="dxa"/>
-            <w:right w:w="10" w:type="dxa"/>
           </w:tblCellMar>
         </w:tblPrEx>
         <w:tc>
@@ -5902,10 +5683,10 @@
             <w:tcW w:w="9026" w:type="dxa"/>
             <w:gridSpan w:val="3"/>
             <w:tcBorders>
-              <w:top w:val="single" w:color="000000" w:sz="4" w:space="0"/>
-              <w:left w:val="single" w:color="000000" w:sz="4" w:space="0"/>
-              <w:bottom w:val="single" w:color="000000" w:sz="4" w:space="0"/>
-              <w:right w:val="single" w:color="000000" w:sz="4" w:space="0"/>
+              <w:top w:val="single" w:sz="4" w:space="0" w:color="000000"/>
+              <w:left w:val="single" w:sz="4" w:space="0" w:color="000000"/>
+              <w:bottom w:val="single" w:sz="4" w:space="0" w:color="000000"/>
+              <w:right w:val="single" w:sz="4" w:space="0" w:color="000000"/>
             </w:tcBorders>
             <w:shd w:val="clear" w:color="auto" w:fill="EDEDED"/>
             <w:tcMar>
@@ -5923,7 +5704,7 @@
             </w:pPr>
             <w:r>
               <w:rPr>
-                <w:rFonts w:ascii="黑体" w:hAnsi="黑体" w:eastAsia="黑体"/>
+                <w:rFonts w:ascii="黑体" w:eastAsia="黑体" w:hAnsi="黑体"/>
               </w:rPr>
               <w:t>八、进度安排</w:t>
             </w:r>
@@ -5932,29 +5713,19 @@
       </w:tr>
       <w:tr>
         <w:tblPrEx>
-          <w:tblBorders>
-            <w:top w:val="single" w:color="auto" w:sz="4" w:space="0"/>
-            <w:left w:val="single" w:color="auto" w:sz="4" w:space="0"/>
-            <w:bottom w:val="single" w:color="auto" w:sz="4" w:space="0"/>
-            <w:right w:val="single" w:color="auto" w:sz="4" w:space="0"/>
-            <w:insideH w:val="single" w:color="auto" w:sz="4" w:space="0"/>
-            <w:insideV w:val="single" w:color="auto" w:sz="4" w:space="0"/>
-          </w:tblBorders>
           <w:tblCellMar>
             <w:top w:w="0" w:type="dxa"/>
-            <w:left w:w="10" w:type="dxa"/>
             <w:bottom w:w="0" w:type="dxa"/>
-            <w:right w:w="10" w:type="dxa"/>
           </w:tblCellMar>
         </w:tblPrEx>
         <w:tc>
           <w:tcPr>
             <w:tcW w:w="1000" w:type="dxa"/>
             <w:tcBorders>
-              <w:top w:val="single" w:color="000000" w:sz="4" w:space="0"/>
-              <w:left w:val="single" w:color="000000" w:sz="4" w:space="0"/>
-              <w:bottom w:val="single" w:color="000000" w:sz="4" w:space="0"/>
-              <w:right w:val="single" w:color="000000" w:sz="4" w:space="0"/>
+              <w:top w:val="single" w:sz="4" w:space="0" w:color="000000"/>
+              <w:left w:val="single" w:sz="4" w:space="0" w:color="000000"/>
+              <w:bottom w:val="single" w:sz="4" w:space="0" w:color="000000"/>
+              <w:right w:val="single" w:sz="4" w:space="0" w:color="000000"/>
             </w:tcBorders>
             <w:tcMar>
               <w:top w:w="80" w:type="dxa"/>
@@ -5972,7 +5743,7 @@
             </w:pPr>
             <w:r>
               <w:rPr>
-                <w:rFonts w:ascii="黑体" w:hAnsi="黑体" w:eastAsia="黑体"/>
+                <w:rFonts w:ascii="黑体" w:eastAsia="黑体" w:hAnsi="黑体"/>
                 <w:sz w:val="22"/>
                 <w:szCs w:val="22"/>
               </w:rPr>
@@ -5984,10 +5755,10 @@
           <w:tcPr>
             <w:tcW w:w="2400" w:type="dxa"/>
             <w:tcBorders>
-              <w:top w:val="single" w:color="000000" w:sz="4" w:space="0"/>
-              <w:left w:val="single" w:color="000000" w:sz="4" w:space="0"/>
-              <w:bottom w:val="single" w:color="000000" w:sz="4" w:space="0"/>
-              <w:right w:val="single" w:color="000000" w:sz="4" w:space="0"/>
+              <w:top w:val="single" w:sz="4" w:space="0" w:color="000000"/>
+              <w:left w:val="single" w:sz="4" w:space="0" w:color="000000"/>
+              <w:bottom w:val="single" w:sz="4" w:space="0" w:color="000000"/>
+              <w:right w:val="single" w:sz="4" w:space="0" w:color="000000"/>
             </w:tcBorders>
             <w:tcMar>
               <w:top w:w="80" w:type="dxa"/>
@@ -6005,7 +5776,7 @@
             </w:pPr>
             <w:r>
               <w:rPr>
-                <w:rFonts w:ascii="黑体" w:hAnsi="黑体" w:eastAsia="黑体"/>
+                <w:rFonts w:ascii="黑体" w:eastAsia="黑体" w:hAnsi="黑体"/>
                 <w:sz w:val="22"/>
                 <w:szCs w:val="22"/>
               </w:rPr>
@@ -6017,10 +5788,10 @@
           <w:tcPr>
             <w:tcW w:w="5626" w:type="dxa"/>
             <w:tcBorders>
-              <w:top w:val="single" w:color="000000" w:sz="4" w:space="0"/>
-              <w:left w:val="single" w:color="000000" w:sz="4" w:space="0"/>
-              <w:bottom w:val="single" w:color="000000" w:sz="4" w:space="0"/>
-              <w:right w:val="single" w:color="000000" w:sz="4" w:space="0"/>
+              <w:top w:val="single" w:sz="4" w:space="0" w:color="000000"/>
+              <w:left w:val="single" w:sz="4" w:space="0" w:color="000000"/>
+              <w:bottom w:val="single" w:sz="4" w:space="0" w:color="000000"/>
+              <w:right w:val="single" w:sz="4" w:space="0" w:color="000000"/>
             </w:tcBorders>
             <w:tcMar>
               <w:top w:w="80" w:type="dxa"/>
@@ -6038,7 +5809,7 @@
             </w:pPr>
             <w:r>
               <w:rPr>
-                <w:rFonts w:ascii="黑体" w:hAnsi="黑体" w:eastAsia="黑体"/>
+                <w:rFonts w:ascii="黑体" w:eastAsia="黑体" w:hAnsi="黑体"/>
                 <w:sz w:val="22"/>
                 <w:szCs w:val="22"/>
               </w:rPr>
@@ -6049,32 +5820,22 @@
       </w:tr>
       <w:tr>
         <w:tblPrEx>
-          <w:tblBorders>
-            <w:top w:val="single" w:color="auto" w:sz="4" w:space="0"/>
-            <w:left w:val="single" w:color="auto" w:sz="4" w:space="0"/>
-            <w:bottom w:val="single" w:color="auto" w:sz="4" w:space="0"/>
-            <w:right w:val="single" w:color="auto" w:sz="4" w:space="0"/>
-            <w:insideH w:val="single" w:color="auto" w:sz="4" w:space="0"/>
-            <w:insideV w:val="single" w:color="auto" w:sz="4" w:space="0"/>
-          </w:tblBorders>
           <w:tblCellMar>
             <w:top w:w="0" w:type="dxa"/>
-            <w:left w:w="10" w:type="dxa"/>
             <w:bottom w:w="0" w:type="dxa"/>
-            <w:right w:w="10" w:type="dxa"/>
           </w:tblCellMar>
         </w:tblPrEx>
         <w:trPr>
-          <w:trHeight w:val="520" w:hRule="atLeast"/>
+          <w:trHeight w:val="520"/>
         </w:trPr>
         <w:tc>
           <w:tcPr>
             <w:tcW w:w="1000" w:type="dxa"/>
             <w:tcBorders>
-              <w:top w:val="single" w:color="000000" w:sz="4" w:space="0"/>
-              <w:left w:val="single" w:color="000000" w:sz="4" w:space="0"/>
-              <w:bottom w:val="single" w:color="000000" w:sz="4" w:space="0"/>
-              <w:right w:val="single" w:color="000000" w:sz="4" w:space="0"/>
+              <w:top w:val="single" w:sz="4" w:space="0" w:color="000000"/>
+              <w:left w:val="single" w:sz="4" w:space="0" w:color="000000"/>
+              <w:bottom w:val="single" w:sz="4" w:space="0" w:color="000000"/>
+              <w:right w:val="single" w:sz="4" w:space="0" w:color="000000"/>
             </w:tcBorders>
             <w:tcMar>
               <w:top w:w="80" w:type="dxa"/>
@@ -6102,10 +5863,10 @@
           <w:tcPr>
             <w:tcW w:w="2400" w:type="dxa"/>
             <w:tcBorders>
-              <w:top w:val="single" w:color="000000" w:sz="4" w:space="0"/>
-              <w:left w:val="single" w:color="000000" w:sz="4" w:space="0"/>
-              <w:bottom w:val="single" w:color="000000" w:sz="4" w:space="0"/>
-              <w:right w:val="single" w:color="000000" w:sz="4" w:space="0"/>
+              <w:top w:val="single" w:sz="4" w:space="0" w:color="000000"/>
+              <w:left w:val="single" w:sz="4" w:space="0" w:color="000000"/>
+              <w:bottom w:val="single" w:sz="4" w:space="0" w:color="000000"/>
+              <w:right w:val="single" w:sz="4" w:space="0" w:color="000000"/>
             </w:tcBorders>
             <w:tcMar>
               <w:top w:w="80" w:type="dxa"/>
@@ -6125,23 +5886,7 @@
                 <w:b w:val="0"/>
                 <w:sz w:val="21"/>
               </w:rPr>
-              <w:t>2026.09.28～2026.10.</w:t>
-            </w:r>
-            <w:r>
-              <w:rPr>
-                <w:rFonts w:hint="eastAsia"/>
-                <w:b w:val="0"/>
-                <w:sz w:val="21"/>
-                <w:lang w:val="en-US" w:eastAsia="zh-CN"/>
-              </w:rPr>
-              <w:t>0</w:t>
-            </w:r>
-            <w:r>
-              <w:rPr>
-                <w:b w:val="0"/>
-                <w:sz w:val="21"/>
-              </w:rPr>
-              <w:t>1</w:t>
+              <w:t>2026.09.28～2026.09.30</w:t>
             </w:r>
           </w:p>
         </w:tc>
@@ -6149,10 +5894,10 @@
           <w:tcPr>
             <w:tcW w:w="5626" w:type="dxa"/>
             <w:tcBorders>
-              <w:top w:val="single" w:color="000000" w:sz="4" w:space="0"/>
-              <w:left w:val="single" w:color="000000" w:sz="4" w:space="0"/>
-              <w:bottom w:val="single" w:color="000000" w:sz="4" w:space="0"/>
-              <w:right w:val="single" w:color="000000" w:sz="4" w:space="0"/>
+              <w:top w:val="single" w:sz="4" w:space="0" w:color="000000"/>
+              <w:left w:val="single" w:sz="4" w:space="0" w:color="000000"/>
+              <w:bottom w:val="single" w:sz="4" w:space="0" w:color="000000"/>
+              <w:right w:val="single" w:sz="4" w:space="0" w:color="000000"/>
             </w:tcBorders>
             <w:tcMar>
               <w:top w:w="80" w:type="dxa"/>
@@ -6179,32 +5924,22 @@
       </w:tr>
       <w:tr>
         <w:tblPrEx>
-          <w:tblBorders>
-            <w:top w:val="single" w:color="auto" w:sz="4" w:space="0"/>
-            <w:left w:val="single" w:color="auto" w:sz="4" w:space="0"/>
-            <w:bottom w:val="single" w:color="auto" w:sz="4" w:space="0"/>
-            <w:right w:val="single" w:color="auto" w:sz="4" w:space="0"/>
-            <w:insideH w:val="single" w:color="auto" w:sz="4" w:space="0"/>
-            <w:insideV w:val="single" w:color="auto" w:sz="4" w:space="0"/>
-          </w:tblBorders>
           <w:tblCellMar>
             <w:top w:w="0" w:type="dxa"/>
-            <w:left w:w="10" w:type="dxa"/>
             <w:bottom w:w="0" w:type="dxa"/>
-            <w:right w:w="10" w:type="dxa"/>
           </w:tblCellMar>
         </w:tblPrEx>
         <w:trPr>
-          <w:trHeight w:val="520" w:hRule="atLeast"/>
+          <w:trHeight w:val="520"/>
         </w:trPr>
         <w:tc>
           <w:tcPr>
             <w:tcW w:w="1000" w:type="dxa"/>
             <w:tcBorders>
-              <w:top w:val="single" w:color="000000" w:sz="4" w:space="0"/>
-              <w:left w:val="single" w:color="000000" w:sz="4" w:space="0"/>
-              <w:bottom w:val="single" w:color="000000" w:sz="4" w:space="0"/>
-              <w:right w:val="single" w:color="000000" w:sz="4" w:space="0"/>
+              <w:top w:val="single" w:sz="4" w:space="0" w:color="000000"/>
+              <w:left w:val="single" w:sz="4" w:space="0" w:color="000000"/>
+              <w:bottom w:val="single" w:sz="4" w:space="0" w:color="000000"/>
+              <w:right w:val="single" w:sz="4" w:space="0" w:color="000000"/>
             </w:tcBorders>
             <w:tcMar>
               <w:top w:w="80" w:type="dxa"/>
@@ -6232,10 +5967,10 @@
           <w:tcPr>
             <w:tcW w:w="2400" w:type="dxa"/>
             <w:tcBorders>
-              <w:top w:val="single" w:color="000000" w:sz="4" w:space="0"/>
-              <w:left w:val="single" w:color="000000" w:sz="4" w:space="0"/>
-              <w:bottom w:val="single" w:color="000000" w:sz="4" w:space="0"/>
-              <w:right w:val="single" w:color="000000" w:sz="4" w:space="0"/>
+              <w:top w:val="single" w:sz="4" w:space="0" w:color="000000"/>
+              <w:left w:val="single" w:sz="4" w:space="0" w:color="000000"/>
+              <w:bottom w:val="single" w:sz="4" w:space="0" w:color="000000"/>
+              <w:right w:val="single" w:sz="4" w:space="0" w:color="000000"/>
             </w:tcBorders>
             <w:tcMar>
               <w:top w:w="80" w:type="dxa"/>
@@ -6249,42 +5984,13 @@
             <w:pPr>
               <w:spacing w:line="320" w:lineRule="auto"/>
               <w:jc w:val="center"/>
-              <w:rPr>
-                <w:rFonts w:hint="default" w:eastAsia="宋体"/>
-                <w:lang w:val="en-US" w:eastAsia="zh-CN"/>
-              </w:rPr>
-            </w:pPr>
-            <w:r>
-              <w:rPr>
-                <w:b w:val="0"/>
-                <w:sz w:val="21"/>
-              </w:rPr>
-              <w:t>2026.10.</w:t>
-            </w:r>
-            <w:r>
-              <w:rPr>
-                <w:rFonts w:hint="eastAsia"/>
-                <w:b w:val="0"/>
-                <w:sz w:val="21"/>
-                <w:lang w:val="en-US" w:eastAsia="zh-CN"/>
-              </w:rPr>
-              <w:t>01</w:t>
-            </w:r>
-            <w:r>
-              <w:rPr>
-                <w:b w:val="0"/>
-                <w:sz w:val="21"/>
-              </w:rPr>
-              <w:t>～2026.10.</w:t>
-            </w:r>
-            <w:r>
-              <w:rPr>
-                <w:rFonts w:hint="eastAsia"/>
-                <w:b w:val="0"/>
-                <w:sz w:val="21"/>
-                <w:lang w:val="en-US" w:eastAsia="zh-CN"/>
-              </w:rPr>
-              <w:t>14</w:t>
+            </w:pPr>
+            <w:r>
+              <w:rPr>
+                <w:b w:val="0"/>
+                <w:sz w:val="21"/>
+              </w:rPr>
+              <w:t>2026.10.01～2026.10.14</w:t>
             </w:r>
           </w:p>
         </w:tc>
@@ -6292,10 +5998,10 @@
           <w:tcPr>
             <w:tcW w:w="5626" w:type="dxa"/>
             <w:tcBorders>
-              <w:top w:val="single" w:color="000000" w:sz="4" w:space="0"/>
-              <w:left w:val="single" w:color="000000" w:sz="4" w:space="0"/>
-              <w:bottom w:val="single" w:color="000000" w:sz="4" w:space="0"/>
-              <w:right w:val="single" w:color="000000" w:sz="4" w:space="0"/>
+              <w:top w:val="single" w:sz="4" w:space="0" w:color="000000"/>
+              <w:left w:val="single" w:sz="4" w:space="0" w:color="000000"/>
+              <w:bottom w:val="single" w:sz="4" w:space="0" w:color="000000"/>
+              <w:right w:val="single" w:sz="4" w:space="0" w:color="000000"/>
             </w:tcBorders>
             <w:tcMar>
               <w:top w:w="80" w:type="dxa"/>
@@ -6322,32 +6028,22 @@
       </w:tr>
       <w:tr>
         <w:tblPrEx>
-          <w:tblBorders>
-            <w:top w:val="single" w:color="auto" w:sz="4" w:space="0"/>
-            <w:left w:val="single" w:color="auto" w:sz="4" w:space="0"/>
-            <w:bottom w:val="single" w:color="auto" w:sz="4" w:space="0"/>
-            <w:right w:val="single" w:color="auto" w:sz="4" w:space="0"/>
-            <w:insideH w:val="single" w:color="auto" w:sz="4" w:space="0"/>
-            <w:insideV w:val="single" w:color="auto" w:sz="4" w:space="0"/>
-          </w:tblBorders>
           <w:tblCellMar>
             <w:top w:w="0" w:type="dxa"/>
-            <w:left w:w="10" w:type="dxa"/>
             <w:bottom w:w="0" w:type="dxa"/>
-            <w:right w:w="10" w:type="dxa"/>
           </w:tblCellMar>
         </w:tblPrEx>
         <w:trPr>
-          <w:trHeight w:val="520" w:hRule="atLeast"/>
+          <w:trHeight w:val="520"/>
         </w:trPr>
         <w:tc>
           <w:tcPr>
             <w:tcW w:w="1000" w:type="dxa"/>
             <w:tcBorders>
-              <w:top w:val="single" w:color="000000" w:sz="4" w:space="0"/>
-              <w:left w:val="single" w:color="000000" w:sz="4" w:space="0"/>
-              <w:bottom w:val="single" w:color="000000" w:sz="4" w:space="0"/>
-              <w:right w:val="single" w:color="000000" w:sz="4" w:space="0"/>
+              <w:top w:val="single" w:sz="4" w:space="0" w:color="000000"/>
+              <w:left w:val="single" w:sz="4" w:space="0" w:color="000000"/>
+              <w:bottom w:val="single" w:sz="4" w:space="0" w:color="000000"/>
+              <w:right w:val="single" w:sz="4" w:space="0" w:color="000000"/>
             </w:tcBorders>
             <w:tcMar>
               <w:top w:w="80" w:type="dxa"/>
@@ -6375,10 +6071,10 @@
           <w:tcPr>
             <w:tcW w:w="2400" w:type="dxa"/>
             <w:tcBorders>
-              <w:top w:val="single" w:color="000000" w:sz="4" w:space="0"/>
-              <w:left w:val="single" w:color="000000" w:sz="4" w:space="0"/>
-              <w:bottom w:val="single" w:color="000000" w:sz="4" w:space="0"/>
-              <w:right w:val="single" w:color="000000" w:sz="4" w:space="0"/>
+              <w:top w:val="single" w:sz="4" w:space="0" w:color="000000"/>
+              <w:left w:val="single" w:sz="4" w:space="0" w:color="000000"/>
+              <w:bottom w:val="single" w:sz="4" w:space="0" w:color="000000"/>
+              <w:right w:val="single" w:sz="4" w:space="0" w:color="000000"/>
             </w:tcBorders>
             <w:tcMar>
               <w:top w:w="80" w:type="dxa"/>
@@ -6392,42 +6088,13 @@
             <w:pPr>
               <w:spacing w:line="320" w:lineRule="auto"/>
               <w:jc w:val="center"/>
-              <w:rPr>
-                <w:rFonts w:hint="default" w:eastAsia="宋体"/>
-                <w:lang w:val="en-US" w:eastAsia="zh-CN"/>
-              </w:rPr>
-            </w:pPr>
-            <w:r>
-              <w:rPr>
-                <w:b w:val="0"/>
-                <w:sz w:val="21"/>
-              </w:rPr>
-              <w:t>2026.10.</w:t>
-            </w:r>
-            <w:r>
-              <w:rPr>
-                <w:rFonts w:hint="eastAsia"/>
-                <w:b w:val="0"/>
-                <w:sz w:val="21"/>
-                <w:lang w:val="en-US" w:eastAsia="zh-CN"/>
-              </w:rPr>
-              <w:t>15</w:t>
-            </w:r>
-            <w:r>
-              <w:rPr>
-                <w:b w:val="0"/>
-                <w:sz w:val="21"/>
-              </w:rPr>
-              <w:t>～2026.11.</w:t>
-            </w:r>
-            <w:r>
-              <w:rPr>
-                <w:rFonts w:hint="eastAsia"/>
-                <w:b w:val="0"/>
-                <w:sz w:val="21"/>
-                <w:lang w:val="en-US" w:eastAsia="zh-CN"/>
-              </w:rPr>
-              <w:t>15</w:t>
+            </w:pPr>
+            <w:r>
+              <w:rPr>
+                <w:b w:val="0"/>
+                <w:sz w:val="21"/>
+              </w:rPr>
+              <w:t>2026.10.15～2026.11.15</w:t>
             </w:r>
           </w:p>
         </w:tc>
@@ -6435,10 +6102,10 @@
           <w:tcPr>
             <w:tcW w:w="5626" w:type="dxa"/>
             <w:tcBorders>
-              <w:top w:val="single" w:color="000000" w:sz="4" w:space="0"/>
-              <w:left w:val="single" w:color="000000" w:sz="4" w:space="0"/>
-              <w:bottom w:val="single" w:color="000000" w:sz="4" w:space="0"/>
-              <w:right w:val="single" w:color="000000" w:sz="4" w:space="0"/>
+              <w:top w:val="single" w:sz="4" w:space="0" w:color="000000"/>
+              <w:left w:val="single" w:sz="4" w:space="0" w:color="000000"/>
+              <w:bottom w:val="single" w:sz="4" w:space="0" w:color="000000"/>
+              <w:right w:val="single" w:sz="4" w:space="0" w:color="000000"/>
             </w:tcBorders>
             <w:tcMar>
               <w:top w:w="80" w:type="dxa"/>
@@ -6465,32 +6132,22 @@
       </w:tr>
       <w:tr>
         <w:tblPrEx>
-          <w:tblBorders>
-            <w:top w:val="single" w:color="auto" w:sz="4" w:space="0"/>
-            <w:left w:val="single" w:color="auto" w:sz="4" w:space="0"/>
-            <w:bottom w:val="single" w:color="auto" w:sz="4" w:space="0"/>
-            <w:right w:val="single" w:color="auto" w:sz="4" w:space="0"/>
-            <w:insideH w:val="single" w:color="auto" w:sz="4" w:space="0"/>
-            <w:insideV w:val="single" w:color="auto" w:sz="4" w:space="0"/>
-          </w:tblBorders>
           <w:tblCellMar>
             <w:top w:w="0" w:type="dxa"/>
-            <w:left w:w="10" w:type="dxa"/>
             <w:bottom w:w="0" w:type="dxa"/>
-            <w:right w:w="10" w:type="dxa"/>
           </w:tblCellMar>
         </w:tblPrEx>
         <w:trPr>
-          <w:trHeight w:val="520" w:hRule="atLeast"/>
+          <w:trHeight w:val="520"/>
         </w:trPr>
         <w:tc>
           <w:tcPr>
             <w:tcW w:w="1000" w:type="dxa"/>
             <w:tcBorders>
-              <w:top w:val="single" w:color="000000" w:sz="4" w:space="0"/>
-              <w:left w:val="single" w:color="000000" w:sz="4" w:space="0"/>
-              <w:bottom w:val="single" w:color="000000" w:sz="4" w:space="0"/>
-              <w:right w:val="single" w:color="000000" w:sz="4" w:space="0"/>
+              <w:top w:val="single" w:sz="4" w:space="0" w:color="000000"/>
+              <w:left w:val="single" w:sz="4" w:space="0" w:color="000000"/>
+              <w:bottom w:val="single" w:sz="4" w:space="0" w:color="000000"/>
+              <w:right w:val="single" w:sz="4" w:space="0" w:color="000000"/>
             </w:tcBorders>
             <w:tcMar>
               <w:top w:w="80" w:type="dxa"/>
@@ -6518,10 +6175,10 @@
           <w:tcPr>
             <w:tcW w:w="2400" w:type="dxa"/>
             <w:tcBorders>
-              <w:top w:val="single" w:color="000000" w:sz="4" w:space="0"/>
-              <w:left w:val="single" w:color="000000" w:sz="4" w:space="0"/>
-              <w:bottom w:val="single" w:color="000000" w:sz="4" w:space="0"/>
-              <w:right w:val="single" w:color="000000" w:sz="4" w:space="0"/>
+              <w:top w:val="single" w:sz="4" w:space="0" w:color="000000"/>
+              <w:left w:val="single" w:sz="4" w:space="0" w:color="000000"/>
+              <w:bottom w:val="single" w:sz="4" w:space="0" w:color="000000"/>
+              <w:right w:val="single" w:sz="4" w:space="0" w:color="000000"/>
             </w:tcBorders>
             <w:tcMar>
               <w:top w:w="80" w:type="dxa"/>
@@ -6535,42 +6192,13 @@
             <w:pPr>
               <w:spacing w:line="320" w:lineRule="auto"/>
               <w:jc w:val="center"/>
-              <w:rPr>
-                <w:rFonts w:hint="default" w:eastAsia="宋体"/>
-                <w:lang w:val="en-US" w:eastAsia="zh-CN"/>
-              </w:rPr>
-            </w:pPr>
-            <w:r>
-              <w:rPr>
-                <w:b w:val="0"/>
-                <w:sz w:val="21"/>
-              </w:rPr>
-              <w:t>2026.11.</w:t>
-            </w:r>
-            <w:r>
-              <w:rPr>
-                <w:rFonts w:hint="eastAsia"/>
-                <w:b w:val="0"/>
-                <w:sz w:val="21"/>
-                <w:lang w:val="en-US" w:eastAsia="zh-CN"/>
-              </w:rPr>
-              <w:t>6</w:t>
-            </w:r>
-            <w:r>
-              <w:rPr>
-                <w:b w:val="0"/>
-                <w:sz w:val="21"/>
-              </w:rPr>
-              <w:t>～2026.12.</w:t>
-            </w:r>
-            <w:r>
-              <w:rPr>
-                <w:rFonts w:hint="eastAsia"/>
-                <w:b w:val="0"/>
-                <w:sz w:val="21"/>
-                <w:lang w:val="en-US" w:eastAsia="zh-CN"/>
-              </w:rPr>
-              <w:t>06</w:t>
+            </w:pPr>
+            <w:r>
+              <w:rPr>
+                <w:b w:val="0"/>
+                <w:sz w:val="21"/>
+              </w:rPr>
+              <w:t>2026.11.16～2026.12.06</w:t>
             </w:r>
           </w:p>
         </w:tc>
@@ -6578,10 +6206,10 @@
           <w:tcPr>
             <w:tcW w:w="5626" w:type="dxa"/>
             <w:tcBorders>
-              <w:top w:val="single" w:color="000000" w:sz="4" w:space="0"/>
-              <w:left w:val="single" w:color="000000" w:sz="4" w:space="0"/>
-              <w:bottom w:val="single" w:color="000000" w:sz="4" w:space="0"/>
-              <w:right w:val="single" w:color="000000" w:sz="4" w:space="0"/>
+              <w:top w:val="single" w:sz="4" w:space="0" w:color="000000"/>
+              <w:left w:val="single" w:sz="4" w:space="0" w:color="000000"/>
+              <w:bottom w:val="single" w:sz="4" w:space="0" w:color="000000"/>
+              <w:right w:val="single" w:sz="4" w:space="0" w:color="000000"/>
             </w:tcBorders>
             <w:tcMar>
               <w:top w:w="80" w:type="dxa"/>
@@ -6608,32 +6236,22 @@
       </w:tr>
       <w:tr>
         <w:tblPrEx>
-          <w:tblBorders>
-            <w:top w:val="single" w:color="auto" w:sz="4" w:space="0"/>
-            <w:left w:val="single" w:color="auto" w:sz="4" w:space="0"/>
-            <w:bottom w:val="single" w:color="auto" w:sz="4" w:space="0"/>
-            <w:right w:val="single" w:color="auto" w:sz="4" w:space="0"/>
-            <w:insideH w:val="single" w:color="auto" w:sz="4" w:space="0"/>
-            <w:insideV w:val="single" w:color="auto" w:sz="4" w:space="0"/>
-          </w:tblBorders>
           <w:tblCellMar>
             <w:top w:w="0" w:type="dxa"/>
-            <w:left w:w="10" w:type="dxa"/>
             <w:bottom w:w="0" w:type="dxa"/>
-            <w:right w:w="10" w:type="dxa"/>
           </w:tblCellMar>
         </w:tblPrEx>
         <w:trPr>
-          <w:trHeight w:val="520" w:hRule="atLeast"/>
+          <w:trHeight w:val="520"/>
         </w:trPr>
         <w:tc>
           <w:tcPr>
             <w:tcW w:w="1000" w:type="dxa"/>
             <w:tcBorders>
-              <w:top w:val="single" w:color="000000" w:sz="4" w:space="0"/>
-              <w:left w:val="single" w:color="000000" w:sz="4" w:space="0"/>
-              <w:bottom w:val="single" w:color="000000" w:sz="4" w:space="0"/>
-              <w:right w:val="single" w:color="000000" w:sz="4" w:space="0"/>
+              <w:top w:val="single" w:sz="4" w:space="0" w:color="000000"/>
+              <w:left w:val="single" w:sz="4" w:space="0" w:color="000000"/>
+              <w:bottom w:val="single" w:sz="4" w:space="0" w:color="000000"/>
+              <w:right w:val="single" w:sz="4" w:space="0" w:color="000000"/>
             </w:tcBorders>
             <w:tcMar>
               <w:top w:w="80" w:type="dxa"/>
@@ -6661,10 +6279,10 @@
           <w:tcPr>
             <w:tcW w:w="2400" w:type="dxa"/>
             <w:tcBorders>
-              <w:top w:val="single" w:color="000000" w:sz="4" w:space="0"/>
-              <w:left w:val="single" w:color="000000" w:sz="4" w:space="0"/>
-              <w:bottom w:val="single" w:color="000000" w:sz="4" w:space="0"/>
-              <w:right w:val="single" w:color="000000" w:sz="4" w:space="0"/>
+              <w:top w:val="single" w:sz="4" w:space="0" w:color="000000"/>
+              <w:left w:val="single" w:sz="4" w:space="0" w:color="000000"/>
+              <w:bottom w:val="single" w:sz="4" w:space="0" w:color="000000"/>
+              <w:right w:val="single" w:sz="4" w:space="0" w:color="000000"/>
             </w:tcBorders>
             <w:tcMar>
               <w:top w:w="80" w:type="dxa"/>
@@ -6678,42 +6296,13 @@
             <w:pPr>
               <w:spacing w:line="320" w:lineRule="auto"/>
               <w:jc w:val="center"/>
-              <w:rPr>
-                <w:rFonts w:hint="default" w:eastAsia="宋体"/>
-                <w:lang w:val="en-US" w:eastAsia="zh-CN"/>
-              </w:rPr>
-            </w:pPr>
-            <w:r>
-              <w:rPr>
-                <w:b w:val="0"/>
-                <w:sz w:val="21"/>
-              </w:rPr>
-              <w:t>2026.12.</w:t>
-            </w:r>
-            <w:r>
-              <w:rPr>
-                <w:rFonts w:hint="eastAsia"/>
-                <w:b w:val="0"/>
-                <w:sz w:val="21"/>
-                <w:lang w:val="en-US" w:eastAsia="zh-CN"/>
-              </w:rPr>
-              <w:t>07</w:t>
-            </w:r>
-            <w:r>
-              <w:rPr>
-                <w:b w:val="0"/>
-                <w:sz w:val="21"/>
-              </w:rPr>
-              <w:t>～2026.12.</w:t>
-            </w:r>
-            <w:r>
-              <w:rPr>
-                <w:rFonts w:hint="eastAsia"/>
-                <w:b w:val="0"/>
-                <w:sz w:val="21"/>
-                <w:lang w:val="en-US" w:eastAsia="zh-CN"/>
-              </w:rPr>
-              <w:t>20</w:t>
+            </w:pPr>
+            <w:r>
+              <w:rPr>
+                <w:b w:val="0"/>
+                <w:sz w:val="21"/>
+              </w:rPr>
+              <w:t>2026.12.07～2026.12.20</w:t>
             </w:r>
           </w:p>
         </w:tc>
@@ -6721,10 +6310,10 @@
           <w:tcPr>
             <w:tcW w:w="5626" w:type="dxa"/>
             <w:tcBorders>
-              <w:top w:val="single" w:color="000000" w:sz="4" w:space="0"/>
-              <w:left w:val="single" w:color="000000" w:sz="4" w:space="0"/>
-              <w:bottom w:val="single" w:color="000000" w:sz="4" w:space="0"/>
-              <w:right w:val="single" w:color="000000" w:sz="4" w:space="0"/>
+              <w:top w:val="single" w:sz="4" w:space="0" w:color="000000"/>
+              <w:left w:val="single" w:sz="4" w:space="0" w:color="000000"/>
+              <w:bottom w:val="single" w:sz="4" w:space="0" w:color="000000"/>
+              <w:right w:val="single" w:sz="4" w:space="0" w:color="000000"/>
             </w:tcBorders>
             <w:tcMar>
               <w:top w:w="80" w:type="dxa"/>
@@ -6744,48 +6333,29 @@
                 <w:b w:val="0"/>
                 <w:sz w:val="21"/>
               </w:rPr>
-              <w:t>第三轮迭代</w:t>
-            </w:r>
-            <w:bookmarkStart w:id="0" w:name="_GoBack"/>
-            <w:bookmarkEnd w:id="0"/>
-            <w:r>
-              <w:rPr>
-                <w:b w:val="0"/>
-                <w:sz w:val="21"/>
-              </w:rPr>
-              <w:t>：性能优化与异常处理，系统测试、缺陷修复与打包发布</w:t>
+              <w:t>第三轮迭代：性能优化与异常处理，系统测试、缺陷修复与打包发布</w:t>
             </w:r>
           </w:p>
         </w:tc>
       </w:tr>
       <w:tr>
         <w:tblPrEx>
-          <w:tblBorders>
-            <w:top w:val="single" w:color="auto" w:sz="4" w:space="0"/>
-            <w:left w:val="single" w:color="auto" w:sz="4" w:space="0"/>
-            <w:bottom w:val="single" w:color="auto" w:sz="4" w:space="0"/>
-            <w:right w:val="single" w:color="auto" w:sz="4" w:space="0"/>
-            <w:insideH w:val="single" w:color="auto" w:sz="4" w:space="0"/>
-            <w:insideV w:val="single" w:color="auto" w:sz="4" w:space="0"/>
-          </w:tblBorders>
           <w:tblCellMar>
             <w:top w:w="0" w:type="dxa"/>
-            <w:left w:w="10" w:type="dxa"/>
             <w:bottom w:w="0" w:type="dxa"/>
-            <w:right w:w="10" w:type="dxa"/>
           </w:tblCellMar>
         </w:tblPrEx>
         <w:trPr>
-          <w:trHeight w:val="520" w:hRule="atLeast"/>
+          <w:trHeight w:val="520"/>
         </w:trPr>
         <w:tc>
           <w:tcPr>
             <w:tcW w:w="1000" w:type="dxa"/>
             <w:tcBorders>
-              <w:top w:val="single" w:color="000000" w:sz="4" w:space="0"/>
-              <w:left w:val="single" w:color="000000" w:sz="4" w:space="0"/>
-              <w:bottom w:val="single" w:color="000000" w:sz="4" w:space="0"/>
-              <w:right w:val="single" w:color="000000" w:sz="4" w:space="0"/>
+              <w:top w:val="single" w:sz="4" w:space="0" w:color="000000"/>
+              <w:left w:val="single" w:sz="4" w:space="0" w:color="000000"/>
+              <w:bottom w:val="single" w:sz="4" w:space="0" w:color="000000"/>
+              <w:right w:val="single" w:sz="4" w:space="0" w:color="000000"/>
             </w:tcBorders>
             <w:tcMar>
               <w:top w:w="80" w:type="dxa"/>
@@ -6813,10 +6383,10 @@
           <w:tcPr>
             <w:tcW w:w="2400" w:type="dxa"/>
             <w:tcBorders>
-              <w:top w:val="single" w:color="000000" w:sz="4" w:space="0"/>
-              <w:left w:val="single" w:color="000000" w:sz="4" w:space="0"/>
-              <w:bottom w:val="single" w:color="000000" w:sz="4" w:space="0"/>
-              <w:right w:val="single" w:color="000000" w:sz="4" w:space="0"/>
+              <w:top w:val="single" w:sz="4" w:space="0" w:color="000000"/>
+              <w:left w:val="single" w:sz="4" w:space="0" w:color="000000"/>
+              <w:bottom w:val="single" w:sz="4" w:space="0" w:color="000000"/>
+              <w:right w:val="single" w:sz="4" w:space="0" w:color="000000"/>
             </w:tcBorders>
             <w:tcMar>
               <w:top w:w="80" w:type="dxa"/>
@@ -6830,58 +6400,13 @@
             <w:pPr>
               <w:spacing w:line="320" w:lineRule="auto"/>
               <w:jc w:val="center"/>
-              <w:rPr>
-                <w:rFonts w:hint="default" w:eastAsia="宋体"/>
-                <w:lang w:val="en-US" w:eastAsia="zh-CN"/>
-              </w:rPr>
-            </w:pPr>
-            <w:r>
-              <w:rPr>
-                <w:b w:val="0"/>
-                <w:sz w:val="21"/>
-              </w:rPr>
-              <w:t>2026.12.2</w:t>
-            </w:r>
-            <w:r>
-              <w:rPr>
-                <w:rFonts w:hint="eastAsia"/>
-                <w:b w:val="0"/>
-                <w:sz w:val="21"/>
-                <w:lang w:val="en-US" w:eastAsia="zh-CN"/>
-              </w:rPr>
-              <w:t>0</w:t>
-            </w:r>
-            <w:r>
-              <w:rPr>
-                <w:b w:val="0"/>
-                <w:sz w:val="21"/>
-              </w:rPr>
-              <w:t>～202</w:t>
-            </w:r>
-            <w:r>
-              <w:rPr>
-                <w:rFonts w:hint="eastAsia"/>
-                <w:b w:val="0"/>
-                <w:sz w:val="21"/>
-                <w:lang w:val="en-US" w:eastAsia="zh-CN"/>
-              </w:rPr>
-              <w:t>6</w:t>
-            </w:r>
-            <w:r>
-              <w:rPr>
-                <w:b w:val="0"/>
-                <w:sz w:val="21"/>
-              </w:rPr>
-              <w:t>.</w:t>
-            </w:r>
-            <w:r>
-              <w:rPr>
-                <w:rFonts w:hint="eastAsia"/>
-                <w:b w:val="0"/>
-                <w:sz w:val="21"/>
-                <w:lang w:val="en-US" w:eastAsia="zh-CN"/>
-              </w:rPr>
-              <w:t>12.31</w:t>
+            </w:pPr>
+            <w:r>
+              <w:rPr>
+                <w:b w:val="0"/>
+                <w:sz w:val="21"/>
+              </w:rPr>
+              <w:t>2026.12.20～2026.12.31</w:t>
             </w:r>
           </w:p>
         </w:tc>
@@ -6889,10 +6414,10 @@
           <w:tcPr>
             <w:tcW w:w="5626" w:type="dxa"/>
             <w:tcBorders>
-              <w:top w:val="single" w:color="000000" w:sz="4" w:space="0"/>
-              <w:left w:val="single" w:color="000000" w:sz="4" w:space="0"/>
-              <w:bottom w:val="single" w:color="000000" w:sz="4" w:space="0"/>
-              <w:right w:val="single" w:color="000000" w:sz="4" w:space="0"/>
+              <w:top w:val="single" w:sz="4" w:space="0" w:color="000000"/>
+              <w:left w:val="single" w:sz="4" w:space="0" w:color="000000"/>
+              <w:bottom w:val="single" w:sz="4" w:space="0" w:color="000000"/>
+              <w:right w:val="single" w:sz="4" w:space="0" w:color="000000"/>
             </w:tcBorders>
             <w:tcMar>
               <w:top w:w="80" w:type="dxa"/>
@@ -6921,47 +6446,40 @@
     <w:p/>
     <w:tbl>
       <w:tblPr>
-        <w:tblStyle w:val="11"/>
         <w:tblW w:w="9026" w:type="dxa"/>
         <w:tblInd w:w="110" w:type="dxa"/>
         <w:tblBorders>
-          <w:top w:val="single" w:color="auto" w:sz="4" w:space="0"/>
-          <w:left w:val="single" w:color="auto" w:sz="4" w:space="0"/>
-          <w:bottom w:val="single" w:color="auto" w:sz="4" w:space="0"/>
-          <w:right w:val="single" w:color="auto" w:sz="4" w:space="0"/>
-          <w:insideH w:val="single" w:color="auto" w:sz="4" w:space="0"/>
-          <w:insideV w:val="single" w:color="auto" w:sz="4" w:space="0"/>
+          <w:top w:val="single" w:sz="4" w:space="0" w:color="auto"/>
+          <w:left w:val="single" w:sz="4" w:space="0" w:color="auto"/>
+          <w:bottom w:val="single" w:sz="4" w:space="0" w:color="auto"/>
+          <w:right w:val="single" w:sz="4" w:space="0" w:color="auto"/>
+          <w:insideH w:val="single" w:sz="4" w:space="0" w:color="auto"/>
+          <w:insideV w:val="single" w:sz="4" w:space="0" w:color="auto"/>
         </w:tblBorders>
-        <w:tblLayout w:type="autofit"/>
         <w:tblCellMar>
-          <w:top w:w="0" w:type="dxa"/>
           <w:left w:w="10" w:type="dxa"/>
-          <w:bottom w:w="0" w:type="dxa"/>
           <w:right w:w="10" w:type="dxa"/>
         </w:tblCellMar>
+        <w:tblLook w:val="04A0" w:firstRow="1" w:lastRow="0" w:firstColumn="1" w:lastColumn="0" w:noHBand="0" w:noVBand="1"/>
       </w:tblPr>
       <w:tblGrid>
         <w:gridCol w:w="9026"/>
       </w:tblGrid>
       <w:tr>
         <w:tblPrEx>
-          <w:tblBorders>
-            <w:top w:val="single" w:color="auto" w:sz="4" w:space="0"/>
-            <w:left w:val="single" w:color="auto" w:sz="4" w:space="0"/>
-            <w:bottom w:val="single" w:color="auto" w:sz="4" w:space="0"/>
-            <w:right w:val="single" w:color="auto" w:sz="4" w:space="0"/>
-            <w:insideH w:val="single" w:color="auto" w:sz="4" w:space="0"/>
-            <w:insideV w:val="single" w:color="auto" w:sz="4" w:space="0"/>
-          </w:tblBorders>
+          <w:tblCellMar>
+            <w:top w:w="0" w:type="dxa"/>
+            <w:bottom w:w="0" w:type="dxa"/>
+          </w:tblCellMar>
         </w:tblPrEx>
         <w:tc>
           <w:tcPr>
             <w:tcW w:w="9026" w:type="dxa"/>
             <w:tcBorders>
-              <w:top w:val="single" w:color="000000" w:sz="4" w:space="0"/>
-              <w:left w:val="single" w:color="000000" w:sz="4" w:space="0"/>
-              <w:bottom w:val="single" w:color="000000" w:sz="4" w:space="0"/>
-              <w:right w:val="single" w:color="000000" w:sz="4" w:space="0"/>
+              <w:top w:val="single" w:sz="4" w:space="0" w:color="000000"/>
+              <w:left w:val="single" w:sz="4" w:space="0" w:color="000000"/>
+              <w:bottom w:val="single" w:sz="4" w:space="0" w:color="000000"/>
+              <w:right w:val="single" w:sz="4" w:space="0" w:color="000000"/>
             </w:tcBorders>
             <w:shd w:val="clear" w:color="auto" w:fill="EDEDED"/>
             <w:tcMar>
@@ -6979,7 +6497,7 @@
             </w:pPr>
             <w:r>
               <w:rPr>
-                <w:rFonts w:ascii="黑体" w:hAnsi="黑体" w:eastAsia="黑体"/>
+                <w:rFonts w:ascii="黑体" w:eastAsia="黑体" w:hAnsi="黑体"/>
               </w:rPr>
               <w:t>九、提交成果</w:t>
             </w:r>
@@ -6988,32 +6506,22 @@
       </w:tr>
       <w:tr>
         <w:tblPrEx>
-          <w:tblBorders>
-            <w:top w:val="single" w:color="auto" w:sz="4" w:space="0"/>
-            <w:left w:val="single" w:color="auto" w:sz="4" w:space="0"/>
-            <w:bottom w:val="single" w:color="auto" w:sz="4" w:space="0"/>
-            <w:right w:val="single" w:color="auto" w:sz="4" w:space="0"/>
-            <w:insideH w:val="single" w:color="auto" w:sz="4" w:space="0"/>
-            <w:insideV w:val="single" w:color="auto" w:sz="4" w:space="0"/>
-          </w:tblBorders>
           <w:tblCellMar>
             <w:top w:w="0" w:type="dxa"/>
-            <w:left w:w="10" w:type="dxa"/>
             <w:bottom w:w="0" w:type="dxa"/>
-            <w:right w:w="10" w:type="dxa"/>
           </w:tblCellMar>
         </w:tblPrEx>
         <w:trPr>
-          <w:trHeight w:val="2600" w:hRule="atLeast"/>
+          <w:trHeight w:val="2600"/>
         </w:trPr>
         <w:tc>
           <w:tcPr>
             <w:tcW w:w="9026" w:type="dxa"/>
             <w:tcBorders>
-              <w:top w:val="single" w:color="000000" w:sz="4" w:space="0"/>
-              <w:left w:val="single" w:color="000000" w:sz="4" w:space="0"/>
-              <w:bottom w:val="single" w:color="000000" w:sz="4" w:space="0"/>
-              <w:right w:val="single" w:color="000000" w:sz="4" w:space="0"/>
+              <w:top w:val="single" w:sz="4" w:space="0" w:color="000000"/>
+              <w:left w:val="single" w:sz="4" w:space="0" w:color="000000"/>
+              <w:bottom w:val="single" w:sz="4" w:space="0" w:color="000000"/>
+              <w:right w:val="single" w:sz="4" w:space="0" w:color="000000"/>
             </w:tcBorders>
             <w:tcMar>
               <w:top w:w="80" w:type="dxa"/>
@@ -7132,53 +6640,40 @@
     <w:p/>
     <w:tbl>
       <w:tblPr>
-        <w:tblStyle w:val="11"/>
         <w:tblW w:w="9026" w:type="dxa"/>
         <w:tblInd w:w="110" w:type="dxa"/>
         <w:tblBorders>
-          <w:top w:val="single" w:color="auto" w:sz="4" w:space="0"/>
-          <w:left w:val="single" w:color="auto" w:sz="4" w:space="0"/>
-          <w:bottom w:val="single" w:color="auto" w:sz="4" w:space="0"/>
-          <w:right w:val="single" w:color="auto" w:sz="4" w:space="0"/>
-          <w:insideH w:val="single" w:color="auto" w:sz="4" w:space="0"/>
-          <w:insideV w:val="single" w:color="auto" w:sz="4" w:space="0"/>
+          <w:top w:val="single" w:sz="4" w:space="0" w:color="auto"/>
+          <w:left w:val="single" w:sz="4" w:space="0" w:color="auto"/>
+          <w:bottom w:val="single" w:sz="4" w:space="0" w:color="auto"/>
+          <w:right w:val="single" w:sz="4" w:space="0" w:color="auto"/>
+          <w:insideH w:val="single" w:sz="4" w:space="0" w:color="auto"/>
+          <w:insideV w:val="single" w:sz="4" w:space="0" w:color="auto"/>
         </w:tblBorders>
-        <w:tblLayout w:type="autofit"/>
         <w:tblCellMar>
-          <w:top w:w="0" w:type="dxa"/>
           <w:left w:w="10" w:type="dxa"/>
-          <w:bottom w:w="0" w:type="dxa"/>
           <w:right w:w="10" w:type="dxa"/>
         </w:tblCellMar>
+        <w:tblLook w:val="04A0" w:firstRow="1" w:lastRow="0" w:firstColumn="1" w:lastColumn="0" w:noHBand="0" w:noVBand="1"/>
       </w:tblPr>
       <w:tblGrid>
         <w:gridCol w:w="9026"/>
       </w:tblGrid>
       <w:tr>
         <w:tblPrEx>
-          <w:tblBorders>
-            <w:top w:val="single" w:color="auto" w:sz="4" w:space="0"/>
-            <w:left w:val="single" w:color="auto" w:sz="4" w:space="0"/>
-            <w:bottom w:val="single" w:color="auto" w:sz="4" w:space="0"/>
-            <w:right w:val="single" w:color="auto" w:sz="4" w:space="0"/>
-            <w:insideH w:val="single" w:color="auto" w:sz="4" w:space="0"/>
-            <w:insideV w:val="single" w:color="auto" w:sz="4" w:space="0"/>
-          </w:tblBorders>
           <w:tblCellMar>
             <w:top w:w="0" w:type="dxa"/>
-            <w:left w:w="10" w:type="dxa"/>
             <w:bottom w:w="0" w:type="dxa"/>
-            <w:right w:w="10" w:type="dxa"/>
           </w:tblCellMar>
         </w:tblPrEx>
         <w:tc>
           <w:tcPr>
             <w:tcW w:w="9026" w:type="dxa"/>
             <w:tcBorders>
-              <w:top w:val="single" w:color="000000" w:sz="4" w:space="0"/>
-              <w:left w:val="single" w:color="000000" w:sz="4" w:space="0"/>
-              <w:bottom w:val="single" w:color="000000" w:sz="4" w:space="0"/>
-              <w:right w:val="single" w:color="000000" w:sz="4" w:space="0"/>
+              <w:top w:val="single" w:sz="4" w:space="0" w:color="000000"/>
+              <w:left w:val="single" w:sz="4" w:space="0" w:color="000000"/>
+              <w:bottom w:val="single" w:sz="4" w:space="0" w:color="000000"/>
+              <w:right w:val="single" w:sz="4" w:space="0" w:color="000000"/>
             </w:tcBorders>
             <w:shd w:val="clear" w:color="auto" w:fill="EDEDED"/>
             <w:tcMar>
@@ -7196,7 +6691,7 @@
             </w:pPr>
             <w:r>
               <w:rPr>
-                <w:rFonts w:ascii="黑体" w:hAnsi="黑体" w:eastAsia="黑体"/>
+                <w:rFonts w:ascii="黑体" w:eastAsia="黑体" w:hAnsi="黑体"/>
               </w:rPr>
               <w:t>十、主要参考文献</w:t>
             </w:r>
@@ -7205,32 +6700,22 @@
       </w:tr>
       <w:tr>
         <w:tblPrEx>
-          <w:tblBorders>
-            <w:top w:val="single" w:color="auto" w:sz="4" w:space="0"/>
-            <w:left w:val="single" w:color="auto" w:sz="4" w:space="0"/>
-            <w:bottom w:val="single" w:color="auto" w:sz="4" w:space="0"/>
-            <w:right w:val="single" w:color="auto" w:sz="4" w:space="0"/>
-            <w:insideH w:val="single" w:color="auto" w:sz="4" w:space="0"/>
-            <w:insideV w:val="single" w:color="auto" w:sz="4" w:space="0"/>
-          </w:tblBorders>
           <w:tblCellMar>
             <w:top w:w="0" w:type="dxa"/>
-            <w:left w:w="10" w:type="dxa"/>
             <w:bottom w:w="0" w:type="dxa"/>
-            <w:right w:w="10" w:type="dxa"/>
           </w:tblCellMar>
         </w:tblPrEx>
         <w:trPr>
-          <w:trHeight w:val="1800" w:hRule="atLeast"/>
+          <w:trHeight w:val="1800"/>
         </w:trPr>
         <w:tc>
           <w:tcPr>
             <w:tcW w:w="9026" w:type="dxa"/>
             <w:tcBorders>
-              <w:top w:val="single" w:color="000000" w:sz="4" w:space="0"/>
-              <w:left w:val="single" w:color="000000" w:sz="4" w:space="0"/>
-              <w:bottom w:val="single" w:color="000000" w:sz="4" w:space="0"/>
-              <w:right w:val="single" w:color="000000" w:sz="4" w:space="0"/>
+              <w:top w:val="single" w:sz="4" w:space="0" w:color="000000"/>
+              <w:left w:val="single" w:sz="4" w:space="0" w:color="000000"/>
+              <w:bottom w:val="single" w:sz="4" w:space="0" w:color="000000"/>
+              <w:right w:val="single" w:sz="4" w:space="0" w:color="000000"/>
             </w:tcBorders>
             <w:tcMar>
               <w:top w:w="80" w:type="dxa"/>
@@ -7374,19 +6859,38 @@
     </w:tbl>
     <w:p/>
     <w:sectPr>
-      <w:footerReference r:id="rId3" w:type="default"/>
+      <w:footerReference w:type="default" r:id="rId8"/>
       <w:pgSz w:w="11906" w:h="16838"/>
       <w:pgMar w:top="1440" w:right="1440" w:bottom="1440" w:left="1440" w:header="708" w:footer="708" w:gutter="0"/>
       <w:pgNumType w:start="1"/>
-      <w:cols w:space="720" w:num="1"/>
-      <w:docGrid w:linePitch="360" w:charSpace="0"/>
+      <w:cols w:space="720"/>
+      <w:docGrid w:linePitch="360"/>
     </w:sectPr>
   </w:body>
 </w:document>
 </file>
 
+<file path=word/endnotes.xml><?xml version="1.0" encoding="utf-8"?>
+<w:endnotes xmlns:wpc="http://schemas.microsoft.com/office/word/2010/wordprocessingCanvas" xmlns:mc="http://schemas.openxmlformats.org/markup-compatibility/2006" xmlns:o="urn:schemas-microsoft-com:office:office" xmlns:r="http://schemas.openxmlformats.org/officeDocument/2006/relationships" xmlns:m="http://schemas.openxmlformats.org/officeDocument/2006/math" xmlns:v="urn:schemas-microsoft-com:vml" xmlns:wp14="http://schemas.microsoft.com/office/word/2010/wordprocessingDrawing" xmlns:wp="http://schemas.openxmlformats.org/drawingml/2006/wordprocessingDrawing" xmlns:w10="urn:schemas-microsoft-com:office:word" xmlns:w="http://schemas.openxmlformats.org/wordprocessingml/2006/main" xmlns:w14="http://schemas.microsoft.com/office/word/2010/wordml" xmlns:wpg="http://schemas.microsoft.com/office/word/2010/wordprocessingGroup" xmlns:wpi="http://schemas.microsoft.com/office/word/2010/wordprocessingInk" xmlns:wne="http://schemas.microsoft.com/office/word/2006/wordml" xmlns:wps="http://schemas.microsoft.com/office/word/2010/wordprocessingShape" mc:Ignorable="w14 wp14">
+  <w:endnote w:type="separator" w:id="-1">
+    <w:p>
+      <w:r>
+        <w:separator/>
+      </w:r>
+    </w:p>
+  </w:endnote>
+  <w:endnote w:type="continuationSeparator" w:id="0">
+    <w:p>
+      <w:r>
+        <w:continuationSeparator/>
+      </w:r>
+    </w:p>
+  </w:endnote>
+</w:endnotes>
+</file>
+
 <file path=word/footer1.xml><?xml version="1.0" encoding="utf-8"?>
-<w:ftr xmlns:wpc="http://schemas.microsoft.com/office/word/2010/wordprocessingCanvas" xmlns:mc="http://schemas.openxmlformats.org/markup-compatibility/2006" xmlns:o="urn:schemas-microsoft-com:office:office" xmlns:r="http://schemas.openxmlformats.org/officeDocument/2006/relationships" xmlns:m="http://schemas.openxmlformats.org/officeDocument/2006/math" xmlns:v="urn:schemas-microsoft-com:vml" xmlns:wp14="http://schemas.microsoft.com/office/word/2010/wordprocessingDrawing" xmlns:wp="http://schemas.openxmlformats.org/drawingml/2006/wordprocessingDrawing" xmlns:w10="urn:schemas-microsoft-com:office:word" xmlns:w="http://schemas.openxmlformats.org/wordprocessingml/2006/main" xmlns:w14="http://schemas.microsoft.com/office/word/2010/wordml" xmlns:w15="http://schemas.microsoft.com/office/word/2012/wordml" xmlns:wpg="http://schemas.microsoft.com/office/word/2010/wordprocessingGroup" xmlns:wpi="http://schemas.microsoft.com/office/word/2010/wordprocessingInk" xmlns:wne="http://schemas.microsoft.com/office/word/2006/wordml" xmlns:wps="http://schemas.microsoft.com/office/word/2010/wordprocessingShape" xmlns:wpsCustomData="http://www.wps.cn/officeDocument/2013/wpsCustomData" mc:Ignorable="w14 w15 wp14">
+<w:ftr xmlns:wpc="http://schemas.microsoft.com/office/word/2010/wordprocessingCanvas" xmlns:mc="http://schemas.openxmlformats.org/markup-compatibility/2006" xmlns:o="urn:schemas-microsoft-com:office:office" xmlns:r="http://schemas.openxmlformats.org/officeDocument/2006/relationships" xmlns:m="http://schemas.openxmlformats.org/officeDocument/2006/math" xmlns:v="urn:schemas-microsoft-com:vml" xmlns:wp14="http://schemas.microsoft.com/office/word/2010/wordprocessingDrawing" xmlns:wp="http://schemas.openxmlformats.org/drawingml/2006/wordprocessingDrawing" xmlns:w10="urn:schemas-microsoft-com:office:word" xmlns:w="http://schemas.openxmlformats.org/wordprocessingml/2006/main" xmlns:w14="http://schemas.microsoft.com/office/word/2010/wordml" xmlns:wpg="http://schemas.microsoft.com/office/word/2010/wordprocessingGroup" xmlns:wpi="http://schemas.microsoft.com/office/word/2010/wordprocessingInk" xmlns:wne="http://schemas.microsoft.com/office/word/2006/wordml" xmlns:wps="http://schemas.microsoft.com/office/word/2010/wordprocessingShape" mc:Ignorable="w14 wp14">
   <w:p>
     <w:pPr>
       <w:jc w:val="center"/>
@@ -7410,7 +6914,7 @@
         <w:sz w:val="20"/>
         <w:szCs w:val="20"/>
       </w:rPr>
-      <w:instrText xml:space="preserve">PAGE</w:instrText>
+      <w:instrText>PAGE</w:instrText>
     </w:r>
     <w:r>
       <w:rPr>
@@ -7421,6 +6925,7 @@
     </w:r>
     <w:r>
       <w:rPr>
+        <w:noProof/>
         <w:sz w:val="20"/>
         <w:szCs w:val="20"/>
       </w:rPr>
@@ -7444,386 +6949,361 @@
 </w:ftr>
 </file>
 
+<file path=word/footnotes.xml><?xml version="1.0" encoding="utf-8"?>
+<w:footnotes xmlns:wpc="http://schemas.microsoft.com/office/word/2010/wordprocessingCanvas" xmlns:mc="http://schemas.openxmlformats.org/markup-compatibility/2006" xmlns:o="urn:schemas-microsoft-com:office:office" xmlns:r="http://schemas.openxmlformats.org/officeDocument/2006/relationships" xmlns:m="http://schemas.openxmlformats.org/officeDocument/2006/math" xmlns:v="urn:schemas-microsoft-com:vml" xmlns:wp14="http://schemas.microsoft.com/office/word/2010/wordprocessingDrawing" xmlns:wp="http://schemas.openxmlformats.org/drawingml/2006/wordprocessingDrawing" xmlns:w10="urn:schemas-microsoft-com:office:word" xmlns:w="http://schemas.openxmlformats.org/wordprocessingml/2006/main" xmlns:w14="http://schemas.microsoft.com/office/word/2010/wordml" xmlns:wpg="http://schemas.microsoft.com/office/word/2010/wordprocessingGroup" xmlns:wpi="http://schemas.microsoft.com/office/word/2010/wordprocessingInk" xmlns:wne="http://schemas.microsoft.com/office/word/2006/wordml" xmlns:wps="http://schemas.microsoft.com/office/word/2010/wordprocessingShape" mc:Ignorable="w14 wp14">
+  <w:footnote w:type="separator" w:id="-1">
+    <w:p>
+      <w:r>
+        <w:separator/>
+      </w:r>
+    </w:p>
+  </w:footnote>
+  <w:footnote w:type="continuationSeparator" w:id="0">
+    <w:p>
+      <w:r>
+        <w:continuationSeparator/>
+      </w:r>
+    </w:p>
+  </w:footnote>
+</w:footnotes>
+</file>
+
+<file path=word/numbering.xml><?xml version="1.0" encoding="utf-8"?>
+<w:numbering xmlns:wpc="http://schemas.microsoft.com/office/word/2010/wordprocessingCanvas" xmlns:mc="http://schemas.openxmlformats.org/markup-compatibility/2006" xmlns:o="urn:schemas-microsoft-com:office:office" xmlns:r="http://schemas.openxmlformats.org/officeDocument/2006/relationships" xmlns:m="http://schemas.openxmlformats.org/officeDocument/2006/math" xmlns:v="urn:schemas-microsoft-com:vml" xmlns:wp14="http://schemas.microsoft.com/office/word/2010/wordprocessingDrawing" xmlns:wp="http://schemas.openxmlformats.org/drawingml/2006/wordprocessingDrawing" xmlns:w10="urn:schemas-microsoft-com:office:word" xmlns:w="http://schemas.openxmlformats.org/wordprocessingml/2006/main" xmlns:w14="http://schemas.microsoft.com/office/word/2010/wordml" xmlns:wpg="http://schemas.microsoft.com/office/word/2010/wordprocessingGroup" xmlns:wpi="http://schemas.microsoft.com/office/word/2010/wordprocessingInk" xmlns:wne="http://schemas.microsoft.com/office/word/2006/wordml" xmlns:wps="http://schemas.microsoft.com/office/word/2010/wordprocessingShape" mc:Ignorable="w14 wp14">
+  <w:abstractNum w:abstractNumId="0">
+    <w:nsid w:val="655A6BA5"/>
+    <w:multiLevelType w:val="hybridMultilevel"/>
+    <w:tmpl w:val="D5C0A7C2"/>
+    <w:lvl w:ilvl="0" w:tplc="28CEEF38">
+      <w:start w:val="1"/>
+      <w:numFmt w:val="bullet"/>
+      <w:lvlText w:val="●"/>
+      <w:lvlJc w:val="left"/>
+      <w:pPr>
+        <w:ind w:left="720" w:hanging="360"/>
+      </w:pPr>
+    </w:lvl>
+    <w:lvl w:ilvl="1" w:tplc="E4CAB89C">
+      <w:start w:val="1"/>
+      <w:numFmt w:val="bullet"/>
+      <w:lvlText w:val="○"/>
+      <w:lvlJc w:val="left"/>
+      <w:pPr>
+        <w:ind w:left="1440" w:hanging="360"/>
+      </w:pPr>
+    </w:lvl>
+    <w:lvl w:ilvl="2" w:tplc="F0B6F4E0">
+      <w:start w:val="1"/>
+      <w:numFmt w:val="bullet"/>
+      <w:lvlText w:val="■"/>
+      <w:lvlJc w:val="left"/>
+      <w:pPr>
+        <w:ind w:left="2160" w:hanging="360"/>
+      </w:pPr>
+    </w:lvl>
+    <w:lvl w:ilvl="3" w:tplc="B636E2A2">
+      <w:start w:val="1"/>
+      <w:numFmt w:val="bullet"/>
+      <w:lvlText w:val="●"/>
+      <w:lvlJc w:val="left"/>
+      <w:pPr>
+        <w:ind w:left="2880" w:hanging="360"/>
+      </w:pPr>
+    </w:lvl>
+    <w:lvl w:ilvl="4" w:tplc="0F28D09A">
+      <w:start w:val="1"/>
+      <w:numFmt w:val="bullet"/>
+      <w:lvlText w:val="○"/>
+      <w:lvlJc w:val="left"/>
+      <w:pPr>
+        <w:ind w:left="3600" w:hanging="360"/>
+      </w:pPr>
+    </w:lvl>
+    <w:lvl w:ilvl="5" w:tplc="32728910">
+      <w:start w:val="1"/>
+      <w:numFmt w:val="bullet"/>
+      <w:lvlText w:val="■"/>
+      <w:lvlJc w:val="left"/>
+      <w:pPr>
+        <w:ind w:left="4320" w:hanging="360"/>
+      </w:pPr>
+    </w:lvl>
+    <w:lvl w:ilvl="6" w:tplc="A6CEB758">
+      <w:start w:val="1"/>
+      <w:numFmt w:val="bullet"/>
+      <w:lvlText w:val="●"/>
+      <w:lvlJc w:val="left"/>
+      <w:pPr>
+        <w:ind w:left="5040" w:hanging="360"/>
+      </w:pPr>
+    </w:lvl>
+    <w:lvl w:ilvl="7" w:tplc="344EE44A">
+      <w:start w:val="1"/>
+      <w:numFmt w:val="bullet"/>
+      <w:lvlText w:val="●"/>
+      <w:lvlJc w:val="left"/>
+      <w:pPr>
+        <w:ind w:left="5760" w:hanging="360"/>
+      </w:pPr>
+    </w:lvl>
+    <w:lvl w:ilvl="8" w:tplc="795EA572">
+      <w:start w:val="1"/>
+      <w:numFmt w:val="bullet"/>
+      <w:lvlText w:val="●"/>
+      <w:lvlJc w:val="left"/>
+      <w:pPr>
+        <w:ind w:left="6480" w:hanging="360"/>
+      </w:pPr>
+    </w:lvl>
+  </w:abstractNum>
+  <w:num w:numId="1">
+    <w:abstractNumId w:val="0"/>
+    <w:lvlOverride w:ilvl="0">
+      <w:startOverride w:val="1"/>
+    </w:lvlOverride>
+  </w:num>
+</w:numbering>
+</file>
+
 <file path=word/styles.xml><?xml version="1.0" encoding="utf-8"?>
-<w:styles xmlns:mc="http://schemas.openxmlformats.org/markup-compatibility/2006" xmlns:o="urn:schemas-microsoft-com:office:office" xmlns:r="http://schemas.openxmlformats.org/officeDocument/2006/relationships" xmlns:m="http://schemas.openxmlformats.org/officeDocument/2006/math" xmlns:v="urn:schemas-microsoft-com:vml" xmlns:w="http://schemas.openxmlformats.org/wordprocessingml/2006/main" xmlns:w14="http://schemas.microsoft.com/office/word/2010/wordml" xmlns:w10="urn:schemas-microsoft-com:office:word" xmlns:sl="http://schemas.openxmlformats.org/schemaLibrary/2006/main" xmlns:wpsCustomData="http://www.wps.cn/officeDocument/2013/wpsCustomData" mc:Ignorable="w14">
+<w:styles xmlns:mc="http://schemas.openxmlformats.org/markup-compatibility/2006" xmlns:r="http://schemas.openxmlformats.org/officeDocument/2006/relationships" xmlns:w="http://schemas.openxmlformats.org/wordprocessingml/2006/main" xmlns:w14="http://schemas.microsoft.com/office/word/2010/wordml" mc:Ignorable="w14">
   <w:docDefaults>
     <w:rPrDefault>
       <w:rPr>
-        <w:rFonts w:ascii="宋体" w:hAnsi="宋体" w:eastAsia="宋体" w:cs="Times New Roman"/>
+        <w:rFonts w:ascii="宋体" w:eastAsia="宋体" w:hAnsi="宋体" w:cs="Times New Roman"/>
+        <w:sz w:val="24"/>
+        <w:szCs w:val="24"/>
+        <w:lang w:val="en-US" w:eastAsia="zh-CN" w:bidi="ar-SA"/>
       </w:rPr>
     </w:rPrDefault>
     <w:pPrDefault/>
   </w:docDefaults>
-  <w:latentStyles w:count="260" w:defQFormat="0" w:defUnhideWhenUsed="1" w:defSemiHidden="1" w:defUIPriority="99" w:defLockedState="0">
-    <w:lsdException w:qFormat="1" w:unhideWhenUsed="0" w:uiPriority="0" w:semiHidden="0" w:name="Normal"/>
-    <w:lsdException w:qFormat="1" w:unhideWhenUsed="0" w:uiPriority="0" w:semiHidden="0" w:name="heading 1"/>
-    <w:lsdException w:qFormat="1" w:unhideWhenUsed="0" w:uiPriority="0" w:semiHidden="0" w:name="heading 2"/>
-    <w:lsdException w:qFormat="1" w:unhideWhenUsed="0" w:uiPriority="0" w:semiHidden="0" w:name="heading 3"/>
-    <w:lsdException w:qFormat="1" w:unhideWhenUsed="0" w:uiPriority="0" w:semiHidden="0" w:name="heading 4"/>
-    <w:lsdException w:qFormat="1" w:unhideWhenUsed="0" w:uiPriority="0" w:semiHidden="0" w:name="heading 5"/>
-    <w:lsdException w:qFormat="1" w:unhideWhenUsed="0" w:uiPriority="0" w:semiHidden="0" w:name="heading 6"/>
-    <w:lsdException w:qFormat="1" w:uiPriority="9" w:name="heading 7"/>
-    <w:lsdException w:qFormat="1" w:uiPriority="9" w:name="heading 8"/>
-    <w:lsdException w:qFormat="1" w:uiPriority="9" w:name="heading 9"/>
-    <w:lsdException w:uiPriority="99" w:name="index 1"/>
-    <w:lsdException w:uiPriority="99" w:name="index 2"/>
-    <w:lsdException w:uiPriority="99" w:name="index 3"/>
-    <w:lsdException w:uiPriority="99" w:name="index 4"/>
-    <w:lsdException w:uiPriority="99" w:name="index 5"/>
-    <w:lsdException w:uiPriority="99" w:name="index 6"/>
-    <w:lsdException w:uiPriority="99" w:name="index 7"/>
-    <w:lsdException w:uiPriority="99" w:name="index 8"/>
-    <w:lsdException w:uiPriority="99" w:name="index 9"/>
-    <w:lsdException w:uiPriority="39" w:name="toc 1"/>
-    <w:lsdException w:uiPriority="39" w:name="toc 2"/>
-    <w:lsdException w:uiPriority="39" w:name="toc 3"/>
-    <w:lsdException w:uiPriority="39" w:name="toc 4"/>
-    <w:lsdException w:uiPriority="39" w:name="toc 5"/>
-    <w:lsdException w:uiPriority="39" w:name="toc 6"/>
-    <w:lsdException w:uiPriority="39" w:name="toc 7"/>
-    <w:lsdException w:uiPriority="39" w:name="toc 8"/>
-    <w:lsdException w:uiPriority="39" w:name="toc 9"/>
-    <w:lsdException w:uiPriority="99" w:name="Normal Indent"/>
-    <w:lsdException w:uiPriority="99" w:name="footnote text"/>
-    <w:lsdException w:uiPriority="99" w:name="annotation text"/>
-    <w:lsdException w:uiPriority="99" w:name="header"/>
-    <w:lsdException w:uiPriority="99" w:name="footer"/>
-    <w:lsdException w:uiPriority="99" w:name="index heading"/>
-    <w:lsdException w:qFormat="1" w:uiPriority="35" w:name="caption"/>
-    <w:lsdException w:uiPriority="99" w:name="table of figures"/>
-    <w:lsdException w:uiPriority="99" w:name="envelope address"/>
-    <w:lsdException w:uiPriority="99" w:name="envelope return"/>
-    <w:lsdException w:uiPriority="99" w:name="footnote reference"/>
-    <w:lsdException w:uiPriority="99" w:name="annotation reference"/>
-    <w:lsdException w:uiPriority="99" w:name="line number"/>
-    <w:lsdException w:uiPriority="99" w:name="page number"/>
-    <w:lsdException w:uiPriority="99" w:name="endnote reference"/>
-    <w:lsdException w:uiPriority="99" w:name="endnote text"/>
-    <w:lsdException w:uiPriority="99" w:name="table of authorities"/>
-    <w:lsdException w:uiPriority="99" w:name="macro"/>
-    <w:lsdException w:uiPriority="99" w:name="toa heading"/>
-    <w:lsdException w:uiPriority="99" w:name="List"/>
-    <w:lsdException w:uiPriority="99" w:name="List Bullet"/>
-    <w:lsdException w:uiPriority="99" w:name="List Number"/>
-    <w:lsdException w:uiPriority="99" w:name="List 2"/>
-    <w:lsdException w:uiPriority="99" w:name="List 3"/>
-    <w:lsdException w:uiPriority="99" w:name="List 4"/>
-    <w:lsdException w:uiPriority="99" w:name="List 5"/>
-    <w:lsdException w:uiPriority="99" w:name="List Bullet 2"/>
-    <w:lsdException w:uiPriority="99" w:name="List Bullet 3"/>
-    <w:lsdException w:uiPriority="99" w:name="List Bullet 4"/>
-    <w:lsdException w:uiPriority="99" w:name="List Bullet 5"/>
-    <w:lsdException w:uiPriority="99" w:name="List Number 2"/>
-    <w:lsdException w:uiPriority="99" w:name="List Number 3"/>
-    <w:lsdException w:uiPriority="99" w:name="List Number 4"/>
-    <w:lsdException w:uiPriority="99" w:name="List Number 5"/>
-    <w:lsdException w:qFormat="1" w:unhideWhenUsed="0" w:uiPriority="0" w:semiHidden="0" w:name="Title"/>
-    <w:lsdException w:uiPriority="99" w:name="Closing"/>
-    <w:lsdException w:uiPriority="99" w:name="Signature"/>
-    <w:lsdException w:uiPriority="1" w:name="Default Paragraph Font"/>
-    <w:lsdException w:uiPriority="99" w:name="Body Text"/>
-    <w:lsdException w:uiPriority="99" w:name="Body Text Indent"/>
-    <w:lsdException w:uiPriority="99" w:name="List Continue"/>
-    <w:lsdException w:uiPriority="99" w:name="List Continue 2"/>
-    <w:lsdException w:uiPriority="99" w:name="List Continue 3"/>
-    <w:lsdException w:uiPriority="99" w:name="List Continue 4"/>
-    <w:lsdException w:uiPriority="99" w:name="List Continue 5"/>
-    <w:lsdException w:uiPriority="99" w:name="Message Header"/>
-    <w:lsdException w:qFormat="1" w:unhideWhenUsed="0" w:uiPriority="11" w:semiHidden="0" w:name="Subtitle"/>
-    <w:lsdException w:uiPriority="99" w:name="Salutation"/>
-    <w:lsdException w:uiPriority="99" w:name="Date"/>
-    <w:lsdException w:uiPriority="99" w:name="Body Text First Indent"/>
-    <w:lsdException w:uiPriority="99" w:name="Body Text First Indent 2"/>
-    <w:lsdException w:uiPriority="99" w:name="Note Heading"/>
-    <w:lsdException w:uiPriority="99" w:name="Body Text 2"/>
-    <w:lsdException w:uiPriority="99" w:name="Body Text 3"/>
-    <w:lsdException w:uiPriority="99" w:name="Body Text Indent 2"/>
-    <w:lsdException w:uiPriority="99" w:name="Body Text Indent 3"/>
-    <w:lsdException w:uiPriority="99" w:name="Block Text"/>
-    <w:lsdException w:qFormat="1" w:uiPriority="99" w:semiHidden="0" w:name="Hyperlink"/>
-    <w:lsdException w:uiPriority="99" w:name="FollowedHyperlink"/>
-    <w:lsdException w:qFormat="1" w:unhideWhenUsed="0" w:uiPriority="22" w:semiHidden="0" w:name="Strong"/>
-    <w:lsdException w:qFormat="1" w:unhideWhenUsed="0" w:uiPriority="20" w:semiHidden="0" w:name="Emphasis"/>
-    <w:lsdException w:uiPriority="99" w:name="Document Map"/>
-    <w:lsdException w:uiPriority="99" w:name="Plain Text"/>
-    <w:lsdException w:uiPriority="99" w:name="E-mail Signature"/>
-    <w:lsdException w:uiPriority="99" w:name="Normal (Web)"/>
-    <w:lsdException w:uiPriority="99" w:name="HTML Acronym"/>
-    <w:lsdException w:uiPriority="99" w:name="HTML Address"/>
-    <w:lsdException w:uiPriority="99" w:name="HTML Cite"/>
-    <w:lsdException w:uiPriority="99" w:name="HTML Code"/>
-    <w:lsdException w:uiPriority="99" w:name="HTML Definition"/>
-    <w:lsdException w:uiPriority="99" w:name="HTML Keyboard"/>
-    <w:lsdException w:uiPriority="99" w:name="HTML Preformatted"/>
-    <w:lsdException w:uiPriority="99" w:name="HTML Sample"/>
-    <w:lsdException w:uiPriority="99" w:name="HTML Typewriter"/>
-    <w:lsdException w:uiPriority="99" w:name="HTML Variable"/>
-    <w:lsdException w:uiPriority="99" w:name="Normal Table"/>
-    <w:lsdException w:uiPriority="99" w:name="annotation subject"/>
-    <w:lsdException w:uiPriority="99" w:name="Table Simple 1"/>
-    <w:lsdException w:uiPriority="99" w:name="Table Simple 2"/>
-    <w:lsdException w:uiPriority="99" w:name="Table Simple 3"/>
-    <w:lsdException w:uiPriority="99" w:name="Table Classic 1"/>
-    <w:lsdException w:uiPriority="99" w:name="Table Classic 2"/>
-    <w:lsdException w:uiPriority="99" w:name="Table Classic 3"/>
-    <w:lsdException w:uiPriority="99" w:name="Table Classic 4"/>
-    <w:lsdException w:uiPriority="99" w:name="Table Colorful 1"/>
-    <w:lsdException w:uiPriority="99" w:name="Table Colorful 2"/>
-    <w:lsdException w:uiPriority="99" w:name="Table Colorful 3"/>
-    <w:lsdException w:uiPriority="99" w:name="Table Columns 1"/>
-    <w:lsdException w:uiPriority="99" w:name="Table Columns 2"/>
-    <w:lsdException w:uiPriority="99" w:name="Table Columns 3"/>
-    <w:lsdException w:uiPriority="99" w:name="Table Columns 4"/>
-    <w:lsdException w:uiPriority="99" w:name="Table Columns 5"/>
-    <w:lsdException w:uiPriority="99" w:name="Table Grid 1"/>
-    <w:lsdException w:uiPriority="99" w:name="Table Grid 2"/>
-    <w:lsdException w:uiPriority="99" w:name="Table Grid 3"/>
-    <w:lsdException w:uiPriority="99" w:name="Table Grid 4"/>
-    <w:lsdException w:uiPriority="99" w:name="Table Grid 5"/>
-    <w:lsdException w:uiPriority="99" w:name="Table Grid 6"/>
-    <w:lsdException w:uiPriority="99" w:name="Table Grid 7"/>
-    <w:lsdException w:uiPriority="99" w:name="Table Grid 8"/>
-    <w:lsdException w:uiPriority="99" w:name="Table List 1"/>
-    <w:lsdException w:uiPriority="99" w:name="Table List 2"/>
-    <w:lsdException w:uiPriority="99" w:name="Table List 3"/>
-    <w:lsdException w:uiPriority="99" w:name="Table List 4"/>
-    <w:lsdException w:uiPriority="99" w:name="Table List 5"/>
-    <w:lsdException w:uiPriority="99" w:name="Table List 6"/>
-    <w:lsdException w:uiPriority="99" w:name="Table List 7"/>
-    <w:lsdException w:uiPriority="99" w:name="Table List 8"/>
-    <w:lsdException w:uiPriority="99" w:name="Table 3D effects 1"/>
-    <w:lsdException w:uiPriority="99" w:name="Table 3D effects 2"/>
-    <w:lsdException w:uiPriority="99" w:name="Table 3D effects 3"/>
-    <w:lsdException w:uiPriority="99" w:name="Table Contemporary"/>
-    <w:lsdException w:uiPriority="99" w:name="Table Elegant"/>
-    <w:lsdException w:uiPriority="99" w:name="Table Professional"/>
-    <w:lsdException w:uiPriority="99" w:name="Table Subtle 1"/>
-    <w:lsdException w:uiPriority="99" w:name="Table Subtle 2"/>
-    <w:lsdException w:uiPriority="99" w:name="Table Web 1"/>
-    <w:lsdException w:uiPriority="99" w:name="Table Web 2"/>
-    <w:lsdException w:uiPriority="99" w:name="Table Web 3"/>
-    <w:lsdException w:uiPriority="99" w:name="Balloon Text"/>
-    <w:lsdException w:unhideWhenUsed="0" w:uiPriority="59" w:semiHidden="0" w:name="Table Grid"/>
-    <w:lsdException w:uiPriority="99" w:name="Table Theme"/>
-    <w:lsdException w:unhideWhenUsed="0" w:uiPriority="60" w:semiHidden="0" w:name="Light Shading"/>
-    <w:lsdException w:unhideWhenUsed="0" w:uiPriority="61" w:semiHidden="0" w:name="Light List"/>
-    <w:lsdException w:unhideWhenUsed="0" w:uiPriority="62" w:semiHidden="0" w:name="Light Grid"/>
-    <w:lsdException w:unhideWhenUsed="0" w:uiPriority="63" w:semiHidden="0" w:name="Medium Shading 1"/>
-    <w:lsdException w:unhideWhenUsed="0" w:uiPriority="64" w:semiHidden="0" w:name="Medium Shading 2"/>
-    <w:lsdException w:unhideWhenUsed="0" w:uiPriority="65" w:semiHidden="0" w:name="Medium List 1"/>
-    <w:lsdException w:unhideWhenUsed="0" w:uiPriority="66" w:semiHidden="0" w:name="Medium List 2"/>
-    <w:lsdException w:unhideWhenUsed="0" w:uiPriority="67" w:semiHidden="0" w:name="Medium Grid 1"/>
-    <w:lsdException w:unhideWhenUsed="0" w:uiPriority="68" w:semiHidden="0" w:name="Medium Grid 2"/>
-    <w:lsdException w:unhideWhenUsed="0" w:uiPriority="69" w:semiHidden="0" w:name="Medium Grid 3"/>
-    <w:lsdException w:unhideWhenUsed="0" w:uiPriority="70" w:semiHidden="0" w:name="Dark List"/>
-    <w:lsdException w:unhideWhenUsed="0" w:uiPriority="71" w:semiHidden="0" w:name="Colorful Shading"/>
-    <w:lsdException w:unhideWhenUsed="0" w:uiPriority="72" w:semiHidden="0" w:name="Colorful List"/>
-    <w:lsdException w:unhideWhenUsed="0" w:uiPriority="73" w:semiHidden="0" w:name="Colorful Grid"/>
-    <w:lsdException w:unhideWhenUsed="0" w:uiPriority="60" w:semiHidden="0" w:name="Light Shading Accent 1"/>
-    <w:lsdException w:unhideWhenUsed="0" w:uiPriority="61" w:semiHidden="0" w:name="Light List Accent 1"/>
-    <w:lsdException w:unhideWhenUsed="0" w:uiPriority="62" w:semiHidden="0" w:name="Light Grid Accent 1"/>
-    <w:lsdException w:unhideWhenUsed="0" w:uiPriority="63" w:semiHidden="0" w:name="Medium Shading 1 Accent 1"/>
-    <w:lsdException w:unhideWhenUsed="0" w:uiPriority="64" w:semiHidden="0" w:name="Medium Shading 2 Accent 1"/>
-    <w:lsdException w:unhideWhenUsed="0" w:uiPriority="65" w:semiHidden="0" w:name="Medium List 1 Accent 1"/>
-    <w:lsdException w:qFormat="1" w:unhideWhenUsed="0" w:uiPriority="0" w:semiHidden="0" w:name="List Paragraph"/>
-    <w:lsdException w:unhideWhenUsed="0" w:uiPriority="66" w:semiHidden="0" w:name="Medium List 2 Accent 1"/>
-    <w:lsdException w:unhideWhenUsed="0" w:uiPriority="67" w:semiHidden="0" w:name="Medium Grid 1 Accent 1"/>
-    <w:lsdException w:unhideWhenUsed="0" w:uiPriority="68" w:semiHidden="0" w:name="Medium Grid 2 Accent 1"/>
-    <w:lsdException w:unhideWhenUsed="0" w:uiPriority="69" w:semiHidden="0" w:name="Medium Grid 3 Accent 1"/>
-    <w:lsdException w:unhideWhenUsed="0" w:uiPriority="70" w:semiHidden="0" w:name="Dark List Accent 1"/>
-    <w:lsdException w:unhideWhenUsed="0" w:uiPriority="71" w:semiHidden="0" w:name="Colorful Shading Accent 1"/>
-    <w:lsdException w:unhideWhenUsed="0" w:uiPriority="72" w:semiHidden="0" w:name="Colorful List Accent 1"/>
-    <w:lsdException w:unhideWhenUsed="0" w:uiPriority="73" w:semiHidden="0" w:name="Colorful Grid Accent 1"/>
-    <w:lsdException w:unhideWhenUsed="0" w:uiPriority="60" w:semiHidden="0" w:name="Light Shading Accent 2"/>
-    <w:lsdException w:unhideWhenUsed="0" w:uiPriority="61" w:semiHidden="0" w:name="Light List Accent 2"/>
-    <w:lsdException w:unhideWhenUsed="0" w:uiPriority="62" w:semiHidden="0" w:name="Light Grid Accent 2"/>
-    <w:lsdException w:unhideWhenUsed="0" w:uiPriority="63" w:semiHidden="0" w:name="Medium Shading 1 Accent 2"/>
-    <w:lsdException w:unhideWhenUsed="0" w:uiPriority="64" w:semiHidden="0" w:name="Medium Shading 2 Accent 2"/>
-    <w:lsdException w:unhideWhenUsed="0" w:uiPriority="65" w:semiHidden="0" w:name="Medium List 1 Accent 2"/>
-    <w:lsdException w:unhideWhenUsed="0" w:uiPriority="66" w:semiHidden="0" w:name="Medium List 2 Accent 2"/>
-    <w:lsdException w:unhideWhenUsed="0" w:uiPriority="67" w:semiHidden="0" w:name="Medium Grid 1 Accent 2"/>
-    <w:lsdException w:unhideWhenUsed="0" w:uiPriority="68" w:semiHidden="0" w:name="Medium Grid 2 Accent 2"/>
-    <w:lsdException w:unhideWhenUsed="0" w:uiPriority="69" w:semiHidden="0" w:name="Medium Grid 3 Accent 2"/>
-    <w:lsdException w:unhideWhenUsed="0" w:uiPriority="70" w:semiHidden="0" w:name="Dark List Accent 2"/>
-    <w:lsdException w:unhideWhenUsed="0" w:uiPriority="71" w:semiHidden="0" w:name="Colorful Shading Accent 2"/>
-    <w:lsdException w:unhideWhenUsed="0" w:uiPriority="72" w:semiHidden="0" w:name="Colorful List Accent 2"/>
-    <w:lsdException w:unhideWhenUsed="0" w:uiPriority="73" w:semiHidden="0" w:name="Colorful Grid Accent 2"/>
-    <w:lsdException w:unhideWhenUsed="0" w:uiPriority="60" w:semiHidden="0" w:name="Light Shading Accent 3"/>
-    <w:lsdException w:unhideWhenUsed="0" w:uiPriority="61" w:semiHidden="0" w:name="Light List Accent 3"/>
-    <w:lsdException w:unhideWhenUsed="0" w:uiPriority="62" w:semiHidden="0" w:name="Light Grid Accent 3"/>
-    <w:lsdException w:unhideWhenUsed="0" w:uiPriority="63" w:semiHidden="0" w:name="Medium Shading 1 Accent 3"/>
-    <w:lsdException w:unhideWhenUsed="0" w:uiPriority="64" w:semiHidden="0" w:name="Medium Shading 2 Accent 3"/>
-    <w:lsdException w:unhideWhenUsed="0" w:uiPriority="65" w:semiHidden="0" w:name="Medium List 1 Accent 3"/>
-    <w:lsdException w:unhideWhenUsed="0" w:uiPriority="66" w:semiHidden="0" w:name="Medium List 2 Accent 3"/>
-    <w:lsdException w:unhideWhenUsed="0" w:uiPriority="67" w:semiHidden="0" w:name="Medium Grid 1 Accent 3"/>
-    <w:lsdException w:unhideWhenUsed="0" w:uiPriority="68" w:semiHidden="0" w:name="Medium Grid 2 Accent 3"/>
-    <w:lsdException w:unhideWhenUsed="0" w:uiPriority="69" w:semiHidden="0" w:name="Medium Grid 3 Accent 3"/>
-    <w:lsdException w:unhideWhenUsed="0" w:uiPriority="70" w:semiHidden="0" w:name="Dark List Accent 3"/>
-    <w:lsdException w:unhideWhenUsed="0" w:uiPriority="71" w:semiHidden="0" w:name="Colorful Shading Accent 3"/>
-    <w:lsdException w:unhideWhenUsed="0" w:uiPriority="72" w:semiHidden="0" w:name="Colorful List Accent 3"/>
-    <w:lsdException w:unhideWhenUsed="0" w:uiPriority="73" w:semiHidden="0" w:name="Colorful Grid Accent 3"/>
-    <w:lsdException w:unhideWhenUsed="0" w:uiPriority="60" w:semiHidden="0" w:name="Light Shading Accent 4"/>
-    <w:lsdException w:unhideWhenUsed="0" w:uiPriority="61" w:semiHidden="0" w:name="Light List Accent 4"/>
-    <w:lsdException w:unhideWhenUsed="0" w:uiPriority="62" w:semiHidden="0" w:name="Light Grid Accent 4"/>
-    <w:lsdException w:unhideWhenUsed="0" w:uiPriority="63" w:semiHidden="0" w:name="Medium Shading 1 Accent 4"/>
-    <w:lsdException w:unhideWhenUsed="0" w:uiPriority="64" w:semiHidden="0" w:name="Medium Shading 2 Accent 4"/>
-    <w:lsdException w:unhideWhenUsed="0" w:uiPriority="65" w:semiHidden="0" w:name="Medium List 1 Accent 4"/>
-    <w:lsdException w:unhideWhenUsed="0" w:uiPriority="66" w:semiHidden="0" w:name="Medium List 2 Accent 4"/>
-    <w:lsdException w:unhideWhenUsed="0" w:uiPriority="67" w:semiHidden="0" w:name="Medium Grid 1 Accent 4"/>
-    <w:lsdException w:unhideWhenUsed="0" w:uiPriority="68" w:semiHidden="0" w:name="Medium Grid 2 Accent 4"/>
-    <w:lsdException w:unhideWhenUsed="0" w:uiPriority="69" w:semiHidden="0" w:name="Medium Grid 3 Accent 4"/>
-    <w:lsdException w:unhideWhenUsed="0" w:uiPriority="70" w:semiHidden="0" w:name="Dark List Accent 4"/>
-    <w:lsdException w:unhideWhenUsed="0" w:uiPriority="71" w:semiHidden="0" w:name="Colorful Shading Accent 4"/>
-    <w:lsdException w:unhideWhenUsed="0" w:uiPriority="72" w:semiHidden="0" w:name="Colorful List Accent 4"/>
-    <w:lsdException w:unhideWhenUsed="0" w:uiPriority="73" w:semiHidden="0" w:name="Colorful Grid Accent 4"/>
-    <w:lsdException w:unhideWhenUsed="0" w:uiPriority="60" w:semiHidden="0" w:name="Light Shading Accent 5"/>
-    <w:lsdException w:unhideWhenUsed="0" w:uiPriority="61" w:semiHidden="0" w:name="Light List Accent 5"/>
-    <w:lsdException w:unhideWhenUsed="0" w:uiPriority="62" w:semiHidden="0" w:name="Light Grid Accent 5"/>
-    <w:lsdException w:unhideWhenUsed="0" w:uiPriority="63" w:semiHidden="0" w:name="Medium Shading 1 Accent 5"/>
-    <w:lsdException w:unhideWhenUsed="0" w:uiPriority="64" w:semiHidden="0" w:name="Medium Shading 2 Accent 5"/>
-    <w:lsdException w:unhideWhenUsed="0" w:uiPriority="65" w:semiHidden="0" w:name="Medium List 1 Accent 5"/>
-    <w:lsdException w:unhideWhenUsed="0" w:uiPriority="66" w:semiHidden="0" w:name="Medium List 2 Accent 5"/>
-    <w:lsdException w:unhideWhenUsed="0" w:uiPriority="67" w:semiHidden="0" w:name="Medium Grid 1 Accent 5"/>
-    <w:lsdException w:unhideWhenUsed="0" w:uiPriority="68" w:semiHidden="0" w:name="Medium Grid 2 Accent 5"/>
-    <w:lsdException w:unhideWhenUsed="0" w:uiPriority="69" w:semiHidden="0" w:name="Medium Grid 3 Accent 5"/>
-    <w:lsdException w:unhideWhenUsed="0" w:uiPriority="70" w:semiHidden="0" w:name="Dark List Accent 5"/>
-    <w:lsdException w:unhideWhenUsed="0" w:uiPriority="71" w:semiHidden="0" w:name="Colorful Shading Accent 5"/>
-    <w:lsdException w:unhideWhenUsed="0" w:uiPriority="72" w:semiHidden="0" w:name="Colorful List Accent 5"/>
-    <w:lsdException w:unhideWhenUsed="0" w:uiPriority="73" w:semiHidden="0" w:name="Colorful Grid Accent 5"/>
-    <w:lsdException w:unhideWhenUsed="0" w:uiPriority="60" w:semiHidden="0" w:name="Light Shading Accent 6"/>
-    <w:lsdException w:unhideWhenUsed="0" w:uiPriority="61" w:semiHidden="0" w:name="Light List Accent 6"/>
-    <w:lsdException w:unhideWhenUsed="0" w:uiPriority="62" w:semiHidden="0" w:name="Light Grid Accent 6"/>
-    <w:lsdException w:unhideWhenUsed="0" w:uiPriority="63" w:semiHidden="0" w:name="Medium Shading 1 Accent 6"/>
-    <w:lsdException w:unhideWhenUsed="0" w:uiPriority="64" w:semiHidden="0" w:name="Medium Shading 2 Accent 6"/>
-    <w:lsdException w:unhideWhenUsed="0" w:uiPriority="65" w:semiHidden="0" w:name="Medium List 1 Accent 6"/>
-    <w:lsdException w:unhideWhenUsed="0" w:uiPriority="66" w:semiHidden="0" w:name="Medium List 2 Accent 6"/>
-    <w:lsdException w:unhideWhenUsed="0" w:uiPriority="67" w:semiHidden="0" w:name="Medium Grid 1 Accent 6"/>
-    <w:lsdException w:unhideWhenUsed="0" w:uiPriority="68" w:semiHidden="0" w:name="Medium Grid 2 Accent 6"/>
-    <w:lsdException w:unhideWhenUsed="0" w:uiPriority="69" w:semiHidden="0" w:name="Medium Grid 3 Accent 6"/>
-    <w:lsdException w:unhideWhenUsed="0" w:uiPriority="70" w:semiHidden="0" w:name="Dark List Accent 6"/>
-    <w:lsdException w:unhideWhenUsed="0" w:uiPriority="71" w:semiHidden="0" w:name="Colorful Shading Accent 6"/>
-    <w:lsdException w:unhideWhenUsed="0" w:uiPriority="72" w:semiHidden="0" w:name="Colorful List Accent 6"/>
-    <w:lsdException w:unhideWhenUsed="0" w:uiPriority="73" w:semiHidden="0" w:name="Colorful Grid Accent 6"/>
+  <w:latentStyles w:defLockedState="0" w:defUIPriority="99" w:defSemiHidden="1" w:defUnhideWhenUsed="1" w:defQFormat="0" w:count="267">
+    <w:lsdException w:name="Normal" w:semiHidden="0" w:uiPriority="0" w:unhideWhenUsed="0" w:qFormat="1"/>
+    <w:lsdException w:name="heading 1" w:semiHidden="0" w:uiPriority="9" w:unhideWhenUsed="0" w:qFormat="1"/>
+    <w:lsdException w:name="heading 2" w:uiPriority="9" w:qFormat="1"/>
+    <w:lsdException w:name="heading 3" w:uiPriority="9" w:qFormat="1"/>
+    <w:lsdException w:name="heading 4" w:uiPriority="9" w:qFormat="1"/>
+    <w:lsdException w:name="heading 5" w:uiPriority="9" w:qFormat="1"/>
+    <w:lsdException w:name="heading 6" w:uiPriority="9" w:qFormat="1"/>
+    <w:lsdException w:name="heading 7" w:uiPriority="9" w:qFormat="1"/>
+    <w:lsdException w:name="heading 8" w:uiPriority="9" w:qFormat="1"/>
+    <w:lsdException w:name="heading 9" w:uiPriority="9" w:qFormat="1"/>
+    <w:lsdException w:name="toc 1" w:uiPriority="39"/>
+    <w:lsdException w:name="toc 2" w:uiPriority="39"/>
+    <w:lsdException w:name="toc 3" w:uiPriority="39"/>
+    <w:lsdException w:name="toc 4" w:uiPriority="39"/>
+    <w:lsdException w:name="toc 5" w:uiPriority="39"/>
+    <w:lsdException w:name="toc 6" w:uiPriority="39"/>
+    <w:lsdException w:name="toc 7" w:uiPriority="39"/>
+    <w:lsdException w:name="toc 8" w:uiPriority="39"/>
+    <w:lsdException w:name="toc 9" w:uiPriority="39"/>
+    <w:lsdException w:name="caption" w:uiPriority="35" w:qFormat="1"/>
+    <w:lsdException w:name="Title" w:semiHidden="0" w:uiPriority="10" w:unhideWhenUsed="0" w:qFormat="1"/>
+    <w:lsdException w:name="Default Paragraph Font" w:uiPriority="1"/>
+    <w:lsdException w:name="Subtitle" w:semiHidden="0" w:uiPriority="11" w:unhideWhenUsed="0" w:qFormat="1"/>
+    <w:lsdException w:name="Strong" w:semiHidden="0" w:uiPriority="22" w:unhideWhenUsed="0" w:qFormat="1"/>
+    <w:lsdException w:name="Emphasis" w:semiHidden="0" w:uiPriority="20" w:unhideWhenUsed="0" w:qFormat="1"/>
+    <w:lsdException w:name="Table Grid" w:semiHidden="0" w:uiPriority="59" w:unhideWhenUsed="0"/>
+    <w:lsdException w:name="Placeholder Text" w:unhideWhenUsed="0"/>
+    <w:lsdException w:name="No Spacing" w:semiHidden="0" w:uiPriority="1" w:unhideWhenUsed="0" w:qFormat="1"/>
+    <w:lsdException w:name="Light Shading" w:semiHidden="0" w:uiPriority="60" w:unhideWhenUsed="0"/>
+    <w:lsdException w:name="Light List" w:semiHidden="0" w:uiPriority="61" w:unhideWhenUsed="0"/>
+    <w:lsdException w:name="Light Grid" w:semiHidden="0" w:uiPriority="62" w:unhideWhenUsed="0"/>
+    <w:lsdException w:name="Medium Shading 1" w:semiHidden="0" w:uiPriority="63" w:unhideWhenUsed="0"/>
+    <w:lsdException w:name="Medium Shading 2" w:semiHidden="0" w:uiPriority="64" w:unhideWhenUsed="0"/>
+    <w:lsdException w:name="Medium List 1" w:semiHidden="0" w:uiPriority="65" w:unhideWhenUsed="0"/>
+    <w:lsdException w:name="Medium List 2" w:semiHidden="0" w:uiPriority="66" w:unhideWhenUsed="0"/>
+    <w:lsdException w:name="Medium Grid 1" w:semiHidden="0" w:uiPriority="67" w:unhideWhenUsed="0"/>
+    <w:lsdException w:name="Medium Grid 2" w:semiHidden="0" w:uiPriority="68" w:unhideWhenUsed="0"/>
+    <w:lsdException w:name="Medium Grid 3" w:semiHidden="0" w:uiPriority="69" w:unhideWhenUsed="0"/>
+    <w:lsdException w:name="Dark List" w:semiHidden="0" w:uiPriority="70" w:unhideWhenUsed="0"/>
+    <w:lsdException w:name="Colorful Shading" w:semiHidden="0" w:uiPriority="71" w:unhideWhenUsed="0"/>
+    <w:lsdException w:name="Colorful List" w:semiHidden="0" w:uiPriority="72" w:unhideWhenUsed="0"/>
+    <w:lsdException w:name="Colorful Grid" w:semiHidden="0" w:uiPriority="73" w:unhideWhenUsed="0"/>
+    <w:lsdException w:name="Light Shading Accent 1" w:semiHidden="0" w:uiPriority="60" w:unhideWhenUsed="0"/>
+    <w:lsdException w:name="Light List Accent 1" w:semiHidden="0" w:uiPriority="61" w:unhideWhenUsed="0"/>
+    <w:lsdException w:name="Light Grid Accent 1" w:semiHidden="0" w:uiPriority="62" w:unhideWhenUsed="0"/>
+    <w:lsdException w:name="Medium Shading 1 Accent 1" w:semiHidden="0" w:uiPriority="63" w:unhideWhenUsed="0"/>
+    <w:lsdException w:name="Medium Shading 2 Accent 1" w:semiHidden="0" w:uiPriority="64" w:unhideWhenUsed="0"/>
+    <w:lsdException w:name="Medium List 1 Accent 1" w:semiHidden="0" w:uiPriority="65" w:unhideWhenUsed="0"/>
+    <w:lsdException w:name="Revision" w:unhideWhenUsed="0"/>
+    <w:lsdException w:name="List Paragraph" w:semiHidden="0" w:uiPriority="34" w:unhideWhenUsed="0" w:qFormat="1"/>
+    <w:lsdException w:name="Quote" w:semiHidden="0" w:uiPriority="29" w:unhideWhenUsed="0" w:qFormat="1"/>
+    <w:lsdException w:name="Intense Quote" w:semiHidden="0" w:uiPriority="30" w:unhideWhenUsed="0" w:qFormat="1"/>
+    <w:lsdException w:name="Medium List 2 Accent 1" w:semiHidden="0" w:uiPriority="66" w:unhideWhenUsed="0"/>
+    <w:lsdException w:name="Medium Grid 1 Accent 1" w:semiHidden="0" w:uiPriority="67" w:unhideWhenUsed="0"/>
+    <w:lsdException w:name="Medium Grid 2 Accent 1" w:semiHidden="0" w:uiPriority="68" w:unhideWhenUsed="0"/>
+    <w:lsdException w:name="Medium Grid 3 Accent 1" w:semiHidden="0" w:uiPriority="69" w:unhideWhenUsed="0"/>
+    <w:lsdException w:name="Dark List Accent 1" w:semiHidden="0" w:uiPriority="70" w:unhideWhenUsed="0"/>
+    <w:lsdException w:name="Colorful Shading Accent 1" w:semiHidden="0" w:uiPriority="71" w:unhideWhenUsed="0"/>
+    <w:lsdException w:name="Colorful List Accent 1" w:semiHidden="0" w:uiPriority="72" w:unhideWhenUsed="0"/>
+    <w:lsdException w:name="Colorful Grid Accent 1" w:semiHidden="0" w:uiPriority="73" w:unhideWhenUsed="0"/>
+    <w:lsdException w:name="Light Shading Accent 2" w:semiHidden="0" w:uiPriority="60" w:unhideWhenUsed="0"/>
+    <w:lsdException w:name="Light List Accent 2" w:semiHidden="0" w:uiPriority="61" w:unhideWhenUsed="0"/>
+    <w:lsdException w:name="Light Grid Accent 2" w:semiHidden="0" w:uiPriority="62" w:unhideWhenUsed="0"/>
+    <w:lsdException w:name="Medium Shading 1 Accent 2" w:semiHidden="0" w:uiPriority="63" w:unhideWhenUsed="0"/>
+    <w:lsdException w:name="Medium Shading 2 Accent 2" w:semiHidden="0" w:uiPriority="64" w:unhideWhenUsed="0"/>
+    <w:lsdException w:name="Medium List 1 Accent 2" w:semiHidden="0" w:uiPriority="65" w:unhideWhenUsed="0"/>
+    <w:lsdException w:name="Medium List 2 Accent 2" w:semiHidden="0" w:uiPriority="66" w:unhideWhenUsed="0"/>
+    <w:lsdException w:name="Medium Grid 1 Accent 2" w:semiHidden="0" w:uiPriority="67" w:unhideWhenUsed="0"/>
+    <w:lsdException w:name="Medium Grid 2 Accent 2" w:semiHidden="0" w:uiPriority="68" w:unhideWhenUsed="0"/>
+    <w:lsdException w:name="Medium Grid 3 Accent 2" w:semiHidden="0" w:uiPriority="69" w:unhideWhenUsed="0"/>
+    <w:lsdException w:name="Dark List Accent 2" w:semiHidden="0" w:uiPriority="70" w:unhideWhenUsed="0"/>
+    <w:lsdException w:name="Colorful Shading Accent 2" w:semiHidden="0" w:uiPriority="71" w:unhideWhenUsed="0"/>
+    <w:lsdException w:name="Colorful List Accent 2" w:semiHidden="0" w:uiPriority="72" w:unhideWhenUsed="0"/>
+    <w:lsdException w:name="Colorful Grid Accent 2" w:semiHidden="0" w:uiPriority="73" w:unhideWhenUsed="0"/>
+    <w:lsdException w:name="Light Shading Accent 3" w:semiHidden="0" w:uiPriority="60" w:unhideWhenUsed="0"/>
+    <w:lsdException w:name="Light List Accent 3" w:semiHidden="0" w:uiPriority="61" w:unhideWhenUsed="0"/>
+    <w:lsdException w:name="Light Grid Accent 3" w:semiHidden="0" w:uiPriority="62" w:unhideWhenUsed="0"/>
+    <w:lsdException w:name="Medium Shading 1 Accent 3" w:semiHidden="0" w:uiPriority="63" w:unhideWhenUsed="0"/>
+    <w:lsdException w:name="Medium Shading 2 Accent 3" w:semiHidden="0" w:uiPriority="64" w:unhideWhenUsed="0"/>
+    <w:lsdException w:name="Medium List 1 Accent 3" w:semiHidden="0" w:uiPriority="65" w:unhideWhenUsed="0"/>
+    <w:lsdException w:name="Medium List 2 Accent 3" w:semiHidden="0" w:uiPriority="66" w:unhideWhenUsed="0"/>
+    <w:lsdException w:name="Medium Grid 1 Accent 3" w:semiHidden="0" w:uiPriority="67" w:unhideWhenUsed="0"/>
+    <w:lsdException w:name="Medium Grid 2 Accent 3" w:semiHidden="0" w:uiPriority="68" w:unhideWhenUsed="0"/>
+    <w:lsdException w:name="Medium Grid 3 Accent 3" w:semiHidden="0" w:uiPriority="69" w:unhideWhenUsed="0"/>
+    <w:lsdException w:name="Dark List Accent 3" w:semiHidden="0" w:uiPriority="70" w:unhideWhenUsed="0"/>
+    <w:lsdException w:name="Colorful Shading Accent 3" w:semiHidden="0" w:uiPriority="71" w:unhideWhenUsed="0"/>
+    <w:lsdException w:name="Colorful List Accent 3" w:semiHidden="0" w:uiPriority="72" w:unhideWhenUsed="0"/>
+    <w:lsdException w:name="Colorful Grid Accent 3" w:semiHidden="0" w:uiPriority="73" w:unhideWhenUsed="0"/>
+    <w:lsdException w:name="Light Shading Accent 4" w:semiHidden="0" w:uiPriority="60" w:unhideWhenUsed="0"/>
+    <w:lsdException w:name="Light List Accent 4" w:semiHidden="0" w:uiPriority="61" w:unhideWhenUsed="0"/>
+    <w:lsdException w:name="Light Grid Accent 4" w:semiHidden="0" w:uiPriority="62" w:unhideWhenUsed="0"/>
+    <w:lsdException w:name="Medium Shading 1 Accent 4" w:semiHidden="0" w:uiPriority="63" w:unhideWhenUsed="0"/>
+    <w:lsdException w:name="Medium Shading 2 Accent 4" w:semiHidden="0" w:uiPriority="64" w:unhideWhenUsed="0"/>
+    <w:lsdException w:name="Medium List 1 Accent 4" w:semiHidden="0" w:uiPriority="65" w:unhideWhenUsed="0"/>
+    <w:lsdException w:name="Medium List 2 Accent 4" w:semiHidden="0" w:uiPriority="66" w:unhideWhenUsed="0"/>
+    <w:lsdException w:name="Medium Grid 1 Accent 4" w:semiHidden="0" w:uiPriority="67" w:unhideWhenUsed="0"/>
+    <w:lsdException w:name="Medium Grid 2 Accent 4" w:semiHidden="0" w:uiPriority="68" w:unhideWhenUsed="0"/>
+    <w:lsdException w:name="Medium Grid 3 Accent 4" w:semiHidden="0" w:uiPriority="69" w:unhideWhenUsed="0"/>
+    <w:lsdException w:name="Dark List Accent 4" w:semiHidden="0" w:uiPriority="70" w:unhideWhenUsed="0"/>
+    <w:lsdException w:name="Colorful Shading Accent 4" w:semiHidden="0" w:uiPriority="71" w:unhideWhenUsed="0"/>
+    <w:lsdException w:name="Colorful List Accent 4" w:semiHidden="0" w:uiPriority="72" w:unhideWhenUsed="0"/>
+    <w:lsdException w:name="Colorful Grid Accent 4" w:semiHidden="0" w:uiPriority="73" w:unhideWhenUsed="0"/>
+    <w:lsdException w:name="Light Shading Accent 5" w:semiHidden="0" w:uiPriority="60" w:unhideWhenUsed="0"/>
+    <w:lsdException w:name="Light List Accent 5" w:semiHidden="0" w:uiPriority="61" w:unhideWhenUsed="0"/>
+    <w:lsdException w:name="Light Grid Accent 5" w:semiHidden="0" w:uiPriority="62" w:unhideWhenUsed="0"/>
+    <w:lsdException w:name="Medium Shading 1 Accent 5" w:semiHidden="0" w:uiPriority="63" w:unhideWhenUsed="0"/>
+    <w:lsdException w:name="Medium Shading 2 Accent 5" w:semiHidden="0" w:uiPriority="64" w:unhideWhenUsed="0"/>
+    <w:lsdException w:name="Medium List 1 Accent 5" w:semiHidden="0" w:uiPriority="65" w:unhideWhenUsed="0"/>
+    <w:lsdException w:name="Medium List 2 Accent 5" w:semiHidden="0" w:uiPriority="66" w:unhideWhenUsed="0"/>
+    <w:lsdException w:name="Medium Grid 1 Accent 5" w:semiHidden="0" w:uiPriority="67" w:unhideWhenUsed="0"/>
+    <w:lsdException w:name="Medium Grid 2 Accent 5" w:semiHidden="0" w:uiPriority="68" w:unhideWhenUsed="0"/>
+    <w:lsdException w:name="Medium Grid 3 Accent 5" w:semiHidden="0" w:uiPriority="69" w:unhideWhenUsed="0"/>
+    <w:lsdException w:name="Dark List Accent 5" w:semiHidden="0" w:uiPriority="70" w:unhideWhenUsed="0"/>
+    <w:lsdException w:name="Colorful Shading Accent 5" w:semiHidden="0" w:uiPriority="71" w:unhideWhenUsed="0"/>
+    <w:lsdException w:name="Colorful List Accent 5" w:semiHidden="0" w:uiPriority="72" w:unhideWhenUsed="0"/>
+    <w:lsdException w:name="Colorful Grid Accent 5" w:semiHidden="0" w:uiPriority="73" w:unhideWhenUsed="0"/>
+    <w:lsdException w:name="Light Shading Accent 6" w:semiHidden="0" w:uiPriority="60" w:unhideWhenUsed="0"/>
+    <w:lsdException w:name="Light List Accent 6" w:semiHidden="0" w:uiPriority="61" w:unhideWhenUsed="0"/>
+    <w:lsdException w:name="Light Grid Accent 6" w:semiHidden="0" w:uiPriority="62" w:unhideWhenUsed="0"/>
+    <w:lsdException w:name="Medium Shading 1 Accent 6" w:semiHidden="0" w:uiPriority="63" w:unhideWhenUsed="0"/>
+    <w:lsdException w:name="Medium Shading 2 Accent 6" w:semiHidden="0" w:uiPriority="64" w:unhideWhenUsed="0"/>
+    <w:lsdException w:name="Medium List 1 Accent 6" w:semiHidden="0" w:uiPriority="65" w:unhideWhenUsed="0"/>
+    <w:lsdException w:name="Medium List 2 Accent 6" w:semiHidden="0" w:uiPriority="66" w:unhideWhenUsed="0"/>
+    <w:lsdException w:name="Medium Grid 1 Accent 6" w:semiHidden="0" w:uiPriority="67" w:unhideWhenUsed="0"/>
+    <w:lsdException w:name="Medium Grid 2 Accent 6" w:semiHidden="0" w:uiPriority="68" w:unhideWhenUsed="0"/>
+    <w:lsdException w:name="Medium Grid 3 Accent 6" w:semiHidden="0" w:uiPriority="69" w:unhideWhenUsed="0"/>
+    <w:lsdException w:name="Dark List Accent 6" w:semiHidden="0" w:uiPriority="70" w:unhideWhenUsed="0"/>
+    <w:lsdException w:name="Colorful Shading Accent 6" w:semiHidden="0" w:uiPriority="71" w:unhideWhenUsed="0"/>
+    <w:lsdException w:name="Colorful List Accent 6" w:semiHidden="0" w:uiPriority="72" w:unhideWhenUsed="0"/>
+    <w:lsdException w:name="Colorful Grid Accent 6" w:semiHidden="0" w:uiPriority="73" w:unhideWhenUsed="0"/>
+    <w:lsdException w:name="Subtle Emphasis" w:semiHidden="0" w:uiPriority="19" w:unhideWhenUsed="0" w:qFormat="1"/>
+    <w:lsdException w:name="Intense Emphasis" w:semiHidden="0" w:uiPriority="21" w:unhideWhenUsed="0" w:qFormat="1"/>
+    <w:lsdException w:name="Subtle Reference" w:semiHidden="0" w:uiPriority="31" w:unhideWhenUsed="0" w:qFormat="1"/>
+    <w:lsdException w:name="Intense Reference" w:semiHidden="0" w:uiPriority="32" w:unhideWhenUsed="0" w:qFormat="1"/>
+    <w:lsdException w:name="Book Title" w:semiHidden="0" w:uiPriority="33" w:unhideWhenUsed="0" w:qFormat="1"/>
+    <w:lsdException w:name="Bibliography" w:uiPriority="37"/>
+    <w:lsdException w:name="TOC Heading" w:uiPriority="39" w:qFormat="1"/>
   </w:latentStyles>
-  <w:style w:type="paragraph" w:default="1" w:styleId="1">
+  <w:style w:type="paragraph" w:default="1" w:styleId="a">
     <w:name w:val="Normal"/>
     <w:qFormat/>
-    <w:uiPriority w:val="0"/>
     <w:pPr>
       <w:widowControl w:val="0"/>
       <w:jc w:val="both"/>
     </w:pPr>
-    <w:rPr>
-      <w:rFonts w:ascii="宋体" w:hAnsi="宋体" w:eastAsia="宋体" w:cs="Times New Roman"/>
-      <w:sz w:val="24"/>
-      <w:szCs w:val="24"/>
-      <w:lang w:val="en-US" w:eastAsia="zh-CN" w:bidi="ar-SA"/>
-    </w:rPr>
   </w:style>
-  <w:style w:type="paragraph" w:styleId="2">
+  <w:style w:type="paragraph" w:styleId="1">
     <w:name w:val="heading 1"/>
     <w:qFormat/>
-    <w:uiPriority w:val="0"/>
     <w:pPr>
       <w:outlineLvl w:val="0"/>
     </w:pPr>
     <w:rPr>
-      <w:rFonts w:ascii="宋体" w:hAnsi="宋体" w:eastAsia="宋体" w:cs="Times New Roman"/>
       <w:color w:val="2E74B5"/>
       <w:sz w:val="32"/>
       <w:szCs w:val="32"/>
-      <w:lang w:val="en-US" w:eastAsia="zh-CN" w:bidi="ar-SA"/>
     </w:rPr>
   </w:style>
-  <w:style w:type="paragraph" w:styleId="3">
+  <w:style w:type="paragraph" w:styleId="2">
     <w:name w:val="heading 2"/>
     <w:qFormat/>
-    <w:uiPriority w:val="0"/>
     <w:pPr>
       <w:outlineLvl w:val="1"/>
     </w:pPr>
     <w:rPr>
-      <w:rFonts w:ascii="宋体" w:hAnsi="宋体" w:eastAsia="宋体" w:cs="Times New Roman"/>
       <w:color w:val="2E74B5"/>
       <w:sz w:val="26"/>
       <w:szCs w:val="26"/>
-      <w:lang w:val="en-US" w:eastAsia="zh-CN" w:bidi="ar-SA"/>
     </w:rPr>
   </w:style>
-  <w:style w:type="paragraph" w:styleId="4">
+  <w:style w:type="paragraph" w:styleId="3">
     <w:name w:val="heading 3"/>
     <w:qFormat/>
-    <w:uiPriority w:val="0"/>
     <w:pPr>
       <w:outlineLvl w:val="2"/>
     </w:pPr>
     <w:rPr>
-      <w:rFonts w:ascii="宋体" w:hAnsi="宋体" w:eastAsia="宋体" w:cs="Times New Roman"/>
       <w:color w:val="1F4D78"/>
-      <w:sz w:val="24"/>
-      <w:szCs w:val="24"/>
-      <w:lang w:val="en-US" w:eastAsia="zh-CN" w:bidi="ar-SA"/>
     </w:rPr>
   </w:style>
-  <w:style w:type="paragraph" w:styleId="5">
+  <w:style w:type="paragraph" w:styleId="4">
     <w:name w:val="heading 4"/>
     <w:qFormat/>
-    <w:uiPriority w:val="0"/>
     <w:pPr>
       <w:outlineLvl w:val="3"/>
     </w:pPr>
     <w:rPr>
-      <w:rFonts w:ascii="宋体" w:hAnsi="宋体" w:eastAsia="宋体" w:cs="Times New Roman"/>
       <w:i/>
       <w:iCs/>
       <w:color w:val="2E74B5"/>
-      <w:sz w:val="24"/>
-      <w:szCs w:val="24"/>
-      <w:lang w:val="en-US" w:eastAsia="zh-CN" w:bidi="ar-SA"/>
     </w:rPr>
   </w:style>
-  <w:style w:type="paragraph" w:styleId="6">
+  <w:style w:type="paragraph" w:styleId="5">
     <w:name w:val="heading 5"/>
     <w:qFormat/>
-    <w:uiPriority w:val="0"/>
     <w:pPr>
       <w:outlineLvl w:val="4"/>
     </w:pPr>
     <w:rPr>
-      <w:rFonts w:ascii="宋体" w:hAnsi="宋体" w:eastAsia="宋体" w:cs="Times New Roman"/>
       <w:color w:val="2E74B5"/>
-      <w:sz w:val="24"/>
-      <w:szCs w:val="24"/>
-      <w:lang w:val="en-US" w:eastAsia="zh-CN" w:bidi="ar-SA"/>
     </w:rPr>
   </w:style>
-  <w:style w:type="paragraph" w:styleId="7">
+  <w:style w:type="paragraph" w:styleId="6">
     <w:name w:val="heading 6"/>
     <w:qFormat/>
-    <w:uiPriority w:val="0"/>
     <w:pPr>
       <w:outlineLvl w:val="5"/>
     </w:pPr>
     <w:rPr>
-      <w:rFonts w:ascii="宋体" w:hAnsi="宋体" w:eastAsia="宋体" w:cs="Times New Roman"/>
       <w:color w:val="1F4D78"/>
-      <w:sz w:val="24"/>
-      <w:szCs w:val="24"/>
-      <w:lang w:val="en-US" w:eastAsia="zh-CN" w:bidi="ar-SA"/>
     </w:rPr>
   </w:style>
-  <w:style w:type="character" w:default="1" w:styleId="12">
+  <w:style w:type="character" w:default="1" w:styleId="a0">
     <w:name w:val="Default Paragraph Font"/>
+    <w:uiPriority w:val="1"/>
     <w:semiHidden/>
     <w:unhideWhenUsed/>
-    <w:uiPriority w:val="1"/>
   </w:style>
-  <w:style w:type="table" w:default="1" w:styleId="11">
+  <w:style w:type="table" w:default="1" w:styleId="a1">
     <w:name w:val="Normal Table"/>
+    <w:uiPriority w:val="99"/>
     <w:semiHidden/>
     <w:unhideWhenUsed/>
-    <w:uiPriority w:val="99"/>
     <w:tblPr>
+      <w:tblInd w:w="0" w:type="dxa"/>
       <w:tblCellMar>
         <w:top w:w="0" w:type="dxa"/>
         <w:left w:w="108" w:type="dxa"/>
@@ -7832,114 +7312,445 @@
       </w:tblCellMar>
     </w:tblPr>
   </w:style>
-  <w:style w:type="paragraph" w:styleId="8">
-    <w:name w:val="endnote text"/>
-    <w:link w:val="19"/>
+  <w:style w:type="numbering" w:default="1" w:styleId="a2">
+    <w:name w:val="No List"/>
+    <w:uiPriority w:val="99"/>
     <w:semiHidden/>
     <w:unhideWhenUsed/>
-    <w:uiPriority w:val="99"/>
+  </w:style>
+  <w:style w:type="paragraph" w:styleId="a3">
+    <w:name w:val="Title"/>
+    <w:qFormat/>
     <w:rPr>
-      <w:rFonts w:ascii="宋体" w:hAnsi="宋体" w:eastAsia="宋体" w:cs="Times New Roman"/>
-      <w:sz w:val="20"/>
-      <w:szCs w:val="20"/>
-      <w:lang w:val="en-US" w:eastAsia="zh-CN" w:bidi="ar-SA"/>
+      <w:sz w:val="56"/>
+      <w:szCs w:val="56"/>
     </w:rPr>
   </w:style>
-  <w:style w:type="paragraph" w:styleId="9">
-    <w:name w:val="footnote text"/>
-    <w:link w:val="18"/>
-    <w:semiHidden/>
-    <w:unhideWhenUsed/>
-    <w:uiPriority w:val="99"/>
+  <w:style w:type="paragraph" w:customStyle="1" w:styleId="10">
+    <w:name w:val="要点1"/>
+    <w:qFormat/>
     <w:rPr>
-      <w:rFonts w:ascii="宋体" w:hAnsi="宋体" w:eastAsia="宋体" w:cs="Times New Roman"/>
-      <w:sz w:val="20"/>
-      <w:szCs w:val="20"/>
-      <w:lang w:val="en-US" w:eastAsia="zh-CN" w:bidi="ar-SA"/>
+      <w:b/>
+      <w:bCs/>
     </w:rPr>
   </w:style>
-  <w:style w:type="paragraph" w:styleId="10">
-    <w:name w:val="Title"/>
+  <w:style w:type="paragraph" w:styleId="a4">
+    <w:name w:val="List Paragraph"/>
     <w:qFormat/>
-    <w:uiPriority w:val="0"/>
-    <w:rPr>
-      <w:rFonts w:ascii="宋体" w:hAnsi="宋体" w:eastAsia="宋体" w:cs="Times New Roman"/>
-      <w:sz w:val="56"/>
-      <w:szCs w:val="56"/>
-      <w:lang w:val="en-US" w:eastAsia="zh-CN" w:bidi="ar-SA"/>
-    </w:rPr>
   </w:style>
-  <w:style w:type="character" w:styleId="13">
-    <w:name w:val="endnote reference"/>
-    <w:semiHidden/>
+  <w:style w:type="character" w:styleId="a5">
+    <w:name w:val="Hyperlink"/>
+    <w:uiPriority w:val="99"/>
     <w:unhideWhenUsed/>
-    <w:uiPriority w:val="99"/>
-    <w:rPr>
-      <w:vertAlign w:val="superscript"/>
-    </w:rPr>
-  </w:style>
-  <w:style w:type="character" w:styleId="14">
-    <w:name w:val="Hyperlink"/>
-    <w:unhideWhenUsed/>
-    <w:qFormat/>
-    <w:uiPriority w:val="99"/>
     <w:rPr>
       <w:color w:val="0563C1"/>
       <w:u w:val="single"/>
     </w:rPr>
   </w:style>
-  <w:style w:type="character" w:styleId="15">
+  <w:style w:type="character" w:styleId="a6">
     <w:name w:val="footnote reference"/>
+    <w:uiPriority w:val="99"/>
     <w:semiHidden/>
     <w:unhideWhenUsed/>
-    <w:uiPriority w:val="99"/>
     <w:rPr>
       <w:vertAlign w:val="superscript"/>
     </w:rPr>
   </w:style>
-  <w:style w:type="paragraph" w:customStyle="1" w:styleId="16">
-    <w:name w:val="要点1"/>
-    <w:qFormat/>
-    <w:uiPriority w:val="0"/>
-    <w:rPr>
-      <w:rFonts w:ascii="宋体" w:hAnsi="宋体" w:eastAsia="宋体" w:cs="Times New Roman"/>
-      <w:b/>
-      <w:bCs/>
-      <w:sz w:val="24"/>
-      <w:szCs w:val="24"/>
-      <w:lang w:val="en-US" w:eastAsia="zh-CN" w:bidi="ar-SA"/>
-    </w:rPr>
-  </w:style>
-  <w:style w:type="paragraph" w:styleId="17">
-    <w:name w:val="List Paragraph"/>
-    <w:qFormat/>
-    <w:uiPriority w:val="0"/>
-    <w:rPr>
-      <w:rFonts w:ascii="宋体" w:hAnsi="宋体" w:eastAsia="宋体" w:cs="Times New Roman"/>
-      <w:sz w:val="24"/>
-      <w:szCs w:val="24"/>
-      <w:lang w:val="en-US" w:eastAsia="zh-CN" w:bidi="ar-SA"/>
-    </w:rPr>
-  </w:style>
-  <w:style w:type="character" w:customStyle="1" w:styleId="18">
-    <w:name w:val="脚注文本 Char"/>
-    <w:link w:val="9"/>
+  <w:style w:type="paragraph" w:styleId="a7">
+    <w:name w:val="footnote text"/>
+    <w:link w:val="Char"/>
+    <w:uiPriority w:val="99"/>
     <w:semiHidden/>
     <w:unhideWhenUsed/>
-    <w:qFormat/>
-    <w:uiPriority w:val="99"/>
     <w:rPr>
       <w:sz w:val="20"/>
       <w:szCs w:val="20"/>
     </w:rPr>
   </w:style>
-  <w:style w:type="character" w:customStyle="1" w:styleId="19">
-    <w:name w:val="尾注文本 Char"/>
-    <w:link w:val="8"/>
+  <w:style w:type="character" w:customStyle="1" w:styleId="Char">
+    <w:name w:val="脚注文本 Char"/>
+    <w:link w:val="a7"/>
+    <w:uiPriority w:val="99"/>
     <w:semiHidden/>
     <w:unhideWhenUsed/>
+    <w:rPr>
+      <w:sz w:val="20"/>
+      <w:szCs w:val="20"/>
+    </w:rPr>
+  </w:style>
+  <w:style w:type="character" w:styleId="a8">
+    <w:name w:val="endnote reference"/>
+    <w:uiPriority w:val="99"/>
+    <w:semiHidden/>
+    <w:unhideWhenUsed/>
+    <w:rPr>
+      <w:vertAlign w:val="superscript"/>
+    </w:rPr>
+  </w:style>
+  <w:style w:type="paragraph" w:styleId="a9">
+    <w:name w:val="endnote text"/>
+    <w:link w:val="Char0"/>
+    <w:uiPriority w:val="99"/>
+    <w:semiHidden/>
+    <w:unhideWhenUsed/>
+    <w:rPr>
+      <w:sz w:val="20"/>
+      <w:szCs w:val="20"/>
+    </w:rPr>
+  </w:style>
+  <w:style w:type="character" w:customStyle="1" w:styleId="Char0">
+    <w:name w:val="尾注文本 Char"/>
+    <w:link w:val="a9"/>
+    <w:uiPriority w:val="99"/>
+    <w:semiHidden/>
+    <w:unhideWhenUsed/>
+    <w:rPr>
+      <w:sz w:val="20"/>
+      <w:szCs w:val="20"/>
+    </w:rPr>
+  </w:style>
+</w:styles>
+</file>
+
+<file path=word/stylesWithEffects.xml><?xml version="1.0" encoding="utf-8"?>
+<w:styles xmlns:wpc="http://schemas.microsoft.com/office/word/2010/wordprocessingCanvas" xmlns:mc="http://schemas.openxmlformats.org/markup-compatibility/2006" xmlns:o="urn:schemas-microsoft-com:office:office" xmlns:r="http://schemas.openxmlformats.org/officeDocument/2006/relationships" xmlns:m="http://schemas.openxmlformats.org/officeDocument/2006/math" xmlns:v="urn:schemas-microsoft-com:vml" xmlns:wp14="http://schemas.microsoft.com/office/word/2010/wordprocessingDrawing" xmlns:wp="http://schemas.openxmlformats.org/drawingml/2006/wordprocessingDrawing" xmlns:w10="urn:schemas-microsoft-com:office:word" xmlns:w="http://schemas.openxmlformats.org/wordprocessingml/2006/main" xmlns:w14="http://schemas.microsoft.com/office/word/2010/wordml" xmlns:wpg="http://schemas.microsoft.com/office/word/2010/wordprocessingGroup" xmlns:wpi="http://schemas.microsoft.com/office/word/2010/wordprocessingInk" xmlns:wne="http://schemas.microsoft.com/office/word/2006/wordml" xmlns:wps="http://schemas.microsoft.com/office/word/2010/wordprocessingShape" mc:Ignorable="w14 wp14">
+  <w:docDefaults>
+    <w:rPrDefault>
+      <w:rPr>
+        <w:rFonts w:ascii="宋体" w:eastAsia="宋体" w:hAnsi="宋体" w:cs="Times New Roman"/>
+        <w:sz w:val="24"/>
+        <w:szCs w:val="24"/>
+        <w:lang w:val="en-US" w:eastAsia="zh-CN" w:bidi="ar-SA"/>
+      </w:rPr>
+    </w:rPrDefault>
+    <w:pPrDefault/>
+  </w:docDefaults>
+  <w:latentStyles w:defLockedState="0" w:defUIPriority="99" w:defSemiHidden="1" w:defUnhideWhenUsed="1" w:defQFormat="0" w:count="267">
+    <w:lsdException w:name="Normal" w:semiHidden="0" w:uiPriority="0" w:unhideWhenUsed="0" w:qFormat="1"/>
+    <w:lsdException w:name="heading 1" w:semiHidden="0" w:uiPriority="9" w:unhideWhenUsed="0" w:qFormat="1"/>
+    <w:lsdException w:name="heading 2" w:uiPriority="9" w:qFormat="1"/>
+    <w:lsdException w:name="heading 3" w:uiPriority="9" w:qFormat="1"/>
+    <w:lsdException w:name="heading 4" w:uiPriority="9" w:qFormat="1"/>
+    <w:lsdException w:name="heading 5" w:uiPriority="9" w:qFormat="1"/>
+    <w:lsdException w:name="heading 6" w:uiPriority="9" w:qFormat="1"/>
+    <w:lsdException w:name="heading 7" w:uiPriority="9" w:qFormat="1"/>
+    <w:lsdException w:name="heading 8" w:uiPriority="9" w:qFormat="1"/>
+    <w:lsdException w:name="heading 9" w:uiPriority="9" w:qFormat="1"/>
+    <w:lsdException w:name="toc 1" w:uiPriority="39"/>
+    <w:lsdException w:name="toc 2" w:uiPriority="39"/>
+    <w:lsdException w:name="toc 3" w:uiPriority="39"/>
+    <w:lsdException w:name="toc 4" w:uiPriority="39"/>
+    <w:lsdException w:name="toc 5" w:uiPriority="39"/>
+    <w:lsdException w:name="toc 6" w:uiPriority="39"/>
+    <w:lsdException w:name="toc 7" w:uiPriority="39"/>
+    <w:lsdException w:name="toc 8" w:uiPriority="39"/>
+    <w:lsdException w:name="toc 9" w:uiPriority="39"/>
+    <w:lsdException w:name="caption" w:uiPriority="35" w:qFormat="1"/>
+    <w:lsdException w:name="Title" w:semiHidden="0" w:uiPriority="10" w:unhideWhenUsed="0" w:qFormat="1"/>
+    <w:lsdException w:name="Default Paragraph Font" w:uiPriority="1"/>
+    <w:lsdException w:name="Subtitle" w:semiHidden="0" w:uiPriority="11" w:unhideWhenUsed="0" w:qFormat="1"/>
+    <w:lsdException w:name="Strong" w:semiHidden="0" w:uiPriority="22" w:unhideWhenUsed="0" w:qFormat="1"/>
+    <w:lsdException w:name="Emphasis" w:semiHidden="0" w:uiPriority="20" w:unhideWhenUsed="0" w:qFormat="1"/>
+    <w:lsdException w:name="Table Grid" w:semiHidden="0" w:uiPriority="59" w:unhideWhenUsed="0"/>
+    <w:lsdException w:name="Placeholder Text" w:unhideWhenUsed="0"/>
+    <w:lsdException w:name="No Spacing" w:semiHidden="0" w:uiPriority="1" w:unhideWhenUsed="0" w:qFormat="1"/>
+    <w:lsdException w:name="Light Shading" w:semiHidden="0" w:uiPriority="60" w:unhideWhenUsed="0"/>
+    <w:lsdException w:name="Light List" w:semiHidden="0" w:uiPriority="61" w:unhideWhenUsed="0"/>
+    <w:lsdException w:name="Light Grid" w:semiHidden="0" w:uiPriority="62" w:unhideWhenUsed="0"/>
+    <w:lsdException w:name="Medium Shading 1" w:semiHidden="0" w:uiPriority="63" w:unhideWhenUsed="0"/>
+    <w:lsdException w:name="Medium Shading 2" w:semiHidden="0" w:uiPriority="64" w:unhideWhenUsed="0"/>
+    <w:lsdException w:name="Medium List 1" w:semiHidden="0" w:uiPriority="65" w:unhideWhenUsed="0"/>
+    <w:lsdException w:name="Medium List 2" w:semiHidden="0" w:uiPriority="66" w:unhideWhenUsed="0"/>
+    <w:lsdException w:name="Medium Grid 1" w:semiHidden="0" w:uiPriority="67" w:unhideWhenUsed="0"/>
+    <w:lsdException w:name="Medium Grid 2" w:semiHidden="0" w:uiPriority="68" w:unhideWhenUsed="0"/>
+    <w:lsdException w:name="Medium Grid 3" w:semiHidden="0" w:uiPriority="69" w:unhideWhenUsed="0"/>
+    <w:lsdException w:name="Dark List" w:semiHidden="0" w:uiPriority="70" w:unhideWhenUsed="0"/>
+    <w:lsdException w:name="Colorful Shading" w:semiHidden="0" w:uiPriority="71" w:unhideWhenUsed="0"/>
+    <w:lsdException w:name="Colorful List" w:semiHidden="0" w:uiPriority="72" w:unhideWhenUsed="0"/>
+    <w:lsdException w:name="Colorful Grid" w:semiHidden="0" w:uiPriority="73" w:unhideWhenUsed="0"/>
+    <w:lsdException w:name="Light Shading Accent 1" w:semiHidden="0" w:uiPriority="60" w:unhideWhenUsed="0"/>
+    <w:lsdException w:name="Light List Accent 1" w:semiHidden="0" w:uiPriority="61" w:unhideWhenUsed="0"/>
+    <w:lsdException w:name="Light Grid Accent 1" w:semiHidden="0" w:uiPriority="62" w:unhideWhenUsed="0"/>
+    <w:lsdException w:name="Medium Shading 1 Accent 1" w:semiHidden="0" w:uiPriority="63" w:unhideWhenUsed="0"/>
+    <w:lsdException w:name="Medium Shading 2 Accent 1" w:semiHidden="0" w:uiPriority="64" w:unhideWhenUsed="0"/>
+    <w:lsdException w:name="Medium List 1 Accent 1" w:semiHidden="0" w:uiPriority="65" w:unhideWhenUsed="0"/>
+    <w:lsdException w:name="Revision" w:unhideWhenUsed="0"/>
+    <w:lsdException w:name="List Paragraph" w:semiHidden="0" w:uiPriority="34" w:unhideWhenUsed="0" w:qFormat="1"/>
+    <w:lsdException w:name="Quote" w:semiHidden="0" w:uiPriority="29" w:unhideWhenUsed="0" w:qFormat="1"/>
+    <w:lsdException w:name="Intense Quote" w:semiHidden="0" w:uiPriority="30" w:unhideWhenUsed="0" w:qFormat="1"/>
+    <w:lsdException w:name="Medium List 2 Accent 1" w:semiHidden="0" w:uiPriority="66" w:unhideWhenUsed="0"/>
+    <w:lsdException w:name="Medium Grid 1 Accent 1" w:semiHidden="0" w:uiPriority="67" w:unhideWhenUsed="0"/>
+    <w:lsdException w:name="Medium Grid 2 Accent 1" w:semiHidden="0" w:uiPriority="68" w:unhideWhenUsed="0"/>
+    <w:lsdException w:name="Medium Grid 3 Accent 1" w:semiHidden="0" w:uiPriority="69" w:unhideWhenUsed="0"/>
+    <w:lsdException w:name="Dark List Accent 1" w:semiHidden="0" w:uiPriority="70" w:unhideWhenUsed="0"/>
+    <w:lsdException w:name="Colorful Shading Accent 1" w:semiHidden="0" w:uiPriority="71" w:unhideWhenUsed="0"/>
+    <w:lsdException w:name="Colorful List Accent 1" w:semiHidden="0" w:uiPriority="72" w:unhideWhenUsed="0"/>
+    <w:lsdException w:name="Colorful Grid Accent 1" w:semiHidden="0" w:uiPriority="73" w:unhideWhenUsed="0"/>
+    <w:lsdException w:name="Light Shading Accent 2" w:semiHidden="0" w:uiPriority="60" w:unhideWhenUsed="0"/>
+    <w:lsdException w:name="Light List Accent 2" w:semiHidden="0" w:uiPriority="61" w:unhideWhenUsed="0"/>
+    <w:lsdException w:name="Light Grid Accent 2" w:semiHidden="0" w:uiPriority="62" w:unhideWhenUsed="0"/>
+    <w:lsdException w:name="Medium Shading 1 Accent 2" w:semiHidden="0" w:uiPriority="63" w:unhideWhenUsed="0"/>
+    <w:lsdException w:name="Medium Shading 2 Accent 2" w:semiHidden="0" w:uiPriority="64" w:unhideWhenUsed="0"/>
+    <w:lsdException w:name="Medium List 1 Accent 2" w:semiHidden="0" w:uiPriority="65" w:unhideWhenUsed="0"/>
+    <w:lsdException w:name="Medium List 2 Accent 2" w:semiHidden="0" w:uiPriority="66" w:unhideWhenUsed="0"/>
+    <w:lsdException w:name="Medium Grid 1 Accent 2" w:semiHidden="0" w:uiPriority="67" w:unhideWhenUsed="0"/>
+    <w:lsdException w:name="Medium Grid 2 Accent 2" w:semiHidden="0" w:uiPriority="68" w:unhideWhenUsed="0"/>
+    <w:lsdException w:name="Medium Grid 3 Accent 2" w:semiHidden="0" w:uiPriority="69" w:unhideWhenUsed="0"/>
+    <w:lsdException w:name="Dark List Accent 2" w:semiHidden="0" w:uiPriority="70" w:unhideWhenUsed="0"/>
+    <w:lsdException w:name="Colorful Shading Accent 2" w:semiHidden="0" w:uiPriority="71" w:unhideWhenUsed="0"/>
+    <w:lsdException w:name="Colorful List Accent 2" w:semiHidden="0" w:uiPriority="72" w:unhideWhenUsed="0"/>
+    <w:lsdException w:name="Colorful Grid Accent 2" w:semiHidden="0" w:uiPriority="73" w:unhideWhenUsed="0"/>
+    <w:lsdException w:name="Light Shading Accent 3" w:semiHidden="0" w:uiPriority="60" w:unhideWhenUsed="0"/>
+    <w:lsdException w:name="Light List Accent 3" w:semiHidden="0" w:uiPriority="61" w:unhideWhenUsed="0"/>
+    <w:lsdException w:name="Light Grid Accent 3" w:semiHidden="0" w:uiPriority="62" w:unhideWhenUsed="0"/>
+    <w:lsdException w:name="Medium Shading 1 Accent 3" w:semiHidden="0" w:uiPriority="63" w:unhideWhenUsed="0"/>
+    <w:lsdException w:name="Medium Shading 2 Accent 3" w:semiHidden="0" w:uiPriority="64" w:unhideWhenUsed="0"/>
+    <w:lsdException w:name="Medium List 1 Accent 3" w:semiHidden="0" w:uiPriority="65" w:unhideWhenUsed="0"/>
+    <w:lsdException w:name="Medium List 2 Accent 3" w:semiHidden="0" w:uiPriority="66" w:unhideWhenUsed="0"/>
+    <w:lsdException w:name="Medium Grid 1 Accent 3" w:semiHidden="0" w:uiPriority="67" w:unhideWhenUsed="0"/>
+    <w:lsdException w:name="Medium Grid 2 Accent 3" w:semiHidden="0" w:uiPriority="68" w:unhideWhenUsed="0"/>
+    <w:lsdException w:name="Medium Grid 3 Accent 3" w:semiHidden="0" w:uiPriority="69" w:unhideWhenUsed="0"/>
+    <w:lsdException w:name="Dark List Accent 3" w:semiHidden="0" w:uiPriority="70" w:unhideWhenUsed="0"/>
+    <w:lsdException w:name="Colorful Shading Accent 3" w:semiHidden="0" w:uiPriority="71" w:unhideWhenUsed="0"/>
+    <w:lsdException w:name="Colorful List Accent 3" w:semiHidden="0" w:uiPriority="72" w:unhideWhenUsed="0"/>
+    <w:lsdException w:name="Colorful Grid Accent 3" w:semiHidden="0" w:uiPriority="73" w:unhideWhenUsed="0"/>
+    <w:lsdException w:name="Light Shading Accent 4" w:semiHidden="0" w:uiPriority="60" w:unhideWhenUsed="0"/>
+    <w:lsdException w:name="Light List Accent 4" w:semiHidden="0" w:uiPriority="61" w:unhideWhenUsed="0"/>
+    <w:lsdException w:name="Light Grid Accent 4" w:semiHidden="0" w:uiPriority="62" w:unhideWhenUsed="0"/>
+    <w:lsdException w:name="Medium Shading 1 Accent 4" w:semiHidden="0" w:uiPriority="63" w:unhideWhenUsed="0"/>
+    <w:lsdException w:name="Medium Shading 2 Accent 4" w:semiHidden="0" w:uiPriority="64" w:unhideWhenUsed="0"/>
+    <w:lsdException w:name="Medium List 1 Accent 4" w:semiHidden="0" w:uiPriority="65" w:unhideWhenUsed="0"/>
+    <w:lsdException w:name="Medium List 2 Accent 4" w:semiHidden="0" w:uiPriority="66" w:unhideWhenUsed="0"/>
+    <w:lsdException w:name="Medium Grid 1 Accent 4" w:semiHidden="0" w:uiPriority="67" w:unhideWhenUsed="0"/>
+    <w:lsdException w:name="Medium Grid 2 Accent 4" w:semiHidden="0" w:uiPriority="68" w:unhideWhenUsed="0"/>
+    <w:lsdException w:name="Medium Grid 3 Accent 4" w:semiHidden="0" w:uiPriority="69" w:unhideWhenUsed="0"/>
+    <w:lsdException w:name="Dark List Accent 4" w:semiHidden="0" w:uiPriority="70" w:unhideWhenUsed="0"/>
+    <w:lsdException w:name="Colorful Shading Accent 4" w:semiHidden="0" w:uiPriority="71" w:unhideWhenUsed="0"/>
+    <w:lsdException w:name="Colorful List Accent 4" w:semiHidden="0" w:uiPriority="72" w:unhideWhenUsed="0"/>
+    <w:lsdException w:name="Colorful Grid Accent 4" w:semiHidden="0" w:uiPriority="73" w:unhideWhenUsed="0"/>
+    <w:lsdException w:name="Light Shading Accent 5" w:semiHidden="0" w:uiPriority="60" w:unhideWhenUsed="0"/>
+    <w:lsdException w:name="Light List Accent 5" w:semiHidden="0" w:uiPriority="61" w:unhideWhenUsed="0"/>
+    <w:lsdException w:name="Light Grid Accent 5" w:semiHidden="0" w:uiPriority="62" w:unhideWhenUsed="0"/>
+    <w:lsdException w:name="Medium Shading 1 Accent 5" w:semiHidden="0" w:uiPriority="63" w:unhideWhenUsed="0"/>
+    <w:lsdException w:name="Medium Shading 2 Accent 5" w:semiHidden="0" w:uiPriority="64" w:unhideWhenUsed="0"/>
+    <w:lsdException w:name="Medium List 1 Accent 5" w:semiHidden="0" w:uiPriority="65" w:unhideWhenUsed="0"/>
+    <w:lsdException w:name="Medium List 2 Accent 5" w:semiHidden="0" w:uiPriority="66" w:unhideWhenUsed="0"/>
+    <w:lsdException w:name="Medium Grid 1 Accent 5" w:semiHidden="0" w:uiPriority="67" w:unhideWhenUsed="0"/>
+    <w:lsdException w:name="Medium Grid 2 Accent 5" w:semiHidden="0" w:uiPriority="68" w:unhideWhenUsed="0"/>
+    <w:lsdException w:name="Medium Grid 3 Accent 5" w:semiHidden="0" w:uiPriority="69" w:unhideWhenUsed="0"/>
+    <w:lsdException w:name="Dark List Accent 5" w:semiHidden="0" w:uiPriority="70" w:unhideWhenUsed="0"/>
+    <w:lsdException w:name="Colorful Shading Accent 5" w:semiHidden="0" w:uiPriority="71" w:unhideWhenUsed="0"/>
+    <w:lsdException w:name="Colorful List Accent 5" w:semiHidden="0" w:uiPriority="72" w:unhideWhenUsed="0"/>
+    <w:lsdException w:name="Colorful Grid Accent 5" w:semiHidden="0" w:uiPriority="73" w:unhideWhenUsed="0"/>
+    <w:lsdException w:name="Light Shading Accent 6" w:semiHidden="0" w:uiPriority="60" w:unhideWhenUsed="0"/>
+    <w:lsdException w:name="Light List Accent 6" w:semiHidden="0" w:uiPriority="61" w:unhideWhenUsed="0"/>
+    <w:lsdException w:name="Light Grid Accent 6" w:semiHidden="0" w:uiPriority="62" w:unhideWhenUsed="0"/>
+    <w:lsdException w:name="Medium Shading 1 Accent 6" w:semiHidden="0" w:uiPriority="63" w:unhideWhenUsed="0"/>
+    <w:lsdException w:name="Medium Shading 2 Accent 6" w:semiHidden="0" w:uiPriority="64" w:unhideWhenUsed="0"/>
+    <w:lsdException w:name="Medium List 1 Accent 6" w:semiHidden="0" w:uiPriority="65" w:unhideWhenUsed="0"/>
+    <w:lsdException w:name="Medium List 2 Accent 6" w:semiHidden="0" w:uiPriority="66" w:unhideWhenUsed="0"/>
+    <w:lsdException w:name="Medium Grid 1 Accent 6" w:semiHidden="0" w:uiPriority="67" w:unhideWhenUsed="0"/>
+    <w:lsdException w:name="Medium Grid 2 Accent 6" w:semiHidden="0" w:uiPriority="68" w:unhideWhenUsed="0"/>
+    <w:lsdException w:name="Medium Grid 3 Accent 6" w:semiHidden="0" w:uiPriority="69" w:unhideWhenUsed="0"/>
+    <w:lsdException w:name="Dark List Accent 6" w:semiHidden="0" w:uiPriority="70" w:unhideWhenUsed="0"/>
+    <w:lsdException w:name="Colorful Shading Accent 6" w:semiHidden="0" w:uiPriority="71" w:unhideWhenUsed="0"/>
+    <w:lsdException w:name="Colorful List Accent 6" w:semiHidden="0" w:uiPriority="72" w:unhideWhenUsed="0"/>
+    <w:lsdException w:name="Colorful Grid Accent 6" w:semiHidden="0" w:uiPriority="73" w:unhideWhenUsed="0"/>
+    <w:lsdException w:name="Subtle Emphasis" w:semiHidden="0" w:uiPriority="19" w:unhideWhenUsed="0" w:qFormat="1"/>
+    <w:lsdException w:name="Intense Emphasis" w:semiHidden="0" w:uiPriority="21" w:unhideWhenUsed="0" w:qFormat="1"/>
+    <w:lsdException w:name="Subtle Reference" w:semiHidden="0" w:uiPriority="31" w:unhideWhenUsed="0" w:qFormat="1"/>
+    <w:lsdException w:name="Intense Reference" w:semiHidden="0" w:uiPriority="32" w:unhideWhenUsed="0" w:qFormat="1"/>
+    <w:lsdException w:name="Book Title" w:semiHidden="0" w:uiPriority="33" w:unhideWhenUsed="0" w:qFormat="1"/>
+    <w:lsdException w:name="Bibliography" w:uiPriority="37"/>
+    <w:lsdException w:name="TOC Heading" w:uiPriority="39" w:qFormat="1"/>
+  </w:latentStyles>
+  <w:style w:type="paragraph" w:default="1" w:styleId="a">
+    <w:name w:val="Normal"/>
     <w:qFormat/>
+    <w:pPr>
+      <w:widowControl w:val="0"/>
+      <w:jc w:val="both"/>
+    </w:pPr>
+  </w:style>
+  <w:style w:type="paragraph" w:styleId="1">
+    <w:name w:val="heading 1"/>
+    <w:qFormat/>
+    <w:pPr>
+      <w:outlineLvl w:val="0"/>
+    </w:pPr>
+    <w:rPr>
+      <w:color w:val="2E74B5"/>
+      <w:sz w:val="32"/>
+      <w:szCs w:val="32"/>
+    </w:rPr>
+  </w:style>
+  <w:style w:type="paragraph" w:styleId="2">
+    <w:name w:val="heading 2"/>
+    <w:qFormat/>
+    <w:pPr>
+      <w:outlineLvl w:val="1"/>
+    </w:pPr>
+    <w:rPr>
+      <w:color w:val="2E74B5"/>
+      <w:sz w:val="26"/>
+      <w:szCs w:val="26"/>
+    </w:rPr>
+  </w:style>
+  <w:style w:type="paragraph" w:styleId="3">
+    <w:name w:val="heading 3"/>
+    <w:qFormat/>
+    <w:pPr>
+      <w:outlineLvl w:val="2"/>
+    </w:pPr>
+    <w:rPr>
+      <w:color w:val="1F4D78"/>
+    </w:rPr>
+  </w:style>
+  <w:style w:type="paragraph" w:styleId="4">
+    <w:name w:val="heading 4"/>
+    <w:qFormat/>
+    <w:pPr>
+      <w:outlineLvl w:val="3"/>
+    </w:pPr>
+    <w:rPr>
+      <w:i/>
+      <w:iCs/>
+      <w:color w:val="2E74B5"/>
+    </w:rPr>
+  </w:style>
+  <w:style w:type="paragraph" w:styleId="5">
+    <w:name w:val="heading 5"/>
+    <w:qFormat/>
+    <w:pPr>
+      <w:outlineLvl w:val="4"/>
+    </w:pPr>
+    <w:rPr>
+      <w:color w:val="2E74B5"/>
+    </w:rPr>
+  </w:style>
+  <w:style w:type="paragraph" w:styleId="6">
+    <w:name w:val="heading 6"/>
+    <w:qFormat/>
+    <w:pPr>
+      <w:outlineLvl w:val="5"/>
+    </w:pPr>
+    <w:rPr>
+      <w:color w:val="1F4D78"/>
+    </w:rPr>
+  </w:style>
+  <w:style w:type="character" w:default="1" w:styleId="a0">
+    <w:name w:val="Default Paragraph Font"/>
+    <w:uiPriority w:val="1"/>
+    <w:semiHidden/>
+    <w:unhideWhenUsed/>
+  </w:style>
+  <w:style w:type="table" w:default="1" w:styleId="a1">
+    <w:name w:val="Normal Table"/>
     <w:uiPriority w:val="99"/>
+    <w:semiHidden/>
+    <w:unhideWhenUsed/>
+    <w:tblPr>
+      <w:tblInd w:w="0" w:type="dxa"/>
+      <w:tblCellMar>
+        <w:top w:w="0" w:type="dxa"/>
+        <w:left w:w="108" w:type="dxa"/>
+        <w:bottom w:w="0" w:type="dxa"/>
+        <w:right w:w="108" w:type="dxa"/>
+      </w:tblCellMar>
+    </w:tblPr>
+  </w:style>
+  <w:style w:type="numbering" w:default="1" w:styleId="a2">
+    <w:name w:val="No List"/>
+    <w:uiPriority w:val="99"/>
+    <w:semiHidden/>
+    <w:unhideWhenUsed/>
+  </w:style>
+  <w:style w:type="paragraph" w:styleId="a3">
+    <w:name w:val="Title"/>
+    <w:qFormat/>
+    <w:rPr>
+      <w:sz w:val="56"/>
+      <w:szCs w:val="56"/>
+    </w:rPr>
+  </w:style>
+  <w:style w:type="paragraph" w:customStyle="1" w:styleId="10">
+    <w:name w:val="要点1"/>
+    <w:qFormat/>
+    <w:rPr>
+      <w:b/>
+      <w:bCs/>
+    </w:rPr>
+  </w:style>
+  <w:style w:type="paragraph" w:styleId="a4">
+    <w:name w:val="List Paragraph"/>
+    <w:qFormat/>
+  </w:style>
+  <w:style w:type="character" w:styleId="a5">
+    <w:name w:val="Hyperlink"/>
+    <w:uiPriority w:val="99"/>
+    <w:unhideWhenUsed/>
+    <w:rPr>
+      <w:color w:val="0563C1"/>
+      <w:u w:val="single"/>
+    </w:rPr>
+  </w:style>
+  <w:style w:type="character" w:styleId="a6">
+    <w:name w:val="footnote reference"/>
+    <w:uiPriority w:val="99"/>
+    <w:semiHidden/>
+    <w:unhideWhenUsed/>
+    <w:rPr>
+      <w:vertAlign w:val="superscript"/>
+    </w:rPr>
+  </w:style>
+  <w:style w:type="paragraph" w:styleId="a7">
+    <w:name w:val="footnote text"/>
+    <w:link w:val="Char"/>
+    <w:uiPriority w:val="99"/>
+    <w:semiHidden/>
+    <w:unhideWhenUsed/>
+    <w:rPr>
+      <w:sz w:val="20"/>
+      <w:szCs w:val="20"/>
+    </w:rPr>
+  </w:style>
+  <w:style w:type="character" w:customStyle="1" w:styleId="Char">
+    <w:name w:val="脚注文本 Char"/>
+    <w:link w:val="a7"/>
+    <w:uiPriority w:val="99"/>
+    <w:semiHidden/>
+    <w:unhideWhenUsed/>
+    <w:rPr>
+      <w:sz w:val="20"/>
+      <w:szCs w:val="20"/>
+    </w:rPr>
+  </w:style>
+  <w:style w:type="character" w:styleId="a8">
+    <w:name w:val="endnote reference"/>
+    <w:uiPriority w:val="99"/>
+    <w:semiHidden/>
+    <w:unhideWhenUsed/>
+    <w:rPr>
+      <w:vertAlign w:val="superscript"/>
+    </w:rPr>
+  </w:style>
+  <w:style w:type="paragraph" w:styleId="a9">
+    <w:name w:val="endnote text"/>
+    <w:link w:val="Char0"/>
+    <w:uiPriority w:val="99"/>
+    <w:semiHidden/>
+    <w:unhideWhenUsed/>
+    <w:rPr>
+      <w:sz w:val="20"/>
+      <w:szCs w:val="20"/>
+    </w:rPr>
+  </w:style>
+  <w:style w:type="character" w:customStyle="1" w:styleId="Char0">
+    <w:name w:val="尾注文本 Char"/>
+    <w:link w:val="a9"/>
+    <w:uiPriority w:val="99"/>
+    <w:semiHidden/>
+    <w:unhideWhenUsed/>
     <w:rPr>
       <w:sz w:val="20"/>
       <w:szCs w:val="20"/>
@@ -8229,5 +8040,6 @@
     </a:fmtScheme>
   </a:themeElements>
   <a:objectDefaults/>
+  <a:extraClrSchemeLst/>
 </a:theme>
 </file>
--- a/开题任务书_测井约束下基于深度学习的井震联合速度场建模方法与系统实现.docx
+++ b/开题任务书_测井约束下基于深度学习的井震联合速度场建模方法与系统实现.docx
@@ -2541,7 +2541,7 @@
                 <w:b w:val="0"/>
                 <w:sz w:val="21"/>
               </w:rPr>
-              <w:t>对 1601×401 规模的二维剖面，GPU 环境下单次预测不超过 5 s，CPU 环境下不超过 60 s；训练支持 GPU 加速，无 GPU 时自动回退到 CPU；训练、插值等耗时任务放在后台线程执行，界面保持响应。</w:t>
+              <w:t>对 2721×701 规模的二维剖面，GPU 环境下单次预测不超过 5 s，CPU 环境下不超过 60 s；训练支持 GPU 加速，无 GPU 时自动回退到 CPU；训练、插值等耗时任务放在后台线程执行，界面保持响应。</w:t>
             </w:r>
           </w:p>
           <w:p>
@@ -2979,7 +2979,7 @@
                 <w:b w:val="0"/>
                 <w:sz w:val="21"/>
               </w:rPr>
-              <w:t>① Marmousi2 模型[1]：纵波速度模型（1601×401 网格，速度 1.03～4.70 km/s）及合成地震剖面（2721×701）。两类数据在训练前按坐标范围、采样间隔和网格尺寸进行裁剪与重采样，真值已知，用于训练与定量评估；② Marmousi 原始速度模型（2301×751 网格，速度 1.5～5.5 km/s），用于跨模型泛化测试；③ 新西兰 Taranaki 盆地整理测井数据集[9]（含声波、密度、伽马等曲线及井位坐标），用于测井读取与预处理模块的开发和验证。</w:t>
+              <w:t>① Marmousi2 模型[1]：官方纵波速度模型（13601×2801，1.25 m 网格，速度 1.03～4.70 km/s）及配套的深度域合成地震剖面（2721×701）。训练前将速度模型横向每 5 点、纵向每 4 点抽样到地震网格（道距 6.25 m、深度采样 5 m），两者逐点对齐、真值已知，用于训练与定量评估；② Marmousi 原始模型（2301×751）、Sigsbee2A 与 SEG/EAGE Overthrust 模型，经重采样并正演合成地震后，用于跨模型泛化测试；③ 新西兰 Taranaki 盆地整理测井数据集[9]（407 口井，其中 339 口含声波时差曲线）及井位坐标，用于测井读取与预处理模块的开发和验证。</w:t>
             </w:r>
           </w:p>
           <w:p>
@@ -4689,7 +4689,7 @@
                 <w:b w:val="0"/>
                 <w:sz w:val="21"/>
               </w:rPr>
-              <w:t>Marmousi2 速度模型及其合成地震剖面（真值已知，用于定量评估，训练前统一网格）；Marmousi 原始速度模型（用于跨模型泛化测试）；Taranaki 盆地真实测井数据（文件完整性校验通过后，用于测井读取与预处理模块测试）；人为构造的异常文件（格式错误、缺值、维度不符等，用于健壮性测试）。</w:t>
+              <w:t>Marmousi2 速度模型及其配套合成地震剖面（真值已知，用于定量评估，训练前抽样到同一网格）；Marmousi 原始模型、Sigsbee2A、Overthrust 模型（用于跨模型泛化测试）；Taranaki 盆地真实测井数据（已下载并通过 MD5 校验，用于测井读取与预处理模块测试）；人为构造的异常文件（格式错误、缺值、维度不符等，用于健壮性测试）。</w:t>
             </w:r>
           </w:p>
         </w:tc>
@@ -5641,7 +5641,7 @@
                 <w:b w:val="0"/>
                 <w:sz w:val="21"/>
               </w:rPr>
-              <w:t>部分公开数据集体量较大（如 Taranaki 测井数据约 229 MB），下载易中断；算法调参耗时难以预估。应对：提前完整下载并校验数据；按增量开发，优先保证核心链路可运行，每周对照进度表检查，必要时压缩非核心功能（如报告自动生成）。</w:t>
+              <w:t>部分公开数据集体量较大、官方下载页面需人工验证，数据来源与网格参数需逐一核实；算法调参耗时难以预估。应对：开题阶段已完成主要数据的下载、MD5 校验与网格核对，并记录在数据清单中；按增量开发，优先保证核心链路可运行，每周对照进度表检查，必要时压缩非核心功能（如报告自动生成）。</w:t>
             </w:r>
           </w:p>
         </w:tc>
